--- a/支出科目分攤表範本.docx
+++ b/支出科目分攤表範本.docx
@@ -112,7 +112,7 @@
               <w:rPr>
                 <w:noProof/>
               </w:rPr>
-              <w:pict w14:anchorId="3C912DF0">
+              <w:pict w14:anchorId="2744F1C6">
                 <v:shapetype id="_x0000_t202" coordsize="21600,21600" o:spt="202" path="m,l,21600r21600,l21600,xe">
                   <v:stroke joinstyle="miter"/>
                   <v:path gradientshapeok="t" o:connecttype="rect"/>
@@ -140,7 +140,7 @@
       </w:tr>
       <w:tr>
         <w:trPr>
-          <w:trHeight w:val="695"/>
+          <w:trHeight w:val="330"/>
         </w:trPr>
         <w:tc>
           <w:tcPr>
@@ -160,7 +160,7 @@
               <w:ind w:firstLine="480"/>
               <w:jc w:val="both"/>
               <w:rPr>
-                <w:rFonts w:ascii="標楷體" w:eastAsia="標楷體" w:hAnsi="標楷體" w:cs="Arial Unicode MS" w:hint="eastAsia"/>
+                <w:rFonts w:ascii="標楷體" w:eastAsia="標楷體" w:hAnsi="標楷體" w:cs="Arial Unicode MS"/>
               </w:rPr>
             </w:pPr>
             <w:r>
@@ -171,23 +171,23 @@
             </w:r>
             <w:r>
               <w:rPr>
-                <w:rFonts w:ascii="標楷體" w:eastAsia="標楷體" w:hAnsi="標楷體" w:hint="eastAsia"/>
-                <w:color w:val="FF0000"/>
-              </w:rPr>
-              <w:t xml:space="preserve">               </w:t>
-            </w:r>
-            <w:r>
-              <w:rPr>
-                <w:rFonts w:ascii="標楷體" w:eastAsia="標楷體" w:hAnsi="標楷體"/>
-              </w:rPr>
-              <w:t xml:space="preserve">　總金額新台幣：</w:t>
-            </w:r>
-            <w:r>
-              <w:rPr>
-                <w:rFonts w:ascii="標楷體" w:eastAsia="標楷體" w:hAnsi="標楷體" w:hint="eastAsia"/>
-                <w:color w:val="FF0000"/>
-              </w:rPr>
-              <w:t xml:space="preserve"> </w:t>
+                <w:rFonts w:ascii="標楷體" w:eastAsia="標楷體" w:hAnsi="標楷體"/>
+                <w:color w:val="FF0000"/>
+              </w:rPr>
+              <w:t>00年00月</w:t>
+            </w:r>
+            <w:r>
+              <w:rPr>
+                <w:rFonts w:ascii="標楷體" w:eastAsia="標楷體" w:hAnsi="標楷體"/>
+              </w:rPr>
+              <w:t xml:space="preserve">　總金額新台幣：　</w:t>
+            </w:r>
+            <w:r>
+              <w:rPr>
+                <w:rFonts w:ascii="標楷體" w:eastAsia="標楷體" w:hAnsi="標楷體"/>
+                <w:color w:val="FF0000"/>
+              </w:rPr>
+              <w:t>00,000</w:t>
             </w:r>
           </w:p>
         </w:tc>
@@ -229,6 +229,8 @@
             <w:tcW w:w="1735" w:type="dxa"/>
             <w:vMerge w:val="restart"/>
             <w:tcBorders>
+              <w:top w:val="single" w:sz="4" w:space="0" w:color="000000"/>
+              <w:bottom w:val="single" w:sz="4" w:space="0" w:color="000000"/>
               <w:right w:val="single" w:sz="4" w:space="0" w:color="000000"/>
             </w:tcBorders>
             <w:vAlign w:val="center"/>
@@ -254,6 +256,8 @@
             <w:tcW w:w="1349" w:type="dxa"/>
             <w:vMerge w:val="restart"/>
             <w:tcBorders>
+              <w:top w:val="single" w:sz="4" w:space="0" w:color="000000"/>
+              <w:bottom w:val="single" w:sz="4" w:space="0" w:color="000000"/>
               <w:right w:val="single" w:sz="4" w:space="0" w:color="000000"/>
             </w:tcBorders>
             <w:vAlign w:val="center"/>
@@ -393,6 +397,7 @@
             <w:tcW w:w="1735" w:type="dxa"/>
             <w:vMerge/>
             <w:tcBorders>
+              <w:top w:val="single" w:sz="4" w:space="0" w:color="000000"/>
               <w:bottom w:val="single" w:sz="4" w:space="0" w:color="000000"/>
               <w:right w:val="single" w:sz="4" w:space="0" w:color="000000"/>
             </w:tcBorders>
@@ -413,6 +418,7 @@
             <w:tcW w:w="1349" w:type="dxa"/>
             <w:vMerge/>
             <w:tcBorders>
+              <w:top w:val="single" w:sz="4" w:space="0" w:color="000000"/>
               <w:bottom w:val="single" w:sz="4" w:space="0" w:color="000000"/>
               <w:right w:val="single" w:sz="4" w:space="0" w:color="000000"/>
             </w:tcBorders>
@@ -490,6 +496,55 @@
             <w:tcBorders>
               <w:right w:val="single" w:sz="4" w:space="0" w:color="000000"/>
             </w:tcBorders>
+            <w:vAlign w:val="bottom"/>
+          </w:tcPr>
+          <w:p>
+            <w:pPr>
+              <w:spacing w:line="520" w:lineRule="exact"/>
+              <w:rPr>
+                <w:rFonts w:ascii="標楷體" w:eastAsia="標楷體" w:hAnsi="標楷體" w:cs="Arial Unicode MS"/>
+                <w:color w:val="FF0000"/>
+              </w:rPr>
+            </w:pPr>
+            <w:r>
+              <w:rPr>
+                <w:color w:val="FF0000"/>
+              </w:rPr>
+              <w:t>教育部</w:t>
+            </w:r>
+            <w:r>
+              <w:rPr>
+                <w:color w:val="FF0000"/>
+              </w:rPr>
+              <w:t>_</w:t>
+            </w:r>
+            <w:r>
+              <w:rPr>
+                <w:color w:val="FF0000"/>
+              </w:rPr>
+              <w:t>技專校院高等教育深耕計畫附冊</w:t>
+            </w:r>
+            <w:r>
+              <w:rPr>
+                <w:color w:val="FF0000"/>
+              </w:rPr>
+              <w:t>-</w:t>
+            </w:r>
+            <w:r>
+              <w:rPr>
+                <w:color w:val="FF0000"/>
+              </w:rPr>
+              <w:t>落實大學社會責任實踐計畫</w:t>
+            </w:r>
+          </w:p>
+        </w:tc>
+        <w:tc>
+          <w:tcPr>
+            <w:tcW w:w="1547" w:type="dxa"/>
+            <w:tcBorders>
+              <w:bottom w:val="single" w:sz="4" w:space="0" w:color="000000"/>
+              <w:right w:val="single" w:sz="4" w:space="0" w:color="000000"/>
+            </w:tcBorders>
             <w:vAlign w:val="center"/>
           </w:tcPr>
           <w:p>
@@ -501,11 +556,17 @@
                 <w:color w:val="FF0000"/>
               </w:rPr>
             </w:pPr>
-          </w:p>
-        </w:tc>
-        <w:tc>
-          <w:tcPr>
-            <w:tcW w:w="1547" w:type="dxa"/>
+            <w:r>
+              <w:rPr>
+                <w:color w:val="FF0000"/>
+              </w:rPr>
+              <w:t>勞保費</w:t>
+            </w:r>
+          </w:p>
+        </w:tc>
+        <w:tc>
+          <w:tcPr>
+            <w:tcW w:w="1735" w:type="dxa"/>
             <w:tcBorders>
               <w:top w:val="single" w:sz="4" w:space="0" w:color="000000"/>
               <w:bottom w:val="single" w:sz="4" w:space="0" w:color="000000"/>
@@ -516,53 +577,44 @@
           <w:p>
             <w:pPr>
               <w:spacing w:line="520" w:lineRule="exact"/>
-              <w:jc w:val="center"/>
-              <w:rPr>
-                <w:rFonts w:ascii="標楷體" w:eastAsia="標楷體" w:hAnsi="標楷體" w:cs="Arial Unicode MS"/>
-                <w:color w:val="FF0000"/>
-              </w:rPr>
-            </w:pPr>
-          </w:p>
-        </w:tc>
-        <w:tc>
-          <w:tcPr>
-            <w:tcW w:w="1735" w:type="dxa"/>
+              <w:jc w:val="both"/>
+              <w:rPr>
+                <w:rFonts w:ascii="標楷體" w:eastAsia="標楷體" w:hAnsi="標楷體" w:cs="Arial Unicode MS"/>
+                <w:color w:val="FF0000"/>
+              </w:rPr>
+            </w:pPr>
+            <w:r>
+              <w:rPr>
+                <w:rFonts w:ascii="標楷體" w:eastAsia="標楷體" w:hAnsi="標楷體"/>
+                <w:color w:val="FF0000"/>
+              </w:rPr>
+              <w:t xml:space="preserve">　00,000</w:t>
+            </w:r>
+          </w:p>
+        </w:tc>
+        <w:tc>
+          <w:tcPr>
+            <w:tcW w:w="1349" w:type="dxa"/>
             <w:tcBorders>
               <w:top w:val="single" w:sz="4" w:space="0" w:color="000000"/>
               <w:bottom w:val="single" w:sz="4" w:space="0" w:color="000000"/>
               <w:right w:val="single" w:sz="4" w:space="0" w:color="000000"/>
             </w:tcBorders>
-            <w:vAlign w:val="center"/>
-          </w:tcPr>
-          <w:p>
-            <w:pPr>
-              <w:spacing w:line="520" w:lineRule="exact"/>
-              <w:jc w:val="center"/>
-              <w:rPr>
-                <w:rFonts w:ascii="標楷體" w:eastAsia="標楷體" w:hAnsi="標楷體" w:cs="Arial Unicode MS"/>
-                <w:color w:val="FF0000"/>
-              </w:rPr>
-            </w:pPr>
-          </w:p>
-        </w:tc>
-        <w:tc>
-          <w:tcPr>
-            <w:tcW w:w="1349" w:type="dxa"/>
-            <w:tcBorders>
-              <w:top w:val="single" w:sz="4" w:space="0" w:color="000000"/>
-              <w:bottom w:val="single" w:sz="4" w:space="0" w:color="000000"/>
-              <w:right w:val="single" w:sz="4" w:space="0" w:color="000000"/>
-            </w:tcBorders>
-            <w:vAlign w:val="center"/>
-          </w:tcPr>
-          <w:p>
-            <w:pPr>
-              <w:spacing w:line="520" w:lineRule="exact"/>
-              <w:jc w:val="both"/>
-              <w:rPr>
-                <w:rFonts w:ascii="標楷體" w:eastAsia="標楷體" w:hAnsi="標楷體" w:cs="Arial Unicode MS"/>
-              </w:rPr>
-            </w:pPr>
+            <w:vAlign w:val="bottom"/>
+          </w:tcPr>
+          <w:p>
+            <w:pPr>
+              <w:spacing w:line="520" w:lineRule="exact"/>
+              <w:rPr>
+                <w:rFonts w:ascii="標楷體" w:eastAsia="標楷體" w:hAnsi="標楷體" w:cs="Arial Unicode MS"/>
+              </w:rPr>
+            </w:pPr>
+            <w:r>
+              <w:rPr>
+                <w:rFonts w:ascii="標楷體" w:eastAsia="標楷體" w:hAnsi="標楷體"/>
+              </w:rPr>
+              <w:t xml:space="preserve">　</w:t>
+            </w:r>
           </w:p>
         </w:tc>
         <w:tc>
@@ -647,62 +699,77 @@
           <w:tcPr>
             <w:tcW w:w="1547" w:type="dxa"/>
             <w:tcBorders>
-              <w:top w:val="single" w:sz="4" w:space="0" w:color="000000"/>
-              <w:bottom w:val="single" w:sz="4" w:space="0" w:color="000000"/>
-              <w:right w:val="single" w:sz="4" w:space="0" w:color="000000"/>
-            </w:tcBorders>
-            <w:vAlign w:val="center"/>
-          </w:tcPr>
-          <w:p>
-            <w:pPr>
-              <w:spacing w:line="520" w:lineRule="exact"/>
-              <w:jc w:val="center"/>
-              <w:rPr>
-                <w:rFonts w:ascii="標楷體" w:eastAsia="標楷體" w:hAnsi="標楷體" w:cs="Arial Unicode MS"/>
-                <w:color w:val="FF0000"/>
-              </w:rPr>
-            </w:pPr>
+              <w:bottom w:val="single" w:sz="4" w:space="0" w:color="000000"/>
+              <w:right w:val="single" w:sz="4" w:space="0" w:color="000000"/>
+            </w:tcBorders>
+            <w:vAlign w:val="center"/>
+          </w:tcPr>
+          <w:p>
+            <w:pPr>
+              <w:spacing w:line="520" w:lineRule="exact"/>
+              <w:jc w:val="both"/>
+              <w:rPr>
+                <w:rFonts w:ascii="標楷體" w:eastAsia="標楷體" w:hAnsi="標楷體" w:cs="Arial Unicode MS"/>
+                <w:color w:val="FF0000"/>
+              </w:rPr>
+            </w:pPr>
+            <w:r>
+              <w:rPr>
+                <w:color w:val="FF0000"/>
+              </w:rPr>
+              <w:t>勞退提繳</w:t>
+            </w:r>
           </w:p>
         </w:tc>
         <w:tc>
           <w:tcPr>
             <w:tcW w:w="1735" w:type="dxa"/>
             <w:tcBorders>
-              <w:top w:val="single" w:sz="4" w:space="0" w:color="000000"/>
-              <w:bottom w:val="single" w:sz="4" w:space="0" w:color="000000"/>
-              <w:right w:val="single" w:sz="4" w:space="0" w:color="000000"/>
-            </w:tcBorders>
-            <w:vAlign w:val="center"/>
-          </w:tcPr>
-          <w:p>
-            <w:pPr>
-              <w:spacing w:line="520" w:lineRule="exact"/>
-              <w:jc w:val="center"/>
-              <w:rPr>
-                <w:rFonts w:ascii="標楷體" w:eastAsia="標楷體" w:hAnsi="標楷體" w:cs="Arial Unicode MS"/>
-                <w:color w:val="FF0000"/>
-              </w:rPr>
-            </w:pPr>
+              <w:bottom w:val="single" w:sz="4" w:space="0" w:color="000000"/>
+              <w:right w:val="single" w:sz="4" w:space="0" w:color="000000"/>
+            </w:tcBorders>
+            <w:vAlign w:val="center"/>
+          </w:tcPr>
+          <w:p>
+            <w:pPr>
+              <w:spacing w:line="520" w:lineRule="exact"/>
+              <w:jc w:val="both"/>
+              <w:rPr>
+                <w:rFonts w:ascii="標楷體" w:eastAsia="標楷體" w:hAnsi="標楷體" w:cs="Arial Unicode MS"/>
+                <w:color w:val="FF0000"/>
+              </w:rPr>
+            </w:pPr>
+            <w:r>
+              <w:rPr>
+                <w:rFonts w:ascii="標楷體" w:eastAsia="標楷體" w:hAnsi="標楷體"/>
+                <w:color w:val="FF0000"/>
+              </w:rPr>
+              <w:t xml:space="preserve">　00,000</w:t>
+            </w:r>
           </w:p>
         </w:tc>
         <w:tc>
           <w:tcPr>
             <w:tcW w:w="1349" w:type="dxa"/>
             <w:tcBorders>
-              <w:top w:val="single" w:sz="4" w:space="0" w:color="000000"/>
-              <w:bottom w:val="single" w:sz="4" w:space="0" w:color="000000"/>
-              <w:right w:val="single" w:sz="4" w:space="0" w:color="000000"/>
-            </w:tcBorders>
-            <w:vAlign w:val="center"/>
-          </w:tcPr>
-          <w:p>
-            <w:pPr>
-              <w:spacing w:line="520" w:lineRule="exact"/>
-              <w:jc w:val="both"/>
-              <w:rPr>
-                <w:rFonts w:ascii="標楷體" w:eastAsia="標楷體" w:hAnsi="標楷體" w:cs="Arial Unicode MS"/>
-              </w:rPr>
-            </w:pPr>
+              <w:bottom w:val="single" w:sz="4" w:space="0" w:color="000000"/>
+              <w:right w:val="single" w:sz="4" w:space="0" w:color="000000"/>
+            </w:tcBorders>
+            <w:vAlign w:val="bottom"/>
+          </w:tcPr>
+          <w:p>
+            <w:pPr>
+              <w:spacing w:line="520" w:lineRule="exact"/>
+              <w:rPr>
+                <w:rFonts w:ascii="標楷體" w:eastAsia="標楷體" w:hAnsi="標楷體" w:cs="Arial Unicode MS"/>
+              </w:rPr>
+            </w:pPr>
+            <w:r>
+              <w:rPr>
+                <w:rFonts w:ascii="標楷體" w:eastAsia="標楷體" w:hAnsi="標楷體"/>
+              </w:rPr>
+              <w:t xml:space="preserve">　</w:t>
+            </w:r>
           </w:p>
         </w:tc>
         <w:tc>
@@ -710,7 +777,6 @@
             <w:tcW w:w="2131" w:type="dxa"/>
             <w:vMerge/>
             <w:tcBorders>
-              <w:top w:val="single" w:sz="4" w:space="0" w:color="000000"/>
               <w:left w:val="single" w:sz="4" w:space="0" w:color="000000"/>
               <w:bottom w:val="single" w:sz="4" w:space="0" w:color="000000"/>
               <w:right w:val="single" w:sz="4" w:space="0" w:color="000000"/>
@@ -731,7 +797,7 @@
       <w:tr>
         <w:trPr>
           <w:cantSplit/>
-          <w:trHeight w:val="848"/>
+          <w:trHeight w:val="330"/>
         </w:trPr>
         <w:tc>
           <w:tcPr>
@@ -782,62 +848,77 @@
           <w:tcPr>
             <w:tcW w:w="1547" w:type="dxa"/>
             <w:tcBorders>
-              <w:top w:val="single" w:sz="4" w:space="0" w:color="000000"/>
-              <w:bottom w:val="single" w:sz="4" w:space="0" w:color="000000"/>
-              <w:right w:val="single" w:sz="4" w:space="0" w:color="000000"/>
-            </w:tcBorders>
-            <w:vAlign w:val="center"/>
-          </w:tcPr>
-          <w:p>
-            <w:pPr>
-              <w:spacing w:line="520" w:lineRule="exact"/>
-              <w:jc w:val="center"/>
-              <w:rPr>
-                <w:rFonts w:ascii="標楷體" w:eastAsia="標楷體" w:hAnsi="標楷體" w:cs="Arial Unicode MS"/>
-                <w:color w:val="FF0000"/>
-              </w:rPr>
-            </w:pPr>
+              <w:bottom w:val="single" w:sz="4" w:space="0" w:color="000000"/>
+              <w:right w:val="single" w:sz="4" w:space="0" w:color="000000"/>
+            </w:tcBorders>
+            <w:vAlign w:val="center"/>
+          </w:tcPr>
+          <w:p>
+            <w:pPr>
+              <w:spacing w:line="520" w:lineRule="exact"/>
+              <w:jc w:val="both"/>
+              <w:rPr>
+                <w:rFonts w:ascii="標楷體" w:eastAsia="標楷體" w:hAnsi="標楷體" w:cs="Arial Unicode MS"/>
+                <w:color w:val="FF0000"/>
+              </w:rPr>
+            </w:pPr>
+            <w:r>
+              <w:rPr>
+                <w:color w:val="FF0000"/>
+              </w:rPr>
+              <w:t>健保費</w:t>
+            </w:r>
           </w:p>
         </w:tc>
         <w:tc>
           <w:tcPr>
             <w:tcW w:w="1735" w:type="dxa"/>
             <w:tcBorders>
-              <w:top w:val="single" w:sz="4" w:space="0" w:color="000000"/>
-              <w:bottom w:val="single" w:sz="4" w:space="0" w:color="000000"/>
-              <w:right w:val="single" w:sz="4" w:space="0" w:color="000000"/>
-            </w:tcBorders>
-            <w:vAlign w:val="center"/>
-          </w:tcPr>
-          <w:p>
-            <w:pPr>
-              <w:spacing w:line="520" w:lineRule="exact"/>
-              <w:jc w:val="center"/>
-              <w:rPr>
-                <w:rFonts w:ascii="標楷體" w:eastAsia="標楷體" w:hAnsi="標楷體" w:cs="Arial Unicode MS"/>
-                <w:color w:val="FF0000"/>
-              </w:rPr>
-            </w:pPr>
+              <w:bottom w:val="single" w:sz="4" w:space="0" w:color="000000"/>
+              <w:right w:val="single" w:sz="4" w:space="0" w:color="000000"/>
+            </w:tcBorders>
+            <w:vAlign w:val="center"/>
+          </w:tcPr>
+          <w:p>
+            <w:pPr>
+              <w:spacing w:line="520" w:lineRule="exact"/>
+              <w:jc w:val="both"/>
+              <w:rPr>
+                <w:rFonts w:ascii="標楷體" w:eastAsia="標楷體" w:hAnsi="標楷體" w:cs="Arial Unicode MS"/>
+                <w:color w:val="FF0000"/>
+              </w:rPr>
+            </w:pPr>
+            <w:r>
+              <w:rPr>
+                <w:rFonts w:ascii="標楷體" w:eastAsia="標楷體" w:hAnsi="標楷體"/>
+                <w:color w:val="FF0000"/>
+              </w:rPr>
+              <w:t xml:space="preserve">　00,000</w:t>
+            </w:r>
           </w:p>
         </w:tc>
         <w:tc>
           <w:tcPr>
             <w:tcW w:w="1349" w:type="dxa"/>
             <w:tcBorders>
-              <w:top w:val="single" w:sz="4" w:space="0" w:color="000000"/>
-              <w:bottom w:val="single" w:sz="4" w:space="0" w:color="000000"/>
-              <w:right w:val="single" w:sz="4" w:space="0" w:color="000000"/>
-            </w:tcBorders>
-            <w:vAlign w:val="center"/>
-          </w:tcPr>
-          <w:p>
-            <w:pPr>
-              <w:spacing w:line="520" w:lineRule="exact"/>
-              <w:jc w:val="both"/>
-              <w:rPr>
-                <w:rFonts w:ascii="標楷體" w:eastAsia="標楷體" w:hAnsi="標楷體" w:cs="Arial Unicode MS"/>
-              </w:rPr>
-            </w:pPr>
+              <w:bottom w:val="single" w:sz="4" w:space="0" w:color="000000"/>
+              <w:right w:val="single" w:sz="4" w:space="0" w:color="000000"/>
+            </w:tcBorders>
+            <w:vAlign w:val="bottom"/>
+          </w:tcPr>
+          <w:p>
+            <w:pPr>
+              <w:spacing w:line="520" w:lineRule="exact"/>
+              <w:rPr>
+                <w:rFonts w:ascii="標楷體" w:eastAsia="標楷體" w:hAnsi="標楷體" w:cs="Arial Unicode MS"/>
+              </w:rPr>
+            </w:pPr>
+            <w:r>
+              <w:rPr>
+                <w:rFonts w:ascii="標楷體" w:eastAsia="標楷體" w:hAnsi="標楷體"/>
+              </w:rPr>
+              <w:t xml:space="preserve">　</w:t>
+            </w:r>
           </w:p>
         </w:tc>
         <w:tc>
@@ -845,7 +926,6 @@
             <w:tcW w:w="2131" w:type="dxa"/>
             <w:vMerge/>
             <w:tcBorders>
-              <w:top w:val="single" w:sz="4" w:space="0" w:color="000000"/>
               <w:left w:val="single" w:sz="4" w:space="0" w:color="000000"/>
               <w:bottom w:val="single" w:sz="4" w:space="0" w:color="000000"/>
               <w:right w:val="single" w:sz="4" w:space="0" w:color="000000"/>
@@ -866,7 +946,7 @@
       <w:tr>
         <w:trPr>
           <w:cantSplit/>
-          <w:trHeight w:val="664"/>
+          <w:trHeight w:val="330"/>
         </w:trPr>
         <w:tc>
           <w:tcPr>
@@ -894,6 +974,12 @@
                 <w:rFonts w:ascii="標楷體" w:eastAsia="標楷體" w:hAnsi="標楷體"/>
               </w:rPr>
               <w:t xml:space="preserve">合計新台幣　</w:t>
+            </w:r>
+            <w:r>
+              <w:rPr>
+                <w:color w:val="FF0000"/>
+              </w:rPr>
+              <w:t>零萬零千零百零拾零元整</w:t>
             </w:r>
           </w:p>
         </w:tc>

--- a/支出科目分攤表範本.docx
+++ b/支出科目分攤表範本.docx
@@ -106,7 +106,35 @@
                 <w:rFonts w:ascii="標楷體" w:eastAsia="標楷體" w:hAnsi="標楷體"/>
                 <w:sz w:val="32"/>
               </w:rPr>
-              <w:t>年　月　日</w:t>
+              <w:t xml:space="preserve">年　</w:t>
+            </w:r>
+            <w:r>
+              <w:rPr>
+                <w:rFonts w:ascii="標楷體" w:eastAsia="標楷體" w:hAnsi="標楷體" w:hint="eastAsia"/>
+                <w:sz w:val="32"/>
+              </w:rPr>
+              <w:t xml:space="preserve">  </w:t>
+            </w:r>
+            <w:r>
+              <w:rPr>
+                <w:rFonts w:ascii="標楷體" w:eastAsia="標楷體" w:hAnsi="標楷體"/>
+                <w:sz w:val="32"/>
+              </w:rPr>
+              <w:t>月</w:t>
+            </w:r>
+            <w:r>
+              <w:rPr>
+                <w:rFonts w:ascii="標楷體" w:eastAsia="標楷體" w:hAnsi="標楷體" w:hint="eastAsia"/>
+                <w:sz w:val="32"/>
+              </w:rPr>
+              <w:t xml:space="preserve">  </w:t>
+            </w:r>
+            <w:r>
+              <w:rPr>
+                <w:rFonts w:ascii="標楷體" w:eastAsia="標楷體" w:hAnsi="標楷體"/>
+                <w:sz w:val="32"/>
+              </w:rPr>
+              <w:t xml:space="preserve">　日</w:t>
             </w:r>
             <w:r>
               <w:rPr>
@@ -117,7 +145,7 @@
                   <v:stroke joinstyle="miter"/>
                   <v:path gradientshapeok="t" o:connecttype="rect"/>
                 </v:shapetype>
-                <v:shape id="Frame1" o:spid="_x0000_s1026" type="#_x0000_t202" style="position:absolute;left:0;text-align:left;margin-left:-9pt;margin-top:2pt;width:36pt;height:243pt;z-index:1;visibility:visible;mso-wrap-style:square;mso-wrap-distance-left:9.05pt;mso-wrap-distance-top:0;mso-wrap-distance-right:9.05pt;mso-wrap-distance-bottom:0;mso-position-horizontal:absolute;mso-position-horizontal-relative:margin;mso-position-vertical:absolute;mso-position-vertical-relative:text;v-text-anchor:top" o:gfxdata="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" o:allowincell="f" stroked="f">
+                <v:shape id="Frame1" o:spid="_x0000_s2050" type="#_x0000_t202" style="position:absolute;left:0;text-align:left;margin-left:-9pt;margin-top:2pt;width:36pt;height:243pt;z-index:1;visibility:visible;mso-wrap-style:square;mso-wrap-distance-left:9.05pt;mso-wrap-distance-top:0;mso-wrap-distance-right:9.05pt;mso-wrap-distance-bottom:0;mso-position-horizontal:absolute;mso-position-horizontal-relative:margin;mso-position-vertical:absolute;mso-position-vertical-relative:text;v-text-anchor:top" o:gfxdata="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" o:allowincell="f" stroked="f">
                   <v:fill opacity="0"/>
                   <v:textbox style="layout-flow:vertical-ideographic" inset="7.25pt,3.65pt,7.25pt,3.65pt">
                     <w:txbxContent>
@@ -160,7 +188,7 @@
               <w:ind w:firstLine="480"/>
               <w:jc w:val="both"/>
               <w:rPr>
-                <w:rFonts w:ascii="標楷體" w:eastAsia="標楷體" w:hAnsi="標楷體" w:cs="Arial Unicode MS"/>
+                <w:rFonts w:ascii="標楷體" w:eastAsia="標楷體" w:hAnsi="標楷體" w:cs="Arial Unicode MS" w:hint="eastAsia"/>
               </w:rPr>
             </w:pPr>
             <w:r>
@@ -171,23 +199,16 @@
             </w:r>
             <w:r>
               <w:rPr>
-                <w:rFonts w:ascii="標楷體" w:eastAsia="標楷體" w:hAnsi="標楷體"/>
+                <w:rFonts w:ascii="標楷體" w:eastAsia="標楷體" w:hAnsi="標楷體" w:hint="eastAsia"/>
                 <w:color w:val="FF0000"/>
               </w:rPr>
-              <w:t>00年00月</w:t>
-            </w:r>
-            <w:r>
-              <w:rPr>
-                <w:rFonts w:ascii="標楷體" w:eastAsia="標楷體" w:hAnsi="標楷體"/>
-              </w:rPr>
-              <w:t xml:space="preserve">　總金額新台幣：　</w:t>
-            </w:r>
-            <w:r>
-              <w:rPr>
-                <w:rFonts w:ascii="標楷體" w:eastAsia="標楷體" w:hAnsi="標楷體"/>
-                <w:color w:val="FF0000"/>
-              </w:rPr>
-              <w:t>00,000</w:t>
+              <w:t xml:space="preserve">        </w:t>
+            </w:r>
+            <w:r>
+              <w:rPr>
+                <w:rFonts w:ascii="標楷體" w:eastAsia="標楷體" w:hAnsi="標楷體"/>
+              </w:rPr>
+              <w:t xml:space="preserve">　總金額新台幣：</w:t>
             </w:r>
           </w:p>
         </w:tc>
@@ -496,100 +517,58 @@
             <w:tcBorders>
               <w:right w:val="single" w:sz="4" w:space="0" w:color="000000"/>
             </w:tcBorders>
-            <w:vAlign w:val="bottom"/>
-          </w:tcPr>
-          <w:p>
-            <w:pPr>
-              <w:spacing w:line="520" w:lineRule="exact"/>
+            <w:vAlign w:val="center"/>
+          </w:tcPr>
+          <w:p>
+            <w:pPr>
+              <w:spacing w:line="520" w:lineRule="exact"/>
+              <w:jc w:val="both"/>
               <w:rPr>
                 <w:rFonts w:ascii="標楷體" w:eastAsia="標楷體" w:hAnsi="標楷體" w:cs="Arial Unicode MS"/>
                 <w:color w:val="FF0000"/>
               </w:rPr>
             </w:pPr>
-            <w:r>
-              <w:rPr>
+          </w:p>
+        </w:tc>
+        <w:tc>
+          <w:tcPr>
+            <w:tcW w:w="1547" w:type="dxa"/>
+            <w:tcBorders>
+              <w:bottom w:val="single" w:sz="4" w:space="0" w:color="000000"/>
+              <w:right w:val="single" w:sz="4" w:space="0" w:color="000000"/>
+            </w:tcBorders>
+            <w:vAlign w:val="center"/>
+          </w:tcPr>
+          <w:p>
+            <w:pPr>
+              <w:spacing w:line="520" w:lineRule="exact"/>
+              <w:jc w:val="both"/>
+              <w:rPr>
+                <w:rFonts w:ascii="標楷體" w:eastAsia="標楷體" w:hAnsi="標楷體" w:cs="Arial Unicode MS"/>
                 <w:color w:val="FF0000"/>
               </w:rPr>
-              <w:t>教育部</w:t>
-            </w:r>
-            <w:r>
-              <w:rPr>
+            </w:pPr>
+          </w:p>
+        </w:tc>
+        <w:tc>
+          <w:tcPr>
+            <w:tcW w:w="1735" w:type="dxa"/>
+            <w:tcBorders>
+              <w:top w:val="single" w:sz="4" w:space="0" w:color="000000"/>
+              <w:bottom w:val="single" w:sz="4" w:space="0" w:color="000000"/>
+              <w:right w:val="single" w:sz="4" w:space="0" w:color="000000"/>
+            </w:tcBorders>
+            <w:vAlign w:val="center"/>
+          </w:tcPr>
+          <w:p>
+            <w:pPr>
+              <w:spacing w:line="520" w:lineRule="exact"/>
+              <w:jc w:val="both"/>
+              <w:rPr>
+                <w:rFonts w:ascii="標楷體" w:eastAsia="標楷體" w:hAnsi="標楷體" w:cs="Arial Unicode MS"/>
                 <w:color w:val="FF0000"/>
               </w:rPr>
-              <w:t>_</w:t>
-            </w:r>
-            <w:r>
-              <w:rPr>
-                <w:color w:val="FF0000"/>
-              </w:rPr>
-              <w:t>技專校院高等教育深耕計畫附冊</w:t>
-            </w:r>
-            <w:r>
-              <w:rPr>
-                <w:color w:val="FF0000"/>
-              </w:rPr>
-              <w:t>-</w:t>
-            </w:r>
-            <w:r>
-              <w:rPr>
-                <w:color w:val="FF0000"/>
-              </w:rPr>
-              <w:t>落實大學社會責任實踐計畫</w:t>
-            </w:r>
-          </w:p>
-        </w:tc>
-        <w:tc>
-          <w:tcPr>
-            <w:tcW w:w="1547" w:type="dxa"/>
-            <w:tcBorders>
-              <w:bottom w:val="single" w:sz="4" w:space="0" w:color="000000"/>
-              <w:right w:val="single" w:sz="4" w:space="0" w:color="000000"/>
-            </w:tcBorders>
-            <w:vAlign w:val="center"/>
-          </w:tcPr>
-          <w:p>
-            <w:pPr>
-              <w:spacing w:line="520" w:lineRule="exact"/>
-              <w:jc w:val="both"/>
-              <w:rPr>
-                <w:rFonts w:ascii="標楷體" w:eastAsia="標楷體" w:hAnsi="標楷體" w:cs="Arial Unicode MS"/>
-                <w:color w:val="FF0000"/>
-              </w:rPr>
-            </w:pPr>
-            <w:r>
-              <w:rPr>
-                <w:color w:val="FF0000"/>
-              </w:rPr>
-              <w:t>勞保費</w:t>
-            </w:r>
-          </w:p>
-        </w:tc>
-        <w:tc>
-          <w:tcPr>
-            <w:tcW w:w="1735" w:type="dxa"/>
-            <w:tcBorders>
-              <w:top w:val="single" w:sz="4" w:space="0" w:color="000000"/>
-              <w:bottom w:val="single" w:sz="4" w:space="0" w:color="000000"/>
-              <w:right w:val="single" w:sz="4" w:space="0" w:color="000000"/>
-            </w:tcBorders>
-            <w:vAlign w:val="center"/>
-          </w:tcPr>
-          <w:p>
-            <w:pPr>
-              <w:spacing w:line="520" w:lineRule="exact"/>
-              <w:jc w:val="both"/>
-              <w:rPr>
-                <w:rFonts w:ascii="標楷體" w:eastAsia="標楷體" w:hAnsi="標楷體" w:cs="Arial Unicode MS"/>
-                <w:color w:val="FF0000"/>
-              </w:rPr>
-            </w:pPr>
-            <w:r>
-              <w:rPr>
-                <w:rFonts w:ascii="標楷體" w:eastAsia="標楷體" w:hAnsi="標楷體"/>
-                <w:color w:val="FF0000"/>
-              </w:rPr>
-              <w:t xml:space="preserve">　00,000</w:t>
-            </w:r>
+            </w:pPr>
           </w:p>
         </w:tc>
         <w:tc>
@@ -713,12 +692,142 @@
                 <w:color w:val="FF0000"/>
               </w:rPr>
             </w:pPr>
-            <w:r>
-              <w:rPr>
+          </w:p>
+        </w:tc>
+        <w:tc>
+          <w:tcPr>
+            <w:tcW w:w="1735" w:type="dxa"/>
+            <w:tcBorders>
+              <w:bottom w:val="single" w:sz="4" w:space="0" w:color="000000"/>
+              <w:right w:val="single" w:sz="4" w:space="0" w:color="000000"/>
+            </w:tcBorders>
+            <w:vAlign w:val="center"/>
+          </w:tcPr>
+          <w:p>
+            <w:pPr>
+              <w:spacing w:line="520" w:lineRule="exact"/>
+              <w:jc w:val="both"/>
+              <w:rPr>
+                <w:rFonts w:ascii="標楷體" w:eastAsia="標楷體" w:hAnsi="標楷體" w:cs="Arial Unicode MS"/>
                 <w:color w:val="FF0000"/>
               </w:rPr>
-              <w:t>勞退提繳</w:t>
-            </w:r>
+            </w:pPr>
+          </w:p>
+        </w:tc>
+        <w:tc>
+          <w:tcPr>
+            <w:tcW w:w="1349" w:type="dxa"/>
+            <w:tcBorders>
+              <w:bottom w:val="single" w:sz="4" w:space="0" w:color="000000"/>
+              <w:right w:val="single" w:sz="4" w:space="0" w:color="000000"/>
+            </w:tcBorders>
+            <w:vAlign w:val="bottom"/>
+          </w:tcPr>
+          <w:p>
+            <w:pPr>
+              <w:spacing w:line="520" w:lineRule="exact"/>
+              <w:rPr>
+                <w:rFonts w:ascii="標楷體" w:eastAsia="標楷體" w:hAnsi="標楷體" w:cs="Arial Unicode MS"/>
+              </w:rPr>
+            </w:pPr>
+            <w:r>
+              <w:rPr>
+                <w:rFonts w:ascii="標楷體" w:eastAsia="標楷體" w:hAnsi="標楷體"/>
+              </w:rPr>
+              <w:t xml:space="preserve">　</w:t>
+            </w:r>
+          </w:p>
+        </w:tc>
+        <w:tc>
+          <w:tcPr>
+            <w:tcW w:w="2131" w:type="dxa"/>
+            <w:vMerge/>
+            <w:tcBorders>
+              <w:left w:val="single" w:sz="4" w:space="0" w:color="000000"/>
+              <w:bottom w:val="single" w:sz="4" w:space="0" w:color="000000"/>
+              <w:right w:val="single" w:sz="4" w:space="0" w:color="000000"/>
+            </w:tcBorders>
+            <w:vAlign w:val="center"/>
+          </w:tcPr>
+          <w:p>
+            <w:pPr>
+              <w:snapToGrid w:val="0"/>
+              <w:spacing w:line="520" w:lineRule="exact"/>
+              <w:rPr>
+                <w:rFonts w:ascii="標楷體" w:eastAsia="標楷體" w:hAnsi="標楷體" w:cs="Arial Unicode MS"/>
+              </w:rPr>
+            </w:pPr>
+          </w:p>
+        </w:tc>
+      </w:tr>
+      <w:tr>
+        <w:trPr>
+          <w:cantSplit/>
+          <w:trHeight w:val="847"/>
+        </w:trPr>
+        <w:tc>
+          <w:tcPr>
+            <w:tcW w:w="1253" w:type="dxa"/>
+            <w:tcBorders>
+              <w:left w:val="single" w:sz="4" w:space="0" w:color="000000"/>
+              <w:bottom w:val="single" w:sz="4" w:space="0" w:color="000000"/>
+              <w:right w:val="single" w:sz="4" w:space="0" w:color="000000"/>
+            </w:tcBorders>
+            <w:vAlign w:val="bottom"/>
+          </w:tcPr>
+          <w:p>
+            <w:pPr>
+              <w:spacing w:line="520" w:lineRule="exact"/>
+              <w:rPr>
+                <w:rFonts w:ascii="標楷體" w:eastAsia="標楷體" w:hAnsi="標楷體" w:cs="Arial Unicode MS"/>
+              </w:rPr>
+            </w:pPr>
+            <w:r>
+              <w:rPr>
+                <w:rFonts w:ascii="標楷體" w:eastAsia="標楷體" w:hAnsi="標楷體"/>
+              </w:rPr>
+              <w:t xml:space="preserve">　</w:t>
+            </w:r>
+          </w:p>
+        </w:tc>
+        <w:tc>
+          <w:tcPr>
+            <w:tcW w:w="1763" w:type="dxa"/>
+            <w:vMerge/>
+            <w:tcBorders>
+              <w:right w:val="single" w:sz="4" w:space="0" w:color="000000"/>
+            </w:tcBorders>
+            <w:vAlign w:val="bottom"/>
+          </w:tcPr>
+          <w:p>
+            <w:pPr>
+              <w:snapToGrid w:val="0"/>
+              <w:spacing w:line="520" w:lineRule="exact"/>
+              <w:rPr>
+                <w:rFonts w:ascii="標楷體" w:eastAsia="標楷體" w:hAnsi="標楷體" w:cs="Arial Unicode MS"/>
+                <w:color w:val="FF0000"/>
+              </w:rPr>
+            </w:pPr>
+          </w:p>
+        </w:tc>
+        <w:tc>
+          <w:tcPr>
+            <w:tcW w:w="1547" w:type="dxa"/>
+            <w:tcBorders>
+              <w:bottom w:val="single" w:sz="4" w:space="0" w:color="000000"/>
+              <w:right w:val="single" w:sz="4" w:space="0" w:color="000000"/>
+            </w:tcBorders>
+            <w:vAlign w:val="center"/>
+          </w:tcPr>
+          <w:p>
+            <w:pPr>
+              <w:spacing w:line="520" w:lineRule="exact"/>
+              <w:jc w:val="both"/>
+              <w:rPr>
+                <w:rFonts w:ascii="標楷體" w:eastAsia="標楷體" w:hAnsi="標楷體" w:cs="Arial Unicode MS"/>
+                <w:color w:val="FF0000"/>
+              </w:rPr>
+            </w:pPr>
           </w:p>
         </w:tc>
         <w:tc>
@@ -739,13 +848,6 @@
                 <w:color w:val="FF0000"/>
               </w:rPr>
             </w:pPr>
-            <w:r>
-              <w:rPr>
-                <w:rFonts w:ascii="標楷體" w:eastAsia="標楷體" w:hAnsi="標楷體"/>
-                <w:color w:val="FF0000"/>
-              </w:rPr>
-              <w:t xml:space="preserve">　00,000</w:t>
-            </w:r>
           </w:p>
         </w:tc>
         <w:tc>
@@ -801,155 +903,6 @@
         </w:trPr>
         <w:tc>
           <w:tcPr>
-            <w:tcW w:w="1253" w:type="dxa"/>
-            <w:tcBorders>
-              <w:left w:val="single" w:sz="4" w:space="0" w:color="000000"/>
-              <w:bottom w:val="single" w:sz="4" w:space="0" w:color="000000"/>
-              <w:right w:val="single" w:sz="4" w:space="0" w:color="000000"/>
-            </w:tcBorders>
-            <w:vAlign w:val="bottom"/>
-          </w:tcPr>
-          <w:p>
-            <w:pPr>
-              <w:spacing w:line="520" w:lineRule="exact"/>
-              <w:rPr>
-                <w:rFonts w:ascii="標楷體" w:eastAsia="標楷體" w:hAnsi="標楷體" w:cs="Arial Unicode MS"/>
-              </w:rPr>
-            </w:pPr>
-            <w:r>
-              <w:rPr>
-                <w:rFonts w:ascii="標楷體" w:eastAsia="標楷體" w:hAnsi="標楷體"/>
-              </w:rPr>
-              <w:t xml:space="preserve">　</w:t>
-            </w:r>
-          </w:p>
-        </w:tc>
-        <w:tc>
-          <w:tcPr>
-            <w:tcW w:w="1763" w:type="dxa"/>
-            <w:vMerge/>
-            <w:tcBorders>
-              <w:right w:val="single" w:sz="4" w:space="0" w:color="000000"/>
-            </w:tcBorders>
-            <w:vAlign w:val="bottom"/>
-          </w:tcPr>
-          <w:p>
-            <w:pPr>
-              <w:snapToGrid w:val="0"/>
-              <w:spacing w:line="520" w:lineRule="exact"/>
-              <w:rPr>
-                <w:rFonts w:ascii="標楷體" w:eastAsia="標楷體" w:hAnsi="標楷體" w:cs="Arial Unicode MS"/>
-                <w:color w:val="FF0000"/>
-              </w:rPr>
-            </w:pPr>
-          </w:p>
-        </w:tc>
-        <w:tc>
-          <w:tcPr>
-            <w:tcW w:w="1547" w:type="dxa"/>
-            <w:tcBorders>
-              <w:bottom w:val="single" w:sz="4" w:space="0" w:color="000000"/>
-              <w:right w:val="single" w:sz="4" w:space="0" w:color="000000"/>
-            </w:tcBorders>
-            <w:vAlign w:val="center"/>
-          </w:tcPr>
-          <w:p>
-            <w:pPr>
-              <w:spacing w:line="520" w:lineRule="exact"/>
-              <w:jc w:val="both"/>
-              <w:rPr>
-                <w:rFonts w:ascii="標楷體" w:eastAsia="標楷體" w:hAnsi="標楷體" w:cs="Arial Unicode MS"/>
-                <w:color w:val="FF0000"/>
-              </w:rPr>
-            </w:pPr>
-            <w:r>
-              <w:rPr>
-                <w:color w:val="FF0000"/>
-              </w:rPr>
-              <w:t>健保費</w:t>
-            </w:r>
-          </w:p>
-        </w:tc>
-        <w:tc>
-          <w:tcPr>
-            <w:tcW w:w="1735" w:type="dxa"/>
-            <w:tcBorders>
-              <w:bottom w:val="single" w:sz="4" w:space="0" w:color="000000"/>
-              <w:right w:val="single" w:sz="4" w:space="0" w:color="000000"/>
-            </w:tcBorders>
-            <w:vAlign w:val="center"/>
-          </w:tcPr>
-          <w:p>
-            <w:pPr>
-              <w:spacing w:line="520" w:lineRule="exact"/>
-              <w:jc w:val="both"/>
-              <w:rPr>
-                <w:rFonts w:ascii="標楷體" w:eastAsia="標楷體" w:hAnsi="標楷體" w:cs="Arial Unicode MS"/>
-                <w:color w:val="FF0000"/>
-              </w:rPr>
-            </w:pPr>
-            <w:r>
-              <w:rPr>
-                <w:rFonts w:ascii="標楷體" w:eastAsia="標楷體" w:hAnsi="標楷體"/>
-                <w:color w:val="FF0000"/>
-              </w:rPr>
-              <w:t xml:space="preserve">　00,000</w:t>
-            </w:r>
-          </w:p>
-        </w:tc>
-        <w:tc>
-          <w:tcPr>
-            <w:tcW w:w="1349" w:type="dxa"/>
-            <w:tcBorders>
-              <w:bottom w:val="single" w:sz="4" w:space="0" w:color="000000"/>
-              <w:right w:val="single" w:sz="4" w:space="0" w:color="000000"/>
-            </w:tcBorders>
-            <w:vAlign w:val="bottom"/>
-          </w:tcPr>
-          <w:p>
-            <w:pPr>
-              <w:spacing w:line="520" w:lineRule="exact"/>
-              <w:rPr>
-                <w:rFonts w:ascii="標楷體" w:eastAsia="標楷體" w:hAnsi="標楷體" w:cs="Arial Unicode MS"/>
-              </w:rPr>
-            </w:pPr>
-            <w:r>
-              <w:rPr>
-                <w:rFonts w:ascii="標楷體" w:eastAsia="標楷體" w:hAnsi="標楷體"/>
-              </w:rPr>
-              <w:t xml:space="preserve">　</w:t>
-            </w:r>
-          </w:p>
-        </w:tc>
-        <w:tc>
-          <w:tcPr>
-            <w:tcW w:w="2131" w:type="dxa"/>
-            <w:vMerge/>
-            <w:tcBorders>
-              <w:left w:val="single" w:sz="4" w:space="0" w:color="000000"/>
-              <w:bottom w:val="single" w:sz="4" w:space="0" w:color="000000"/>
-              <w:right w:val="single" w:sz="4" w:space="0" w:color="000000"/>
-            </w:tcBorders>
-            <w:vAlign w:val="center"/>
-          </w:tcPr>
-          <w:p>
-            <w:pPr>
-              <w:snapToGrid w:val="0"/>
-              <w:spacing w:line="520" w:lineRule="exact"/>
-              <w:rPr>
-                <w:rFonts w:ascii="標楷體" w:eastAsia="標楷體" w:hAnsi="標楷體" w:cs="Arial Unicode MS"/>
-              </w:rPr>
-            </w:pPr>
-          </w:p>
-        </w:tc>
-      </w:tr>
-      <w:tr>
-        <w:trPr>
-          <w:cantSplit/>
-          <w:trHeight w:val="330"/>
-        </w:trPr>
-        <w:tc>
-          <w:tcPr>
             <w:tcW w:w="7647" w:type="dxa"/>
             <w:gridSpan w:val="5"/>
             <w:tcBorders>
@@ -974,12 +927,6 @@
                 <w:rFonts w:ascii="標楷體" w:eastAsia="標楷體" w:hAnsi="標楷體"/>
               </w:rPr>
               <w:t xml:space="preserve">合計新台幣　</w:t>
-            </w:r>
-            <w:r>
-              <w:rPr>
-                <w:color w:val="FF0000"/>
-              </w:rPr>
-              <w:t>零萬零千零百零拾零元整</w:t>
             </w:r>
           </w:p>
         </w:tc>
@@ -1168,6 +1115,44 @@
     </w:sectPr>
   </w:body>
 </w:document>
+</file>
+
+<file path=word/endnotes.xml><?xml version="1.0" encoding="utf-8"?>
+<w:endnotes xmlns:wpc="http://schemas.microsoft.com/office/word/2010/wordprocessingCanvas" xmlns:cx="http://schemas.microsoft.com/office/drawing/2014/chartex" xmlns:cx1="http://schemas.microsoft.com/office/drawing/2015/9/8/chartex" xmlns:cx2="http://schemas.microsoft.com/office/drawing/2015/10/21/chartex" xmlns:cx3="http://schemas.microsoft.com/office/drawing/2016/5/9/chartex" xmlns:cx4="http://schemas.microsoft.com/office/drawing/2016/5/10/chartex" xmlns:cx5="http://schemas.microsoft.com/office/drawing/2016/5/11/chartex" xmlns:cx6="http://schemas.microsoft.com/office/drawing/2016/5/12/chartex" xmlns:cx7="http://schemas.microsoft.com/office/drawing/2016/5/13/chartex" xmlns:cx8="http://schemas.microsoft.com/office/drawing/2016/5/14/chartex" xmlns:mc="http://schemas.openxmlformats.org/markup-compatibility/2006" xmlns:aink="http://schemas.microsoft.com/office/drawing/2016/ink" xmlns:am3d="http://schemas.microsoft.com/office/drawing/2017/model3d" xmlns:o="urn:schemas-microsoft-com:office:office" xmlns:oel="http://schemas.microsoft.com/office/2019/extlst" xmlns:r="http://schemas.openxmlformats.org/officeDocument/2006/relationships" xmlns:m="http://schemas.openxmlformats.org/officeDocument/2006/math" xmlns:v="urn:schemas-microsoft-com:vml" xmlns:wp14="http://schemas.microsoft.com/office/word/2010/wordprocessingDrawing" xmlns:wp="http://schemas.openxmlformats.org/drawingml/2006/wordprocessingDrawing" xmlns:w10="urn:schemas-microsoft-com:office:word" xmlns:w="http://schemas.openxmlformats.org/wordprocessingml/2006/main" xmlns:w14="http://schemas.microsoft.com/office/word/2010/wordml" xmlns:w15="http://schemas.microsoft.com/office/word/2012/wordml" xmlns:w16cei="http://schemas.microsoft.com/office/word/2026/wordml/cei" xmlns:w16cex="http://schemas.microsoft.com/office/word/2018/wordml/cex" xmlns:w16cid="http://schemas.microsoft.com/office/word/2016/wordml/cid" xmlns:w16="http://schemas.microsoft.com/office/word/2018/wordml" xmlns:w16du="http://schemas.microsoft.com/office/word/2023/wordml/word16du" xmlns:w16sdtdh="http://schemas.microsoft.com/office/word/2020/wordml/sdtdatahash" xmlns:w16sdtfl="http://schemas.microsoft.com/office/word/2024/wordml/sdtformatlock" xmlns:w16se="http://schemas.microsoft.com/office/word/2015/wordml/symex" xmlns:wpg="http://schemas.microsoft.com/office/word/2010/wordprocessingGroup" xmlns:wpi="http://schemas.microsoft.com/office/word/2010/wordprocessingInk" xmlns:wne="http://schemas.microsoft.com/office/word/2006/wordml" xmlns:wps="http://schemas.microsoft.com/office/word/2010/wordprocessingShape" mc:Ignorable="w14 w15 w16se w16cid w16 w16cex w16sdtdh w16sdtfl w16du wp14">
+  <w:endnote w:type="separator" w:id="-1">
+    <w:p>
+      <w:r>
+        <w:separator/>
+      </w:r>
+    </w:p>
+  </w:endnote>
+  <w:endnote w:type="continuationSeparator" w:id="0">
+    <w:p>
+      <w:r>
+        <w:continuationSeparator/>
+      </w:r>
+    </w:p>
+  </w:endnote>
+</w:endnotes>
+</file>
+
+<file path=word/footnotes.xml><?xml version="1.0" encoding="utf-8"?>
+<w:footnotes xmlns:wpc="http://schemas.microsoft.com/office/word/2010/wordprocessingCanvas" xmlns:cx="http://schemas.microsoft.com/office/drawing/2014/chartex" xmlns:cx1="http://schemas.microsoft.com/office/drawing/2015/9/8/chartex" xmlns:cx2="http://schemas.microsoft.com/office/drawing/2015/10/21/chartex" xmlns:cx3="http://schemas.microsoft.com/office/drawing/2016/5/9/chartex" xmlns:cx4="http://schemas.microsoft.com/office/drawing/2016/5/10/chartex" xmlns:cx5="http://schemas.microsoft.com/office/drawing/2016/5/11/chartex" xmlns:cx6="http://schemas.microsoft.com/office/drawing/2016/5/12/chartex" xmlns:cx7="http://schemas.microsoft.com/office/drawing/2016/5/13/chartex" xmlns:cx8="http://schemas.microsoft.com/office/drawing/2016/5/14/chartex" xmlns:mc="http://schemas.openxmlformats.org/markup-compatibility/2006" xmlns:aink="http://schemas.microsoft.com/office/drawing/2016/ink" xmlns:am3d="http://schemas.microsoft.com/office/drawing/2017/model3d" xmlns:o="urn:schemas-microsoft-com:office:office" xmlns:oel="http://schemas.microsoft.com/office/2019/extlst" xmlns:r="http://schemas.openxmlformats.org/officeDocument/2006/relationships" xmlns:m="http://schemas.openxmlformats.org/officeDocument/2006/math" xmlns:v="urn:schemas-microsoft-com:vml" xmlns:wp14="http://schemas.microsoft.com/office/word/2010/wordprocessingDrawing" xmlns:wp="http://schemas.openxmlformats.org/drawingml/2006/wordprocessingDrawing" xmlns:w10="urn:schemas-microsoft-com:office:word" xmlns:w="http://schemas.openxmlformats.org/wordprocessingml/2006/main" xmlns:w14="http://schemas.microsoft.com/office/word/2010/wordml" xmlns:w15="http://schemas.microsoft.com/office/word/2012/wordml" xmlns:w16cei="http://schemas.microsoft.com/office/word/2026/wordml/cei" xmlns:w16cex="http://schemas.microsoft.com/office/word/2018/wordml/cex" xmlns:w16cid="http://schemas.microsoft.com/office/word/2016/wordml/cid" xmlns:w16="http://schemas.microsoft.com/office/word/2018/wordml" xmlns:w16du="http://schemas.microsoft.com/office/word/2023/wordml/word16du" xmlns:w16sdtdh="http://schemas.microsoft.com/office/word/2020/wordml/sdtdatahash" xmlns:w16sdtfl="http://schemas.microsoft.com/office/word/2024/wordml/sdtformatlock" xmlns:w16se="http://schemas.microsoft.com/office/word/2015/wordml/symex" xmlns:wpg="http://schemas.microsoft.com/office/word/2010/wordprocessingGroup" xmlns:wpi="http://schemas.microsoft.com/office/word/2010/wordprocessingInk" xmlns:wne="http://schemas.microsoft.com/office/word/2006/wordml" xmlns:wps="http://schemas.microsoft.com/office/word/2010/wordprocessingShape" mc:Ignorable="w14 w15 w16se w16cid w16 w16cex w16sdtdh w16sdtfl w16du wp14">
+  <w:footnote w:type="separator" w:id="-1">
+    <w:p>
+      <w:r>
+        <w:separator/>
+      </w:r>
+    </w:p>
+  </w:footnote>
+  <w:footnote w:type="continuationSeparator" w:id="0">
+    <w:p>
+      <w:r>
+        <w:continuationSeparator/>
+      </w:r>
+    </w:p>
+  </w:footnote>
+</w:footnotes>
 </file>
 
 <file path=word/styles.xml><?xml version="1.0" encoding="utf-8"?>
@@ -1679,6 +1664,64 @@
     <w:basedOn w:val="a"/>
     <w:qFormat/>
   </w:style>
+  <w:style w:type="paragraph" w:styleId="a6">
+    <w:name w:val="header"/>
+    <w:basedOn w:val="a"/>
+    <w:link w:val="a7"/>
+    <w:uiPriority w:val="99"/>
+    <w:unhideWhenUsed/>
+    <w:rsid w:val="000269AB"/>
+    <w:pPr>
+      <w:tabs>
+        <w:tab w:val="center" w:pos="4153"/>
+        <w:tab w:val="right" w:pos="8306"/>
+      </w:tabs>
+      <w:snapToGrid w:val="0"/>
+    </w:pPr>
+    <w:rPr>
+      <w:sz w:val="20"/>
+      <w:szCs w:val="20"/>
+    </w:rPr>
+  </w:style>
+  <w:style w:type="character" w:customStyle="1" w:styleId="a7">
+    <w:name w:val="頁首 字元"/>
+    <w:link w:val="a6"/>
+    <w:uiPriority w:val="99"/>
+    <w:rsid w:val="000269AB"/>
+    <w:rPr>
+      <w:rFonts w:ascii="Times New Roman" w:eastAsia="新細明體;PMingLiU" w:hAnsi="Times New Roman" w:cs="Times New Roman"/>
+      <w:kern w:val="2"/>
+    </w:rPr>
+  </w:style>
+  <w:style w:type="paragraph" w:styleId="a8">
+    <w:name w:val="footer"/>
+    <w:basedOn w:val="a"/>
+    <w:link w:val="a9"/>
+    <w:uiPriority w:val="99"/>
+    <w:unhideWhenUsed/>
+    <w:rsid w:val="000269AB"/>
+    <w:pPr>
+      <w:tabs>
+        <w:tab w:val="center" w:pos="4153"/>
+        <w:tab w:val="right" w:pos="8306"/>
+      </w:tabs>
+      <w:snapToGrid w:val="0"/>
+    </w:pPr>
+    <w:rPr>
+      <w:sz w:val="20"/>
+      <w:szCs w:val="20"/>
+    </w:rPr>
+  </w:style>
+  <w:style w:type="character" w:customStyle="1" w:styleId="a9">
+    <w:name w:val="頁尾 字元"/>
+    <w:link w:val="a8"/>
+    <w:uiPriority w:val="99"/>
+    <w:rsid w:val="000269AB"/>
+    <w:rPr>
+      <w:rFonts w:ascii="Times New Roman" w:eastAsia="新細明體;PMingLiU" w:hAnsi="Times New Roman" w:cs="Times New Roman"/>
+      <w:kern w:val="2"/>
+    </w:rPr>
+  </w:style>
 </w:styles>
 </file>
 

--- a/支出科目分攤表範本.docx
+++ b/支出科目分攤表範本.docx
@@ -11,13 +11,13 @@
           <w:left w:w="0" w:type="dxa"/>
           <w:right w:w="0" w:type="dxa"/>
         </w:tblCellMar>
-        <w:tblLook w:val="04A0" w:firstRow="1" w:lastRow="0" w:firstColumn="1" w:lastColumn="0" w:noHBand="0" w:noVBand="1"/>
+        <w:tblLook w:val="0000" w:firstRow="0" w:lastRow="0" w:firstColumn="0" w:lastColumn="0" w:noHBand="0" w:noVBand="0"/>
       </w:tblPr>
       <w:tblGrid>
         <w:gridCol w:w="1253"/>
-        <w:gridCol w:w="1763"/>
-        <w:gridCol w:w="1547"/>
-        <w:gridCol w:w="1735"/>
+        <w:gridCol w:w="2188"/>
+        <w:gridCol w:w="1560"/>
+        <w:gridCol w:w="1297"/>
         <w:gridCol w:w="1349"/>
         <w:gridCol w:w="2131"/>
       </w:tblGrid>
@@ -106,7 +106,7 @@
                 <w:rFonts w:ascii="標楷體" w:eastAsia="標楷體" w:hAnsi="標楷體"/>
                 <w:sz w:val="32"/>
               </w:rPr>
-              <w:t xml:space="preserve">年　</w:t>
+              <w:t>年</w:t>
             </w:r>
             <w:r>
               <w:rPr>
@@ -120,7 +120,7 @@
                 <w:rFonts w:ascii="標楷體" w:eastAsia="標楷體" w:hAnsi="標楷體"/>
                 <w:sz w:val="32"/>
               </w:rPr>
-              <w:t>月</w:t>
+              <w:t xml:space="preserve">　月</w:t>
             </w:r>
             <w:r>
               <w:rPr>
@@ -140,12 +140,12 @@
               <w:rPr>
                 <w:noProof/>
               </w:rPr>
-              <w:pict w14:anchorId="2744F1C6">
+              <w:pict w14:anchorId="20C8A551">
                 <v:shapetype id="_x0000_t202" coordsize="21600,21600" o:spt="202" path="m,l,21600r21600,l21600,xe">
                   <v:stroke joinstyle="miter"/>
                   <v:path gradientshapeok="t" o:connecttype="rect"/>
                 </v:shapetype>
-                <v:shape id="Frame1" o:spid="_x0000_s2050" type="#_x0000_t202" style="position:absolute;left:0;text-align:left;margin-left:-9pt;margin-top:2pt;width:36pt;height:243pt;z-index:1;visibility:visible;mso-wrap-style:square;mso-wrap-distance-left:9.05pt;mso-wrap-distance-top:0;mso-wrap-distance-right:9.05pt;mso-wrap-distance-bottom:0;mso-position-horizontal:absolute;mso-position-horizontal-relative:margin;mso-position-vertical:absolute;mso-position-vertical-relative:text;v-text-anchor:top" o:gfxdata="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" o:allowincell="f" stroked="f">
+                <v:shape id="Frame1" o:spid="_x0000_s1026" type="#_x0000_t202" style="position:absolute;left:0;text-align:left;margin-left:-9pt;margin-top:2pt;width:36pt;height:243pt;z-index:1;visibility:visible;mso-wrap-style:square;mso-wrap-distance-left:9.05pt;mso-wrap-distance-top:0;mso-wrap-distance-right:9.05pt;mso-wrap-distance-bottom:0;mso-position-horizontal:absolute;mso-position-horizontal-relative:margin;mso-position-vertical:absolute;mso-position-vertical-relative:text;v-text-anchor:top" o:gfxdata="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" o:allowincell="f" stroked="f">
                   <v:fill opacity="0"/>
                   <v:textbox style="layout-flow:vertical-ideographic" inset="7.25pt,3.65pt,7.25pt,3.65pt">
                     <w:txbxContent>
@@ -188,7 +188,7 @@
               <w:ind w:firstLine="480"/>
               <w:jc w:val="both"/>
               <w:rPr>
-                <w:rFonts w:ascii="標楷體" w:eastAsia="標楷體" w:hAnsi="標楷體" w:cs="Arial Unicode MS" w:hint="eastAsia"/>
+                <w:rFonts w:ascii="標楷體" w:eastAsia="標楷體" w:hAnsi="標楷體" w:cs="Arial Unicode MS"/>
               </w:rPr>
             </w:pPr>
             <w:r>
@@ -199,16 +199,23 @@
             </w:r>
             <w:r>
               <w:rPr>
-                <w:rFonts w:ascii="標楷體" w:eastAsia="標楷體" w:hAnsi="標楷體" w:hint="eastAsia"/>
-                <w:color w:val="FF0000"/>
-              </w:rPr>
-              <w:t xml:space="preserve">        </w:t>
-            </w:r>
-            <w:r>
-              <w:rPr>
-                <w:rFonts w:ascii="標楷體" w:eastAsia="標楷體" w:hAnsi="標楷體"/>
-              </w:rPr>
-              <w:t xml:space="preserve">　總金額新台幣：</w:t>
+                <w:rFonts w:ascii="標楷體" w:eastAsia="標楷體" w:hAnsi="標楷體"/>
+                <w:color w:val="FF0000"/>
+              </w:rPr>
+              <w:t>00年00月</w:t>
+            </w:r>
+            <w:r>
+              <w:rPr>
+                <w:rFonts w:ascii="標楷體" w:eastAsia="標楷體" w:hAnsi="標楷體"/>
+              </w:rPr>
+              <w:t xml:space="preserve">　總金額新台幣：　</w:t>
+            </w:r>
+            <w:r>
+              <w:rPr>
+                <w:rFonts w:ascii="標楷體" w:eastAsia="標楷體" w:hAnsi="標楷體"/>
+                <w:color w:val="FF0000"/>
+              </w:rPr>
+              <w:t>00,000</w:t>
             </w:r>
           </w:p>
         </w:tc>
@@ -220,7 +227,7 @@
         </w:trPr>
         <w:tc>
           <w:tcPr>
-            <w:tcW w:w="4563" w:type="dxa"/>
+            <w:tcW w:w="5001" w:type="dxa"/>
             <w:gridSpan w:val="3"/>
             <w:tcBorders>
               <w:left w:val="single" w:sz="4" w:space="0" w:color="000000"/>
@@ -247,7 +254,7 @@
         </w:tc>
         <w:tc>
           <w:tcPr>
-            <w:tcW w:w="1735" w:type="dxa"/>
+            <w:tcW w:w="1297" w:type="dxa"/>
             <w:vMerge w:val="restart"/>
             <w:tcBorders>
               <w:top w:val="single" w:sz="4" w:space="0" w:color="000000"/>
@@ -362,7 +369,7 @@
         </w:tc>
         <w:tc>
           <w:tcPr>
-            <w:tcW w:w="1763" w:type="dxa"/>
+            <w:tcW w:w="2188" w:type="dxa"/>
             <w:tcBorders>
               <w:top w:val="single" w:sz="4" w:space="0" w:color="000000"/>
               <w:bottom w:val="single" w:sz="4" w:space="0" w:color="000000"/>
@@ -385,7 +392,7 @@
         </w:tc>
         <w:tc>
           <w:tcPr>
-            <w:tcW w:w="1547" w:type="dxa"/>
+            <w:tcW w:w="1560" w:type="dxa"/>
             <w:tcBorders>
               <w:top w:val="single" w:sz="4" w:space="0" w:color="000000"/>
               <w:bottom w:val="single" w:sz="4" w:space="0" w:color="000000"/>
@@ -415,7 +422,7 @@
         </w:tc>
         <w:tc>
           <w:tcPr>
-            <w:tcW w:w="1735" w:type="dxa"/>
+            <w:tcW w:w="1297" w:type="dxa"/>
             <w:vMerge/>
             <w:tcBorders>
               <w:top w:val="single" w:sz="4" w:space="0" w:color="000000"/>
@@ -512,7 +519,7 @@
         </w:tc>
         <w:tc>
           <w:tcPr>
-            <w:tcW w:w="1763" w:type="dxa"/>
+            <w:tcW w:w="2188" w:type="dxa"/>
             <w:vMerge w:val="restart"/>
             <w:tcBorders>
               <w:right w:val="single" w:sz="4" w:space="0" w:color="000000"/>
@@ -528,47 +535,90 @@
                 <w:color w:val="FF0000"/>
               </w:rPr>
             </w:pPr>
-          </w:p>
-        </w:tc>
-        <w:tc>
-          <w:tcPr>
-            <w:tcW w:w="1547" w:type="dxa"/>
-            <w:tcBorders>
-              <w:bottom w:val="single" w:sz="4" w:space="0" w:color="000000"/>
-              <w:right w:val="single" w:sz="4" w:space="0" w:color="000000"/>
-            </w:tcBorders>
-            <w:vAlign w:val="center"/>
-          </w:tcPr>
-          <w:p>
-            <w:pPr>
-              <w:spacing w:line="520" w:lineRule="exact"/>
-              <w:jc w:val="both"/>
-              <w:rPr>
-                <w:rFonts w:ascii="標楷體" w:eastAsia="標楷體" w:hAnsi="標楷體" w:cs="Arial Unicode MS"/>
-                <w:color w:val="FF0000"/>
-              </w:rPr>
-            </w:pPr>
-          </w:p>
-        </w:tc>
-        <w:tc>
-          <w:tcPr>
-            <w:tcW w:w="1735" w:type="dxa"/>
-            <w:tcBorders>
-              <w:top w:val="single" w:sz="4" w:space="0" w:color="000000"/>
-              <w:bottom w:val="single" w:sz="4" w:space="0" w:color="000000"/>
-              <w:right w:val="single" w:sz="4" w:space="0" w:color="000000"/>
-            </w:tcBorders>
-            <w:vAlign w:val="center"/>
-          </w:tcPr>
-          <w:p>
-            <w:pPr>
-              <w:spacing w:line="520" w:lineRule="exact"/>
-              <w:jc w:val="both"/>
-              <w:rPr>
-                <w:rFonts w:ascii="標楷體" w:eastAsia="標楷體" w:hAnsi="標楷體" w:cs="Arial Unicode MS"/>
-                <w:color w:val="FF0000"/>
-              </w:rPr>
-            </w:pPr>
+            <w:r>
+              <w:rPr>
+                <w:color w:val="FF0000"/>
+              </w:rPr>
+              <w:t>教育部</w:t>
+            </w:r>
+            <w:r>
+              <w:rPr>
+                <w:color w:val="FF0000"/>
+              </w:rPr>
+              <w:t>_</w:t>
+            </w:r>
+            <w:r>
+              <w:rPr>
+                <w:color w:val="FF0000"/>
+              </w:rPr>
+              <w:t>技專校院高等教育深耕計畫附冊</w:t>
+            </w:r>
+            <w:r>
+              <w:rPr>
+                <w:color w:val="FF0000"/>
+              </w:rPr>
+              <w:t>-</w:t>
+            </w:r>
+            <w:r>
+              <w:rPr>
+                <w:color w:val="FF0000"/>
+              </w:rPr>
+              <w:t>落實大學社會責任實踐計畫</w:t>
+            </w:r>
+          </w:p>
+        </w:tc>
+        <w:tc>
+          <w:tcPr>
+            <w:tcW w:w="1560" w:type="dxa"/>
+            <w:tcBorders>
+              <w:bottom w:val="single" w:sz="4" w:space="0" w:color="000000"/>
+              <w:right w:val="single" w:sz="4" w:space="0" w:color="000000"/>
+            </w:tcBorders>
+            <w:vAlign w:val="center"/>
+          </w:tcPr>
+          <w:p>
+            <w:pPr>
+              <w:spacing w:line="520" w:lineRule="exact"/>
+              <w:jc w:val="center"/>
+              <w:rPr>
+                <w:rFonts w:ascii="標楷體" w:eastAsia="標楷體" w:hAnsi="標楷體" w:cs="Arial Unicode MS"/>
+                <w:color w:val="FF0000"/>
+              </w:rPr>
+            </w:pPr>
+            <w:r>
+              <w:rPr>
+                <w:color w:val="FF0000"/>
+              </w:rPr>
+              <w:t>勞保費</w:t>
+            </w:r>
+          </w:p>
+        </w:tc>
+        <w:tc>
+          <w:tcPr>
+            <w:tcW w:w="1297" w:type="dxa"/>
+            <w:tcBorders>
+              <w:top w:val="single" w:sz="4" w:space="0" w:color="000000"/>
+              <w:bottom w:val="single" w:sz="4" w:space="0" w:color="000000"/>
+              <w:right w:val="single" w:sz="4" w:space="0" w:color="000000"/>
+            </w:tcBorders>
+            <w:vAlign w:val="center"/>
+          </w:tcPr>
+          <w:p>
+            <w:pPr>
+              <w:spacing w:line="520" w:lineRule="exact"/>
+              <w:jc w:val="center"/>
+              <w:rPr>
+                <w:rFonts w:ascii="標楷體" w:eastAsia="標楷體" w:hAnsi="標楷體" w:cs="Arial Unicode MS"/>
+                <w:color w:val="FF0000"/>
+              </w:rPr>
+            </w:pPr>
+            <w:r>
+              <w:rPr>
+                <w:rFonts w:ascii="標楷體" w:eastAsia="標楷體" w:hAnsi="標楷體"/>
+                <w:color w:val="FF0000"/>
+              </w:rPr>
+              <w:t>00,000</w:t>
+            </w:r>
           </w:p>
         </w:tc>
         <w:tc>
@@ -656,68 +706,84 @@
         </w:tc>
         <w:tc>
           <w:tcPr>
-            <w:tcW w:w="1763" w:type="dxa"/>
+            <w:tcW w:w="2188" w:type="dxa"/>
             <w:vMerge/>
             <w:tcBorders>
               <w:right w:val="single" w:sz="4" w:space="0" w:color="000000"/>
             </w:tcBorders>
-            <w:vAlign w:val="bottom"/>
+            <w:vAlign w:val="center"/>
           </w:tcPr>
           <w:p>
             <w:pPr>
               <w:snapToGrid w:val="0"/>
               <w:spacing w:line="520" w:lineRule="exact"/>
-              <w:rPr>
-                <w:rFonts w:ascii="標楷體" w:eastAsia="標楷體" w:hAnsi="標楷體" w:cs="Arial Unicode MS"/>
-                <w:color w:val="FF0000"/>
-              </w:rPr>
-            </w:pPr>
-          </w:p>
-        </w:tc>
-        <w:tc>
-          <w:tcPr>
-            <w:tcW w:w="1547" w:type="dxa"/>
-            <w:tcBorders>
-              <w:bottom w:val="single" w:sz="4" w:space="0" w:color="000000"/>
-              <w:right w:val="single" w:sz="4" w:space="0" w:color="000000"/>
-            </w:tcBorders>
-            <w:vAlign w:val="center"/>
-          </w:tcPr>
-          <w:p>
-            <w:pPr>
-              <w:spacing w:line="520" w:lineRule="exact"/>
-              <w:jc w:val="both"/>
-              <w:rPr>
-                <w:rFonts w:ascii="標楷體" w:eastAsia="標楷體" w:hAnsi="標楷體" w:cs="Arial Unicode MS"/>
-                <w:color w:val="FF0000"/>
-              </w:rPr>
-            </w:pPr>
-          </w:p>
-        </w:tc>
-        <w:tc>
-          <w:tcPr>
-            <w:tcW w:w="1735" w:type="dxa"/>
-            <w:tcBorders>
-              <w:bottom w:val="single" w:sz="4" w:space="0" w:color="000000"/>
-              <w:right w:val="single" w:sz="4" w:space="0" w:color="000000"/>
-            </w:tcBorders>
-            <w:vAlign w:val="center"/>
-          </w:tcPr>
-          <w:p>
-            <w:pPr>
-              <w:spacing w:line="520" w:lineRule="exact"/>
-              <w:jc w:val="both"/>
-              <w:rPr>
-                <w:rFonts w:ascii="標楷體" w:eastAsia="標楷體" w:hAnsi="標楷體" w:cs="Arial Unicode MS"/>
-                <w:color w:val="FF0000"/>
-              </w:rPr>
-            </w:pPr>
+              <w:jc w:val="center"/>
+              <w:rPr>
+                <w:rFonts w:ascii="標楷體" w:eastAsia="標楷體" w:hAnsi="標楷體" w:cs="Arial Unicode MS"/>
+                <w:color w:val="FF0000"/>
+              </w:rPr>
+            </w:pPr>
+          </w:p>
+        </w:tc>
+        <w:tc>
+          <w:tcPr>
+            <w:tcW w:w="1560" w:type="dxa"/>
+            <w:tcBorders>
+              <w:bottom w:val="single" w:sz="4" w:space="0" w:color="000000"/>
+              <w:right w:val="single" w:sz="4" w:space="0" w:color="000000"/>
+            </w:tcBorders>
+            <w:vAlign w:val="center"/>
+          </w:tcPr>
+          <w:p>
+            <w:pPr>
+              <w:spacing w:line="520" w:lineRule="exact"/>
+              <w:jc w:val="center"/>
+              <w:rPr>
+                <w:rFonts w:ascii="標楷體" w:eastAsia="標楷體" w:hAnsi="標楷體" w:cs="Arial Unicode MS"/>
+                <w:color w:val="FF0000"/>
+              </w:rPr>
+            </w:pPr>
+            <w:r>
+              <w:rPr>
+                <w:color w:val="FF0000"/>
+              </w:rPr>
+              <w:t>勞退提繳</w:t>
+            </w:r>
+          </w:p>
+        </w:tc>
+        <w:tc>
+          <w:tcPr>
+            <w:tcW w:w="1297" w:type="dxa"/>
+            <w:tcBorders>
+              <w:top w:val="single" w:sz="4" w:space="0" w:color="000000"/>
+              <w:bottom w:val="single" w:sz="4" w:space="0" w:color="000000"/>
+              <w:right w:val="single" w:sz="4" w:space="0" w:color="000000"/>
+            </w:tcBorders>
+            <w:vAlign w:val="center"/>
+          </w:tcPr>
+          <w:p>
+            <w:pPr>
+              <w:spacing w:line="520" w:lineRule="exact"/>
+              <w:jc w:val="center"/>
+              <w:rPr>
+                <w:rFonts w:ascii="標楷體" w:eastAsia="標楷體" w:hAnsi="標楷體" w:cs="Arial Unicode MS"/>
+                <w:color w:val="FF0000"/>
+              </w:rPr>
+            </w:pPr>
+            <w:r>
+              <w:rPr>
+                <w:rFonts w:ascii="標楷體" w:eastAsia="標楷體" w:hAnsi="標楷體"/>
+                <w:color w:val="FF0000"/>
+              </w:rPr>
+              <w:t>00,000</w:t>
+            </w:r>
           </w:p>
         </w:tc>
         <w:tc>
           <w:tcPr>
             <w:tcW w:w="1349" w:type="dxa"/>
             <w:tcBorders>
+              <w:top w:val="single" w:sz="4" w:space="0" w:color="000000"/>
               <w:bottom w:val="single" w:sz="4" w:space="0" w:color="000000"/>
               <w:right w:val="single" w:sz="4" w:space="0" w:color="000000"/>
             </w:tcBorders>
@@ -743,6 +809,7 @@
             <w:tcW w:w="2131" w:type="dxa"/>
             <w:vMerge/>
             <w:tcBorders>
+              <w:top w:val="single" w:sz="4" w:space="0" w:color="000000"/>
               <w:left w:val="single" w:sz="4" w:space="0" w:color="000000"/>
               <w:bottom w:val="single" w:sz="4" w:space="0" w:color="000000"/>
               <w:right w:val="single" w:sz="4" w:space="0" w:color="000000"/>
@@ -792,68 +859,84 @@
         </w:tc>
         <w:tc>
           <w:tcPr>
-            <w:tcW w:w="1763" w:type="dxa"/>
+            <w:tcW w:w="2188" w:type="dxa"/>
             <w:vMerge/>
             <w:tcBorders>
               <w:right w:val="single" w:sz="4" w:space="0" w:color="000000"/>
             </w:tcBorders>
-            <w:vAlign w:val="bottom"/>
+            <w:vAlign w:val="center"/>
           </w:tcPr>
           <w:p>
             <w:pPr>
               <w:snapToGrid w:val="0"/>
               <w:spacing w:line="520" w:lineRule="exact"/>
-              <w:rPr>
-                <w:rFonts w:ascii="標楷體" w:eastAsia="標楷體" w:hAnsi="標楷體" w:cs="Arial Unicode MS"/>
-                <w:color w:val="FF0000"/>
-              </w:rPr>
-            </w:pPr>
-          </w:p>
-        </w:tc>
-        <w:tc>
-          <w:tcPr>
-            <w:tcW w:w="1547" w:type="dxa"/>
-            <w:tcBorders>
-              <w:bottom w:val="single" w:sz="4" w:space="0" w:color="000000"/>
-              <w:right w:val="single" w:sz="4" w:space="0" w:color="000000"/>
-            </w:tcBorders>
-            <w:vAlign w:val="center"/>
-          </w:tcPr>
-          <w:p>
-            <w:pPr>
-              <w:spacing w:line="520" w:lineRule="exact"/>
-              <w:jc w:val="both"/>
-              <w:rPr>
-                <w:rFonts w:ascii="標楷體" w:eastAsia="標楷體" w:hAnsi="標楷體" w:cs="Arial Unicode MS"/>
-                <w:color w:val="FF0000"/>
-              </w:rPr>
-            </w:pPr>
-          </w:p>
-        </w:tc>
-        <w:tc>
-          <w:tcPr>
-            <w:tcW w:w="1735" w:type="dxa"/>
-            <w:tcBorders>
-              <w:bottom w:val="single" w:sz="4" w:space="0" w:color="000000"/>
-              <w:right w:val="single" w:sz="4" w:space="0" w:color="000000"/>
-            </w:tcBorders>
-            <w:vAlign w:val="center"/>
-          </w:tcPr>
-          <w:p>
-            <w:pPr>
-              <w:spacing w:line="520" w:lineRule="exact"/>
-              <w:jc w:val="both"/>
-              <w:rPr>
-                <w:rFonts w:ascii="標楷體" w:eastAsia="標楷體" w:hAnsi="標楷體" w:cs="Arial Unicode MS"/>
-                <w:color w:val="FF0000"/>
-              </w:rPr>
-            </w:pPr>
+              <w:jc w:val="center"/>
+              <w:rPr>
+                <w:rFonts w:ascii="標楷體" w:eastAsia="標楷體" w:hAnsi="標楷體" w:cs="Arial Unicode MS"/>
+                <w:color w:val="FF0000"/>
+              </w:rPr>
+            </w:pPr>
+          </w:p>
+        </w:tc>
+        <w:tc>
+          <w:tcPr>
+            <w:tcW w:w="1560" w:type="dxa"/>
+            <w:tcBorders>
+              <w:bottom w:val="single" w:sz="4" w:space="0" w:color="000000"/>
+              <w:right w:val="single" w:sz="4" w:space="0" w:color="000000"/>
+            </w:tcBorders>
+            <w:vAlign w:val="center"/>
+          </w:tcPr>
+          <w:p>
+            <w:pPr>
+              <w:spacing w:line="520" w:lineRule="exact"/>
+              <w:jc w:val="center"/>
+              <w:rPr>
+                <w:rFonts w:ascii="標楷體" w:eastAsia="標楷體" w:hAnsi="標楷體" w:cs="Arial Unicode MS"/>
+                <w:color w:val="FF0000"/>
+              </w:rPr>
+            </w:pPr>
+            <w:r>
+              <w:rPr>
+                <w:color w:val="FF0000"/>
+              </w:rPr>
+              <w:t>健保費</w:t>
+            </w:r>
+          </w:p>
+        </w:tc>
+        <w:tc>
+          <w:tcPr>
+            <w:tcW w:w="1297" w:type="dxa"/>
+            <w:tcBorders>
+              <w:top w:val="single" w:sz="4" w:space="0" w:color="000000"/>
+              <w:bottom w:val="single" w:sz="4" w:space="0" w:color="000000"/>
+              <w:right w:val="single" w:sz="4" w:space="0" w:color="000000"/>
+            </w:tcBorders>
+            <w:vAlign w:val="center"/>
+          </w:tcPr>
+          <w:p>
+            <w:pPr>
+              <w:spacing w:line="520" w:lineRule="exact"/>
+              <w:jc w:val="center"/>
+              <w:rPr>
+                <w:rFonts w:ascii="標楷體" w:eastAsia="標楷體" w:hAnsi="標楷體" w:cs="Arial Unicode MS"/>
+                <w:color w:val="FF0000"/>
+              </w:rPr>
+            </w:pPr>
+            <w:r>
+              <w:rPr>
+                <w:rFonts w:ascii="標楷體" w:eastAsia="標楷體" w:hAnsi="標楷體"/>
+                <w:color w:val="FF0000"/>
+              </w:rPr>
+              <w:t>00,000</w:t>
+            </w:r>
           </w:p>
         </w:tc>
         <w:tc>
           <w:tcPr>
             <w:tcW w:w="1349" w:type="dxa"/>
             <w:tcBorders>
+              <w:top w:val="single" w:sz="4" w:space="0" w:color="000000"/>
               <w:bottom w:val="single" w:sz="4" w:space="0" w:color="000000"/>
               <w:right w:val="single" w:sz="4" w:space="0" w:color="000000"/>
             </w:tcBorders>
@@ -879,6 +962,7 @@
             <w:tcW w:w="2131" w:type="dxa"/>
             <w:vMerge/>
             <w:tcBorders>
+              <w:top w:val="single" w:sz="4" w:space="0" w:color="000000"/>
               <w:left w:val="single" w:sz="4" w:space="0" w:color="000000"/>
               <w:bottom w:val="single" w:sz="4" w:space="0" w:color="000000"/>
               <w:right w:val="single" w:sz="4" w:space="0" w:color="000000"/>
@@ -899,7 +983,7 @@
       <w:tr>
         <w:trPr>
           <w:cantSplit/>
-          <w:trHeight w:val="330"/>
+          <w:trHeight w:val="804"/>
         </w:trPr>
         <w:tc>
           <w:tcPr>
@@ -927,6 +1011,13 @@
                 <w:rFonts w:ascii="標楷體" w:eastAsia="標楷體" w:hAnsi="標楷體"/>
               </w:rPr>
               <w:t xml:space="preserve">合計新台幣　</w:t>
+            </w:r>
+            <w:r>
+              <w:rPr>
+                <w:rFonts w:ascii="標楷體" w:eastAsia="標楷體" w:hAnsi="標楷體"/>
+                <w:color w:val="FF0000"/>
+              </w:rPr>
+              <w:t>零萬零千零百零拾零元整</w:t>
             </w:r>
           </w:p>
         </w:tc>
@@ -972,7 +1063,7 @@
           <w:left w:w="28" w:type="dxa"/>
           <w:right w:w="28" w:type="dxa"/>
         </w:tblCellMar>
-        <w:tblLook w:val="04A0" w:firstRow="1" w:lastRow="0" w:firstColumn="1" w:lastColumn="0" w:noHBand="0" w:noVBand="1"/>
+        <w:tblLook w:val="0000" w:firstRow="0" w:lastRow="0" w:firstColumn="0" w:lastColumn="0" w:noHBand="0" w:noVBand="0"/>
       </w:tblPr>
       <w:tblGrid>
         <w:gridCol w:w="2160"/>
@@ -1115,44 +1206,6 @@
     </w:sectPr>
   </w:body>
 </w:document>
-</file>
-
-<file path=word/endnotes.xml><?xml version="1.0" encoding="utf-8"?>
-<w:endnotes xmlns:wpc="http://schemas.microsoft.com/office/word/2010/wordprocessingCanvas" xmlns:cx="http://schemas.microsoft.com/office/drawing/2014/chartex" xmlns:cx1="http://schemas.microsoft.com/office/drawing/2015/9/8/chartex" xmlns:cx2="http://schemas.microsoft.com/office/drawing/2015/10/21/chartex" xmlns:cx3="http://schemas.microsoft.com/office/drawing/2016/5/9/chartex" xmlns:cx4="http://schemas.microsoft.com/office/drawing/2016/5/10/chartex" xmlns:cx5="http://schemas.microsoft.com/office/drawing/2016/5/11/chartex" xmlns:cx6="http://schemas.microsoft.com/office/drawing/2016/5/12/chartex" xmlns:cx7="http://schemas.microsoft.com/office/drawing/2016/5/13/chartex" xmlns:cx8="http://schemas.microsoft.com/office/drawing/2016/5/14/chartex" xmlns:mc="http://schemas.openxmlformats.org/markup-compatibility/2006" xmlns:aink="http://schemas.microsoft.com/office/drawing/2016/ink" xmlns:am3d="http://schemas.microsoft.com/office/drawing/2017/model3d" xmlns:o="urn:schemas-microsoft-com:office:office" xmlns:oel="http://schemas.microsoft.com/office/2019/extlst" xmlns:r="http://schemas.openxmlformats.org/officeDocument/2006/relationships" xmlns:m="http://schemas.openxmlformats.org/officeDocument/2006/math" xmlns:v="urn:schemas-microsoft-com:vml" xmlns:wp14="http://schemas.microsoft.com/office/word/2010/wordprocessingDrawing" xmlns:wp="http://schemas.openxmlformats.org/drawingml/2006/wordprocessingDrawing" xmlns:w10="urn:schemas-microsoft-com:office:word" xmlns:w="http://schemas.openxmlformats.org/wordprocessingml/2006/main" xmlns:w14="http://schemas.microsoft.com/office/word/2010/wordml" xmlns:w15="http://schemas.microsoft.com/office/word/2012/wordml" xmlns:w16cei="http://schemas.microsoft.com/office/word/2026/wordml/cei" xmlns:w16cex="http://schemas.microsoft.com/office/word/2018/wordml/cex" xmlns:w16cid="http://schemas.microsoft.com/office/word/2016/wordml/cid" xmlns:w16="http://schemas.microsoft.com/office/word/2018/wordml" xmlns:w16du="http://schemas.microsoft.com/office/word/2023/wordml/word16du" xmlns:w16sdtdh="http://schemas.microsoft.com/office/word/2020/wordml/sdtdatahash" xmlns:w16sdtfl="http://schemas.microsoft.com/office/word/2024/wordml/sdtformatlock" xmlns:w16se="http://schemas.microsoft.com/office/word/2015/wordml/symex" xmlns:wpg="http://schemas.microsoft.com/office/word/2010/wordprocessingGroup" xmlns:wpi="http://schemas.microsoft.com/office/word/2010/wordprocessingInk" xmlns:wne="http://schemas.microsoft.com/office/word/2006/wordml" xmlns:wps="http://schemas.microsoft.com/office/word/2010/wordprocessingShape" mc:Ignorable="w14 w15 w16se w16cid w16 w16cex w16sdtdh w16sdtfl w16du wp14">
-  <w:endnote w:type="separator" w:id="-1">
-    <w:p>
-      <w:r>
-        <w:separator/>
-      </w:r>
-    </w:p>
-  </w:endnote>
-  <w:endnote w:type="continuationSeparator" w:id="0">
-    <w:p>
-      <w:r>
-        <w:continuationSeparator/>
-      </w:r>
-    </w:p>
-  </w:endnote>
-</w:endnotes>
-</file>
-
-<file path=word/footnotes.xml><?xml version="1.0" encoding="utf-8"?>
-<w:footnotes xmlns:wpc="http://schemas.microsoft.com/office/word/2010/wordprocessingCanvas" xmlns:cx="http://schemas.microsoft.com/office/drawing/2014/chartex" xmlns:cx1="http://schemas.microsoft.com/office/drawing/2015/9/8/chartex" xmlns:cx2="http://schemas.microsoft.com/office/drawing/2015/10/21/chartex" xmlns:cx3="http://schemas.microsoft.com/office/drawing/2016/5/9/chartex" xmlns:cx4="http://schemas.microsoft.com/office/drawing/2016/5/10/chartex" xmlns:cx5="http://schemas.microsoft.com/office/drawing/2016/5/11/chartex" xmlns:cx6="http://schemas.microsoft.com/office/drawing/2016/5/12/chartex" xmlns:cx7="http://schemas.microsoft.com/office/drawing/2016/5/13/chartex" xmlns:cx8="http://schemas.microsoft.com/office/drawing/2016/5/14/chartex" xmlns:mc="http://schemas.openxmlformats.org/markup-compatibility/2006" xmlns:aink="http://schemas.microsoft.com/office/drawing/2016/ink" xmlns:am3d="http://schemas.microsoft.com/office/drawing/2017/model3d" xmlns:o="urn:schemas-microsoft-com:office:office" xmlns:oel="http://schemas.microsoft.com/office/2019/extlst" xmlns:r="http://schemas.openxmlformats.org/officeDocument/2006/relationships" xmlns:m="http://schemas.openxmlformats.org/officeDocument/2006/math" xmlns:v="urn:schemas-microsoft-com:vml" xmlns:wp14="http://schemas.microsoft.com/office/word/2010/wordprocessingDrawing" xmlns:wp="http://schemas.openxmlformats.org/drawingml/2006/wordprocessingDrawing" xmlns:w10="urn:schemas-microsoft-com:office:word" xmlns:w="http://schemas.openxmlformats.org/wordprocessingml/2006/main" xmlns:w14="http://schemas.microsoft.com/office/word/2010/wordml" xmlns:w15="http://schemas.microsoft.com/office/word/2012/wordml" xmlns:w16cei="http://schemas.microsoft.com/office/word/2026/wordml/cei" xmlns:w16cex="http://schemas.microsoft.com/office/word/2018/wordml/cex" xmlns:w16cid="http://schemas.microsoft.com/office/word/2016/wordml/cid" xmlns:w16="http://schemas.microsoft.com/office/word/2018/wordml" xmlns:w16du="http://schemas.microsoft.com/office/word/2023/wordml/word16du" xmlns:w16sdtdh="http://schemas.microsoft.com/office/word/2020/wordml/sdtdatahash" xmlns:w16sdtfl="http://schemas.microsoft.com/office/word/2024/wordml/sdtformatlock" xmlns:w16se="http://schemas.microsoft.com/office/word/2015/wordml/symex" xmlns:wpg="http://schemas.microsoft.com/office/word/2010/wordprocessingGroup" xmlns:wpi="http://schemas.microsoft.com/office/word/2010/wordprocessingInk" xmlns:wne="http://schemas.microsoft.com/office/word/2006/wordml" xmlns:wps="http://schemas.microsoft.com/office/word/2010/wordprocessingShape" mc:Ignorable="w14 w15 w16se w16cid w16 w16cex w16sdtdh w16sdtfl w16du wp14">
-  <w:footnote w:type="separator" w:id="-1">
-    <w:p>
-      <w:r>
-        <w:separator/>
-      </w:r>
-    </w:p>
-  </w:footnote>
-  <w:footnote w:type="continuationSeparator" w:id="0">
-    <w:p>
-      <w:r>
-        <w:continuationSeparator/>
-      </w:r>
-    </w:p>
-  </w:footnote>
-</w:footnotes>
 </file>
 
 <file path=word/styles.xml><?xml version="1.0" encoding="utf-8"?>
@@ -1664,64 +1717,6 @@
     <w:basedOn w:val="a"/>
     <w:qFormat/>
   </w:style>
-  <w:style w:type="paragraph" w:styleId="a6">
-    <w:name w:val="header"/>
-    <w:basedOn w:val="a"/>
-    <w:link w:val="a7"/>
-    <w:uiPriority w:val="99"/>
-    <w:unhideWhenUsed/>
-    <w:rsid w:val="000269AB"/>
-    <w:pPr>
-      <w:tabs>
-        <w:tab w:val="center" w:pos="4153"/>
-        <w:tab w:val="right" w:pos="8306"/>
-      </w:tabs>
-      <w:snapToGrid w:val="0"/>
-    </w:pPr>
-    <w:rPr>
-      <w:sz w:val="20"/>
-      <w:szCs w:val="20"/>
-    </w:rPr>
-  </w:style>
-  <w:style w:type="character" w:customStyle="1" w:styleId="a7">
-    <w:name w:val="頁首 字元"/>
-    <w:link w:val="a6"/>
-    <w:uiPriority w:val="99"/>
-    <w:rsid w:val="000269AB"/>
-    <w:rPr>
-      <w:rFonts w:ascii="Times New Roman" w:eastAsia="新細明體;PMingLiU" w:hAnsi="Times New Roman" w:cs="Times New Roman"/>
-      <w:kern w:val="2"/>
-    </w:rPr>
-  </w:style>
-  <w:style w:type="paragraph" w:styleId="a8">
-    <w:name w:val="footer"/>
-    <w:basedOn w:val="a"/>
-    <w:link w:val="a9"/>
-    <w:uiPriority w:val="99"/>
-    <w:unhideWhenUsed/>
-    <w:rsid w:val="000269AB"/>
-    <w:pPr>
-      <w:tabs>
-        <w:tab w:val="center" w:pos="4153"/>
-        <w:tab w:val="right" w:pos="8306"/>
-      </w:tabs>
-      <w:snapToGrid w:val="0"/>
-    </w:pPr>
-    <w:rPr>
-      <w:sz w:val="20"/>
-      <w:szCs w:val="20"/>
-    </w:rPr>
-  </w:style>
-  <w:style w:type="character" w:customStyle="1" w:styleId="a9">
-    <w:name w:val="頁尾 字元"/>
-    <w:link w:val="a8"/>
-    <w:uiPriority w:val="99"/>
-    <w:rsid w:val="000269AB"/>
-    <w:rPr>
-      <w:rFonts w:ascii="Times New Roman" w:eastAsia="新細明體;PMingLiU" w:hAnsi="Times New Roman" w:cs="Times New Roman"/>
-      <w:kern w:val="2"/>
-    </w:rPr>
-  </w:style>
 </w:styles>
 </file>
 

--- a/支出科目分攤表範本.docx
+++ b/支出科目分攤表範本.docx
@@ -11,14 +11,17 @@
           <w:left w:w="0" w:type="dxa"/>
           <w:right w:w="0" w:type="dxa"/>
         </w:tblCellMar>
-        <w:tblLook w:val="0000" w:firstRow="0" w:lastRow="0" w:firstColumn="0" w:lastColumn="0" w:noHBand="0" w:noVBand="0"/>
+        <w:tblLook w:val="04A0" w:firstRow="1" w:lastRow="0" w:firstColumn="1" w:lastColumn="0" w:noHBand="0" w:noVBand="1"/>
       </w:tblPr>
       <w:tblGrid>
-        <w:gridCol w:w="1253"/>
-        <w:gridCol w:w="2188"/>
-        <w:gridCol w:w="1560"/>
-        <w:gridCol w:w="1297"/>
-        <w:gridCol w:w="1349"/>
+        <w:gridCol w:w="1740"/>
+        <w:gridCol w:w="426"/>
+        <w:gridCol w:w="1134"/>
+        <w:gridCol w:w="1275"/>
+        <w:gridCol w:w="284"/>
+        <w:gridCol w:w="1417"/>
+        <w:gridCol w:w="284"/>
+        <w:gridCol w:w="1087"/>
         <w:gridCol w:w="2131"/>
       </w:tblGrid>
       <w:tr>
@@ -28,7 +31,7 @@
         <w:tc>
           <w:tcPr>
             <w:tcW w:w="9778" w:type="dxa"/>
-            <w:gridSpan w:val="6"/>
+            <w:gridSpan w:val="9"/>
             <w:vAlign w:val="bottom"/>
           </w:tcPr>
           <w:p>
@@ -57,7 +60,7 @@
         <w:tc>
           <w:tcPr>
             <w:tcW w:w="9778" w:type="dxa"/>
-            <w:gridSpan w:val="6"/>
+            <w:gridSpan w:val="9"/>
             <w:vAlign w:val="bottom"/>
           </w:tcPr>
           <w:p>
@@ -86,7 +89,7 @@
         <w:tc>
           <w:tcPr>
             <w:tcW w:w="9778" w:type="dxa"/>
-            <w:gridSpan w:val="6"/>
+            <w:gridSpan w:val="9"/>
             <w:tcBorders>
               <w:bottom w:val="single" w:sz="4" w:space="0" w:color="000000"/>
             </w:tcBorders>
@@ -113,122 +116,149 @@
                 <w:rFonts w:ascii="標楷體" w:eastAsia="標楷體" w:hAnsi="標楷體" w:hint="eastAsia"/>
                 <w:sz w:val="32"/>
               </w:rPr>
-              <w:t xml:space="preserve">  </w:t>
+              <w:t xml:space="preserve">　　</w:t>
             </w:r>
             <w:r>
               <w:rPr>
                 <w:rFonts w:ascii="標楷體" w:eastAsia="標楷體" w:hAnsi="標楷體"/>
                 <w:sz w:val="32"/>
               </w:rPr>
-              <w:t xml:space="preserve">　月</w:t>
+              <w:t>月</w:t>
             </w:r>
             <w:r>
               <w:rPr>
                 <w:rFonts w:ascii="標楷體" w:eastAsia="標楷體" w:hAnsi="標楷體" w:hint="eastAsia"/>
                 <w:sz w:val="32"/>
               </w:rPr>
-              <w:t xml:space="preserve">  </w:t>
+              <w:t xml:space="preserve">　　</w:t>
             </w:r>
             <w:r>
               <w:rPr>
                 <w:rFonts w:ascii="標楷體" w:eastAsia="標楷體" w:hAnsi="標楷體"/>
                 <w:sz w:val="32"/>
               </w:rPr>
-              <w:t xml:space="preserve">　日</w:t>
-            </w:r>
-            <w:r>
-              <w:rPr>
-                <w:noProof/>
-              </w:rPr>
-              <w:pict w14:anchorId="20C8A551">
-                <v:shapetype id="_x0000_t202" coordsize="21600,21600" o:spt="202" path="m,l,21600r21600,l21600,xe">
-                  <v:stroke joinstyle="miter"/>
-                  <v:path gradientshapeok="t" o:connecttype="rect"/>
-                </v:shapetype>
-                <v:shape id="Frame1" o:spid="_x0000_s1026" type="#_x0000_t202" style="position:absolute;left:0;text-align:left;margin-left:-9pt;margin-top:2pt;width:36pt;height:243pt;z-index:1;visibility:visible;mso-wrap-style:square;mso-wrap-distance-left:9.05pt;mso-wrap-distance-top:0;mso-wrap-distance-right:9.05pt;mso-wrap-distance-bottom:0;mso-position-horizontal:absolute;mso-position-horizontal-relative:margin;mso-position-vertical:absolute;mso-position-vertical-relative:text;v-text-anchor:top" o:gfxdata="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" o:allowincell="f" stroked="f">
-                  <v:fill opacity="0"/>
-                  <v:textbox style="layout-flow:vertical-ideographic" inset="7.25pt,3.65pt,7.25pt,3.65pt">
-                    <w:txbxContent>
-                      <w:p>
-                        <w:r>
-                          <w:rPr>
-                            <w:rFonts w:ascii="標楷體" w:eastAsia="標楷體" w:hAnsi="標楷體"/>
-                          </w:rPr>
-                          <w:t>（格式三：本表使用A4紙張印製）</w:t>
-                        </w:r>
-                      </w:p>
-                    </w:txbxContent>
-                  </v:textbox>
-                  <w10:wrap anchorx="margin"/>
-                </v:shape>
-              </w:pict>
+              <w:t>日</w:t>
             </w:r>
           </w:p>
         </w:tc>
       </w:tr>
       <w:tr>
         <w:trPr>
-          <w:trHeight w:val="330"/>
+          <w:trHeight w:val="553"/>
         </w:trPr>
         <w:tc>
           <w:tcPr>
-            <w:tcW w:w="9778" w:type="dxa"/>
-            <w:gridSpan w:val="6"/>
+            <w:tcW w:w="2166" w:type="dxa"/>
+            <w:gridSpan w:val="2"/>
             <w:tcBorders>
               <w:top w:val="single" w:sz="4" w:space="0" w:color="000000"/>
               <w:left w:val="single" w:sz="4" w:space="0" w:color="000000"/>
               <w:bottom w:val="single" w:sz="4" w:space="0" w:color="000000"/>
-              <w:right w:val="single" w:sz="4" w:space="0" w:color="000000"/>
-            </w:tcBorders>
-            <w:vAlign w:val="center"/>
-          </w:tcPr>
-          <w:p>
-            <w:pPr>
-              <w:spacing w:line="520" w:lineRule="exact"/>
-              <w:ind w:firstLine="480"/>
+            </w:tcBorders>
+            <w:vAlign w:val="center"/>
+          </w:tcPr>
+          <w:p>
+            <w:pPr>
+              <w:snapToGrid w:val="0"/>
+              <w:ind w:firstLine="39"/>
+              <w:jc w:val="right"/>
+              <w:rPr>
+                <w:rFonts w:ascii="標楷體" w:eastAsia="標楷體" w:hAnsi="標楷體" w:cs="Arial Unicode MS"/>
+              </w:rPr>
+            </w:pPr>
+            <w:r>
+              <w:rPr>
+                <w:rFonts w:ascii="標楷體" w:eastAsia="標楷體" w:hAnsi="標楷體"/>
+              </w:rPr>
+              <w:t>所屬年度月份：</w:t>
+            </w:r>
+            <w:r>
+              <w:rPr>
+                <w:rFonts w:ascii="標楷體" w:eastAsia="標楷體" w:hAnsi="標楷體" w:cs="Arial Unicode MS"/>
+              </w:rPr>
+              <w:t xml:space="preserve"> </w:t>
+            </w:r>
+          </w:p>
+        </w:tc>
+        <w:tc>
+          <w:tcPr>
+            <w:tcW w:w="2409" w:type="dxa"/>
+            <w:gridSpan w:val="2"/>
+            <w:tcBorders>
+              <w:top w:val="single" w:sz="4" w:space="0" w:color="000000"/>
+              <w:bottom w:val="single" w:sz="4" w:space="0" w:color="000000"/>
+            </w:tcBorders>
+            <w:vAlign w:val="center"/>
+          </w:tcPr>
+          <w:p>
+            <w:pPr>
+              <w:snapToGrid w:val="0"/>
+              <w:ind w:firstLineChars="60" w:firstLine="144"/>
               <w:jc w:val="both"/>
               <w:rPr>
-                <w:rFonts w:ascii="標楷體" w:eastAsia="標楷體" w:hAnsi="標楷體" w:cs="Arial Unicode MS"/>
-              </w:rPr>
-            </w:pPr>
-            <w:r>
-              <w:rPr>
-                <w:rFonts w:ascii="標楷體" w:eastAsia="標楷體" w:hAnsi="標楷體"/>
-              </w:rPr>
-              <w:t>所屬年度月份：</w:t>
-            </w:r>
-            <w:r>
-              <w:rPr>
-                <w:rFonts w:ascii="標楷體" w:eastAsia="標楷體" w:hAnsi="標楷體"/>
-                <w:color w:val="FF0000"/>
-              </w:rPr>
-              <w:t>00年00月</w:t>
-            </w:r>
-            <w:r>
-              <w:rPr>
-                <w:rFonts w:ascii="標楷體" w:eastAsia="標楷體" w:hAnsi="標楷體"/>
-              </w:rPr>
-              <w:t xml:space="preserve">　總金額新台幣：　</w:t>
-            </w:r>
-            <w:r>
-              <w:rPr>
-                <w:rFonts w:ascii="標楷體" w:eastAsia="標楷體" w:hAnsi="標楷體"/>
-                <w:color w:val="FF0000"/>
-              </w:rPr>
-              <w:t>00,000</w:t>
-            </w:r>
+                <w:rFonts w:ascii="標楷體" w:eastAsia="標楷體" w:hAnsi="標楷體" w:cs="Arial Unicode MS" w:hint="eastAsia"/>
+              </w:rPr>
+            </w:pPr>
+          </w:p>
+        </w:tc>
+        <w:tc>
+          <w:tcPr>
+            <w:tcW w:w="1985" w:type="dxa"/>
+            <w:gridSpan w:val="3"/>
+            <w:tcBorders>
+              <w:top w:val="single" w:sz="4" w:space="0" w:color="000000"/>
+              <w:bottom w:val="single" w:sz="4" w:space="0" w:color="000000"/>
+            </w:tcBorders>
+            <w:vAlign w:val="center"/>
+          </w:tcPr>
+          <w:p>
+            <w:pPr>
+              <w:snapToGrid w:val="0"/>
+              <w:ind w:hanging="25"/>
+              <w:jc w:val="right"/>
+              <w:rPr>
+                <w:rFonts w:ascii="標楷體" w:eastAsia="標楷體" w:hAnsi="標楷體" w:cs="Arial Unicode MS"/>
+              </w:rPr>
+            </w:pPr>
+            <w:r>
+              <w:rPr>
+                <w:rFonts w:ascii="標楷體" w:eastAsia="標楷體" w:hAnsi="標楷體"/>
+              </w:rPr>
+              <w:t>總金額新台幣：</w:t>
+            </w:r>
+          </w:p>
+        </w:tc>
+        <w:tc>
+          <w:tcPr>
+            <w:tcW w:w="3218" w:type="dxa"/>
+            <w:gridSpan w:val="2"/>
+            <w:tcBorders>
+              <w:top w:val="single" w:sz="4" w:space="0" w:color="000000"/>
+              <w:bottom w:val="single" w:sz="4" w:space="0" w:color="000000"/>
+              <w:right w:val="single" w:sz="4" w:space="0" w:color="000000"/>
+            </w:tcBorders>
+            <w:vAlign w:val="center"/>
+          </w:tcPr>
+          <w:p>
+            <w:pPr>
+              <w:snapToGrid w:val="0"/>
+              <w:ind w:firstLineChars="57" w:firstLine="137"/>
+              <w:rPr>
+                <w:rFonts w:ascii="標楷體" w:eastAsia="標楷體" w:hAnsi="標楷體" w:cs="Arial Unicode MS"/>
+              </w:rPr>
+            </w:pPr>
           </w:p>
         </w:tc>
       </w:tr>
       <w:tr>
         <w:trPr>
           <w:cantSplit/>
-          <w:trHeight w:val="260"/>
+          <w:trHeight w:val="561"/>
         </w:trPr>
         <w:tc>
           <w:tcPr>
-            <w:tcW w:w="5001" w:type="dxa"/>
-            <w:gridSpan w:val="3"/>
+            <w:tcW w:w="4859" w:type="dxa"/>
+            <w:gridSpan w:val="5"/>
             <w:tcBorders>
               <w:left w:val="single" w:sz="4" w:space="0" w:color="000000"/>
               <w:bottom w:val="single" w:sz="4" w:space="0" w:color="000000"/>
@@ -238,7 +268,7 @@
           </w:tcPr>
           <w:p>
             <w:pPr>
-              <w:spacing w:line="520" w:lineRule="exact"/>
+              <w:snapToGrid w:val="0"/>
               <w:jc w:val="center"/>
               <w:rPr>
                 <w:rFonts w:ascii="標楷體" w:eastAsia="標楷體" w:hAnsi="標楷體" w:cs="Arial Unicode MS"/>
@@ -254,7 +284,7 @@
         </w:tc>
         <w:tc>
           <w:tcPr>
-            <w:tcW w:w="1297" w:type="dxa"/>
+            <w:tcW w:w="1417" w:type="dxa"/>
             <w:vMerge w:val="restart"/>
             <w:tcBorders>
               <w:top w:val="single" w:sz="4" w:space="0" w:color="000000"/>
@@ -265,7 +295,7 @@
           </w:tcPr>
           <w:p>
             <w:pPr>
-              <w:spacing w:line="520" w:lineRule="exact"/>
+              <w:snapToGrid w:val="0"/>
               <w:jc w:val="center"/>
               <w:rPr>
                 <w:rFonts w:ascii="標楷體" w:eastAsia="標楷體" w:hAnsi="標楷體" w:cs="Arial Unicode MS"/>
@@ -281,7 +311,8 @@
         </w:tc>
         <w:tc>
           <w:tcPr>
-            <w:tcW w:w="1349" w:type="dxa"/>
+            <w:tcW w:w="1371" w:type="dxa"/>
+            <w:gridSpan w:val="2"/>
             <w:vMerge w:val="restart"/>
             <w:tcBorders>
               <w:top w:val="single" w:sz="4" w:space="0" w:color="000000"/>
@@ -292,7 +323,7 @@
           </w:tcPr>
           <w:p>
             <w:pPr>
-              <w:spacing w:line="520" w:lineRule="exact"/>
+              <w:snapToGrid w:val="0"/>
               <w:jc w:val="center"/>
               <w:rPr>
                 <w:rFonts w:ascii="標楷體" w:eastAsia="標楷體" w:hAnsi="標楷體" w:cs="Arial Unicode MS"/>
@@ -319,7 +350,7 @@
           </w:tcPr>
           <w:p>
             <w:pPr>
-              <w:spacing w:line="520" w:lineRule="exact"/>
+              <w:snapToGrid w:val="0"/>
               <w:ind w:left="480" w:right="480"/>
               <w:jc w:val="center"/>
               <w:rPr>
@@ -338,11 +369,11 @@
       <w:tr>
         <w:trPr>
           <w:cantSplit/>
-          <w:trHeight w:val="440"/>
+          <w:trHeight w:val="840"/>
         </w:trPr>
         <w:tc>
           <w:tcPr>
-            <w:tcW w:w="1253" w:type="dxa"/>
+            <w:tcW w:w="1740" w:type="dxa"/>
             <w:tcBorders>
               <w:top w:val="single" w:sz="4" w:space="0" w:color="000000"/>
               <w:left w:val="single" w:sz="4" w:space="0" w:color="000000"/>
@@ -353,7 +384,7 @@
           </w:tcPr>
           <w:p>
             <w:pPr>
-              <w:spacing w:line="520" w:lineRule="exact"/>
+              <w:snapToGrid w:val="0"/>
               <w:jc w:val="center"/>
               <w:rPr>
                 <w:rFonts w:ascii="標楷體" w:eastAsia="標楷體" w:hAnsi="標楷體"/>
@@ -361,6 +392,91 @@
             </w:pPr>
             <w:r>
               <w:rPr>
+                <w:noProof/>
+              </w:rPr>
+              <mc:AlternateContent>
+                <mc:Choice Requires="wps">
+                  <w:drawing>
+                    <wp:anchor distT="0" distB="0" distL="114935" distR="114935" simplePos="0" relativeHeight="2" behindDoc="0" locked="0" layoutInCell="0" allowOverlap="1" wp14:anchorId="013ACDD7" wp14:editId="68B7EF32">
+                      <wp:simplePos x="0" y="0"/>
+                      <wp:positionH relativeFrom="margin">
+                        <wp:posOffset>-459740</wp:posOffset>
+                      </wp:positionH>
+                      <wp:positionV relativeFrom="paragraph">
+                        <wp:posOffset>-708025</wp:posOffset>
+                      </wp:positionV>
+                      <wp:extent cx="457200" cy="3086100"/>
+                      <wp:effectExtent l="0" t="0" r="0" b="0"/>
+                      <wp:wrapNone/>
+                      <wp:docPr id="1" name="Frame1"/>
+                      <wp:cNvGraphicFramePr/>
+                      <a:graphic xmlns:a="http://schemas.openxmlformats.org/drawingml/2006/main">
+                        <a:graphicData uri="http://schemas.microsoft.com/office/word/2010/wordprocessingShape">
+                          <wps:wsp>
+                            <wps:cNvSpPr txBox="1"/>
+                            <wps:spPr>
+                              <a:xfrm>
+                                <a:off x="0" y="0"/>
+                                <a:ext cx="457200" cy="3086100"/>
+                              </a:xfrm>
+                              <a:prstGeom prst="rect">
+                                <a:avLst/>
+                              </a:prstGeom>
+                              <a:solidFill>
+                                <a:srgbClr val="FFFFFF">
+                                  <a:alpha val="0"/>
+                                </a:srgbClr>
+                              </a:solidFill>
+                            </wps:spPr>
+                            <wps:txbx>
+                              <w:txbxContent>
+                                <w:p>
+                                  <w:r>
+                                    <w:rPr>
+                                      <w:rFonts w:ascii="標楷體" w:eastAsia="標楷體" w:hAnsi="標楷體"/>
+                                    </w:rPr>
+                                    <w:t>（格式三：本表使用A4紙張印製）</w:t>
+                                  </w:r>
+                                </w:p>
+                              </w:txbxContent>
+                            </wps:txbx>
+                            <wps:bodyPr vert="eaVert" lIns="92075" tIns="46355" rIns="92075" bIns="46355" anchor="t">
+                              <a:noAutofit/>
+                            </wps:bodyPr>
+                          </wps:wsp>
+                        </a:graphicData>
+                      </a:graphic>
+                    </wp:anchor>
+                  </w:drawing>
+                </mc:Choice>
+                <mc:Fallback>
+                  <w:pict>
+                    <v:shapetype w14:anchorId="013ACDD7" id="_x0000_t202" coordsize="21600,21600" o:spt="202" path="m,l,21600r21600,l21600,xe">
+                      <v:stroke joinstyle="miter"/>
+                      <v:path gradientshapeok="t" o:connecttype="rect"/>
+                    </v:shapetype>
+                    <v:shape id="Frame1" o:spid="_x0000_s1026" type="#_x0000_t202" style="position:absolute;left:0;text-align:left;margin-left:-36.2pt;margin-top:-55.75pt;width:36pt;height:243pt;z-index:2;visibility:visible;mso-wrap-style:square;mso-wrap-distance-left:9.05pt;mso-wrap-distance-top:0;mso-wrap-distance-right:9.05pt;mso-wrap-distance-bottom:0;mso-position-horizontal:absolute;mso-position-horizontal-relative:margin;mso-position-vertical:absolute;mso-position-vertical-relative:text;v-text-anchor:top" o:gfxdata="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" o:allowincell="f" stroked="f">
+                      <v:fill opacity="0"/>
+                      <v:textbox style="layout-flow:vertical-ideographic" inset="7.25pt,3.65pt,7.25pt,3.65pt">
+                        <w:txbxContent>
+                          <w:p>
+                            <w:r>
+                              <w:rPr>
+                                <w:rFonts w:ascii="標楷體" w:eastAsia="標楷體" w:hAnsi="標楷體"/>
+                              </w:rPr>
+                              <w:t>（格式三：本表使用A4紙張印製）</w:t>
+                            </w:r>
+                          </w:p>
+                        </w:txbxContent>
+                      </v:textbox>
+                      <w10:wrap anchorx="margin"/>
+                    </v:shape>
+                  </w:pict>
+                </mc:Fallback>
+              </mc:AlternateContent>
+            </w:r>
+            <w:r>
+              <w:rPr>
                 <w:rFonts w:ascii="標楷體" w:eastAsia="標楷體" w:hAnsi="標楷體"/>
               </w:rPr>
               <w:t>編號</w:t>
@@ -369,17 +485,18 @@
         </w:tc>
         <w:tc>
           <w:tcPr>
-            <w:tcW w:w="2188" w:type="dxa"/>
-            <w:tcBorders>
-              <w:top w:val="single" w:sz="4" w:space="0" w:color="000000"/>
-              <w:bottom w:val="single" w:sz="4" w:space="0" w:color="000000"/>
-              <w:right w:val="single" w:sz="4" w:space="0" w:color="000000"/>
-            </w:tcBorders>
-            <w:vAlign w:val="center"/>
-          </w:tcPr>
-          <w:p>
-            <w:pPr>
-              <w:spacing w:line="520" w:lineRule="exact"/>
+            <w:tcW w:w="1560" w:type="dxa"/>
+            <w:gridSpan w:val="2"/>
+            <w:tcBorders>
+              <w:top w:val="single" w:sz="4" w:space="0" w:color="000000"/>
+              <w:bottom w:val="single" w:sz="4" w:space="0" w:color="000000"/>
+              <w:right w:val="single" w:sz="4" w:space="0" w:color="000000"/>
+            </w:tcBorders>
+            <w:vAlign w:val="center"/>
+          </w:tcPr>
+          <w:p>
+            <w:pPr>
+              <w:snapToGrid w:val="0"/>
               <w:jc w:val="center"/>
             </w:pPr>
             <w:r>
@@ -392,17 +509,18 @@
         </w:tc>
         <w:tc>
           <w:tcPr>
-            <w:tcW w:w="1560" w:type="dxa"/>
-            <w:tcBorders>
-              <w:top w:val="single" w:sz="4" w:space="0" w:color="000000"/>
-              <w:bottom w:val="single" w:sz="4" w:space="0" w:color="000000"/>
-              <w:right w:val="single" w:sz="4" w:space="0" w:color="000000"/>
-            </w:tcBorders>
-            <w:vAlign w:val="center"/>
-          </w:tcPr>
-          <w:p>
-            <w:pPr>
-              <w:spacing w:line="520" w:lineRule="exact"/>
+            <w:tcW w:w="1559" w:type="dxa"/>
+            <w:gridSpan w:val="2"/>
+            <w:tcBorders>
+              <w:top w:val="single" w:sz="4" w:space="0" w:color="000000"/>
+              <w:bottom w:val="single" w:sz="4" w:space="0" w:color="000000"/>
+              <w:right w:val="single" w:sz="4" w:space="0" w:color="000000"/>
+            </w:tcBorders>
+            <w:vAlign w:val="center"/>
+          </w:tcPr>
+          <w:p>
+            <w:pPr>
+              <w:snapToGrid w:val="0"/>
               <w:jc w:val="center"/>
             </w:pPr>
             <w:r>
@@ -422,7 +540,7 @@
         </w:tc>
         <w:tc>
           <w:tcPr>
-            <w:tcW w:w="1297" w:type="dxa"/>
+            <w:tcW w:w="1417" w:type="dxa"/>
             <w:vMerge/>
             <w:tcBorders>
               <w:top w:val="single" w:sz="4" w:space="0" w:color="000000"/>
@@ -434,16 +552,16 @@
           <w:p>
             <w:pPr>
               <w:snapToGrid w:val="0"/>
-              <w:spacing w:line="520" w:lineRule="exact"/>
-              <w:rPr>
-                <w:rFonts w:ascii="標楷體" w:eastAsia="標楷體" w:hAnsi="標楷體"/>
-              </w:rPr>
-            </w:pPr>
-          </w:p>
-        </w:tc>
-        <w:tc>
-          <w:tcPr>
-            <w:tcW w:w="1349" w:type="dxa"/>
+              <w:rPr>
+                <w:rFonts w:ascii="標楷體" w:eastAsia="標楷體" w:hAnsi="標楷體"/>
+              </w:rPr>
+            </w:pPr>
+          </w:p>
+        </w:tc>
+        <w:tc>
+          <w:tcPr>
+            <w:tcW w:w="1371" w:type="dxa"/>
+            <w:gridSpan w:val="2"/>
             <w:vMerge/>
             <w:tcBorders>
               <w:top w:val="single" w:sz="4" w:space="0" w:color="000000"/>
@@ -455,7 +573,6 @@
           <w:p>
             <w:pPr>
               <w:snapToGrid w:val="0"/>
-              <w:spacing w:line="520" w:lineRule="exact"/>
               <w:jc w:val="distribute"/>
               <w:rPr>
                 <w:rFonts w:ascii="標楷體" w:eastAsia="標楷體" w:hAnsi="標楷體"/>
@@ -477,7 +594,6 @@
           <w:p>
             <w:pPr>
               <w:snapToGrid w:val="0"/>
-              <w:spacing w:line="520" w:lineRule="exact"/>
               <w:ind w:left="480" w:right="480"/>
               <w:jc w:val="distribute"/>
               <w:rPr>
@@ -494,7 +610,7 @@
         </w:trPr>
         <w:tc>
           <w:tcPr>
-            <w:tcW w:w="1253" w:type="dxa"/>
+            <w:tcW w:w="1740" w:type="dxa"/>
             <w:tcBorders>
               <w:left w:val="single" w:sz="4" w:space="0" w:color="000000"/>
               <w:bottom w:val="single" w:sz="4" w:space="0" w:color="000000"/>
@@ -504,7 +620,7 @@
           </w:tcPr>
           <w:p>
             <w:pPr>
-              <w:spacing w:line="520" w:lineRule="exact"/>
+              <w:snapToGrid w:val="0"/>
               <w:rPr>
                 <w:rFonts w:ascii="標楷體" w:eastAsia="標楷體" w:hAnsi="標楷體" w:cs="Arial Unicode MS"/>
               </w:rPr>
@@ -519,7 +635,8 @@
         </w:tc>
         <w:tc>
           <w:tcPr>
-            <w:tcW w:w="2188" w:type="dxa"/>
+            <w:tcW w:w="1560" w:type="dxa"/>
+            <w:gridSpan w:val="2"/>
             <w:vMerge w:val="restart"/>
             <w:tcBorders>
               <w:right w:val="single" w:sz="4" w:space="0" w:color="000000"/>
@@ -528,102 +645,61 @@
           </w:tcPr>
           <w:p>
             <w:pPr>
-              <w:spacing w:line="520" w:lineRule="exact"/>
+              <w:snapToGrid w:val="0"/>
               <w:jc w:val="both"/>
               <w:rPr>
                 <w:rFonts w:ascii="標楷體" w:eastAsia="標楷體" w:hAnsi="標楷體" w:cs="Arial Unicode MS"/>
                 <w:color w:val="FF0000"/>
               </w:rPr>
             </w:pPr>
-            <w:r>
-              <w:rPr>
+          </w:p>
+        </w:tc>
+        <w:tc>
+          <w:tcPr>
+            <w:tcW w:w="1559" w:type="dxa"/>
+            <w:gridSpan w:val="2"/>
+            <w:tcBorders>
+              <w:bottom w:val="single" w:sz="4" w:space="0" w:color="000000"/>
+              <w:right w:val="single" w:sz="4" w:space="0" w:color="000000"/>
+            </w:tcBorders>
+            <w:vAlign w:val="center"/>
+          </w:tcPr>
+          <w:p>
+            <w:pPr>
+              <w:snapToGrid w:val="0"/>
+              <w:jc w:val="center"/>
+              <w:rPr>
+                <w:rFonts w:ascii="標楷體" w:eastAsia="標楷體" w:hAnsi="標楷體" w:cs="Arial Unicode MS"/>
                 <w:color w:val="FF0000"/>
               </w:rPr>
-              <w:t>教育部</w:t>
-            </w:r>
-            <w:r>
-              <w:rPr>
+            </w:pPr>
+          </w:p>
+        </w:tc>
+        <w:tc>
+          <w:tcPr>
+            <w:tcW w:w="1417" w:type="dxa"/>
+            <w:tcBorders>
+              <w:top w:val="single" w:sz="4" w:space="0" w:color="000000"/>
+              <w:bottom w:val="single" w:sz="4" w:space="0" w:color="000000"/>
+              <w:right w:val="single" w:sz="4" w:space="0" w:color="000000"/>
+            </w:tcBorders>
+            <w:vAlign w:val="center"/>
+          </w:tcPr>
+          <w:p>
+            <w:pPr>
+              <w:snapToGrid w:val="0"/>
+              <w:jc w:val="center"/>
+              <w:rPr>
+                <w:rFonts w:ascii="標楷體" w:eastAsia="標楷體" w:hAnsi="標楷體" w:cs="Arial Unicode MS"/>
                 <w:color w:val="FF0000"/>
               </w:rPr>
-              <w:t>_</w:t>
-            </w:r>
-            <w:r>
-              <w:rPr>
-                <w:color w:val="FF0000"/>
-              </w:rPr>
-              <w:t>技專校院高等教育深耕計畫附冊</w:t>
-            </w:r>
-            <w:r>
-              <w:rPr>
-                <w:color w:val="FF0000"/>
-              </w:rPr>
-              <w:t>-</w:t>
-            </w:r>
-            <w:r>
-              <w:rPr>
-                <w:color w:val="FF0000"/>
-              </w:rPr>
-              <w:t>落實大學社會責任實踐計畫</w:t>
-            </w:r>
-          </w:p>
-        </w:tc>
-        <w:tc>
-          <w:tcPr>
-            <w:tcW w:w="1560" w:type="dxa"/>
-            <w:tcBorders>
-              <w:bottom w:val="single" w:sz="4" w:space="0" w:color="000000"/>
-              <w:right w:val="single" w:sz="4" w:space="0" w:color="000000"/>
-            </w:tcBorders>
-            <w:vAlign w:val="center"/>
-          </w:tcPr>
-          <w:p>
-            <w:pPr>
-              <w:spacing w:line="520" w:lineRule="exact"/>
-              <w:jc w:val="center"/>
-              <w:rPr>
-                <w:rFonts w:ascii="標楷體" w:eastAsia="標楷體" w:hAnsi="標楷體" w:cs="Arial Unicode MS"/>
-                <w:color w:val="FF0000"/>
-              </w:rPr>
-            </w:pPr>
-            <w:r>
-              <w:rPr>
-                <w:color w:val="FF0000"/>
-              </w:rPr>
-              <w:t>勞保費</w:t>
-            </w:r>
-          </w:p>
-        </w:tc>
-        <w:tc>
-          <w:tcPr>
-            <w:tcW w:w="1297" w:type="dxa"/>
-            <w:tcBorders>
-              <w:top w:val="single" w:sz="4" w:space="0" w:color="000000"/>
-              <w:bottom w:val="single" w:sz="4" w:space="0" w:color="000000"/>
-              <w:right w:val="single" w:sz="4" w:space="0" w:color="000000"/>
-            </w:tcBorders>
-            <w:vAlign w:val="center"/>
-          </w:tcPr>
-          <w:p>
-            <w:pPr>
-              <w:spacing w:line="520" w:lineRule="exact"/>
-              <w:jc w:val="center"/>
-              <w:rPr>
-                <w:rFonts w:ascii="標楷體" w:eastAsia="標楷體" w:hAnsi="標楷體" w:cs="Arial Unicode MS"/>
-                <w:color w:val="FF0000"/>
-              </w:rPr>
-            </w:pPr>
-            <w:r>
-              <w:rPr>
-                <w:rFonts w:ascii="標楷體" w:eastAsia="標楷體" w:hAnsi="標楷體"/>
-                <w:color w:val="FF0000"/>
-              </w:rPr>
-              <w:t>00,000</w:t>
-            </w:r>
-          </w:p>
-        </w:tc>
-        <w:tc>
-          <w:tcPr>
-            <w:tcW w:w="1349" w:type="dxa"/>
+            </w:pPr>
+          </w:p>
+        </w:tc>
+        <w:tc>
+          <w:tcPr>
+            <w:tcW w:w="1371" w:type="dxa"/>
+            <w:gridSpan w:val="2"/>
             <w:tcBorders>
               <w:top w:val="single" w:sz="4" w:space="0" w:color="000000"/>
               <w:bottom w:val="single" w:sz="4" w:space="0" w:color="000000"/>
@@ -633,7 +709,7 @@
           </w:tcPr>
           <w:p>
             <w:pPr>
-              <w:spacing w:line="520" w:lineRule="exact"/>
+              <w:snapToGrid w:val="0"/>
               <w:rPr>
                 <w:rFonts w:ascii="標楷體" w:eastAsia="標楷體" w:hAnsi="標楷體" w:cs="Arial Unicode MS"/>
               </w:rPr>
@@ -660,7 +736,7 @@
           </w:tcPr>
           <w:p>
             <w:pPr>
-              <w:spacing w:line="520" w:lineRule="exact"/>
+              <w:snapToGrid w:val="0"/>
               <w:rPr>
                 <w:rFonts w:ascii="標楷體" w:eastAsia="標楷體" w:hAnsi="標楷體" w:cs="Arial Unicode MS"/>
               </w:rPr>
@@ -681,7 +757,7 @@
         </w:trPr>
         <w:tc>
           <w:tcPr>
-            <w:tcW w:w="1253" w:type="dxa"/>
+            <w:tcW w:w="1740" w:type="dxa"/>
             <w:tcBorders>
               <w:left w:val="single" w:sz="4" w:space="0" w:color="000000"/>
               <w:bottom w:val="single" w:sz="4" w:space="0" w:color="000000"/>
@@ -691,7 +767,7 @@
           </w:tcPr>
           <w:p>
             <w:pPr>
-              <w:spacing w:line="520" w:lineRule="exact"/>
+              <w:snapToGrid w:val="0"/>
               <w:rPr>
                 <w:rFonts w:ascii="標楷體" w:eastAsia="標楷體" w:hAnsi="標楷體" w:cs="Arial Unicode MS"/>
               </w:rPr>
@@ -706,17 +782,37 @@
         </w:tc>
         <w:tc>
           <w:tcPr>
-            <w:tcW w:w="2188" w:type="dxa"/>
+            <w:tcW w:w="1560" w:type="dxa"/>
+            <w:gridSpan w:val="2"/>
             <w:vMerge/>
             <w:tcBorders>
               <w:right w:val="single" w:sz="4" w:space="0" w:color="000000"/>
             </w:tcBorders>
-            <w:vAlign w:val="center"/>
-          </w:tcPr>
-          <w:p>
-            <w:pPr>
-              <w:snapToGrid w:val="0"/>
-              <w:spacing w:line="520" w:lineRule="exact"/>
+            <w:vAlign w:val="bottom"/>
+          </w:tcPr>
+          <w:p>
+            <w:pPr>
+              <w:snapToGrid w:val="0"/>
+              <w:rPr>
+                <w:rFonts w:ascii="標楷體" w:eastAsia="標楷體" w:hAnsi="標楷體" w:cs="Arial Unicode MS"/>
+                <w:color w:val="FF0000"/>
+              </w:rPr>
+            </w:pPr>
+          </w:p>
+        </w:tc>
+        <w:tc>
+          <w:tcPr>
+            <w:tcW w:w="1559" w:type="dxa"/>
+            <w:gridSpan w:val="2"/>
+            <w:tcBorders>
+              <w:bottom w:val="single" w:sz="4" w:space="0" w:color="000000"/>
+              <w:right w:val="single" w:sz="4" w:space="0" w:color="000000"/>
+            </w:tcBorders>
+            <w:vAlign w:val="center"/>
+          </w:tcPr>
+          <w:p>
+            <w:pPr>
+              <w:snapToGrid w:val="0"/>
               <w:jc w:val="center"/>
               <w:rPr>
                 <w:rFonts w:ascii="標楷體" w:eastAsia="標楷體" w:hAnsi="標楷體" w:cs="Arial Unicode MS"/>
@@ -727,61 +823,29 @@
         </w:tc>
         <w:tc>
           <w:tcPr>
-            <w:tcW w:w="1560" w:type="dxa"/>
-            <w:tcBorders>
-              <w:bottom w:val="single" w:sz="4" w:space="0" w:color="000000"/>
-              <w:right w:val="single" w:sz="4" w:space="0" w:color="000000"/>
-            </w:tcBorders>
-            <w:vAlign w:val="center"/>
-          </w:tcPr>
-          <w:p>
-            <w:pPr>
-              <w:spacing w:line="520" w:lineRule="exact"/>
+            <w:tcW w:w="1417" w:type="dxa"/>
+            <w:tcBorders>
+              <w:top w:val="single" w:sz="4" w:space="0" w:color="000000"/>
+              <w:bottom w:val="single" w:sz="4" w:space="0" w:color="000000"/>
+              <w:right w:val="single" w:sz="4" w:space="0" w:color="000000"/>
+            </w:tcBorders>
+            <w:vAlign w:val="center"/>
+          </w:tcPr>
+          <w:p>
+            <w:pPr>
+              <w:snapToGrid w:val="0"/>
               <w:jc w:val="center"/>
               <w:rPr>
                 <w:rFonts w:ascii="標楷體" w:eastAsia="標楷體" w:hAnsi="標楷體" w:cs="Arial Unicode MS"/>
                 <w:color w:val="FF0000"/>
               </w:rPr>
             </w:pPr>
-            <w:r>
-              <w:rPr>
-                <w:color w:val="FF0000"/>
-              </w:rPr>
-              <w:t>勞退提繳</w:t>
-            </w:r>
-          </w:p>
-        </w:tc>
-        <w:tc>
-          <w:tcPr>
-            <w:tcW w:w="1297" w:type="dxa"/>
-            <w:tcBorders>
-              <w:top w:val="single" w:sz="4" w:space="0" w:color="000000"/>
-              <w:bottom w:val="single" w:sz="4" w:space="0" w:color="000000"/>
-              <w:right w:val="single" w:sz="4" w:space="0" w:color="000000"/>
-            </w:tcBorders>
-            <w:vAlign w:val="center"/>
-          </w:tcPr>
-          <w:p>
-            <w:pPr>
-              <w:spacing w:line="520" w:lineRule="exact"/>
-              <w:jc w:val="center"/>
-              <w:rPr>
-                <w:rFonts w:ascii="標楷體" w:eastAsia="標楷體" w:hAnsi="標楷體" w:cs="Arial Unicode MS"/>
-                <w:color w:val="FF0000"/>
-              </w:rPr>
-            </w:pPr>
-            <w:r>
-              <w:rPr>
-                <w:rFonts w:ascii="標楷體" w:eastAsia="標楷體" w:hAnsi="標楷體"/>
-                <w:color w:val="FF0000"/>
-              </w:rPr>
-              <w:t>00,000</w:t>
-            </w:r>
-          </w:p>
-        </w:tc>
-        <w:tc>
-          <w:tcPr>
-            <w:tcW w:w="1349" w:type="dxa"/>
+          </w:p>
+        </w:tc>
+        <w:tc>
+          <w:tcPr>
+            <w:tcW w:w="1371" w:type="dxa"/>
+            <w:gridSpan w:val="2"/>
             <w:tcBorders>
               <w:top w:val="single" w:sz="4" w:space="0" w:color="000000"/>
               <w:bottom w:val="single" w:sz="4" w:space="0" w:color="000000"/>
@@ -791,7 +855,7 @@
           </w:tcPr>
           <w:p>
             <w:pPr>
-              <w:spacing w:line="520" w:lineRule="exact"/>
+              <w:snapToGrid w:val="0"/>
               <w:rPr>
                 <w:rFonts w:ascii="標楷體" w:eastAsia="標楷體" w:hAnsi="標楷體" w:cs="Arial Unicode MS"/>
               </w:rPr>
@@ -819,7 +883,6 @@
           <w:p>
             <w:pPr>
               <w:snapToGrid w:val="0"/>
-              <w:spacing w:line="520" w:lineRule="exact"/>
               <w:rPr>
                 <w:rFonts w:ascii="標楷體" w:eastAsia="標楷體" w:hAnsi="標楷體" w:cs="Arial Unicode MS"/>
               </w:rPr>
@@ -830,11 +893,11 @@
       <w:tr>
         <w:trPr>
           <w:cantSplit/>
-          <w:trHeight w:val="847"/>
+          <w:trHeight w:val="834"/>
         </w:trPr>
         <w:tc>
           <w:tcPr>
-            <w:tcW w:w="1253" w:type="dxa"/>
+            <w:tcW w:w="1740" w:type="dxa"/>
             <w:tcBorders>
               <w:left w:val="single" w:sz="4" w:space="0" w:color="000000"/>
               <w:bottom w:val="single" w:sz="4" w:space="0" w:color="000000"/>
@@ -844,7 +907,7 @@
           </w:tcPr>
           <w:p>
             <w:pPr>
-              <w:spacing w:line="520" w:lineRule="exact"/>
+              <w:snapToGrid w:val="0"/>
               <w:rPr>
                 <w:rFonts w:ascii="標楷體" w:eastAsia="標楷體" w:hAnsi="標楷體" w:cs="Arial Unicode MS"/>
               </w:rPr>
@@ -859,17 +922,38 @@
         </w:tc>
         <w:tc>
           <w:tcPr>
-            <w:tcW w:w="2188" w:type="dxa"/>
+            <w:tcW w:w="1560" w:type="dxa"/>
+            <w:gridSpan w:val="2"/>
             <w:vMerge/>
             <w:tcBorders>
-              <w:right w:val="single" w:sz="4" w:space="0" w:color="000000"/>
-            </w:tcBorders>
-            <w:vAlign w:val="center"/>
-          </w:tcPr>
-          <w:p>
-            <w:pPr>
-              <w:snapToGrid w:val="0"/>
-              <w:spacing w:line="520" w:lineRule="exact"/>
+              <w:bottom w:val="single" w:sz="4" w:space="0" w:color="000000"/>
+              <w:right w:val="single" w:sz="4" w:space="0" w:color="000000"/>
+            </w:tcBorders>
+            <w:vAlign w:val="bottom"/>
+          </w:tcPr>
+          <w:p>
+            <w:pPr>
+              <w:snapToGrid w:val="0"/>
+              <w:rPr>
+                <w:rFonts w:ascii="標楷體" w:eastAsia="標楷體" w:hAnsi="標楷體" w:cs="Arial Unicode MS"/>
+                <w:color w:val="FF0000"/>
+              </w:rPr>
+            </w:pPr>
+          </w:p>
+        </w:tc>
+        <w:tc>
+          <w:tcPr>
+            <w:tcW w:w="1559" w:type="dxa"/>
+            <w:gridSpan w:val="2"/>
+            <w:tcBorders>
+              <w:bottom w:val="single" w:sz="4" w:space="0" w:color="000000"/>
+              <w:right w:val="single" w:sz="4" w:space="0" w:color="000000"/>
+            </w:tcBorders>
+            <w:vAlign w:val="center"/>
+          </w:tcPr>
+          <w:p>
+            <w:pPr>
+              <w:snapToGrid w:val="0"/>
               <w:jc w:val="center"/>
               <w:rPr>
                 <w:rFonts w:ascii="標楷體" w:eastAsia="標楷體" w:hAnsi="標楷體" w:cs="Arial Unicode MS"/>
@@ -880,61 +964,29 @@
         </w:tc>
         <w:tc>
           <w:tcPr>
-            <w:tcW w:w="1560" w:type="dxa"/>
-            <w:tcBorders>
-              <w:bottom w:val="single" w:sz="4" w:space="0" w:color="000000"/>
-              <w:right w:val="single" w:sz="4" w:space="0" w:color="000000"/>
-            </w:tcBorders>
-            <w:vAlign w:val="center"/>
-          </w:tcPr>
-          <w:p>
-            <w:pPr>
-              <w:spacing w:line="520" w:lineRule="exact"/>
+            <w:tcW w:w="1417" w:type="dxa"/>
+            <w:tcBorders>
+              <w:top w:val="single" w:sz="4" w:space="0" w:color="000000"/>
+              <w:bottom w:val="single" w:sz="4" w:space="0" w:color="000000"/>
+              <w:right w:val="single" w:sz="4" w:space="0" w:color="000000"/>
+            </w:tcBorders>
+            <w:vAlign w:val="center"/>
+          </w:tcPr>
+          <w:p>
+            <w:pPr>
+              <w:snapToGrid w:val="0"/>
               <w:jc w:val="center"/>
               <w:rPr>
                 <w:rFonts w:ascii="標楷體" w:eastAsia="標楷體" w:hAnsi="標楷體" w:cs="Arial Unicode MS"/>
                 <w:color w:val="FF0000"/>
               </w:rPr>
             </w:pPr>
-            <w:r>
-              <w:rPr>
-                <w:color w:val="FF0000"/>
-              </w:rPr>
-              <w:t>健保費</w:t>
-            </w:r>
-          </w:p>
-        </w:tc>
-        <w:tc>
-          <w:tcPr>
-            <w:tcW w:w="1297" w:type="dxa"/>
-            <w:tcBorders>
-              <w:top w:val="single" w:sz="4" w:space="0" w:color="000000"/>
-              <w:bottom w:val="single" w:sz="4" w:space="0" w:color="000000"/>
-              <w:right w:val="single" w:sz="4" w:space="0" w:color="000000"/>
-            </w:tcBorders>
-            <w:vAlign w:val="center"/>
-          </w:tcPr>
-          <w:p>
-            <w:pPr>
-              <w:spacing w:line="520" w:lineRule="exact"/>
-              <w:jc w:val="center"/>
-              <w:rPr>
-                <w:rFonts w:ascii="標楷體" w:eastAsia="標楷體" w:hAnsi="標楷體" w:cs="Arial Unicode MS"/>
-                <w:color w:val="FF0000"/>
-              </w:rPr>
-            </w:pPr>
-            <w:r>
-              <w:rPr>
-                <w:rFonts w:ascii="標楷體" w:eastAsia="標楷體" w:hAnsi="標楷體"/>
-                <w:color w:val="FF0000"/>
-              </w:rPr>
-              <w:t>00,000</w:t>
-            </w:r>
-          </w:p>
-        </w:tc>
-        <w:tc>
-          <w:tcPr>
-            <w:tcW w:w="1349" w:type="dxa"/>
+          </w:p>
+        </w:tc>
+        <w:tc>
+          <w:tcPr>
+            <w:tcW w:w="1371" w:type="dxa"/>
+            <w:gridSpan w:val="2"/>
             <w:tcBorders>
               <w:top w:val="single" w:sz="4" w:space="0" w:color="000000"/>
               <w:bottom w:val="single" w:sz="4" w:space="0" w:color="000000"/>
@@ -944,7 +996,7 @@
           </w:tcPr>
           <w:p>
             <w:pPr>
-              <w:spacing w:line="520" w:lineRule="exact"/>
+              <w:snapToGrid w:val="0"/>
               <w:rPr>
                 <w:rFonts w:ascii="標楷體" w:eastAsia="標楷體" w:hAnsi="標楷體" w:cs="Arial Unicode MS"/>
               </w:rPr>
@@ -972,7 +1024,6 @@
           <w:p>
             <w:pPr>
               <w:snapToGrid w:val="0"/>
-              <w:spacing w:line="520" w:lineRule="exact"/>
               <w:rPr>
                 <w:rFonts w:ascii="標楷體" w:eastAsia="標楷體" w:hAnsi="標楷體" w:cs="Arial Unicode MS"/>
               </w:rPr>
@@ -983,48 +1034,62 @@
       <w:tr>
         <w:trPr>
           <w:cantSplit/>
-          <w:trHeight w:val="804"/>
+          <w:trHeight w:val="690"/>
         </w:trPr>
         <w:tc>
           <w:tcPr>
-            <w:tcW w:w="7647" w:type="dxa"/>
-            <w:gridSpan w:val="5"/>
+            <w:tcW w:w="1740" w:type="dxa"/>
             <w:tcBorders>
               <w:top w:val="single" w:sz="4" w:space="0" w:color="000000"/>
               <w:left w:val="single" w:sz="4" w:space="0" w:color="000000"/>
               <w:bottom w:val="single" w:sz="4" w:space="0" w:color="000000"/>
-              <w:right w:val="single" w:sz="4" w:space="0" w:color="000000"/>
-            </w:tcBorders>
-            <w:vAlign w:val="center"/>
-          </w:tcPr>
-          <w:p>
-            <w:pPr>
-              <w:spacing w:line="520" w:lineRule="exact"/>
+            </w:tcBorders>
+            <w:vAlign w:val="center"/>
+          </w:tcPr>
+          <w:p>
+            <w:pPr>
+              <w:snapToGrid w:val="0"/>
+              <w:ind w:left="240"/>
+              <w:jc w:val="right"/>
+              <w:rPr>
+                <w:rFonts w:ascii="標楷體" w:eastAsia="標楷體" w:hAnsi="標楷體" w:cs="Arial Unicode MS"/>
+              </w:rPr>
+            </w:pPr>
+            <w:r>
+              <w:rPr>
+                <w:rFonts w:ascii="標楷體" w:eastAsia="標楷體" w:hAnsi="標楷體"/>
+              </w:rPr>
+              <w:t xml:space="preserve">合計新台幣　</w:t>
+            </w:r>
+          </w:p>
+        </w:tc>
+        <w:tc>
+          <w:tcPr>
+            <w:tcW w:w="5907" w:type="dxa"/>
+            <w:gridSpan w:val="7"/>
+            <w:tcBorders>
+              <w:top w:val="single" w:sz="4" w:space="0" w:color="000000"/>
+              <w:bottom w:val="single" w:sz="4" w:space="0" w:color="000000"/>
+              <w:right w:val="single" w:sz="4" w:space="0" w:color="000000"/>
+            </w:tcBorders>
+            <w:vAlign w:val="center"/>
+          </w:tcPr>
+          <w:p>
+            <w:pPr>
+              <w:snapToGrid w:val="0"/>
               <w:ind w:left="240"/>
               <w:jc w:val="both"/>
               <w:rPr>
                 <w:rFonts w:ascii="標楷體" w:eastAsia="標楷體" w:hAnsi="標楷體" w:cs="Arial Unicode MS"/>
               </w:rPr>
             </w:pPr>
-            <w:r>
-              <w:rPr>
-                <w:rFonts w:ascii="標楷體" w:eastAsia="標楷體" w:hAnsi="標楷體"/>
-              </w:rPr>
-              <w:t xml:space="preserve">合計新台幣　</w:t>
-            </w:r>
-            <w:r>
-              <w:rPr>
-                <w:rFonts w:ascii="標楷體" w:eastAsia="標楷體" w:hAnsi="標楷體"/>
-                <w:color w:val="FF0000"/>
-              </w:rPr>
-              <w:t>零萬零千零百零拾零元整</w:t>
-            </w:r>
           </w:p>
         </w:tc>
         <w:tc>
           <w:tcPr>
             <w:tcW w:w="2131" w:type="dxa"/>
             <w:tcBorders>
+              <w:top w:val="single" w:sz="4" w:space="0" w:color="000000"/>
               <w:left w:val="single" w:sz="4" w:space="0" w:color="000000"/>
               <w:bottom w:val="single" w:sz="4" w:space="0" w:color="000000"/>
               <w:right w:val="single" w:sz="4" w:space="0" w:color="000000"/>
@@ -1034,7 +1099,6 @@
           <w:p>
             <w:pPr>
               <w:snapToGrid w:val="0"/>
-              <w:spacing w:line="520" w:lineRule="exact"/>
               <w:ind w:left="480"/>
               <w:rPr>
                 <w:rFonts w:ascii="標楷體" w:eastAsia="標楷體" w:hAnsi="標楷體" w:cs="Arial Unicode MS"/>
@@ -1063,7 +1127,7 @@
           <w:left w:w="28" w:type="dxa"/>
           <w:right w:w="28" w:type="dxa"/>
         </w:tblCellMar>
-        <w:tblLook w:val="0000" w:firstRow="0" w:lastRow="0" w:firstColumn="0" w:lastColumn="0" w:noHBand="0" w:noVBand="0"/>
+        <w:tblLook w:val="04A0" w:firstRow="1" w:lastRow="0" w:firstColumn="1" w:lastColumn="0" w:noHBand="0" w:noVBand="1"/>
       </w:tblPr>
       <w:tblGrid>
         <w:gridCol w:w="2160"/>
@@ -1213,11 +1277,17 @@
   <w:docDefaults>
     <w:rPrDefault>
       <w:rPr>
-        <w:rFonts w:ascii="Liberation Serif" w:eastAsia="新細明體" w:hAnsi="Liberation Serif" w:cs="Lohit Devanagari"/>
-        <w:lang w:val="en-US" w:eastAsia="zh-TW" w:bidi="ar-SA"/>
+        <w:rFonts w:ascii="Liberation Serif" w:eastAsiaTheme="minorEastAsia" w:hAnsi="Liberation Serif" w:cs="Lohit Devanagari"/>
+        <w:sz w:val="24"/>
+        <w:szCs w:val="24"/>
+        <w:lang w:val="en-US" w:eastAsia="zh-CN" w:bidi="hi-IN"/>
       </w:rPr>
     </w:rPrDefault>
-    <w:pPrDefault/>
+    <w:pPrDefault>
+      <w:pPr>
+        <w:suppressAutoHyphens/>
+      </w:pPr>
+    </w:pPrDefault>
   </w:docDefaults>
   <w:latentStyles w:defLockedState="0" w:defUIPriority="99" w:defSemiHidden="0" w:defUnhideWhenUsed="0" w:defQFormat="0" w:count="376">
     <w:lsdException w:name="Normal" w:uiPriority="0" w:qFormat="1"/>
@@ -1602,13 +1672,11 @@
     <w:qFormat/>
     <w:pPr>
       <w:widowControl w:val="0"/>
-      <w:suppressAutoHyphens/>
     </w:pPr>
     <w:rPr>
       <w:rFonts w:ascii="Times New Roman" w:eastAsia="新細明體;PMingLiU" w:hAnsi="Times New Roman" w:cs="Times New Roman"/>
       <w:kern w:val="2"/>
-      <w:sz w:val="24"/>
-      <w:szCs w:val="24"/>
+      <w:lang w:eastAsia="zh-TW" w:bidi="ar-SA"/>
     </w:rPr>
   </w:style>
   <w:style w:type="character" w:default="1" w:styleId="a0">

--- a/支出科目分攤表範本.docx
+++ b/支出科目分攤表範本.docx
@@ -1,6 +1,6 @@
 
 <file path=word/document.xml><?xml version="1.0" encoding="utf-8"?>
-<w:document xmlns:wpc="http://schemas.microsoft.com/office/word/2010/wordprocessingCanvas" xmlns:cx="http://schemas.microsoft.com/office/drawing/2014/chartex" xmlns:cx1="http://schemas.microsoft.com/office/drawing/2015/9/8/chartex" xmlns:cx2="http://schemas.microsoft.com/office/drawing/2015/10/21/chartex" xmlns:cx3="http://schemas.microsoft.com/office/drawing/2016/5/9/chartex" xmlns:cx4="http://schemas.microsoft.com/office/drawing/2016/5/10/chartex" xmlns:cx5="http://schemas.microsoft.com/office/drawing/2016/5/11/chartex" xmlns:cx6="http://schemas.microsoft.com/office/drawing/2016/5/12/chartex" xmlns:cx7="http://schemas.microsoft.com/office/drawing/2016/5/13/chartex" xmlns:cx8="http://schemas.microsoft.com/office/drawing/2016/5/14/chartex" xmlns:mc="http://schemas.openxmlformats.org/markup-compatibility/2006" xmlns:aink="http://schemas.microsoft.com/office/drawing/2016/ink" xmlns:am3d="http://schemas.microsoft.com/office/drawing/2017/model3d" xmlns:o="urn:schemas-microsoft-com:office:office" xmlns:oel="http://schemas.microsoft.com/office/2019/extlst" xmlns:r="http://schemas.openxmlformats.org/officeDocument/2006/relationships" xmlns:m="http://schemas.openxmlformats.org/officeDocument/2006/math" xmlns:v="urn:schemas-microsoft-com:vml" xmlns:wp14="http://schemas.microsoft.com/office/word/2010/wordprocessingDrawing" xmlns:wp="http://schemas.openxmlformats.org/drawingml/2006/wordprocessingDrawing" xmlns:w10="urn:schemas-microsoft-com:office:word" xmlns:w="http://schemas.openxmlformats.org/wordprocessingml/2006/main" xmlns:w14="http://schemas.microsoft.com/office/word/2010/wordml" xmlns:w15="http://schemas.microsoft.com/office/word/2012/wordml" xmlns:w16cei="http://schemas.microsoft.com/office/word/2026/wordml/cei" xmlns:w16cex="http://schemas.microsoft.com/office/word/2018/wordml/cex" xmlns:w16cid="http://schemas.microsoft.com/office/word/2016/wordml/cid" xmlns:w16="http://schemas.microsoft.com/office/word/2018/wordml" xmlns:w16du="http://schemas.microsoft.com/office/word/2023/wordml/word16du" xmlns:w16sdtdh="http://schemas.microsoft.com/office/word/2020/wordml/sdtdatahash" xmlns:w16sdtfl="http://schemas.microsoft.com/office/word/2024/wordml/sdtformatlock" xmlns:w16se="http://schemas.microsoft.com/office/word/2015/wordml/symex" xmlns:wpg="http://schemas.microsoft.com/office/word/2010/wordprocessingGroup" xmlns:wpi="http://schemas.microsoft.com/office/word/2010/wordprocessingInk" xmlns:wne="http://schemas.microsoft.com/office/word/2006/wordml" xmlns:wps="http://schemas.microsoft.com/office/word/2010/wordprocessingShape" mc:Ignorable="w14 w15 w16se w16cid w16 w16cex w16sdtdh w16sdtfl w16du wp14">
+<w:document xmlns:wpc="http://schemas.microsoft.com/office/word/2010/wordprocessingCanvas" xmlns:cx="http://schemas.microsoft.com/office/drawing/2014/chartex" xmlns:cx1="http://schemas.microsoft.com/office/drawing/2015/9/8/chartex" xmlns:cx2="http://schemas.microsoft.com/office/drawing/2015/10/21/chartex" xmlns:cx3="http://schemas.microsoft.com/office/drawing/2016/5/9/chartex" xmlns:cx4="http://schemas.microsoft.com/office/drawing/2016/5/10/chartex" xmlns:cx5="http://schemas.microsoft.com/office/drawing/2016/5/11/chartex" xmlns:cx6="http://schemas.microsoft.com/office/drawing/2016/5/12/chartex" xmlns:cx7="http://schemas.microsoft.com/office/drawing/2016/5/13/chartex" xmlns:cx8="http://schemas.microsoft.com/office/drawing/2016/5/14/chartex" xmlns:mc="http://schemas.openxmlformats.org/markup-compatibility/2006" xmlns:aink="http://schemas.microsoft.com/office/drawing/2016/ink" xmlns:am3d="http://schemas.microsoft.com/office/drawing/2017/model3d" xmlns:o="urn:schemas-microsoft-com:office:office" xmlns:r="http://schemas.openxmlformats.org/officeDocument/2006/relationships" xmlns:m="http://schemas.openxmlformats.org/officeDocument/2006/math" xmlns:v="urn:schemas-microsoft-com:vml" xmlns:wp14="http://schemas.microsoft.com/office/word/2010/wordprocessingDrawing" xmlns:wp="http://schemas.openxmlformats.org/drawingml/2006/wordprocessingDrawing" xmlns:w10="urn:schemas-microsoft-com:office:word" xmlns:w="http://schemas.openxmlformats.org/wordprocessingml/2006/main" xmlns:w14="http://schemas.microsoft.com/office/word/2010/wordml" xmlns:w15="http://schemas.microsoft.com/office/word/2012/wordml" xmlns:w16cex="http://schemas.microsoft.com/office/word/2018/wordml/cex" xmlns:w16cid="http://schemas.microsoft.com/office/word/2016/wordml/cid" xmlns:w16="http://schemas.microsoft.com/office/word/2018/wordml" xmlns:w16sdtdh="http://schemas.microsoft.com/office/word/2020/wordml/sdtdatahash" xmlns:w16se="http://schemas.microsoft.com/office/word/2015/wordml/symex" xmlns:wpg="http://schemas.microsoft.com/office/word/2010/wordprocessingGroup" xmlns:wpi="http://schemas.microsoft.com/office/word/2010/wordprocessingInk" xmlns:wne="http://schemas.microsoft.com/office/word/2006/wordml" xmlns:wps="http://schemas.microsoft.com/office/word/2010/wordprocessingShape" mc:Ignorable="w14 w15 w16se w16cid w16 w16cex w16sdtdh wp14">
   <w:body>
     <w:tbl>
       <w:tblPr>
@@ -196,7 +196,7 @@
               <w:ind w:firstLineChars="60" w:firstLine="144"/>
               <w:jc w:val="both"/>
               <w:rPr>
-                <w:rFonts w:ascii="標楷體" w:eastAsia="標楷體" w:hAnsi="標楷體" w:cs="Arial Unicode MS" w:hint="eastAsia"/>
+                <w:rFonts w:ascii="標楷體" w:eastAsia="標楷體" w:hAnsi="標楷體" w:cs="Arial Unicode MS"/>
               </w:rPr>
             </w:pPr>
           </w:p>
@@ -392,91 +392,6 @@
             </w:pPr>
             <w:r>
               <w:rPr>
-                <w:noProof/>
-              </w:rPr>
-              <mc:AlternateContent>
-                <mc:Choice Requires="wps">
-                  <w:drawing>
-                    <wp:anchor distT="0" distB="0" distL="114935" distR="114935" simplePos="0" relativeHeight="2" behindDoc="0" locked="0" layoutInCell="0" allowOverlap="1" wp14:anchorId="013ACDD7" wp14:editId="68B7EF32">
-                      <wp:simplePos x="0" y="0"/>
-                      <wp:positionH relativeFrom="margin">
-                        <wp:posOffset>-459740</wp:posOffset>
-                      </wp:positionH>
-                      <wp:positionV relativeFrom="paragraph">
-                        <wp:posOffset>-708025</wp:posOffset>
-                      </wp:positionV>
-                      <wp:extent cx="457200" cy="3086100"/>
-                      <wp:effectExtent l="0" t="0" r="0" b="0"/>
-                      <wp:wrapNone/>
-                      <wp:docPr id="1" name="Frame1"/>
-                      <wp:cNvGraphicFramePr/>
-                      <a:graphic xmlns:a="http://schemas.openxmlformats.org/drawingml/2006/main">
-                        <a:graphicData uri="http://schemas.microsoft.com/office/word/2010/wordprocessingShape">
-                          <wps:wsp>
-                            <wps:cNvSpPr txBox="1"/>
-                            <wps:spPr>
-                              <a:xfrm>
-                                <a:off x="0" y="0"/>
-                                <a:ext cx="457200" cy="3086100"/>
-                              </a:xfrm>
-                              <a:prstGeom prst="rect">
-                                <a:avLst/>
-                              </a:prstGeom>
-                              <a:solidFill>
-                                <a:srgbClr val="FFFFFF">
-                                  <a:alpha val="0"/>
-                                </a:srgbClr>
-                              </a:solidFill>
-                            </wps:spPr>
-                            <wps:txbx>
-                              <w:txbxContent>
-                                <w:p>
-                                  <w:r>
-                                    <w:rPr>
-                                      <w:rFonts w:ascii="標楷體" w:eastAsia="標楷體" w:hAnsi="標楷體"/>
-                                    </w:rPr>
-                                    <w:t>（格式三：本表使用A4紙張印製）</w:t>
-                                  </w:r>
-                                </w:p>
-                              </w:txbxContent>
-                            </wps:txbx>
-                            <wps:bodyPr vert="eaVert" lIns="92075" tIns="46355" rIns="92075" bIns="46355" anchor="t">
-                              <a:noAutofit/>
-                            </wps:bodyPr>
-                          </wps:wsp>
-                        </a:graphicData>
-                      </a:graphic>
-                    </wp:anchor>
-                  </w:drawing>
-                </mc:Choice>
-                <mc:Fallback>
-                  <w:pict>
-                    <v:shapetype w14:anchorId="013ACDD7" id="_x0000_t202" coordsize="21600,21600" o:spt="202" path="m,l,21600r21600,l21600,xe">
-                      <v:stroke joinstyle="miter"/>
-                      <v:path gradientshapeok="t" o:connecttype="rect"/>
-                    </v:shapetype>
-                    <v:shape id="Frame1" o:spid="_x0000_s1026" type="#_x0000_t202" style="position:absolute;left:0;text-align:left;margin-left:-36.2pt;margin-top:-55.75pt;width:36pt;height:243pt;z-index:2;visibility:visible;mso-wrap-style:square;mso-wrap-distance-left:9.05pt;mso-wrap-distance-top:0;mso-wrap-distance-right:9.05pt;mso-wrap-distance-bottom:0;mso-position-horizontal:absolute;mso-position-horizontal-relative:margin;mso-position-vertical:absolute;mso-position-vertical-relative:text;v-text-anchor:top" o:gfxdata="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" o:allowincell="f" stroked="f">
-                      <v:fill opacity="0"/>
-                      <v:textbox style="layout-flow:vertical-ideographic" inset="7.25pt,3.65pt,7.25pt,3.65pt">
-                        <w:txbxContent>
-                          <w:p>
-                            <w:r>
-                              <w:rPr>
-                                <w:rFonts w:ascii="標楷體" w:eastAsia="標楷體" w:hAnsi="標楷體"/>
-                              </w:rPr>
-                              <w:t>（格式三：本表使用A4紙張印製）</w:t>
-                            </w:r>
-                          </w:p>
-                        </w:txbxContent>
-                      </v:textbox>
-                      <w10:wrap anchorx="margin"/>
-                    </v:shape>
-                  </w:pict>
-                </mc:Fallback>
-              </mc:AlternateContent>
-            </w:r>
-            <w:r>
-              <w:rPr>
                 <w:rFonts w:ascii="標楷體" w:eastAsia="標楷體" w:hAnsi="標楷體"/>
               </w:rPr>
               <w:t>編號</w:t>
@@ -534,6 +449,11 @@
                 <w:rFonts w:ascii="標楷體" w:eastAsia="標楷體" w:hAnsi="標楷體"/>
               </w:rPr>
               <w:br/>
+            </w:r>
+            <w:r>
+              <w:rPr>
+                <w:rFonts w:ascii="標楷體" w:eastAsia="標楷體" w:hAnsi="標楷體"/>
+              </w:rPr>
               <w:t>科目名稱</w:t>
             </w:r>
           </w:p>
@@ -745,7 +665,19 @@
               <w:rPr>
                 <w:rFonts w:ascii="標楷體" w:eastAsia="標楷體" w:hAnsi="標楷體"/>
               </w:rPr>
-              <w:t>原始憑證　　張黏附於　　　計畫支出憑證簿第　  冊第　　　號。</w:t>
+              <w:t xml:space="preserve">原始憑證　　張黏附於　　　計畫支出憑證簿第　</w:t>
+            </w:r>
+            <w:r>
+              <w:rPr>
+                <w:rFonts w:ascii="標楷體" w:eastAsia="標楷體" w:hAnsi="標楷體"/>
+              </w:rPr>
+              <w:t xml:space="preserve">  </w:t>
+            </w:r>
+            <w:r>
+              <w:rPr>
+                <w:rFonts w:ascii="標楷體" w:eastAsia="標楷體" w:hAnsi="標楷體"/>
+              </w:rPr>
+              <w:t>冊第　　　號。</w:t>
             </w:r>
           </w:p>
         </w:tc>
@@ -1273,7 +1205,7 @@
 </file>
 
 <file path=word/styles.xml><?xml version="1.0" encoding="utf-8"?>
-<w:styles xmlns:mc="http://schemas.openxmlformats.org/markup-compatibility/2006" xmlns:r="http://schemas.openxmlformats.org/officeDocument/2006/relationships" xmlns:w="http://schemas.openxmlformats.org/wordprocessingml/2006/main" xmlns:w14="http://schemas.microsoft.com/office/word/2010/wordml" xmlns:w15="http://schemas.microsoft.com/office/word/2012/wordml" xmlns:w16cex="http://schemas.microsoft.com/office/word/2018/wordml/cex" xmlns:w16cid="http://schemas.microsoft.com/office/word/2016/wordml/cid" xmlns:w16="http://schemas.microsoft.com/office/word/2018/wordml" xmlns:w16du="http://schemas.microsoft.com/office/word/2023/wordml/word16du" xmlns:w16sdtdh="http://schemas.microsoft.com/office/word/2020/wordml/sdtdatahash" xmlns:w16sdtfl="http://schemas.microsoft.com/office/word/2024/wordml/sdtformatlock" xmlns:w16se="http://schemas.microsoft.com/office/word/2015/wordml/symex" mc:Ignorable="w14 w15 w16se w16cid w16 w16cex w16sdtdh w16sdtfl w16du">
+<w:styles xmlns:mc="http://schemas.openxmlformats.org/markup-compatibility/2006" xmlns:r="http://schemas.openxmlformats.org/officeDocument/2006/relationships" xmlns:w="http://schemas.openxmlformats.org/wordprocessingml/2006/main" xmlns:w14="http://schemas.microsoft.com/office/word/2010/wordml" xmlns:w15="http://schemas.microsoft.com/office/word/2012/wordml" xmlns:w16cex="http://schemas.microsoft.com/office/word/2018/wordml/cex" xmlns:w16cid="http://schemas.microsoft.com/office/word/2016/wordml/cid" xmlns:w16="http://schemas.microsoft.com/office/word/2018/wordml" xmlns:w16sdtdh="http://schemas.microsoft.com/office/word/2020/wordml/sdtdatahash" xmlns:w16se="http://schemas.microsoft.com/office/word/2015/wordml/symex" mc:Ignorable="w14 w15 w16se w16cid w16 w16cex w16sdtdh">
   <w:docDefaults>
     <w:rPrDefault>
       <w:rPr>

--- a/支出科目分攤表範本.docx
+++ b/支出科目分攤表範本.docx
@@ -1,6 +1,6 @@
 
 <file path=word/document.xml><?xml version="1.0" encoding="utf-8"?>
-<w:document xmlns:wpc="http://schemas.microsoft.com/office/word/2010/wordprocessingCanvas" xmlns:cx="http://schemas.microsoft.com/office/drawing/2014/chartex" xmlns:cx1="http://schemas.microsoft.com/office/drawing/2015/9/8/chartex" xmlns:cx2="http://schemas.microsoft.com/office/drawing/2015/10/21/chartex" xmlns:cx3="http://schemas.microsoft.com/office/drawing/2016/5/9/chartex" xmlns:cx4="http://schemas.microsoft.com/office/drawing/2016/5/10/chartex" xmlns:cx5="http://schemas.microsoft.com/office/drawing/2016/5/11/chartex" xmlns:cx6="http://schemas.microsoft.com/office/drawing/2016/5/12/chartex" xmlns:cx7="http://schemas.microsoft.com/office/drawing/2016/5/13/chartex" xmlns:cx8="http://schemas.microsoft.com/office/drawing/2016/5/14/chartex" xmlns:mc="http://schemas.openxmlformats.org/markup-compatibility/2006" xmlns:aink="http://schemas.microsoft.com/office/drawing/2016/ink" xmlns:am3d="http://schemas.microsoft.com/office/drawing/2017/model3d" xmlns:o="urn:schemas-microsoft-com:office:office" xmlns:r="http://schemas.openxmlformats.org/officeDocument/2006/relationships" xmlns:m="http://schemas.openxmlformats.org/officeDocument/2006/math" xmlns:v="urn:schemas-microsoft-com:vml" xmlns:wp14="http://schemas.microsoft.com/office/word/2010/wordprocessingDrawing" xmlns:wp="http://schemas.openxmlformats.org/drawingml/2006/wordprocessingDrawing" xmlns:w10="urn:schemas-microsoft-com:office:word" xmlns:w="http://schemas.openxmlformats.org/wordprocessingml/2006/main" xmlns:w14="http://schemas.microsoft.com/office/word/2010/wordml" xmlns:w15="http://schemas.microsoft.com/office/word/2012/wordml" xmlns:w16cex="http://schemas.microsoft.com/office/word/2018/wordml/cex" xmlns:w16cid="http://schemas.microsoft.com/office/word/2016/wordml/cid" xmlns:w16="http://schemas.microsoft.com/office/word/2018/wordml" xmlns:w16sdtdh="http://schemas.microsoft.com/office/word/2020/wordml/sdtdatahash" xmlns:w16se="http://schemas.microsoft.com/office/word/2015/wordml/symex" xmlns:wpg="http://schemas.microsoft.com/office/word/2010/wordprocessingGroup" xmlns:wpi="http://schemas.microsoft.com/office/word/2010/wordprocessingInk" xmlns:wne="http://schemas.microsoft.com/office/word/2006/wordml" xmlns:wps="http://schemas.microsoft.com/office/word/2010/wordprocessingShape" mc:Ignorable="w14 w15 w16se w16cid w16 w16cex w16sdtdh wp14">
+<w:document xmlns:wpc="http://schemas.microsoft.com/office/word/2010/wordprocessingCanvas" xmlns:cx="http://schemas.microsoft.com/office/drawing/2014/chartex" xmlns:cx1="http://schemas.microsoft.com/office/drawing/2015/9/8/chartex" xmlns:cx2="http://schemas.microsoft.com/office/drawing/2015/10/21/chartex" xmlns:cx3="http://schemas.microsoft.com/office/drawing/2016/5/9/chartex" xmlns:cx4="http://schemas.microsoft.com/office/drawing/2016/5/10/chartex" xmlns:cx5="http://schemas.microsoft.com/office/drawing/2016/5/11/chartex" xmlns:cx6="http://schemas.microsoft.com/office/drawing/2016/5/12/chartex" xmlns:cx7="http://schemas.microsoft.com/office/drawing/2016/5/13/chartex" xmlns:cx8="http://schemas.microsoft.com/office/drawing/2016/5/14/chartex" xmlns:mc="http://schemas.openxmlformats.org/markup-compatibility/2006" xmlns:aink="http://schemas.microsoft.com/office/drawing/2016/ink" xmlns:am3d="http://schemas.microsoft.com/office/drawing/2017/model3d" xmlns:o="urn:schemas-microsoft-com:office:office" xmlns:oel="http://schemas.microsoft.com/office/2019/extlst" xmlns:r="http://schemas.openxmlformats.org/officeDocument/2006/relationships" xmlns:m="http://schemas.openxmlformats.org/officeDocument/2006/math" xmlns:v="urn:schemas-microsoft-com:vml" xmlns:wp14="http://schemas.microsoft.com/office/word/2010/wordprocessingDrawing" xmlns:wp="http://schemas.openxmlformats.org/drawingml/2006/wordprocessingDrawing" xmlns:w10="urn:schemas-microsoft-com:office:word" xmlns:w="http://schemas.openxmlformats.org/wordprocessingml/2006/main" xmlns:w14="http://schemas.microsoft.com/office/word/2010/wordml" xmlns:w15="http://schemas.microsoft.com/office/word/2012/wordml" xmlns:w16cei="http://schemas.microsoft.com/office/word/2026/wordml/cei" xmlns:w16cex="http://schemas.microsoft.com/office/word/2018/wordml/cex" xmlns:w16cid="http://schemas.microsoft.com/office/word/2016/wordml/cid" xmlns:w16="http://schemas.microsoft.com/office/word/2018/wordml" xmlns:w16du="http://schemas.microsoft.com/office/word/2023/wordml/word16du" xmlns:w16sdtdh="http://schemas.microsoft.com/office/word/2020/wordml/sdtdatahash" xmlns:w16sdtfl="http://schemas.microsoft.com/office/word/2024/wordml/sdtformatlock" xmlns:w16se="http://schemas.microsoft.com/office/word/2015/wordml/symex" xmlns:wpg="http://schemas.microsoft.com/office/word/2010/wordprocessingGroup" xmlns:wpi="http://schemas.microsoft.com/office/word/2010/wordprocessingInk" xmlns:wne="http://schemas.microsoft.com/office/word/2006/wordml" xmlns:wps="http://schemas.microsoft.com/office/word/2010/wordprocessingShape" mc:Ignorable="w14 w15 w16se w16cid w16 w16cex w16sdtdh w16sdtfl w16du wp14">
   <w:body>
     <w:tbl>
       <w:tblPr>
@@ -196,7 +196,7 @@
               <w:ind w:firstLineChars="60" w:firstLine="144"/>
               <w:jc w:val="both"/>
               <w:rPr>
-                <w:rFonts w:ascii="標楷體" w:eastAsia="標楷體" w:hAnsi="標楷體" w:cs="Arial Unicode MS"/>
+                <w:rFonts w:ascii="標楷體" w:eastAsia="標楷體" w:hAnsi="標楷體" w:cs="Arial Unicode MS" w:hint="eastAsia"/>
               </w:rPr>
             </w:pPr>
           </w:p>
@@ -392,6 +392,91 @@
             </w:pPr>
             <w:r>
               <w:rPr>
+                <w:noProof/>
+              </w:rPr>
+              <mc:AlternateContent>
+                <mc:Choice Requires="wps">
+                  <w:drawing>
+                    <wp:anchor distT="0" distB="0" distL="114935" distR="114935" simplePos="0" relativeHeight="2" behindDoc="0" locked="0" layoutInCell="0" allowOverlap="1" wp14:anchorId="013ACDD7" wp14:editId="68B7EF32">
+                      <wp:simplePos x="0" y="0"/>
+                      <wp:positionH relativeFrom="margin">
+                        <wp:posOffset>-459740</wp:posOffset>
+                      </wp:positionH>
+                      <wp:positionV relativeFrom="paragraph">
+                        <wp:posOffset>-708025</wp:posOffset>
+                      </wp:positionV>
+                      <wp:extent cx="457200" cy="3086100"/>
+                      <wp:effectExtent l="0" t="0" r="0" b="0"/>
+                      <wp:wrapNone/>
+                      <wp:docPr id="1" name="Frame1"/>
+                      <wp:cNvGraphicFramePr/>
+                      <a:graphic xmlns:a="http://schemas.openxmlformats.org/drawingml/2006/main">
+                        <a:graphicData uri="http://schemas.microsoft.com/office/word/2010/wordprocessingShape">
+                          <wps:wsp>
+                            <wps:cNvSpPr txBox="1"/>
+                            <wps:spPr>
+                              <a:xfrm>
+                                <a:off x="0" y="0"/>
+                                <a:ext cx="457200" cy="3086100"/>
+                              </a:xfrm>
+                              <a:prstGeom prst="rect">
+                                <a:avLst/>
+                              </a:prstGeom>
+                              <a:solidFill>
+                                <a:srgbClr val="FFFFFF">
+                                  <a:alpha val="0"/>
+                                </a:srgbClr>
+                              </a:solidFill>
+                            </wps:spPr>
+                            <wps:txbx>
+                              <w:txbxContent>
+                                <w:p>
+                                  <w:r>
+                                    <w:rPr>
+                                      <w:rFonts w:ascii="標楷體" w:eastAsia="標楷體" w:hAnsi="標楷體"/>
+                                    </w:rPr>
+                                    <w:t>（格式三：本表使用A4紙張印製）</w:t>
+                                  </w:r>
+                                </w:p>
+                              </w:txbxContent>
+                            </wps:txbx>
+                            <wps:bodyPr vert="eaVert" lIns="92075" tIns="46355" rIns="92075" bIns="46355" anchor="t">
+                              <a:noAutofit/>
+                            </wps:bodyPr>
+                          </wps:wsp>
+                        </a:graphicData>
+                      </a:graphic>
+                    </wp:anchor>
+                  </w:drawing>
+                </mc:Choice>
+                <mc:Fallback>
+                  <w:pict>
+                    <v:shapetype w14:anchorId="013ACDD7" id="_x0000_t202" coordsize="21600,21600" o:spt="202" path="m,l,21600r21600,l21600,xe">
+                      <v:stroke joinstyle="miter"/>
+                      <v:path gradientshapeok="t" o:connecttype="rect"/>
+                    </v:shapetype>
+                    <v:shape id="Frame1" o:spid="_x0000_s1026" type="#_x0000_t202" style="position:absolute;left:0;text-align:left;margin-left:-36.2pt;margin-top:-55.75pt;width:36pt;height:243pt;z-index:2;visibility:visible;mso-wrap-style:square;mso-wrap-distance-left:9.05pt;mso-wrap-distance-top:0;mso-wrap-distance-right:9.05pt;mso-wrap-distance-bottom:0;mso-position-horizontal:absolute;mso-position-horizontal-relative:margin;mso-position-vertical:absolute;mso-position-vertical-relative:text;v-text-anchor:top" o:gfxdata="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" o:allowincell="f" stroked="f">
+                      <v:fill opacity="0"/>
+                      <v:textbox style="layout-flow:vertical-ideographic" inset="7.25pt,3.65pt,7.25pt,3.65pt">
+                        <w:txbxContent>
+                          <w:p>
+                            <w:r>
+                              <w:rPr>
+                                <w:rFonts w:ascii="標楷體" w:eastAsia="標楷體" w:hAnsi="標楷體"/>
+                              </w:rPr>
+                              <w:t>（格式三：本表使用A4紙張印製）</w:t>
+                            </w:r>
+                          </w:p>
+                        </w:txbxContent>
+                      </v:textbox>
+                      <w10:wrap anchorx="margin"/>
+                    </v:shape>
+                  </w:pict>
+                </mc:Fallback>
+              </mc:AlternateContent>
+            </w:r>
+            <w:r>
+              <w:rPr>
                 <w:rFonts w:ascii="標楷體" w:eastAsia="標楷體" w:hAnsi="標楷體"/>
               </w:rPr>
               <w:t>編號</w:t>
@@ -449,11 +534,6 @@
                 <w:rFonts w:ascii="標楷體" w:eastAsia="標楷體" w:hAnsi="標楷體"/>
               </w:rPr>
               <w:br/>
-            </w:r>
-            <w:r>
-              <w:rPr>
-                <w:rFonts w:ascii="標楷體" w:eastAsia="標楷體" w:hAnsi="標楷體"/>
-              </w:rPr>
               <w:t>科目名稱</w:t>
             </w:r>
           </w:p>
@@ -665,19 +745,7 @@
               <w:rPr>
                 <w:rFonts w:ascii="標楷體" w:eastAsia="標楷體" w:hAnsi="標楷體"/>
               </w:rPr>
-              <w:t xml:space="preserve">原始憑證　　張黏附於　　　計畫支出憑證簿第　</w:t>
-            </w:r>
-            <w:r>
-              <w:rPr>
-                <w:rFonts w:ascii="標楷體" w:eastAsia="標楷體" w:hAnsi="標楷體"/>
-              </w:rPr>
-              <w:t xml:space="preserve">  </w:t>
-            </w:r>
-            <w:r>
-              <w:rPr>
-                <w:rFonts w:ascii="標楷體" w:eastAsia="標楷體" w:hAnsi="標楷體"/>
-              </w:rPr>
-              <w:t>冊第　　　號。</w:t>
+              <w:t>原始憑證　　張黏附於　　　計畫支出憑證簿第　  冊第　　　號。</w:t>
             </w:r>
           </w:p>
         </w:tc>
@@ -1205,7 +1273,7 @@
 </file>
 
 <file path=word/styles.xml><?xml version="1.0" encoding="utf-8"?>
-<w:styles xmlns:mc="http://schemas.openxmlformats.org/markup-compatibility/2006" xmlns:r="http://schemas.openxmlformats.org/officeDocument/2006/relationships" xmlns:w="http://schemas.openxmlformats.org/wordprocessingml/2006/main" xmlns:w14="http://schemas.microsoft.com/office/word/2010/wordml" xmlns:w15="http://schemas.microsoft.com/office/word/2012/wordml" xmlns:w16cex="http://schemas.microsoft.com/office/word/2018/wordml/cex" xmlns:w16cid="http://schemas.microsoft.com/office/word/2016/wordml/cid" xmlns:w16="http://schemas.microsoft.com/office/word/2018/wordml" xmlns:w16sdtdh="http://schemas.microsoft.com/office/word/2020/wordml/sdtdatahash" xmlns:w16se="http://schemas.microsoft.com/office/word/2015/wordml/symex" mc:Ignorable="w14 w15 w16se w16cid w16 w16cex w16sdtdh">
+<w:styles xmlns:mc="http://schemas.openxmlformats.org/markup-compatibility/2006" xmlns:r="http://schemas.openxmlformats.org/officeDocument/2006/relationships" xmlns:w="http://schemas.openxmlformats.org/wordprocessingml/2006/main" xmlns:w14="http://schemas.microsoft.com/office/word/2010/wordml" xmlns:w15="http://schemas.microsoft.com/office/word/2012/wordml" xmlns:w16cex="http://schemas.microsoft.com/office/word/2018/wordml/cex" xmlns:w16cid="http://schemas.microsoft.com/office/word/2016/wordml/cid" xmlns:w16="http://schemas.microsoft.com/office/word/2018/wordml" xmlns:w16du="http://schemas.microsoft.com/office/word/2023/wordml/word16du" xmlns:w16sdtdh="http://schemas.microsoft.com/office/word/2020/wordml/sdtdatahash" xmlns:w16sdtfl="http://schemas.microsoft.com/office/word/2024/wordml/sdtformatlock" xmlns:w16se="http://schemas.microsoft.com/office/word/2015/wordml/symex" mc:Ignorable="w14 w15 w16se w16cid w16 w16cex w16sdtdh w16sdtfl w16du">
   <w:docDefaults>
     <w:rPrDefault>
       <w:rPr>

--- a/支出科目分攤表範本.docx
+++ b/支出科目分攤表範本.docx
@@ -1,6 +1,6 @@
 
 <file path=word/document.xml><?xml version="1.0" encoding="utf-8"?>
-<w:document xmlns:wpc="http://schemas.microsoft.com/office/word/2010/wordprocessingCanvas" xmlns:cx="http://schemas.microsoft.com/office/drawing/2014/chartex" xmlns:cx1="http://schemas.microsoft.com/office/drawing/2015/9/8/chartex" xmlns:cx2="http://schemas.microsoft.com/office/drawing/2015/10/21/chartex" xmlns:cx3="http://schemas.microsoft.com/office/drawing/2016/5/9/chartex" xmlns:cx4="http://schemas.microsoft.com/office/drawing/2016/5/10/chartex" xmlns:cx5="http://schemas.microsoft.com/office/drawing/2016/5/11/chartex" xmlns:cx6="http://schemas.microsoft.com/office/drawing/2016/5/12/chartex" xmlns:cx7="http://schemas.microsoft.com/office/drawing/2016/5/13/chartex" xmlns:cx8="http://schemas.microsoft.com/office/drawing/2016/5/14/chartex" xmlns:mc="http://schemas.openxmlformats.org/markup-compatibility/2006" xmlns:aink="http://schemas.microsoft.com/office/drawing/2016/ink" xmlns:am3d="http://schemas.microsoft.com/office/drawing/2017/model3d" xmlns:o="urn:schemas-microsoft-com:office:office" xmlns:oel="http://schemas.microsoft.com/office/2019/extlst" xmlns:r="http://schemas.openxmlformats.org/officeDocument/2006/relationships" xmlns:m="http://schemas.openxmlformats.org/officeDocument/2006/math" xmlns:v="urn:schemas-microsoft-com:vml" xmlns:wp14="http://schemas.microsoft.com/office/word/2010/wordprocessingDrawing" xmlns:wp="http://schemas.openxmlformats.org/drawingml/2006/wordprocessingDrawing" xmlns:w10="urn:schemas-microsoft-com:office:word" xmlns:w="http://schemas.openxmlformats.org/wordprocessingml/2006/main" xmlns:w14="http://schemas.microsoft.com/office/word/2010/wordml" xmlns:w15="http://schemas.microsoft.com/office/word/2012/wordml" xmlns:w16cei="http://schemas.microsoft.com/office/word/2026/wordml/cei" xmlns:w16cex="http://schemas.microsoft.com/office/word/2018/wordml/cex" xmlns:w16cid="http://schemas.microsoft.com/office/word/2016/wordml/cid" xmlns:w16="http://schemas.microsoft.com/office/word/2018/wordml" xmlns:w16du="http://schemas.microsoft.com/office/word/2023/wordml/word16du" xmlns:w16sdtdh="http://schemas.microsoft.com/office/word/2020/wordml/sdtdatahash" xmlns:w16sdtfl="http://schemas.microsoft.com/office/word/2024/wordml/sdtformatlock" xmlns:w16se="http://schemas.microsoft.com/office/word/2015/wordml/symex" xmlns:wpg="http://schemas.microsoft.com/office/word/2010/wordprocessingGroup" xmlns:wpi="http://schemas.microsoft.com/office/word/2010/wordprocessingInk" xmlns:wne="http://schemas.microsoft.com/office/word/2006/wordml" xmlns:wps="http://schemas.microsoft.com/office/word/2010/wordprocessingShape" mc:Ignorable="w14 w15 w16se w16cid w16 w16cex w16sdtdh w16sdtfl w16du wp14">
+<w:document xmlns:wpc="http://schemas.microsoft.com/office/word/2010/wordprocessingCanvas" xmlns:cx="http://schemas.microsoft.com/office/drawing/2014/chartex" xmlns:cx1="http://schemas.microsoft.com/office/drawing/2015/9/8/chartex" xmlns:cx2="http://schemas.microsoft.com/office/drawing/2015/10/21/chartex" xmlns:cx3="http://schemas.microsoft.com/office/drawing/2016/5/9/chartex" xmlns:cx4="http://schemas.microsoft.com/office/drawing/2016/5/10/chartex" xmlns:cx5="http://schemas.microsoft.com/office/drawing/2016/5/11/chartex" xmlns:cx6="http://schemas.microsoft.com/office/drawing/2016/5/12/chartex" xmlns:cx7="http://schemas.microsoft.com/office/drawing/2016/5/13/chartex" xmlns:cx8="http://schemas.microsoft.com/office/drawing/2016/5/14/chartex" xmlns:mc="http://schemas.openxmlformats.org/markup-compatibility/2006" xmlns:aink="http://schemas.microsoft.com/office/drawing/2016/ink" xmlns:am3d="http://schemas.microsoft.com/office/drawing/2017/model3d" xmlns:o="urn:schemas-microsoft-com:office:office" xmlns:oel="http://schemas.microsoft.com/office/2019/extlst" xmlns:r="http://schemas.openxmlformats.org/officeDocument/2006/relationships" xmlns:m="http://schemas.openxmlformats.org/officeDocument/2006/math" xmlns:v="urn:schemas-microsoft-com:vml" xmlns:wp14="http://schemas.microsoft.com/office/word/2010/wordprocessingDrawing" xmlns:wp="http://schemas.openxmlformats.org/drawingml/2006/wordprocessingDrawing" xmlns:w10="urn:schemas-microsoft-com:office:word" xmlns:w="http://schemas.openxmlformats.org/wordprocessingml/2006/main" xmlns:w14="http://schemas.microsoft.com/office/word/2010/wordml" xmlns:w15="http://schemas.microsoft.com/office/word/2012/wordml" xmlns:w16cex="http://schemas.microsoft.com/office/word/2018/wordml/cex" xmlns:w16cid="http://schemas.microsoft.com/office/word/2016/wordml/cid" xmlns:w16="http://schemas.microsoft.com/office/word/2018/wordml" xmlns:w16du="http://schemas.microsoft.com/office/word/2023/wordml/word16du" xmlns:w16sdtdh="http://schemas.microsoft.com/office/word/2020/wordml/sdtdatahash" xmlns:w16sdtfl="http://schemas.microsoft.com/office/word/2024/wordml/sdtformatlock" xmlns:w16se="http://schemas.microsoft.com/office/word/2015/wordml/symex" xmlns:wpg="http://schemas.microsoft.com/office/word/2010/wordprocessingGroup" xmlns:wpi="http://schemas.microsoft.com/office/word/2010/wordprocessingInk" xmlns:wne="http://schemas.microsoft.com/office/word/2006/wordml" xmlns:wps="http://schemas.microsoft.com/office/word/2010/wordprocessingShape" mc:Ignorable="w14 w15 w16se w16cid w16 w16cex w16sdtdh w16sdtfl w16du wp14">
   <w:body>
     <w:tbl>
       <w:tblPr>
@@ -196,7 +196,7 @@
               <w:ind w:firstLineChars="60" w:firstLine="144"/>
               <w:jc w:val="both"/>
               <w:rPr>
-                <w:rFonts w:ascii="標楷體" w:eastAsia="標楷體" w:hAnsi="標楷體" w:cs="Arial Unicode MS" w:hint="eastAsia"/>
+                <w:rFonts w:ascii="標楷體" w:eastAsia="標楷體" w:hAnsi="標楷體" w:cs="Arial Unicode MS"/>
               </w:rPr>
             </w:pPr>
           </w:p>

--- a/支出科目分攤表範本.docx
+++ b/支出科目分攤表範本.docx
@@ -17,10 +17,10 @@
         <w:gridCol w:w="1740"/>
         <w:gridCol w:w="426"/>
         <w:gridCol w:w="1134"/>
-        <w:gridCol w:w="1275"/>
-        <w:gridCol w:w="284"/>
-        <w:gridCol w:w="1417"/>
-        <w:gridCol w:w="284"/>
+        <w:gridCol w:w="1134"/>
+        <w:gridCol w:w="141"/>
+        <w:gridCol w:w="1134"/>
+        <w:gridCol w:w="851"/>
         <w:gridCol w:w="1087"/>
         <w:gridCol w:w="2131"/>
       </w:tblGrid>
@@ -183,28 +183,28 @@
         <w:tc>
           <w:tcPr>
             <w:tcW w:w="2409" w:type="dxa"/>
+            <w:gridSpan w:val="3"/>
+            <w:tcBorders>
+              <w:top w:val="single" w:sz="4" w:space="0" w:color="000000"/>
+              <w:bottom w:val="single" w:sz="4" w:space="0" w:color="000000"/>
+            </w:tcBorders>
+            <w:vAlign w:val="center"/>
+          </w:tcPr>
+          <w:p>
+            <w:pPr>
+              <w:snapToGrid w:val="0"/>
+              <w:ind w:firstLineChars="60" w:firstLine="144"/>
+              <w:jc w:val="both"/>
+              <w:rPr>
+                <w:rFonts w:ascii="標楷體" w:eastAsia="標楷體" w:hAnsi="標楷體" w:cs="Arial Unicode MS"/>
+              </w:rPr>
+            </w:pPr>
+          </w:p>
+        </w:tc>
+        <w:tc>
+          <w:tcPr>
+            <w:tcW w:w="1985" w:type="dxa"/>
             <w:gridSpan w:val="2"/>
-            <w:tcBorders>
-              <w:top w:val="single" w:sz="4" w:space="0" w:color="000000"/>
-              <w:bottom w:val="single" w:sz="4" w:space="0" w:color="000000"/>
-            </w:tcBorders>
-            <w:vAlign w:val="center"/>
-          </w:tcPr>
-          <w:p>
-            <w:pPr>
-              <w:snapToGrid w:val="0"/>
-              <w:ind w:firstLineChars="60" w:firstLine="144"/>
-              <w:jc w:val="both"/>
-              <w:rPr>
-                <w:rFonts w:ascii="標楷體" w:eastAsia="標楷體" w:hAnsi="標楷體" w:cs="Arial Unicode MS"/>
-              </w:rPr>
-            </w:pPr>
-          </w:p>
-        </w:tc>
-        <w:tc>
-          <w:tcPr>
-            <w:tcW w:w="1985" w:type="dxa"/>
-            <w:gridSpan w:val="3"/>
             <w:tcBorders>
               <w:top w:val="single" w:sz="4" w:space="0" w:color="000000"/>
               <w:bottom w:val="single" w:sz="4" w:space="0" w:color="000000"/>
@@ -257,8 +257,8 @@
         </w:trPr>
         <w:tc>
           <w:tcPr>
-            <w:tcW w:w="4859" w:type="dxa"/>
-            <w:gridSpan w:val="5"/>
+            <w:tcW w:w="4434" w:type="dxa"/>
+            <w:gridSpan w:val="4"/>
             <w:tcBorders>
               <w:left w:val="single" w:sz="4" w:space="0" w:color="000000"/>
               <w:bottom w:val="single" w:sz="4" w:space="0" w:color="000000"/>
@@ -284,7 +284,8 @@
         </w:tc>
         <w:tc>
           <w:tcPr>
-            <w:tcW w:w="1417" w:type="dxa"/>
+            <w:tcW w:w="1275" w:type="dxa"/>
+            <w:gridSpan w:val="2"/>
             <w:vMerge w:val="restart"/>
             <w:tcBorders>
               <w:top w:val="single" w:sz="4" w:space="0" w:color="000000"/>
@@ -311,7 +312,7 @@
         </w:tc>
         <w:tc>
           <w:tcPr>
-            <w:tcW w:w="1371" w:type="dxa"/>
+            <w:tcW w:w="1938" w:type="dxa"/>
             <w:gridSpan w:val="2"/>
             <w:vMerge w:val="restart"/>
             <w:tcBorders>
@@ -392,18 +393,312 @@
             </w:pPr>
             <w:r>
               <w:rPr>
+                <w:rFonts w:ascii="標楷體" w:eastAsia="標楷體" w:hAnsi="標楷體"/>
+              </w:rPr>
+              <w:t>編號</w:t>
+            </w:r>
+          </w:p>
+        </w:tc>
+        <w:tc>
+          <w:tcPr>
+            <w:tcW w:w="1560" w:type="dxa"/>
+            <w:gridSpan w:val="2"/>
+            <w:tcBorders>
+              <w:top w:val="single" w:sz="4" w:space="0" w:color="000000"/>
+              <w:bottom w:val="single" w:sz="4" w:space="0" w:color="000000"/>
+              <w:right w:val="single" w:sz="4" w:space="0" w:color="000000"/>
+            </w:tcBorders>
+            <w:vAlign w:val="center"/>
+          </w:tcPr>
+          <w:p>
+            <w:pPr>
+              <w:snapToGrid w:val="0"/>
+              <w:jc w:val="center"/>
+            </w:pPr>
+            <w:r>
+              <w:rPr>
+                <w:rFonts w:ascii="標楷體" w:eastAsia="標楷體" w:hAnsi="標楷體"/>
+              </w:rPr>
+              <w:t>計畫名稱</w:t>
+            </w:r>
+          </w:p>
+        </w:tc>
+        <w:tc>
+          <w:tcPr>
+            <w:tcW w:w="1134" w:type="dxa"/>
+            <w:tcBorders>
+              <w:top w:val="single" w:sz="4" w:space="0" w:color="000000"/>
+              <w:bottom w:val="single" w:sz="4" w:space="0" w:color="000000"/>
+              <w:right w:val="single" w:sz="4" w:space="0" w:color="000000"/>
+            </w:tcBorders>
+            <w:vAlign w:val="center"/>
+          </w:tcPr>
+          <w:p>
+            <w:pPr>
+              <w:snapToGrid w:val="0"/>
+              <w:jc w:val="center"/>
+            </w:pPr>
+            <w:r>
+              <w:rPr>
+                <w:rFonts w:ascii="標楷體" w:eastAsia="標楷體" w:hAnsi="標楷體"/>
+              </w:rPr>
+              <w:t>用途別</w:t>
+            </w:r>
+            <w:r>
+              <w:rPr>
+                <w:rFonts w:ascii="標楷體" w:eastAsia="標楷體" w:hAnsi="標楷體"/>
+              </w:rPr>
+              <w:br/>
+              <w:t>科目名稱</w:t>
+            </w:r>
+          </w:p>
+        </w:tc>
+        <w:tc>
+          <w:tcPr>
+            <w:tcW w:w="1275" w:type="dxa"/>
+            <w:gridSpan w:val="2"/>
+            <w:vMerge/>
+            <w:tcBorders>
+              <w:top w:val="single" w:sz="4" w:space="0" w:color="000000"/>
+              <w:bottom w:val="single" w:sz="4" w:space="0" w:color="000000"/>
+              <w:right w:val="single" w:sz="4" w:space="0" w:color="000000"/>
+            </w:tcBorders>
+            <w:vAlign w:val="center"/>
+          </w:tcPr>
+          <w:p>
+            <w:pPr>
+              <w:snapToGrid w:val="0"/>
+              <w:rPr>
+                <w:rFonts w:ascii="標楷體" w:eastAsia="標楷體" w:hAnsi="標楷體"/>
+              </w:rPr>
+            </w:pPr>
+          </w:p>
+        </w:tc>
+        <w:tc>
+          <w:tcPr>
+            <w:tcW w:w="1938" w:type="dxa"/>
+            <w:gridSpan w:val="2"/>
+            <w:vMerge/>
+            <w:tcBorders>
+              <w:top w:val="single" w:sz="4" w:space="0" w:color="000000"/>
+              <w:bottom w:val="single" w:sz="4" w:space="0" w:color="000000"/>
+              <w:right w:val="single" w:sz="4" w:space="0" w:color="000000"/>
+            </w:tcBorders>
+            <w:vAlign w:val="center"/>
+          </w:tcPr>
+          <w:p>
+            <w:pPr>
+              <w:snapToGrid w:val="0"/>
+              <w:jc w:val="distribute"/>
+              <w:rPr>
+                <w:rFonts w:ascii="標楷體" w:eastAsia="標楷體" w:hAnsi="標楷體"/>
+              </w:rPr>
+            </w:pPr>
+          </w:p>
+        </w:tc>
+        <w:tc>
+          <w:tcPr>
+            <w:tcW w:w="2131" w:type="dxa"/>
+            <w:vMerge/>
+            <w:tcBorders>
+              <w:top w:val="single" w:sz="4" w:space="0" w:color="000000"/>
+              <w:bottom w:val="single" w:sz="4" w:space="0" w:color="000000"/>
+              <w:right w:val="single" w:sz="4" w:space="0" w:color="000000"/>
+            </w:tcBorders>
+            <w:vAlign w:val="center"/>
+          </w:tcPr>
+          <w:p>
+            <w:pPr>
+              <w:snapToGrid w:val="0"/>
+              <w:ind w:left="480" w:right="480"/>
+              <w:jc w:val="distribute"/>
+              <w:rPr>
+                <w:rFonts w:ascii="標楷體" w:eastAsia="標楷體" w:hAnsi="標楷體"/>
+              </w:rPr>
+            </w:pPr>
+          </w:p>
+        </w:tc>
+      </w:tr>
+      <w:tr>
+        <w:trPr>
+          <w:cantSplit/>
+          <w:trHeight w:val="851"/>
+        </w:trPr>
+        <w:tc>
+          <w:tcPr>
+            <w:tcW w:w="1740" w:type="dxa"/>
+            <w:tcBorders>
+              <w:left w:val="single" w:sz="4" w:space="0" w:color="000000"/>
+              <w:bottom w:val="single" w:sz="4" w:space="0" w:color="000000"/>
+              <w:right w:val="single" w:sz="4" w:space="0" w:color="000000"/>
+            </w:tcBorders>
+            <w:vAlign w:val="center"/>
+          </w:tcPr>
+          <w:p>
+            <w:pPr>
+              <w:snapToGrid w:val="0"/>
+              <w:jc w:val="both"/>
+              <w:rPr>
+                <w:rFonts w:ascii="標楷體" w:eastAsia="標楷體" w:hAnsi="標楷體" w:cs="Arial Unicode MS"/>
+              </w:rPr>
+            </w:pPr>
+            <w:r>
+              <w:rPr>
+                <w:rFonts w:ascii="標楷體" w:eastAsia="標楷體" w:hAnsi="標楷體"/>
+              </w:rPr>
+              <w:t xml:space="preserve">　</w:t>
+            </w:r>
+          </w:p>
+        </w:tc>
+        <w:tc>
+          <w:tcPr>
+            <w:tcW w:w="1560" w:type="dxa"/>
+            <w:gridSpan w:val="2"/>
+            <w:vMerge w:val="restart"/>
+            <w:tcBorders>
+              <w:right w:val="single" w:sz="4" w:space="0" w:color="000000"/>
+            </w:tcBorders>
+            <w:vAlign w:val="center"/>
+          </w:tcPr>
+          <w:p>
+            <w:pPr>
+              <w:snapToGrid w:val="0"/>
+              <w:jc w:val="both"/>
+              <w:rPr>
+                <w:rFonts w:ascii="標楷體" w:eastAsia="標楷體" w:hAnsi="標楷體" w:cs="Arial Unicode MS"/>
+                <w:color w:val="FF0000"/>
+              </w:rPr>
+            </w:pPr>
+          </w:p>
+        </w:tc>
+        <w:tc>
+          <w:tcPr>
+            <w:tcW w:w="1134" w:type="dxa"/>
+            <w:tcBorders>
+              <w:bottom w:val="single" w:sz="4" w:space="0" w:color="000000"/>
+              <w:right w:val="single" w:sz="4" w:space="0" w:color="000000"/>
+            </w:tcBorders>
+            <w:vAlign w:val="center"/>
+          </w:tcPr>
+          <w:p>
+            <w:pPr>
+              <w:snapToGrid w:val="0"/>
+              <w:jc w:val="both"/>
+              <w:rPr>
+                <w:rFonts w:ascii="標楷體" w:eastAsia="標楷體" w:hAnsi="標楷體" w:cs="Arial Unicode MS"/>
+                <w:color w:val="FF0000"/>
+              </w:rPr>
+            </w:pPr>
+          </w:p>
+        </w:tc>
+        <w:tc>
+          <w:tcPr>
+            <w:tcW w:w="1275" w:type="dxa"/>
+            <w:gridSpan w:val="2"/>
+            <w:tcBorders>
+              <w:top w:val="single" w:sz="4" w:space="0" w:color="000000"/>
+              <w:bottom w:val="single" w:sz="4" w:space="0" w:color="000000"/>
+              <w:right w:val="single" w:sz="4" w:space="0" w:color="000000"/>
+            </w:tcBorders>
+            <w:vAlign w:val="center"/>
+          </w:tcPr>
+          <w:p>
+            <w:pPr>
+              <w:snapToGrid w:val="0"/>
+              <w:jc w:val="both"/>
+              <w:rPr>
+                <w:rFonts w:ascii="標楷體" w:eastAsia="標楷體" w:hAnsi="標楷體" w:cs="Arial Unicode MS"/>
+                <w:color w:val="FF0000"/>
+              </w:rPr>
+            </w:pPr>
+          </w:p>
+        </w:tc>
+        <w:tc>
+          <w:tcPr>
+            <w:tcW w:w="1938" w:type="dxa"/>
+            <w:gridSpan w:val="2"/>
+            <w:tcBorders>
+              <w:top w:val="single" w:sz="4" w:space="0" w:color="000000"/>
+              <w:bottom w:val="single" w:sz="4" w:space="0" w:color="000000"/>
+              <w:right w:val="single" w:sz="4" w:space="0" w:color="000000"/>
+            </w:tcBorders>
+            <w:vAlign w:val="center"/>
+          </w:tcPr>
+          <w:p>
+            <w:pPr>
+              <w:snapToGrid w:val="0"/>
+              <w:jc w:val="both"/>
+              <w:rPr>
+                <w:rFonts w:ascii="標楷體" w:eastAsia="標楷體" w:hAnsi="標楷體" w:cs="Arial Unicode MS" w:hint="eastAsia"/>
+              </w:rPr>
+            </w:pPr>
+          </w:p>
+        </w:tc>
+        <w:tc>
+          <w:tcPr>
+            <w:tcW w:w="2131" w:type="dxa"/>
+            <w:vMerge w:val="restart"/>
+            <w:tcBorders>
+              <w:top w:val="single" w:sz="4" w:space="0" w:color="000000"/>
+              <w:left w:val="single" w:sz="4" w:space="0" w:color="000000"/>
+              <w:bottom w:val="single" w:sz="4" w:space="0" w:color="000000"/>
+              <w:right w:val="single" w:sz="4" w:space="0" w:color="000000"/>
+            </w:tcBorders>
+            <w:vAlign w:val="center"/>
+          </w:tcPr>
+          <w:p>
+            <w:pPr>
+              <w:snapToGrid w:val="0"/>
+              <w:rPr>
+                <w:rFonts w:ascii="標楷體" w:eastAsia="標楷體" w:hAnsi="標楷體" w:cs="Arial Unicode MS"/>
+              </w:rPr>
+            </w:pPr>
+            <w:r>
+              <w:rPr>
+                <w:rFonts w:ascii="標楷體" w:eastAsia="標楷體" w:hAnsi="標楷體"/>
+              </w:rPr>
+              <w:t>原始憑證　　張黏附於　　　計畫支出憑證簿第　  冊第　　　號。</w:t>
+            </w:r>
+          </w:p>
+        </w:tc>
+      </w:tr>
+      <w:tr>
+        <w:trPr>
+          <w:cantSplit/>
+          <w:trHeight w:val="836"/>
+        </w:trPr>
+        <w:tc>
+          <w:tcPr>
+            <w:tcW w:w="1740" w:type="dxa"/>
+            <w:tcBorders>
+              <w:left w:val="single" w:sz="4" w:space="0" w:color="000000"/>
+              <w:bottom w:val="single" w:sz="4" w:space="0" w:color="000000"/>
+              <w:right w:val="single" w:sz="4" w:space="0" w:color="000000"/>
+            </w:tcBorders>
+            <w:vAlign w:val="center"/>
+          </w:tcPr>
+          <w:p>
+            <w:pPr>
+              <w:snapToGrid w:val="0"/>
+              <w:jc w:val="both"/>
+              <w:rPr>
+                <w:rFonts w:ascii="標楷體" w:eastAsia="標楷體" w:hAnsi="標楷體" w:cs="Arial Unicode MS"/>
+              </w:rPr>
+            </w:pPr>
+            <w:r>
+              <w:rPr>
                 <w:noProof/>
               </w:rPr>
               <mc:AlternateContent>
                 <mc:Choice Requires="wps">
                   <w:drawing>
-                    <wp:anchor distT="0" distB="0" distL="114935" distR="114935" simplePos="0" relativeHeight="2" behindDoc="0" locked="0" layoutInCell="0" allowOverlap="1" wp14:anchorId="013ACDD7" wp14:editId="68B7EF32">
+                    <wp:anchor distT="0" distB="0" distL="114935" distR="114935" simplePos="0" relativeHeight="2" behindDoc="0" locked="0" layoutInCell="0" allowOverlap="1" wp14:anchorId="013ACDD7" wp14:editId="5A63C642">
                       <wp:simplePos x="0" y="0"/>
                       <wp:positionH relativeFrom="margin">
-                        <wp:posOffset>-459740</wp:posOffset>
+                        <wp:posOffset>-584200</wp:posOffset>
                       </wp:positionH>
                       <wp:positionV relativeFrom="paragraph">
-                        <wp:posOffset>-708025</wp:posOffset>
+                        <wp:posOffset>-1826895</wp:posOffset>
                       </wp:positionV>
                       <wp:extent cx="457200" cy="3086100"/>
                       <wp:effectExtent l="0" t="0" r="0" b="0"/>
@@ -455,7 +750,7 @@
                       <v:stroke joinstyle="miter"/>
                       <v:path gradientshapeok="t" o:connecttype="rect"/>
                     </v:shapetype>
-                    <v:shape id="Frame1" o:spid="_x0000_s1026" type="#_x0000_t202" style="position:absolute;left:0;text-align:left;margin-left:-36.2pt;margin-top:-55.75pt;width:36pt;height:243pt;z-index:2;visibility:visible;mso-wrap-style:square;mso-wrap-distance-left:9.05pt;mso-wrap-distance-top:0;mso-wrap-distance-right:9.05pt;mso-wrap-distance-bottom:0;mso-position-horizontal:absolute;mso-position-horizontal-relative:margin;mso-position-vertical:absolute;mso-position-vertical-relative:text;v-text-anchor:top" o:gfxdata="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" o:allowincell="f" stroked="f">
+                    <v:shape id="Frame1" o:spid="_x0000_s1026" type="#_x0000_t202" style="position:absolute;left:0;text-align:left;margin-left:-46pt;margin-top:-143.85pt;width:36pt;height:243pt;z-index:2;visibility:visible;mso-wrap-style:square;mso-wrap-distance-left:9.05pt;mso-wrap-distance-top:0;mso-wrap-distance-right:9.05pt;mso-wrap-distance-bottom:0;mso-position-horizontal:absolute;mso-position-horizontal-relative:margin;mso-position-vertical:absolute;mso-position-vertical-relative:text;v-text-anchor:top" o:gfxdata="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" o:allowincell="f" stroked="f">
                       <v:fill opacity="0"/>
                       <v:textbox style="layout-flow:vertical-ideographic" inset="7.25pt,3.65pt,7.25pt,3.65pt">
                         <w:txbxContent>
@@ -479,303 +774,6 @@
               <w:rPr>
                 <w:rFonts w:ascii="標楷體" w:eastAsia="標楷體" w:hAnsi="標楷體"/>
               </w:rPr>
-              <w:t>編號</w:t>
-            </w:r>
-          </w:p>
-        </w:tc>
-        <w:tc>
-          <w:tcPr>
-            <w:tcW w:w="1560" w:type="dxa"/>
-            <w:gridSpan w:val="2"/>
-            <w:tcBorders>
-              <w:top w:val="single" w:sz="4" w:space="0" w:color="000000"/>
-              <w:bottom w:val="single" w:sz="4" w:space="0" w:color="000000"/>
-              <w:right w:val="single" w:sz="4" w:space="0" w:color="000000"/>
-            </w:tcBorders>
-            <w:vAlign w:val="center"/>
-          </w:tcPr>
-          <w:p>
-            <w:pPr>
-              <w:snapToGrid w:val="0"/>
-              <w:jc w:val="center"/>
-            </w:pPr>
-            <w:r>
-              <w:rPr>
-                <w:rFonts w:ascii="標楷體" w:eastAsia="標楷體" w:hAnsi="標楷體"/>
-              </w:rPr>
-              <w:t>計畫名稱</w:t>
-            </w:r>
-          </w:p>
-        </w:tc>
-        <w:tc>
-          <w:tcPr>
-            <w:tcW w:w="1559" w:type="dxa"/>
-            <w:gridSpan w:val="2"/>
-            <w:tcBorders>
-              <w:top w:val="single" w:sz="4" w:space="0" w:color="000000"/>
-              <w:bottom w:val="single" w:sz="4" w:space="0" w:color="000000"/>
-              <w:right w:val="single" w:sz="4" w:space="0" w:color="000000"/>
-            </w:tcBorders>
-            <w:vAlign w:val="center"/>
-          </w:tcPr>
-          <w:p>
-            <w:pPr>
-              <w:snapToGrid w:val="0"/>
-              <w:jc w:val="center"/>
-            </w:pPr>
-            <w:r>
-              <w:rPr>
-                <w:rFonts w:ascii="標楷體" w:eastAsia="標楷體" w:hAnsi="標楷體"/>
-              </w:rPr>
-              <w:t>用途別</w:t>
-            </w:r>
-            <w:r>
-              <w:rPr>
-                <w:rFonts w:ascii="標楷體" w:eastAsia="標楷體" w:hAnsi="標楷體"/>
-              </w:rPr>
-              <w:br/>
-              <w:t>科目名稱</w:t>
-            </w:r>
-          </w:p>
-        </w:tc>
-        <w:tc>
-          <w:tcPr>
-            <w:tcW w:w="1417" w:type="dxa"/>
-            <w:vMerge/>
-            <w:tcBorders>
-              <w:top w:val="single" w:sz="4" w:space="0" w:color="000000"/>
-              <w:bottom w:val="single" w:sz="4" w:space="0" w:color="000000"/>
-              <w:right w:val="single" w:sz="4" w:space="0" w:color="000000"/>
-            </w:tcBorders>
-            <w:vAlign w:val="center"/>
-          </w:tcPr>
-          <w:p>
-            <w:pPr>
-              <w:snapToGrid w:val="0"/>
-              <w:rPr>
-                <w:rFonts w:ascii="標楷體" w:eastAsia="標楷體" w:hAnsi="標楷體"/>
-              </w:rPr>
-            </w:pPr>
-          </w:p>
-        </w:tc>
-        <w:tc>
-          <w:tcPr>
-            <w:tcW w:w="1371" w:type="dxa"/>
-            <w:gridSpan w:val="2"/>
-            <w:vMerge/>
-            <w:tcBorders>
-              <w:top w:val="single" w:sz="4" w:space="0" w:color="000000"/>
-              <w:bottom w:val="single" w:sz="4" w:space="0" w:color="000000"/>
-              <w:right w:val="single" w:sz="4" w:space="0" w:color="000000"/>
-            </w:tcBorders>
-            <w:vAlign w:val="center"/>
-          </w:tcPr>
-          <w:p>
-            <w:pPr>
-              <w:snapToGrid w:val="0"/>
-              <w:jc w:val="distribute"/>
-              <w:rPr>
-                <w:rFonts w:ascii="標楷體" w:eastAsia="標楷體" w:hAnsi="標楷體"/>
-              </w:rPr>
-            </w:pPr>
-          </w:p>
-        </w:tc>
-        <w:tc>
-          <w:tcPr>
-            <w:tcW w:w="2131" w:type="dxa"/>
-            <w:vMerge/>
-            <w:tcBorders>
-              <w:top w:val="single" w:sz="4" w:space="0" w:color="000000"/>
-              <w:bottom w:val="single" w:sz="4" w:space="0" w:color="000000"/>
-              <w:right w:val="single" w:sz="4" w:space="0" w:color="000000"/>
-            </w:tcBorders>
-            <w:vAlign w:val="center"/>
-          </w:tcPr>
-          <w:p>
-            <w:pPr>
-              <w:snapToGrid w:val="0"/>
-              <w:ind w:left="480" w:right="480"/>
-              <w:jc w:val="distribute"/>
-              <w:rPr>
-                <w:rFonts w:ascii="標楷體" w:eastAsia="標楷體" w:hAnsi="標楷體"/>
-              </w:rPr>
-            </w:pPr>
-          </w:p>
-        </w:tc>
-      </w:tr>
-      <w:tr>
-        <w:trPr>
-          <w:cantSplit/>
-          <w:trHeight w:val="851"/>
-        </w:trPr>
-        <w:tc>
-          <w:tcPr>
-            <w:tcW w:w="1740" w:type="dxa"/>
-            <w:tcBorders>
-              <w:left w:val="single" w:sz="4" w:space="0" w:color="000000"/>
-              <w:bottom w:val="single" w:sz="4" w:space="0" w:color="000000"/>
-              <w:right w:val="single" w:sz="4" w:space="0" w:color="000000"/>
-            </w:tcBorders>
-            <w:vAlign w:val="bottom"/>
-          </w:tcPr>
-          <w:p>
-            <w:pPr>
-              <w:snapToGrid w:val="0"/>
-              <w:rPr>
-                <w:rFonts w:ascii="標楷體" w:eastAsia="標楷體" w:hAnsi="標楷體" w:cs="Arial Unicode MS"/>
-              </w:rPr>
-            </w:pPr>
-            <w:r>
-              <w:rPr>
-                <w:rFonts w:ascii="標楷體" w:eastAsia="標楷體" w:hAnsi="標楷體"/>
-              </w:rPr>
-              <w:t xml:space="preserve">　</w:t>
-            </w:r>
-          </w:p>
-        </w:tc>
-        <w:tc>
-          <w:tcPr>
-            <w:tcW w:w="1560" w:type="dxa"/>
-            <w:gridSpan w:val="2"/>
-            <w:vMerge w:val="restart"/>
-            <w:tcBorders>
-              <w:right w:val="single" w:sz="4" w:space="0" w:color="000000"/>
-            </w:tcBorders>
-            <w:vAlign w:val="center"/>
-          </w:tcPr>
-          <w:p>
-            <w:pPr>
-              <w:snapToGrid w:val="0"/>
-              <w:jc w:val="both"/>
-              <w:rPr>
-                <w:rFonts w:ascii="標楷體" w:eastAsia="標楷體" w:hAnsi="標楷體" w:cs="Arial Unicode MS"/>
-                <w:color w:val="FF0000"/>
-              </w:rPr>
-            </w:pPr>
-          </w:p>
-        </w:tc>
-        <w:tc>
-          <w:tcPr>
-            <w:tcW w:w="1559" w:type="dxa"/>
-            <w:gridSpan w:val="2"/>
-            <w:tcBorders>
-              <w:bottom w:val="single" w:sz="4" w:space="0" w:color="000000"/>
-              <w:right w:val="single" w:sz="4" w:space="0" w:color="000000"/>
-            </w:tcBorders>
-            <w:vAlign w:val="center"/>
-          </w:tcPr>
-          <w:p>
-            <w:pPr>
-              <w:snapToGrid w:val="0"/>
-              <w:jc w:val="center"/>
-              <w:rPr>
-                <w:rFonts w:ascii="標楷體" w:eastAsia="標楷體" w:hAnsi="標楷體" w:cs="Arial Unicode MS"/>
-                <w:color w:val="FF0000"/>
-              </w:rPr>
-            </w:pPr>
-          </w:p>
-        </w:tc>
-        <w:tc>
-          <w:tcPr>
-            <w:tcW w:w="1417" w:type="dxa"/>
-            <w:tcBorders>
-              <w:top w:val="single" w:sz="4" w:space="0" w:color="000000"/>
-              <w:bottom w:val="single" w:sz="4" w:space="0" w:color="000000"/>
-              <w:right w:val="single" w:sz="4" w:space="0" w:color="000000"/>
-            </w:tcBorders>
-            <w:vAlign w:val="center"/>
-          </w:tcPr>
-          <w:p>
-            <w:pPr>
-              <w:snapToGrid w:val="0"/>
-              <w:jc w:val="center"/>
-              <w:rPr>
-                <w:rFonts w:ascii="標楷體" w:eastAsia="標楷體" w:hAnsi="標楷體" w:cs="Arial Unicode MS"/>
-                <w:color w:val="FF0000"/>
-              </w:rPr>
-            </w:pPr>
-          </w:p>
-        </w:tc>
-        <w:tc>
-          <w:tcPr>
-            <w:tcW w:w="1371" w:type="dxa"/>
-            <w:gridSpan w:val="2"/>
-            <w:tcBorders>
-              <w:top w:val="single" w:sz="4" w:space="0" w:color="000000"/>
-              <w:bottom w:val="single" w:sz="4" w:space="0" w:color="000000"/>
-              <w:right w:val="single" w:sz="4" w:space="0" w:color="000000"/>
-            </w:tcBorders>
-            <w:vAlign w:val="bottom"/>
-          </w:tcPr>
-          <w:p>
-            <w:pPr>
-              <w:snapToGrid w:val="0"/>
-              <w:rPr>
-                <w:rFonts w:ascii="標楷體" w:eastAsia="標楷體" w:hAnsi="標楷體" w:cs="Arial Unicode MS"/>
-              </w:rPr>
-            </w:pPr>
-            <w:r>
-              <w:rPr>
-                <w:rFonts w:ascii="標楷體" w:eastAsia="標楷體" w:hAnsi="標楷體"/>
-              </w:rPr>
-              <w:t xml:space="preserve">　</w:t>
-            </w:r>
-          </w:p>
-        </w:tc>
-        <w:tc>
-          <w:tcPr>
-            <w:tcW w:w="2131" w:type="dxa"/>
-            <w:vMerge w:val="restart"/>
-            <w:tcBorders>
-              <w:top w:val="single" w:sz="4" w:space="0" w:color="000000"/>
-              <w:left w:val="single" w:sz="4" w:space="0" w:color="000000"/>
-              <w:bottom w:val="single" w:sz="4" w:space="0" w:color="000000"/>
-              <w:right w:val="single" w:sz="4" w:space="0" w:color="000000"/>
-            </w:tcBorders>
-            <w:vAlign w:val="center"/>
-          </w:tcPr>
-          <w:p>
-            <w:pPr>
-              <w:snapToGrid w:val="0"/>
-              <w:rPr>
-                <w:rFonts w:ascii="標楷體" w:eastAsia="標楷體" w:hAnsi="標楷體" w:cs="Arial Unicode MS"/>
-              </w:rPr>
-            </w:pPr>
-            <w:r>
-              <w:rPr>
-                <w:rFonts w:ascii="標楷體" w:eastAsia="標楷體" w:hAnsi="標楷體"/>
-              </w:rPr>
-              <w:t>原始憑證　　張黏附於　　　計畫支出憑證簿第　  冊第　　　號。</w:t>
-            </w:r>
-          </w:p>
-        </w:tc>
-      </w:tr>
-      <w:tr>
-        <w:trPr>
-          <w:cantSplit/>
-          <w:trHeight w:val="836"/>
-        </w:trPr>
-        <w:tc>
-          <w:tcPr>
-            <w:tcW w:w="1740" w:type="dxa"/>
-            <w:tcBorders>
-              <w:left w:val="single" w:sz="4" w:space="0" w:color="000000"/>
-              <w:bottom w:val="single" w:sz="4" w:space="0" w:color="000000"/>
-              <w:right w:val="single" w:sz="4" w:space="0" w:color="000000"/>
-            </w:tcBorders>
-            <w:vAlign w:val="bottom"/>
-          </w:tcPr>
-          <w:p>
-            <w:pPr>
-              <w:snapToGrid w:val="0"/>
-              <w:rPr>
-                <w:rFonts w:ascii="標楷體" w:eastAsia="標楷體" w:hAnsi="標楷體" w:cs="Arial Unicode MS"/>
-              </w:rPr>
-            </w:pPr>
-            <w:r>
-              <w:rPr>
-                <w:rFonts w:ascii="標楷體" w:eastAsia="標楷體" w:hAnsi="標楷體"/>
-              </w:rPr>
               <w:t xml:space="preserve">　</w:t>
             </w:r>
           </w:p>
@@ -788,11 +786,12 @@
             <w:tcBorders>
               <w:right w:val="single" w:sz="4" w:space="0" w:color="000000"/>
             </w:tcBorders>
-            <w:vAlign w:val="bottom"/>
-          </w:tcPr>
-          <w:p>
-            <w:pPr>
-              <w:snapToGrid w:val="0"/>
+            <w:vAlign w:val="center"/>
+          </w:tcPr>
+          <w:p>
+            <w:pPr>
+              <w:snapToGrid w:val="0"/>
+              <w:jc w:val="both"/>
               <w:rPr>
                 <w:rFonts w:ascii="標楷體" w:eastAsia="標楷體" w:hAnsi="標楷體" w:cs="Arial Unicode MS"/>
                 <w:color w:val="FF0000"/>
@@ -802,18 +801,39 @@
         </w:tc>
         <w:tc>
           <w:tcPr>
-            <w:tcW w:w="1559" w:type="dxa"/>
+            <w:tcW w:w="1134" w:type="dxa"/>
+            <w:tcBorders>
+              <w:bottom w:val="single" w:sz="4" w:space="0" w:color="000000"/>
+              <w:right w:val="single" w:sz="4" w:space="0" w:color="000000"/>
+            </w:tcBorders>
+            <w:vAlign w:val="center"/>
+          </w:tcPr>
+          <w:p>
+            <w:pPr>
+              <w:snapToGrid w:val="0"/>
+              <w:jc w:val="both"/>
+              <w:rPr>
+                <w:rFonts w:ascii="標楷體" w:eastAsia="標楷體" w:hAnsi="標楷體" w:cs="Arial Unicode MS"/>
+                <w:color w:val="FF0000"/>
+              </w:rPr>
+            </w:pPr>
+          </w:p>
+        </w:tc>
+        <w:tc>
+          <w:tcPr>
+            <w:tcW w:w="1275" w:type="dxa"/>
             <w:gridSpan w:val="2"/>
             <w:tcBorders>
-              <w:bottom w:val="single" w:sz="4" w:space="0" w:color="000000"/>
-              <w:right w:val="single" w:sz="4" w:space="0" w:color="000000"/>
-            </w:tcBorders>
-            <w:vAlign w:val="center"/>
-          </w:tcPr>
-          <w:p>
-            <w:pPr>
-              <w:snapToGrid w:val="0"/>
-              <w:jc w:val="center"/>
+              <w:top w:val="single" w:sz="4" w:space="0" w:color="000000"/>
+              <w:bottom w:val="single" w:sz="4" w:space="0" w:color="000000"/>
+              <w:right w:val="single" w:sz="4" w:space="0" w:color="000000"/>
+            </w:tcBorders>
+            <w:vAlign w:val="center"/>
+          </w:tcPr>
+          <w:p>
+            <w:pPr>
+              <w:snapToGrid w:val="0"/>
+              <w:jc w:val="both"/>
               <w:rPr>
                 <w:rFonts w:ascii="標楷體" w:eastAsia="標楷體" w:hAnsi="標楷體" w:cs="Arial Unicode MS"/>
                 <w:color w:val="FF0000"/>
@@ -823,49 +843,23 @@
         </w:tc>
         <w:tc>
           <w:tcPr>
-            <w:tcW w:w="1417" w:type="dxa"/>
-            <w:tcBorders>
-              <w:top w:val="single" w:sz="4" w:space="0" w:color="000000"/>
-              <w:bottom w:val="single" w:sz="4" w:space="0" w:color="000000"/>
-              <w:right w:val="single" w:sz="4" w:space="0" w:color="000000"/>
-            </w:tcBorders>
-            <w:vAlign w:val="center"/>
-          </w:tcPr>
-          <w:p>
-            <w:pPr>
-              <w:snapToGrid w:val="0"/>
-              <w:jc w:val="center"/>
-              <w:rPr>
-                <w:rFonts w:ascii="標楷體" w:eastAsia="標楷體" w:hAnsi="標楷體" w:cs="Arial Unicode MS"/>
-                <w:color w:val="FF0000"/>
-              </w:rPr>
-            </w:pPr>
-          </w:p>
-        </w:tc>
-        <w:tc>
-          <w:tcPr>
-            <w:tcW w:w="1371" w:type="dxa"/>
+            <w:tcW w:w="1938" w:type="dxa"/>
             <w:gridSpan w:val="2"/>
             <w:tcBorders>
               <w:top w:val="single" w:sz="4" w:space="0" w:color="000000"/>
               <w:bottom w:val="single" w:sz="4" w:space="0" w:color="000000"/>
               <w:right w:val="single" w:sz="4" w:space="0" w:color="000000"/>
             </w:tcBorders>
-            <w:vAlign w:val="bottom"/>
-          </w:tcPr>
-          <w:p>
-            <w:pPr>
-              <w:snapToGrid w:val="0"/>
-              <w:rPr>
-                <w:rFonts w:ascii="標楷體" w:eastAsia="標楷體" w:hAnsi="標楷體" w:cs="Arial Unicode MS"/>
-              </w:rPr>
-            </w:pPr>
-            <w:r>
-              <w:rPr>
-                <w:rFonts w:ascii="標楷體" w:eastAsia="標楷體" w:hAnsi="標楷體"/>
-              </w:rPr>
-              <w:t xml:space="preserve">　</w:t>
-            </w:r>
+            <w:vAlign w:val="center"/>
+          </w:tcPr>
+          <w:p>
+            <w:pPr>
+              <w:snapToGrid w:val="0"/>
+              <w:jc w:val="both"/>
+              <w:rPr>
+                <w:rFonts w:ascii="標楷體" w:eastAsia="標楷體" w:hAnsi="標楷體" w:cs="Arial Unicode MS" w:hint="eastAsia"/>
+              </w:rPr>
+            </w:pPr>
           </w:p>
         </w:tc>
         <w:tc>
@@ -903,11 +897,12 @@
               <w:bottom w:val="single" w:sz="4" w:space="0" w:color="000000"/>
               <w:right w:val="single" w:sz="4" w:space="0" w:color="000000"/>
             </w:tcBorders>
-            <w:vAlign w:val="bottom"/>
-          </w:tcPr>
-          <w:p>
-            <w:pPr>
-              <w:snapToGrid w:val="0"/>
+            <w:vAlign w:val="center"/>
+          </w:tcPr>
+          <w:p>
+            <w:pPr>
+              <w:snapToGrid w:val="0"/>
+              <w:jc w:val="both"/>
               <w:rPr>
                 <w:rFonts w:ascii="標楷體" w:eastAsia="標楷體" w:hAnsi="標楷體" w:cs="Arial Unicode MS"/>
               </w:rPr>
@@ -929,11 +924,12 @@
               <w:bottom w:val="single" w:sz="4" w:space="0" w:color="000000"/>
               <w:right w:val="single" w:sz="4" w:space="0" w:color="000000"/>
             </w:tcBorders>
-            <w:vAlign w:val="bottom"/>
-          </w:tcPr>
-          <w:p>
-            <w:pPr>
-              <w:snapToGrid w:val="0"/>
+            <w:vAlign w:val="center"/>
+          </w:tcPr>
+          <w:p>
+            <w:pPr>
+              <w:snapToGrid w:val="0"/>
+              <w:jc w:val="both"/>
               <w:rPr>
                 <w:rFonts w:ascii="標楷體" w:eastAsia="標楷體" w:hAnsi="標楷體" w:cs="Arial Unicode MS"/>
                 <w:color w:val="FF0000"/>
@@ -943,18 +939,39 @@
         </w:tc>
         <w:tc>
           <w:tcPr>
-            <w:tcW w:w="1559" w:type="dxa"/>
+            <w:tcW w:w="1134" w:type="dxa"/>
+            <w:tcBorders>
+              <w:bottom w:val="single" w:sz="4" w:space="0" w:color="000000"/>
+              <w:right w:val="single" w:sz="4" w:space="0" w:color="000000"/>
+            </w:tcBorders>
+            <w:vAlign w:val="center"/>
+          </w:tcPr>
+          <w:p>
+            <w:pPr>
+              <w:snapToGrid w:val="0"/>
+              <w:jc w:val="both"/>
+              <w:rPr>
+                <w:rFonts w:ascii="標楷體" w:eastAsia="標楷體" w:hAnsi="標楷體" w:cs="Arial Unicode MS"/>
+                <w:color w:val="FF0000"/>
+              </w:rPr>
+            </w:pPr>
+          </w:p>
+        </w:tc>
+        <w:tc>
+          <w:tcPr>
+            <w:tcW w:w="1275" w:type="dxa"/>
             <w:gridSpan w:val="2"/>
             <w:tcBorders>
-              <w:bottom w:val="single" w:sz="4" w:space="0" w:color="000000"/>
-              <w:right w:val="single" w:sz="4" w:space="0" w:color="000000"/>
-            </w:tcBorders>
-            <w:vAlign w:val="center"/>
-          </w:tcPr>
-          <w:p>
-            <w:pPr>
-              <w:snapToGrid w:val="0"/>
-              <w:jc w:val="center"/>
+              <w:top w:val="single" w:sz="4" w:space="0" w:color="000000"/>
+              <w:bottom w:val="single" w:sz="4" w:space="0" w:color="000000"/>
+              <w:right w:val="single" w:sz="4" w:space="0" w:color="000000"/>
+            </w:tcBorders>
+            <w:vAlign w:val="center"/>
+          </w:tcPr>
+          <w:p>
+            <w:pPr>
+              <w:snapToGrid w:val="0"/>
+              <w:jc w:val="both"/>
               <w:rPr>
                 <w:rFonts w:ascii="標楷體" w:eastAsia="標楷體" w:hAnsi="標楷體" w:cs="Arial Unicode MS"/>
                 <w:color w:val="FF0000"/>
@@ -964,49 +981,23 @@
         </w:tc>
         <w:tc>
           <w:tcPr>
-            <w:tcW w:w="1417" w:type="dxa"/>
-            <w:tcBorders>
-              <w:top w:val="single" w:sz="4" w:space="0" w:color="000000"/>
-              <w:bottom w:val="single" w:sz="4" w:space="0" w:color="000000"/>
-              <w:right w:val="single" w:sz="4" w:space="0" w:color="000000"/>
-            </w:tcBorders>
-            <w:vAlign w:val="center"/>
-          </w:tcPr>
-          <w:p>
-            <w:pPr>
-              <w:snapToGrid w:val="0"/>
-              <w:jc w:val="center"/>
-              <w:rPr>
-                <w:rFonts w:ascii="標楷體" w:eastAsia="標楷體" w:hAnsi="標楷體" w:cs="Arial Unicode MS"/>
-                <w:color w:val="FF0000"/>
-              </w:rPr>
-            </w:pPr>
-          </w:p>
-        </w:tc>
-        <w:tc>
-          <w:tcPr>
-            <w:tcW w:w="1371" w:type="dxa"/>
+            <w:tcW w:w="1938" w:type="dxa"/>
             <w:gridSpan w:val="2"/>
             <w:tcBorders>
               <w:top w:val="single" w:sz="4" w:space="0" w:color="000000"/>
               <w:bottom w:val="single" w:sz="4" w:space="0" w:color="000000"/>
               <w:right w:val="single" w:sz="4" w:space="0" w:color="000000"/>
             </w:tcBorders>
-            <w:vAlign w:val="bottom"/>
-          </w:tcPr>
-          <w:p>
-            <w:pPr>
-              <w:snapToGrid w:val="0"/>
-              <w:rPr>
-                <w:rFonts w:ascii="標楷體" w:eastAsia="標楷體" w:hAnsi="標楷體" w:cs="Arial Unicode MS"/>
-              </w:rPr>
-            </w:pPr>
-            <w:r>
-              <w:rPr>
-                <w:rFonts w:ascii="標楷體" w:eastAsia="標楷體" w:hAnsi="標楷體"/>
-              </w:rPr>
-              <w:t xml:space="preserve">　</w:t>
-            </w:r>
+            <w:vAlign w:val="center"/>
+          </w:tcPr>
+          <w:p>
+            <w:pPr>
+              <w:snapToGrid w:val="0"/>
+              <w:jc w:val="both"/>
+              <w:rPr>
+                <w:rFonts w:ascii="標楷體" w:eastAsia="標楷體" w:hAnsi="標楷體" w:cs="Arial Unicode MS" w:hint="eastAsia"/>
+              </w:rPr>
+            </w:pPr>
           </w:p>
         </w:tc>
         <w:tc>

--- a/支出科目分攤表範本.docx
+++ b/支出科目分攤表範本.docx
@@ -15,8 +15,7 @@
       </w:tblPr>
       <w:tblGrid>
         <w:gridCol w:w="1740"/>
-        <w:gridCol w:w="426"/>
-        <w:gridCol w:w="1134"/>
+        <w:gridCol w:w="1560"/>
         <w:gridCol w:w="1134"/>
         <w:gridCol w:w="141"/>
         <w:gridCol w:w="1134"/>
@@ -31,7 +30,7 @@
         <w:tc>
           <w:tcPr>
             <w:tcW w:w="9778" w:type="dxa"/>
-            <w:gridSpan w:val="9"/>
+            <w:gridSpan w:val="8"/>
             <w:vAlign w:val="bottom"/>
           </w:tcPr>
           <w:p>
@@ -60,7 +59,7 @@
         <w:tc>
           <w:tcPr>
             <w:tcW w:w="9778" w:type="dxa"/>
-            <w:gridSpan w:val="9"/>
+            <w:gridSpan w:val="8"/>
             <w:vAlign w:val="bottom"/>
           </w:tcPr>
           <w:p>
@@ -89,7 +88,7 @@
         <w:tc>
           <w:tcPr>
             <w:tcW w:w="9778" w:type="dxa"/>
-            <w:gridSpan w:val="9"/>
+            <w:gridSpan w:val="8"/>
             <w:tcBorders>
               <w:bottom w:val="single" w:sz="4" w:space="0" w:color="000000"/>
             </w:tcBorders>
@@ -148,8 +147,8 @@
         </w:trPr>
         <w:tc>
           <w:tcPr>
-            <w:tcW w:w="2166" w:type="dxa"/>
-            <w:gridSpan w:val="2"/>
+            <w:tcW w:w="4575" w:type="dxa"/>
+            <w:gridSpan w:val="4"/>
             <w:tcBorders>
               <w:top w:val="single" w:sz="4" w:space="0" w:color="000000"/>
               <w:left w:val="single" w:sz="4" w:space="0" w:color="000000"/>
@@ -160,8 +159,8 @@
           <w:p>
             <w:pPr>
               <w:snapToGrid w:val="0"/>
-              <w:ind w:firstLine="39"/>
-              <w:jc w:val="right"/>
+              <w:ind w:firstLineChars="60" w:firstLine="144"/>
+              <w:jc w:val="both"/>
               <w:rPr>
                 <w:rFonts w:ascii="標楷體" w:eastAsia="標楷體" w:hAnsi="標楷體" w:cs="Arial Unicode MS"/>
               </w:rPr>
@@ -178,27 +177,6 @@
               </w:rPr>
               <w:t xml:space="preserve"> </w:t>
             </w:r>
-          </w:p>
-        </w:tc>
-        <w:tc>
-          <w:tcPr>
-            <w:tcW w:w="2409" w:type="dxa"/>
-            <w:gridSpan w:val="3"/>
-            <w:tcBorders>
-              <w:top w:val="single" w:sz="4" w:space="0" w:color="000000"/>
-              <w:bottom w:val="single" w:sz="4" w:space="0" w:color="000000"/>
-            </w:tcBorders>
-            <w:vAlign w:val="center"/>
-          </w:tcPr>
-          <w:p>
-            <w:pPr>
-              <w:snapToGrid w:val="0"/>
-              <w:ind w:firstLineChars="60" w:firstLine="144"/>
-              <w:jc w:val="both"/>
-              <w:rPr>
-                <w:rFonts w:ascii="標楷體" w:eastAsia="標楷體" w:hAnsi="標楷體" w:cs="Arial Unicode MS"/>
-              </w:rPr>
-            </w:pPr>
           </w:p>
         </w:tc>
         <w:tc>
@@ -258,7 +236,7 @@
         <w:tc>
           <w:tcPr>
             <w:tcW w:w="4434" w:type="dxa"/>
-            <w:gridSpan w:val="4"/>
+            <w:gridSpan w:val="3"/>
             <w:tcBorders>
               <w:left w:val="single" w:sz="4" w:space="0" w:color="000000"/>
               <w:bottom w:val="single" w:sz="4" w:space="0" w:color="000000"/>
@@ -402,7 +380,6 @@
         <w:tc>
           <w:tcPr>
             <w:tcW w:w="1560" w:type="dxa"/>
-            <w:gridSpan w:val="2"/>
             <w:tcBorders>
               <w:top w:val="single" w:sz="4" w:space="0" w:color="000000"/>
               <w:bottom w:val="single" w:sz="4" w:space="0" w:color="000000"/>
@@ -553,7 +530,6 @@
         <w:tc>
           <w:tcPr>
             <w:tcW w:w="1560" w:type="dxa"/>
-            <w:gridSpan w:val="2"/>
             <w:vMerge w:val="restart"/>
             <w:tcBorders>
               <w:right w:val="single" w:sz="4" w:space="0" w:color="000000"/>
@@ -629,7 +605,7 @@
               <w:snapToGrid w:val="0"/>
               <w:jc w:val="both"/>
               <w:rPr>
-                <w:rFonts w:ascii="標楷體" w:eastAsia="標楷體" w:hAnsi="標楷體" w:cs="Arial Unicode MS" w:hint="eastAsia"/>
+                <w:rFonts w:ascii="標楷體" w:eastAsia="標楷體" w:hAnsi="標楷體" w:cs="Arial Unicode MS"/>
               </w:rPr>
             </w:pPr>
           </w:p>
@@ -781,7 +757,6 @@
         <w:tc>
           <w:tcPr>
             <w:tcW w:w="1560" w:type="dxa"/>
-            <w:gridSpan w:val="2"/>
             <w:vMerge/>
             <w:tcBorders>
               <w:right w:val="single" w:sz="4" w:space="0" w:color="000000"/>
@@ -857,7 +832,7 @@
               <w:snapToGrid w:val="0"/>
               <w:jc w:val="both"/>
               <w:rPr>
-                <w:rFonts w:ascii="標楷體" w:eastAsia="標楷體" w:hAnsi="標楷體" w:cs="Arial Unicode MS" w:hint="eastAsia"/>
+                <w:rFonts w:ascii="標楷體" w:eastAsia="標楷體" w:hAnsi="標楷體" w:cs="Arial Unicode MS"/>
               </w:rPr>
             </w:pPr>
           </w:p>
@@ -918,7 +893,6 @@
         <w:tc>
           <w:tcPr>
             <w:tcW w:w="1560" w:type="dxa"/>
-            <w:gridSpan w:val="2"/>
             <w:vMerge/>
             <w:tcBorders>
               <w:bottom w:val="single" w:sz="4" w:space="0" w:color="000000"/>
@@ -995,7 +969,7 @@
               <w:snapToGrid w:val="0"/>
               <w:jc w:val="both"/>
               <w:rPr>
-                <w:rFonts w:ascii="標楷體" w:eastAsia="標楷體" w:hAnsi="標楷體" w:cs="Arial Unicode MS" w:hint="eastAsia"/>
+                <w:rFonts w:ascii="標楷體" w:eastAsia="標楷體" w:hAnsi="標楷體" w:cs="Arial Unicode MS"/>
               </w:rPr>
             </w:pPr>
           </w:p>
@@ -1057,7 +1031,7 @@
         <w:tc>
           <w:tcPr>
             <w:tcW w:w="5907" w:type="dxa"/>
-            <w:gridSpan w:val="7"/>
+            <w:gridSpan w:val="6"/>
             <w:tcBorders>
               <w:top w:val="single" w:sz="4" w:space="0" w:color="000000"/>
               <w:bottom w:val="single" w:sz="4" w:space="0" w:color="000000"/>
@@ -1261,6 +1235,44 @@
     </w:sectPr>
   </w:body>
 </w:document>
+</file>
+
+<file path=word/endnotes.xml><?xml version="1.0" encoding="utf-8"?>
+<w:endnotes xmlns:wpc="http://schemas.microsoft.com/office/word/2010/wordprocessingCanvas" xmlns:cx="http://schemas.microsoft.com/office/drawing/2014/chartex" xmlns:cx1="http://schemas.microsoft.com/office/drawing/2015/9/8/chartex" xmlns:cx2="http://schemas.microsoft.com/office/drawing/2015/10/21/chartex" xmlns:cx3="http://schemas.microsoft.com/office/drawing/2016/5/9/chartex" xmlns:cx4="http://schemas.microsoft.com/office/drawing/2016/5/10/chartex" xmlns:cx5="http://schemas.microsoft.com/office/drawing/2016/5/11/chartex" xmlns:cx6="http://schemas.microsoft.com/office/drawing/2016/5/12/chartex" xmlns:cx7="http://schemas.microsoft.com/office/drawing/2016/5/13/chartex" xmlns:cx8="http://schemas.microsoft.com/office/drawing/2016/5/14/chartex" xmlns:mc="http://schemas.openxmlformats.org/markup-compatibility/2006" xmlns:aink="http://schemas.microsoft.com/office/drawing/2016/ink" xmlns:am3d="http://schemas.microsoft.com/office/drawing/2017/model3d" xmlns:o="urn:schemas-microsoft-com:office:office" xmlns:oel="http://schemas.microsoft.com/office/2019/extlst" xmlns:r="http://schemas.openxmlformats.org/officeDocument/2006/relationships" xmlns:m="http://schemas.openxmlformats.org/officeDocument/2006/math" xmlns:v="urn:schemas-microsoft-com:vml" xmlns:wp14="http://schemas.microsoft.com/office/word/2010/wordprocessingDrawing" xmlns:wp="http://schemas.openxmlformats.org/drawingml/2006/wordprocessingDrawing" xmlns:w10="urn:schemas-microsoft-com:office:word" xmlns:w="http://schemas.openxmlformats.org/wordprocessingml/2006/main" xmlns:w14="http://schemas.microsoft.com/office/word/2010/wordml" xmlns:w15="http://schemas.microsoft.com/office/word/2012/wordml" xmlns:w16cex="http://schemas.microsoft.com/office/word/2018/wordml/cex" xmlns:w16cid="http://schemas.microsoft.com/office/word/2016/wordml/cid" xmlns:w16="http://schemas.microsoft.com/office/word/2018/wordml" xmlns:w16du="http://schemas.microsoft.com/office/word/2023/wordml/word16du" xmlns:w16sdtdh="http://schemas.microsoft.com/office/word/2020/wordml/sdtdatahash" xmlns:w16sdtfl="http://schemas.microsoft.com/office/word/2024/wordml/sdtformatlock" xmlns:w16se="http://schemas.microsoft.com/office/word/2015/wordml/symex" xmlns:wpg="http://schemas.microsoft.com/office/word/2010/wordprocessingGroup" xmlns:wpi="http://schemas.microsoft.com/office/word/2010/wordprocessingInk" xmlns:wne="http://schemas.microsoft.com/office/word/2006/wordml" xmlns:wps="http://schemas.microsoft.com/office/word/2010/wordprocessingShape" mc:Ignorable="w14 w15 w16se w16cid w16 w16cex w16sdtdh w16sdtfl w16du wp14">
+  <w:endnote w:type="separator" w:id="-1">
+    <w:p>
+      <w:r>
+        <w:separator/>
+      </w:r>
+    </w:p>
+  </w:endnote>
+  <w:endnote w:type="continuationSeparator" w:id="0">
+    <w:p>
+      <w:r>
+        <w:continuationSeparator/>
+      </w:r>
+    </w:p>
+  </w:endnote>
+</w:endnotes>
+</file>
+
+<file path=word/footnotes.xml><?xml version="1.0" encoding="utf-8"?>
+<w:footnotes xmlns:wpc="http://schemas.microsoft.com/office/word/2010/wordprocessingCanvas" xmlns:cx="http://schemas.microsoft.com/office/drawing/2014/chartex" xmlns:cx1="http://schemas.microsoft.com/office/drawing/2015/9/8/chartex" xmlns:cx2="http://schemas.microsoft.com/office/drawing/2015/10/21/chartex" xmlns:cx3="http://schemas.microsoft.com/office/drawing/2016/5/9/chartex" xmlns:cx4="http://schemas.microsoft.com/office/drawing/2016/5/10/chartex" xmlns:cx5="http://schemas.microsoft.com/office/drawing/2016/5/11/chartex" xmlns:cx6="http://schemas.microsoft.com/office/drawing/2016/5/12/chartex" xmlns:cx7="http://schemas.microsoft.com/office/drawing/2016/5/13/chartex" xmlns:cx8="http://schemas.microsoft.com/office/drawing/2016/5/14/chartex" xmlns:mc="http://schemas.openxmlformats.org/markup-compatibility/2006" xmlns:aink="http://schemas.microsoft.com/office/drawing/2016/ink" xmlns:am3d="http://schemas.microsoft.com/office/drawing/2017/model3d" xmlns:o="urn:schemas-microsoft-com:office:office" xmlns:oel="http://schemas.microsoft.com/office/2019/extlst" xmlns:r="http://schemas.openxmlformats.org/officeDocument/2006/relationships" xmlns:m="http://schemas.openxmlformats.org/officeDocument/2006/math" xmlns:v="urn:schemas-microsoft-com:vml" xmlns:wp14="http://schemas.microsoft.com/office/word/2010/wordprocessingDrawing" xmlns:wp="http://schemas.openxmlformats.org/drawingml/2006/wordprocessingDrawing" xmlns:w10="urn:schemas-microsoft-com:office:word" xmlns:w="http://schemas.openxmlformats.org/wordprocessingml/2006/main" xmlns:w14="http://schemas.microsoft.com/office/word/2010/wordml" xmlns:w15="http://schemas.microsoft.com/office/word/2012/wordml" xmlns:w16cex="http://schemas.microsoft.com/office/word/2018/wordml/cex" xmlns:w16cid="http://schemas.microsoft.com/office/word/2016/wordml/cid" xmlns:w16="http://schemas.microsoft.com/office/word/2018/wordml" xmlns:w16du="http://schemas.microsoft.com/office/word/2023/wordml/word16du" xmlns:w16sdtdh="http://schemas.microsoft.com/office/word/2020/wordml/sdtdatahash" xmlns:w16sdtfl="http://schemas.microsoft.com/office/word/2024/wordml/sdtformatlock" xmlns:w16se="http://schemas.microsoft.com/office/word/2015/wordml/symex" xmlns:wpg="http://schemas.microsoft.com/office/word/2010/wordprocessingGroup" xmlns:wpi="http://schemas.microsoft.com/office/word/2010/wordprocessingInk" xmlns:wne="http://schemas.microsoft.com/office/word/2006/wordml" xmlns:wps="http://schemas.microsoft.com/office/word/2010/wordprocessingShape" mc:Ignorable="w14 w15 w16se w16cid w16 w16cex w16sdtdh w16sdtfl w16du wp14">
+  <w:footnote w:type="separator" w:id="-1">
+    <w:p>
+      <w:r>
+        <w:separator/>
+      </w:r>
+    </w:p>
+  </w:footnote>
+  <w:footnote w:type="continuationSeparator" w:id="0">
+    <w:p>
+      <w:r>
+        <w:continuationSeparator/>
+      </w:r>
+    </w:p>
+  </w:footnote>
+</w:footnotes>
 </file>
 
 <file path=word/styles.xml><?xml version="1.0" encoding="utf-8"?>
@@ -1776,6 +1788,72 @@
     <w:basedOn w:val="a"/>
     <w:qFormat/>
   </w:style>
+  <w:style w:type="paragraph" w:styleId="a6">
+    <w:name w:val="header"/>
+    <w:basedOn w:val="a"/>
+    <w:link w:val="a7"/>
+    <w:uiPriority w:val="99"/>
+    <w:unhideWhenUsed/>
+    <w:rsid w:val="000565EC"/>
+    <w:pPr>
+      <w:tabs>
+        <w:tab w:val="center" w:pos="4153"/>
+        <w:tab w:val="right" w:pos="8306"/>
+      </w:tabs>
+      <w:snapToGrid w:val="0"/>
+    </w:pPr>
+    <w:rPr>
+      <w:sz w:val="20"/>
+      <w:szCs w:val="20"/>
+    </w:rPr>
+  </w:style>
+  <w:style w:type="character" w:customStyle="1" w:styleId="a7">
+    <w:name w:val="頁首 字元"/>
+    <w:basedOn w:val="a0"/>
+    <w:link w:val="a6"/>
+    <w:uiPriority w:val="99"/>
+    <w:rsid w:val="000565EC"/>
+    <w:rPr>
+      <w:rFonts w:ascii="Times New Roman" w:eastAsia="新細明體;PMingLiU" w:hAnsi="Times New Roman" w:cs="Times New Roman"/>
+      <w:kern w:val="2"/>
+      <w:sz w:val="20"/>
+      <w:szCs w:val="20"/>
+      <w:lang w:eastAsia="zh-TW" w:bidi="ar-SA"/>
+    </w:rPr>
+  </w:style>
+  <w:style w:type="paragraph" w:styleId="a8">
+    <w:name w:val="footer"/>
+    <w:basedOn w:val="a"/>
+    <w:link w:val="a9"/>
+    <w:uiPriority w:val="99"/>
+    <w:unhideWhenUsed/>
+    <w:rsid w:val="000565EC"/>
+    <w:pPr>
+      <w:tabs>
+        <w:tab w:val="center" w:pos="4153"/>
+        <w:tab w:val="right" w:pos="8306"/>
+      </w:tabs>
+      <w:snapToGrid w:val="0"/>
+    </w:pPr>
+    <w:rPr>
+      <w:sz w:val="20"/>
+      <w:szCs w:val="20"/>
+    </w:rPr>
+  </w:style>
+  <w:style w:type="character" w:customStyle="1" w:styleId="a9">
+    <w:name w:val="頁尾 字元"/>
+    <w:basedOn w:val="a0"/>
+    <w:link w:val="a8"/>
+    <w:uiPriority w:val="99"/>
+    <w:rsid w:val="000565EC"/>
+    <w:rPr>
+      <w:rFonts w:ascii="Times New Roman" w:eastAsia="新細明體;PMingLiU" w:hAnsi="Times New Roman" w:cs="Times New Roman"/>
+      <w:kern w:val="2"/>
+      <w:sz w:val="20"/>
+      <w:szCs w:val="20"/>
+      <w:lang w:eastAsia="zh-TW" w:bidi="ar-SA"/>
+    </w:rPr>
+  </w:style>
 </w:styles>
 </file>
 

--- a/支出科目分攤表範本.docx
+++ b/支出科目分攤表範本.docx
@@ -15,11 +15,11 @@
       </w:tblPr>
       <w:tblGrid>
         <w:gridCol w:w="1740"/>
-        <w:gridCol w:w="1560"/>
+        <w:gridCol w:w="426"/>
         <w:gridCol w:w="1134"/>
-        <w:gridCol w:w="141"/>
-        <w:gridCol w:w="1134"/>
-        <w:gridCol w:w="851"/>
+        <w:gridCol w:w="1275"/>
+        <w:gridCol w:w="1276"/>
+        <w:gridCol w:w="709"/>
         <w:gridCol w:w="1087"/>
         <w:gridCol w:w="2131"/>
       </w:tblGrid>
@@ -147,11 +147,44 @@
         </w:trPr>
         <w:tc>
           <w:tcPr>
-            <w:tcW w:w="4575" w:type="dxa"/>
-            <w:gridSpan w:val="4"/>
+            <w:tcW w:w="2166" w:type="dxa"/>
+            <w:gridSpan w:val="2"/>
             <w:tcBorders>
               <w:top w:val="single" w:sz="4" w:space="0" w:color="000000"/>
               <w:left w:val="single" w:sz="4" w:space="0" w:color="000000"/>
+              <w:bottom w:val="single" w:sz="4" w:space="0" w:color="000000"/>
+            </w:tcBorders>
+            <w:vAlign w:val="center"/>
+          </w:tcPr>
+          <w:p>
+            <w:pPr>
+              <w:snapToGrid w:val="0"/>
+              <w:ind w:firstLine="39"/>
+              <w:jc w:val="right"/>
+              <w:rPr>
+                <w:rFonts w:ascii="標楷體" w:eastAsia="標楷體" w:hAnsi="標楷體" w:cs="Arial Unicode MS"/>
+              </w:rPr>
+            </w:pPr>
+            <w:r>
+              <w:rPr>
+                <w:rFonts w:ascii="標楷體" w:eastAsia="標楷體" w:hAnsi="標楷體"/>
+              </w:rPr>
+              <w:t>所屬年度月份：</w:t>
+            </w:r>
+            <w:r>
+              <w:rPr>
+                <w:rFonts w:ascii="標楷體" w:eastAsia="標楷體" w:hAnsi="標楷體" w:cs="Arial Unicode MS"/>
+              </w:rPr>
+              <w:t xml:space="preserve"> </w:t>
+            </w:r>
+          </w:p>
+        </w:tc>
+        <w:tc>
+          <w:tcPr>
+            <w:tcW w:w="2409" w:type="dxa"/>
+            <w:gridSpan w:val="2"/>
+            <w:tcBorders>
+              <w:top w:val="single" w:sz="4" w:space="0" w:color="000000"/>
               <w:bottom w:val="single" w:sz="4" w:space="0" w:color="000000"/>
             </w:tcBorders>
             <w:vAlign w:val="center"/>
@@ -165,18 +198,6 @@
                 <w:rFonts w:ascii="標楷體" w:eastAsia="標楷體" w:hAnsi="標楷體" w:cs="Arial Unicode MS"/>
               </w:rPr>
             </w:pPr>
-            <w:r>
-              <w:rPr>
-                <w:rFonts w:ascii="標楷體" w:eastAsia="標楷體" w:hAnsi="標楷體"/>
-              </w:rPr>
-              <w:t>所屬年度月份：</w:t>
-            </w:r>
-            <w:r>
-              <w:rPr>
-                <w:rFonts w:ascii="標楷體" w:eastAsia="標楷體" w:hAnsi="標楷體" w:cs="Arial Unicode MS"/>
-              </w:rPr>
-              <w:t xml:space="preserve"> </w:t>
-            </w:r>
           </w:p>
         </w:tc>
         <w:tc>
@@ -235,8 +256,8 @@
         </w:trPr>
         <w:tc>
           <w:tcPr>
-            <w:tcW w:w="4434" w:type="dxa"/>
-            <w:gridSpan w:val="3"/>
+            <w:tcW w:w="4575" w:type="dxa"/>
+            <w:gridSpan w:val="4"/>
             <w:tcBorders>
               <w:left w:val="single" w:sz="4" w:space="0" w:color="000000"/>
               <w:bottom w:val="single" w:sz="4" w:space="0" w:color="000000"/>
@@ -262,8 +283,7 @@
         </w:tc>
         <w:tc>
           <w:tcPr>
-            <w:tcW w:w="1275" w:type="dxa"/>
-            <w:gridSpan w:val="2"/>
+            <w:tcW w:w="1276" w:type="dxa"/>
             <w:vMerge w:val="restart"/>
             <w:tcBorders>
               <w:top w:val="single" w:sz="4" w:space="0" w:color="000000"/>
@@ -290,7 +310,7 @@
         </w:tc>
         <w:tc>
           <w:tcPr>
-            <w:tcW w:w="1938" w:type="dxa"/>
+            <w:tcW w:w="1796" w:type="dxa"/>
             <w:gridSpan w:val="2"/>
             <w:vMerge w:val="restart"/>
             <w:tcBorders>
@@ -380,6 +400,7 @@
         <w:tc>
           <w:tcPr>
             <w:tcW w:w="1560" w:type="dxa"/>
+            <w:gridSpan w:val="2"/>
             <w:tcBorders>
               <w:top w:val="single" w:sz="4" w:space="0" w:color="000000"/>
               <w:bottom w:val="single" w:sz="4" w:space="0" w:color="000000"/>
@@ -402,7 +423,7 @@
         </w:tc>
         <w:tc>
           <w:tcPr>
-            <w:tcW w:w="1134" w:type="dxa"/>
+            <w:tcW w:w="1275" w:type="dxa"/>
             <w:tcBorders>
               <w:top w:val="single" w:sz="4" w:space="0" w:color="000000"/>
               <w:bottom w:val="single" w:sz="4" w:space="0" w:color="000000"/>
@@ -432,8 +453,7 @@
         </w:tc>
         <w:tc>
           <w:tcPr>
-            <w:tcW w:w="1275" w:type="dxa"/>
-            <w:gridSpan w:val="2"/>
+            <w:tcW w:w="1276" w:type="dxa"/>
             <w:vMerge/>
             <w:tcBorders>
               <w:top w:val="single" w:sz="4" w:space="0" w:color="000000"/>
@@ -453,7 +473,7 @@
         </w:tc>
         <w:tc>
           <w:tcPr>
-            <w:tcW w:w="1938" w:type="dxa"/>
+            <w:tcW w:w="1796" w:type="dxa"/>
             <w:gridSpan w:val="2"/>
             <w:vMerge/>
             <w:tcBorders>
@@ -509,6 +529,31 @@
               <w:bottom w:val="single" w:sz="4" w:space="0" w:color="000000"/>
               <w:right w:val="single" w:sz="4" w:space="0" w:color="000000"/>
             </w:tcBorders>
+            <w:vAlign w:val="bottom"/>
+          </w:tcPr>
+          <w:p>
+            <w:pPr>
+              <w:snapToGrid w:val="0"/>
+              <w:rPr>
+                <w:rFonts w:ascii="標楷體" w:eastAsia="標楷體" w:hAnsi="標楷體" w:cs="Arial Unicode MS"/>
+              </w:rPr>
+            </w:pPr>
+            <w:r>
+              <w:rPr>
+                <w:rFonts w:ascii="標楷體" w:eastAsia="標楷體" w:hAnsi="標楷體"/>
+              </w:rPr>
+              <w:t xml:space="preserve">　</w:t>
+            </w:r>
+          </w:p>
+        </w:tc>
+        <w:tc>
+          <w:tcPr>
+            <w:tcW w:w="1560" w:type="dxa"/>
+            <w:gridSpan w:val="2"/>
+            <w:vMerge w:val="restart"/>
+            <w:tcBorders>
+              <w:right w:val="single" w:sz="4" w:space="0" w:color="000000"/>
+            </w:tcBorders>
             <w:vAlign w:val="center"/>
           </w:tcPr>
           <w:p>
@@ -517,6 +562,68 @@
               <w:jc w:val="both"/>
               <w:rPr>
                 <w:rFonts w:ascii="標楷體" w:eastAsia="標楷體" w:hAnsi="標楷體" w:cs="Arial Unicode MS"/>
+                <w:color w:val="FF0000"/>
+              </w:rPr>
+            </w:pPr>
+          </w:p>
+        </w:tc>
+        <w:tc>
+          <w:tcPr>
+            <w:tcW w:w="1275" w:type="dxa"/>
+            <w:tcBorders>
+              <w:bottom w:val="single" w:sz="4" w:space="0" w:color="000000"/>
+              <w:right w:val="single" w:sz="4" w:space="0" w:color="000000"/>
+            </w:tcBorders>
+            <w:vAlign w:val="center"/>
+          </w:tcPr>
+          <w:p>
+            <w:pPr>
+              <w:snapToGrid w:val="0"/>
+              <w:jc w:val="center"/>
+              <w:rPr>
+                <w:rFonts w:ascii="標楷體" w:eastAsia="標楷體" w:hAnsi="標楷體" w:cs="Arial Unicode MS"/>
+                <w:color w:val="FF0000"/>
+              </w:rPr>
+            </w:pPr>
+          </w:p>
+        </w:tc>
+        <w:tc>
+          <w:tcPr>
+            <w:tcW w:w="1276" w:type="dxa"/>
+            <w:tcBorders>
+              <w:top w:val="single" w:sz="4" w:space="0" w:color="000000"/>
+              <w:bottom w:val="single" w:sz="4" w:space="0" w:color="000000"/>
+              <w:right w:val="single" w:sz="4" w:space="0" w:color="000000"/>
+            </w:tcBorders>
+            <w:vAlign w:val="center"/>
+          </w:tcPr>
+          <w:p>
+            <w:pPr>
+              <w:snapToGrid w:val="0"/>
+              <w:jc w:val="center"/>
+              <w:rPr>
+                <w:rFonts w:ascii="標楷體" w:eastAsia="標楷體" w:hAnsi="標楷體" w:cs="Arial Unicode MS"/>
+                <w:color w:val="FF0000"/>
+              </w:rPr>
+            </w:pPr>
+          </w:p>
+        </w:tc>
+        <w:tc>
+          <w:tcPr>
+            <w:tcW w:w="1796" w:type="dxa"/>
+            <w:gridSpan w:val="2"/>
+            <w:tcBorders>
+              <w:top w:val="single" w:sz="4" w:space="0" w:color="000000"/>
+              <w:bottom w:val="single" w:sz="4" w:space="0" w:color="000000"/>
+              <w:right w:val="single" w:sz="4" w:space="0" w:color="000000"/>
+            </w:tcBorders>
+            <w:vAlign w:val="bottom"/>
+          </w:tcPr>
+          <w:p>
+            <w:pPr>
+              <w:snapToGrid w:val="0"/>
+              <w:rPr>
+                <w:rFonts w:ascii="標楷體" w:eastAsia="標楷體" w:hAnsi="標楷體" w:cs="Arial Unicode MS"/>
               </w:rPr>
             </w:pPr>
             <w:r>
@@ -525,89 +632,6 @@
               </w:rPr>
               <w:t xml:space="preserve">　</w:t>
             </w:r>
-          </w:p>
-        </w:tc>
-        <w:tc>
-          <w:tcPr>
-            <w:tcW w:w="1560" w:type="dxa"/>
-            <w:vMerge w:val="restart"/>
-            <w:tcBorders>
-              <w:right w:val="single" w:sz="4" w:space="0" w:color="000000"/>
-            </w:tcBorders>
-            <w:vAlign w:val="center"/>
-          </w:tcPr>
-          <w:p>
-            <w:pPr>
-              <w:snapToGrid w:val="0"/>
-              <w:jc w:val="both"/>
-              <w:rPr>
-                <w:rFonts w:ascii="標楷體" w:eastAsia="標楷體" w:hAnsi="標楷體" w:cs="Arial Unicode MS"/>
-                <w:color w:val="FF0000"/>
-              </w:rPr>
-            </w:pPr>
-          </w:p>
-        </w:tc>
-        <w:tc>
-          <w:tcPr>
-            <w:tcW w:w="1134" w:type="dxa"/>
-            <w:tcBorders>
-              <w:bottom w:val="single" w:sz="4" w:space="0" w:color="000000"/>
-              <w:right w:val="single" w:sz="4" w:space="0" w:color="000000"/>
-            </w:tcBorders>
-            <w:vAlign w:val="center"/>
-          </w:tcPr>
-          <w:p>
-            <w:pPr>
-              <w:snapToGrid w:val="0"/>
-              <w:jc w:val="both"/>
-              <w:rPr>
-                <w:rFonts w:ascii="標楷體" w:eastAsia="標楷體" w:hAnsi="標楷體" w:cs="Arial Unicode MS"/>
-                <w:color w:val="FF0000"/>
-              </w:rPr>
-            </w:pPr>
-          </w:p>
-        </w:tc>
-        <w:tc>
-          <w:tcPr>
-            <w:tcW w:w="1275" w:type="dxa"/>
-            <w:gridSpan w:val="2"/>
-            <w:tcBorders>
-              <w:top w:val="single" w:sz="4" w:space="0" w:color="000000"/>
-              <w:bottom w:val="single" w:sz="4" w:space="0" w:color="000000"/>
-              <w:right w:val="single" w:sz="4" w:space="0" w:color="000000"/>
-            </w:tcBorders>
-            <w:vAlign w:val="center"/>
-          </w:tcPr>
-          <w:p>
-            <w:pPr>
-              <w:snapToGrid w:val="0"/>
-              <w:jc w:val="both"/>
-              <w:rPr>
-                <w:rFonts w:ascii="標楷體" w:eastAsia="標楷體" w:hAnsi="標楷體" w:cs="Arial Unicode MS"/>
-                <w:color w:val="FF0000"/>
-              </w:rPr>
-            </w:pPr>
-          </w:p>
-        </w:tc>
-        <w:tc>
-          <w:tcPr>
-            <w:tcW w:w="1938" w:type="dxa"/>
-            <w:gridSpan w:val="2"/>
-            <w:tcBorders>
-              <w:top w:val="single" w:sz="4" w:space="0" w:color="000000"/>
-              <w:bottom w:val="single" w:sz="4" w:space="0" w:color="000000"/>
-              <w:right w:val="single" w:sz="4" w:space="0" w:color="000000"/>
-            </w:tcBorders>
-            <w:vAlign w:val="center"/>
-          </w:tcPr>
-          <w:p>
-            <w:pPr>
-              <w:snapToGrid w:val="0"/>
-              <w:jc w:val="both"/>
-              <w:rPr>
-                <w:rFonts w:ascii="標楷體" w:eastAsia="標楷體" w:hAnsi="標楷體" w:cs="Arial Unicode MS"/>
-              </w:rPr>
-            </w:pPr>
           </w:p>
         </w:tc>
         <w:tc>
@@ -651,84 +675,392 @@
               <w:bottom w:val="single" w:sz="4" w:space="0" w:color="000000"/>
               <w:right w:val="single" w:sz="4" w:space="0" w:color="000000"/>
             </w:tcBorders>
-            <w:vAlign w:val="center"/>
-          </w:tcPr>
-          <w:p>
-            <w:pPr>
-              <w:snapToGrid w:val="0"/>
+            <w:vAlign w:val="bottom"/>
+          </w:tcPr>
+          <w:p>
+            <w:pPr>
+              <w:snapToGrid w:val="0"/>
+              <w:rPr>
+                <w:rFonts w:ascii="標楷體" w:eastAsia="標楷體" w:hAnsi="標楷體" w:cs="Arial Unicode MS"/>
+              </w:rPr>
+            </w:pPr>
+            <w:r>
+              <w:rPr>
+                <w:rFonts w:ascii="標楷體" w:eastAsia="標楷體" w:hAnsi="標楷體"/>
+              </w:rPr>
+              <w:t xml:space="preserve">　</w:t>
+            </w:r>
+          </w:p>
+        </w:tc>
+        <w:tc>
+          <w:tcPr>
+            <w:tcW w:w="1560" w:type="dxa"/>
+            <w:gridSpan w:val="2"/>
+            <w:vMerge/>
+            <w:tcBorders>
+              <w:right w:val="single" w:sz="4" w:space="0" w:color="000000"/>
+            </w:tcBorders>
+            <w:vAlign w:val="bottom"/>
+          </w:tcPr>
+          <w:p>
+            <w:pPr>
+              <w:snapToGrid w:val="0"/>
+              <w:rPr>
+                <w:rFonts w:ascii="標楷體" w:eastAsia="標楷體" w:hAnsi="標楷體" w:cs="Arial Unicode MS"/>
+                <w:color w:val="FF0000"/>
+              </w:rPr>
+            </w:pPr>
+          </w:p>
+        </w:tc>
+        <w:tc>
+          <w:tcPr>
+            <w:tcW w:w="1275" w:type="dxa"/>
+            <w:tcBorders>
+              <w:bottom w:val="single" w:sz="4" w:space="0" w:color="000000"/>
+              <w:right w:val="single" w:sz="4" w:space="0" w:color="000000"/>
+            </w:tcBorders>
+            <w:vAlign w:val="center"/>
+          </w:tcPr>
+          <w:p>
+            <w:pPr>
+              <w:snapToGrid w:val="0"/>
+              <w:jc w:val="center"/>
+              <w:rPr>
+                <w:rFonts w:ascii="標楷體" w:eastAsia="標楷體" w:hAnsi="標楷體" w:cs="Arial Unicode MS"/>
+                <w:color w:val="FF0000"/>
+              </w:rPr>
+            </w:pPr>
+          </w:p>
+        </w:tc>
+        <w:tc>
+          <w:tcPr>
+            <w:tcW w:w="1276" w:type="dxa"/>
+            <w:tcBorders>
+              <w:top w:val="single" w:sz="4" w:space="0" w:color="000000"/>
+              <w:bottom w:val="single" w:sz="4" w:space="0" w:color="000000"/>
+              <w:right w:val="single" w:sz="4" w:space="0" w:color="000000"/>
+            </w:tcBorders>
+            <w:vAlign w:val="center"/>
+          </w:tcPr>
+          <w:p>
+            <w:pPr>
+              <w:snapToGrid w:val="0"/>
+              <w:jc w:val="center"/>
+              <w:rPr>
+                <w:rFonts w:ascii="標楷體" w:eastAsia="標楷體" w:hAnsi="標楷體" w:cs="Arial Unicode MS"/>
+                <w:color w:val="FF0000"/>
+              </w:rPr>
+            </w:pPr>
+          </w:p>
+        </w:tc>
+        <w:tc>
+          <w:tcPr>
+            <w:tcW w:w="1796" w:type="dxa"/>
+            <w:gridSpan w:val="2"/>
+            <w:tcBorders>
+              <w:top w:val="single" w:sz="4" w:space="0" w:color="000000"/>
+              <w:bottom w:val="single" w:sz="4" w:space="0" w:color="000000"/>
+              <w:right w:val="single" w:sz="4" w:space="0" w:color="000000"/>
+            </w:tcBorders>
+            <w:vAlign w:val="bottom"/>
+          </w:tcPr>
+          <w:p>
+            <w:pPr>
+              <w:snapToGrid w:val="0"/>
+              <w:rPr>
+                <w:rFonts w:ascii="標楷體" w:eastAsia="標楷體" w:hAnsi="標楷體" w:cs="Arial Unicode MS"/>
+              </w:rPr>
+            </w:pPr>
+            <w:r>
+              <w:rPr>
+                <w:rFonts w:ascii="標楷體" w:eastAsia="標楷體" w:hAnsi="標楷體"/>
+              </w:rPr>
+              <w:t xml:space="preserve">　</w:t>
+            </w:r>
+          </w:p>
+        </w:tc>
+        <w:tc>
+          <w:tcPr>
+            <w:tcW w:w="2131" w:type="dxa"/>
+            <w:vMerge/>
+            <w:tcBorders>
+              <w:top w:val="single" w:sz="4" w:space="0" w:color="000000"/>
+              <w:left w:val="single" w:sz="4" w:space="0" w:color="000000"/>
+              <w:bottom w:val="single" w:sz="4" w:space="0" w:color="000000"/>
+              <w:right w:val="single" w:sz="4" w:space="0" w:color="000000"/>
+            </w:tcBorders>
+            <w:vAlign w:val="center"/>
+          </w:tcPr>
+          <w:p>
+            <w:pPr>
+              <w:snapToGrid w:val="0"/>
+              <w:rPr>
+                <w:rFonts w:ascii="標楷體" w:eastAsia="標楷體" w:hAnsi="標楷體" w:cs="Arial Unicode MS"/>
+              </w:rPr>
+            </w:pPr>
+          </w:p>
+        </w:tc>
+      </w:tr>
+      <w:tr>
+        <w:trPr>
+          <w:cantSplit/>
+          <w:trHeight w:val="834"/>
+        </w:trPr>
+        <w:tc>
+          <w:tcPr>
+            <w:tcW w:w="1740" w:type="dxa"/>
+            <w:tcBorders>
+              <w:left w:val="single" w:sz="4" w:space="0" w:color="000000"/>
+              <w:bottom w:val="single" w:sz="4" w:space="0" w:color="000000"/>
+              <w:right w:val="single" w:sz="4" w:space="0" w:color="000000"/>
+            </w:tcBorders>
+            <w:vAlign w:val="bottom"/>
+          </w:tcPr>
+          <w:p>
+            <w:pPr>
+              <w:snapToGrid w:val="0"/>
+              <w:rPr>
+                <w:rFonts w:ascii="標楷體" w:eastAsia="標楷體" w:hAnsi="標楷體" w:cs="Arial Unicode MS"/>
+              </w:rPr>
+            </w:pPr>
+            <w:r>
+              <w:rPr>
+                <w:rFonts w:ascii="標楷體" w:eastAsia="標楷體" w:hAnsi="標楷體"/>
+              </w:rPr>
+              <w:t xml:space="preserve">　</w:t>
+            </w:r>
+          </w:p>
+        </w:tc>
+        <w:tc>
+          <w:tcPr>
+            <w:tcW w:w="1560" w:type="dxa"/>
+            <w:gridSpan w:val="2"/>
+            <w:vMerge/>
+            <w:tcBorders>
+              <w:bottom w:val="single" w:sz="4" w:space="0" w:color="000000"/>
+              <w:right w:val="single" w:sz="4" w:space="0" w:color="000000"/>
+            </w:tcBorders>
+            <w:vAlign w:val="bottom"/>
+          </w:tcPr>
+          <w:p>
+            <w:pPr>
+              <w:snapToGrid w:val="0"/>
+              <w:rPr>
+                <w:rFonts w:ascii="標楷體" w:eastAsia="標楷體" w:hAnsi="標楷體" w:cs="Arial Unicode MS"/>
+                <w:color w:val="FF0000"/>
+              </w:rPr>
+            </w:pPr>
+          </w:p>
+        </w:tc>
+        <w:tc>
+          <w:tcPr>
+            <w:tcW w:w="1275" w:type="dxa"/>
+            <w:tcBorders>
+              <w:bottom w:val="single" w:sz="4" w:space="0" w:color="000000"/>
+              <w:right w:val="single" w:sz="4" w:space="0" w:color="000000"/>
+            </w:tcBorders>
+            <w:vAlign w:val="center"/>
+          </w:tcPr>
+          <w:p>
+            <w:pPr>
+              <w:snapToGrid w:val="0"/>
+              <w:jc w:val="center"/>
+              <w:rPr>
+                <w:rFonts w:ascii="標楷體" w:eastAsia="標楷體" w:hAnsi="標楷體" w:cs="Arial Unicode MS"/>
+                <w:color w:val="FF0000"/>
+              </w:rPr>
+            </w:pPr>
+          </w:p>
+        </w:tc>
+        <w:tc>
+          <w:tcPr>
+            <w:tcW w:w="1276" w:type="dxa"/>
+            <w:tcBorders>
+              <w:top w:val="single" w:sz="4" w:space="0" w:color="000000"/>
+              <w:bottom w:val="single" w:sz="4" w:space="0" w:color="000000"/>
+              <w:right w:val="single" w:sz="4" w:space="0" w:color="000000"/>
+            </w:tcBorders>
+            <w:vAlign w:val="center"/>
+          </w:tcPr>
+          <w:p>
+            <w:pPr>
+              <w:snapToGrid w:val="0"/>
+              <w:jc w:val="center"/>
+              <w:rPr>
+                <w:rFonts w:ascii="標楷體" w:eastAsia="標楷體" w:hAnsi="標楷體" w:cs="Arial Unicode MS"/>
+                <w:color w:val="FF0000"/>
+              </w:rPr>
+            </w:pPr>
+          </w:p>
+        </w:tc>
+        <w:tc>
+          <w:tcPr>
+            <w:tcW w:w="1796" w:type="dxa"/>
+            <w:gridSpan w:val="2"/>
+            <w:tcBorders>
+              <w:top w:val="single" w:sz="4" w:space="0" w:color="000000"/>
+              <w:bottom w:val="single" w:sz="4" w:space="0" w:color="000000"/>
+              <w:right w:val="single" w:sz="4" w:space="0" w:color="000000"/>
+            </w:tcBorders>
+            <w:vAlign w:val="bottom"/>
+          </w:tcPr>
+          <w:p>
+            <w:pPr>
+              <w:snapToGrid w:val="0"/>
+              <w:rPr>
+                <w:rFonts w:ascii="標楷體" w:eastAsia="標楷體" w:hAnsi="標楷體" w:cs="Arial Unicode MS"/>
+              </w:rPr>
+            </w:pPr>
+            <w:r>
+              <w:rPr>
+                <w:rFonts w:ascii="標楷體" w:eastAsia="標楷體" w:hAnsi="標楷體"/>
+              </w:rPr>
+              <w:t xml:space="preserve">　</w:t>
+            </w:r>
+          </w:p>
+        </w:tc>
+        <w:tc>
+          <w:tcPr>
+            <w:tcW w:w="2131" w:type="dxa"/>
+            <w:vMerge/>
+            <w:tcBorders>
+              <w:top w:val="single" w:sz="4" w:space="0" w:color="000000"/>
+              <w:left w:val="single" w:sz="4" w:space="0" w:color="000000"/>
+              <w:bottom w:val="single" w:sz="4" w:space="0" w:color="000000"/>
+              <w:right w:val="single" w:sz="4" w:space="0" w:color="000000"/>
+            </w:tcBorders>
+            <w:vAlign w:val="center"/>
+          </w:tcPr>
+          <w:p>
+            <w:pPr>
+              <w:snapToGrid w:val="0"/>
+              <w:rPr>
+                <w:rFonts w:ascii="標楷體" w:eastAsia="標楷體" w:hAnsi="標楷體" w:cs="Arial Unicode MS"/>
+              </w:rPr>
+            </w:pPr>
+          </w:p>
+        </w:tc>
+      </w:tr>
+      <w:tr>
+        <w:trPr>
+          <w:cantSplit/>
+          <w:trHeight w:val="690"/>
+        </w:trPr>
+        <w:tc>
+          <w:tcPr>
+            <w:tcW w:w="1740" w:type="dxa"/>
+            <w:tcBorders>
+              <w:top w:val="single" w:sz="4" w:space="0" w:color="000000"/>
+              <w:left w:val="single" w:sz="4" w:space="0" w:color="000000"/>
+              <w:bottom w:val="single" w:sz="4" w:space="0" w:color="000000"/>
+            </w:tcBorders>
+            <w:vAlign w:val="center"/>
+          </w:tcPr>
+          <w:p>
+            <w:pPr>
+              <w:snapToGrid w:val="0"/>
+              <w:ind w:left="240"/>
+              <w:jc w:val="right"/>
+              <w:rPr>
+                <w:rFonts w:ascii="標楷體" w:eastAsia="標楷體" w:hAnsi="標楷體" w:cs="Arial Unicode MS"/>
+              </w:rPr>
+            </w:pPr>
+            <w:r>
+              <w:rPr>
+                <w:rFonts w:ascii="標楷體" w:eastAsia="標楷體" w:hAnsi="標楷體"/>
+              </w:rPr>
+              <w:t xml:space="preserve">合計新台幣　</w:t>
+            </w:r>
+          </w:p>
+        </w:tc>
+        <w:tc>
+          <w:tcPr>
+            <w:tcW w:w="5907" w:type="dxa"/>
+            <w:gridSpan w:val="6"/>
+            <w:tcBorders>
+              <w:top w:val="single" w:sz="4" w:space="0" w:color="000000"/>
+              <w:bottom w:val="single" w:sz="4" w:space="0" w:color="000000"/>
+              <w:right w:val="single" w:sz="4" w:space="0" w:color="000000"/>
+            </w:tcBorders>
+            <w:vAlign w:val="center"/>
+          </w:tcPr>
+          <w:p>
+            <w:pPr>
+              <w:snapToGrid w:val="0"/>
+              <w:ind w:left="240"/>
               <w:jc w:val="both"/>
               <w:rPr>
                 <w:rFonts w:ascii="標楷體" w:eastAsia="標楷體" w:hAnsi="標楷體" w:cs="Arial Unicode MS"/>
               </w:rPr>
             </w:pPr>
-            <w:r>
-              <w:rPr>
-                <w:noProof/>
-              </w:rPr>
-              <mc:AlternateContent>
-                <mc:Choice Requires="wps">
-                  <w:drawing>
-                    <wp:anchor distT="0" distB="0" distL="114935" distR="114935" simplePos="0" relativeHeight="2" behindDoc="0" locked="0" layoutInCell="0" allowOverlap="1" wp14:anchorId="013ACDD7" wp14:editId="5A63C642">
-                      <wp:simplePos x="0" y="0"/>
-                      <wp:positionH relativeFrom="margin">
-                        <wp:posOffset>-584200</wp:posOffset>
-                      </wp:positionH>
-                      <wp:positionV relativeFrom="paragraph">
-                        <wp:posOffset>-1826895</wp:posOffset>
-                      </wp:positionV>
-                      <wp:extent cx="457200" cy="3086100"/>
-                      <wp:effectExtent l="0" t="0" r="0" b="0"/>
-                      <wp:wrapNone/>
-                      <wp:docPr id="1" name="Frame1"/>
-                      <wp:cNvGraphicFramePr/>
-                      <a:graphic xmlns:a="http://schemas.openxmlformats.org/drawingml/2006/main">
-                        <a:graphicData uri="http://schemas.microsoft.com/office/word/2010/wordprocessingShape">
-                          <wps:wsp>
-                            <wps:cNvSpPr txBox="1"/>
-                            <wps:spPr>
-                              <a:xfrm>
-                                <a:off x="0" y="0"/>
-                                <a:ext cx="457200" cy="3086100"/>
-                              </a:xfrm>
-                              <a:prstGeom prst="rect">
-                                <a:avLst/>
-                              </a:prstGeom>
-                              <a:solidFill>
-                                <a:srgbClr val="FFFFFF">
-                                  <a:alpha val="0"/>
-                                </a:srgbClr>
-                              </a:solidFill>
-                            </wps:spPr>
-                            <wps:txbx>
-                              <w:txbxContent>
-                                <w:p>
-                                  <w:r>
-                                    <w:rPr>
-                                      <w:rFonts w:ascii="標楷體" w:eastAsia="標楷體" w:hAnsi="標楷體"/>
-                                    </w:rPr>
-                                    <w:t>（格式三：本表使用A4紙張印製）</w:t>
-                                  </w:r>
-                                </w:p>
-                              </w:txbxContent>
-                            </wps:txbx>
-                            <wps:bodyPr vert="eaVert" lIns="92075" tIns="46355" rIns="92075" bIns="46355" anchor="t">
-                              <a:noAutofit/>
-                            </wps:bodyPr>
-                          </wps:wsp>
-                        </a:graphicData>
-                      </a:graphic>
-                    </wp:anchor>
-                  </w:drawing>
-                </mc:Choice>
-                <mc:Fallback>
-                  <w:pict>
-                    <v:shapetype w14:anchorId="013ACDD7" id="_x0000_t202" coordsize="21600,21600" o:spt="202" path="m,l,21600r21600,l21600,xe">
-                      <v:stroke joinstyle="miter"/>
-                      <v:path gradientshapeok="t" o:connecttype="rect"/>
-                    </v:shapetype>
-                    <v:shape id="Frame1" o:spid="_x0000_s1026" type="#_x0000_t202" style="position:absolute;left:0;text-align:left;margin-left:-46pt;margin-top:-143.85pt;width:36pt;height:243pt;z-index:2;visibility:visible;mso-wrap-style:square;mso-wrap-distance-left:9.05pt;mso-wrap-distance-top:0;mso-wrap-distance-right:9.05pt;mso-wrap-distance-bottom:0;mso-position-horizontal:absolute;mso-position-horizontal-relative:margin;mso-position-vertical:absolute;mso-position-vertical-relative:text;v-text-anchor:top" o:gfxdata="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" o:allowincell="f" stroked="f">
-                      <v:fill opacity="0"/>
-                      <v:textbox style="layout-flow:vertical-ideographic" inset="7.25pt,3.65pt,7.25pt,3.65pt">
+          </w:p>
+        </w:tc>
+        <w:tc>
+          <w:tcPr>
+            <w:tcW w:w="2131" w:type="dxa"/>
+            <w:tcBorders>
+              <w:top w:val="single" w:sz="4" w:space="0" w:color="000000"/>
+              <w:left w:val="single" w:sz="4" w:space="0" w:color="000000"/>
+              <w:bottom w:val="single" w:sz="4" w:space="0" w:color="000000"/>
+              <w:right w:val="single" w:sz="4" w:space="0" w:color="000000"/>
+            </w:tcBorders>
+            <w:vAlign w:val="center"/>
+          </w:tcPr>
+          <w:p>
+            <w:pPr>
+              <w:snapToGrid w:val="0"/>
+              <w:ind w:left="480"/>
+              <w:rPr>
+                <w:rFonts w:ascii="標楷體" w:eastAsia="標楷體" w:hAnsi="標楷體" w:cs="Arial Unicode MS"/>
+              </w:rPr>
+            </w:pPr>
+          </w:p>
+        </w:tc>
+      </w:tr>
+    </w:tbl>
+    <w:p>
+      <w:pPr>
+        <w:spacing w:line="360" w:lineRule="exact"/>
+      </w:pPr>
+      <w:r>
+        <w:rPr>
+          <w:noProof/>
+        </w:rPr>
+        <mc:AlternateContent>
+          <mc:Choice Requires="wps">
+            <w:drawing>
+              <wp:anchor distT="0" distB="0" distL="114935" distR="114935" simplePos="0" relativeHeight="2" behindDoc="0" locked="0" layoutInCell="0" allowOverlap="1" wp14:anchorId="013ACDD7" wp14:editId="5BF99C22">
+                <wp:simplePos x="0" y="0"/>
+                <wp:positionH relativeFrom="margin">
+                  <wp:posOffset>-205105</wp:posOffset>
+                </wp:positionH>
+                <wp:positionV relativeFrom="paragraph">
+                  <wp:posOffset>-3304540</wp:posOffset>
+                </wp:positionV>
+                <wp:extent cx="457200" cy="3086100"/>
+                <wp:effectExtent l="0" t="0" r="0" b="0"/>
+                <wp:wrapNone/>
+                <wp:docPr id="1" name="Frame1"/>
+                <wp:cNvGraphicFramePr/>
+                <a:graphic xmlns:a="http://schemas.openxmlformats.org/drawingml/2006/main">
+                  <a:graphicData uri="http://schemas.microsoft.com/office/word/2010/wordprocessingShape">
+                    <wps:wsp>
+                      <wps:cNvSpPr txBox="1"/>
+                      <wps:spPr>
+                        <a:xfrm>
+                          <a:off x="0" y="0"/>
+                          <a:ext cx="457200" cy="3086100"/>
+                        </a:xfrm>
+                        <a:prstGeom prst="rect">
+                          <a:avLst/>
+                        </a:prstGeom>
+                        <a:solidFill>
+                          <a:srgbClr val="FFFFFF">
+                            <a:alpha val="0"/>
+                          </a:srgbClr>
+                        </a:solidFill>
+                      </wps:spPr>
+                      <wps:txbx>
                         <w:txbxContent>
                           <w:p>
                             <w:r>
@@ -739,344 +1071,42 @@
                             </w:r>
                           </w:p>
                         </w:txbxContent>
-                      </v:textbox>
-                      <w10:wrap anchorx="margin"/>
-                    </v:shape>
-                  </w:pict>
-                </mc:Fallback>
-              </mc:AlternateContent>
-            </w:r>
-            <w:r>
-              <w:rPr>
-                <w:rFonts w:ascii="標楷體" w:eastAsia="標楷體" w:hAnsi="標楷體"/>
-              </w:rPr>
-              <w:t xml:space="preserve">　</w:t>
-            </w:r>
-          </w:p>
-        </w:tc>
-        <w:tc>
-          <w:tcPr>
-            <w:tcW w:w="1560" w:type="dxa"/>
-            <w:vMerge/>
-            <w:tcBorders>
-              <w:right w:val="single" w:sz="4" w:space="0" w:color="000000"/>
-            </w:tcBorders>
-            <w:vAlign w:val="center"/>
-          </w:tcPr>
-          <w:p>
-            <w:pPr>
-              <w:snapToGrid w:val="0"/>
-              <w:jc w:val="both"/>
-              <w:rPr>
-                <w:rFonts w:ascii="標楷體" w:eastAsia="標楷體" w:hAnsi="標楷體" w:cs="Arial Unicode MS"/>
-                <w:color w:val="FF0000"/>
-              </w:rPr>
-            </w:pPr>
-          </w:p>
-        </w:tc>
-        <w:tc>
-          <w:tcPr>
-            <w:tcW w:w="1134" w:type="dxa"/>
-            <w:tcBorders>
-              <w:bottom w:val="single" w:sz="4" w:space="0" w:color="000000"/>
-              <w:right w:val="single" w:sz="4" w:space="0" w:color="000000"/>
-            </w:tcBorders>
-            <w:vAlign w:val="center"/>
-          </w:tcPr>
-          <w:p>
-            <w:pPr>
-              <w:snapToGrid w:val="0"/>
-              <w:jc w:val="both"/>
-              <w:rPr>
-                <w:rFonts w:ascii="標楷體" w:eastAsia="標楷體" w:hAnsi="標楷體" w:cs="Arial Unicode MS"/>
-                <w:color w:val="FF0000"/>
-              </w:rPr>
-            </w:pPr>
-          </w:p>
-        </w:tc>
-        <w:tc>
-          <w:tcPr>
-            <w:tcW w:w="1275" w:type="dxa"/>
-            <w:gridSpan w:val="2"/>
-            <w:tcBorders>
-              <w:top w:val="single" w:sz="4" w:space="0" w:color="000000"/>
-              <w:bottom w:val="single" w:sz="4" w:space="0" w:color="000000"/>
-              <w:right w:val="single" w:sz="4" w:space="0" w:color="000000"/>
-            </w:tcBorders>
-            <w:vAlign w:val="center"/>
-          </w:tcPr>
-          <w:p>
-            <w:pPr>
-              <w:snapToGrid w:val="0"/>
-              <w:jc w:val="both"/>
-              <w:rPr>
-                <w:rFonts w:ascii="標楷體" w:eastAsia="標楷體" w:hAnsi="標楷體" w:cs="Arial Unicode MS"/>
-                <w:color w:val="FF0000"/>
-              </w:rPr>
-            </w:pPr>
-          </w:p>
-        </w:tc>
-        <w:tc>
-          <w:tcPr>
-            <w:tcW w:w="1938" w:type="dxa"/>
-            <w:gridSpan w:val="2"/>
-            <w:tcBorders>
-              <w:top w:val="single" w:sz="4" w:space="0" w:color="000000"/>
-              <w:bottom w:val="single" w:sz="4" w:space="0" w:color="000000"/>
-              <w:right w:val="single" w:sz="4" w:space="0" w:color="000000"/>
-            </w:tcBorders>
-            <w:vAlign w:val="center"/>
-          </w:tcPr>
-          <w:p>
-            <w:pPr>
-              <w:snapToGrid w:val="0"/>
-              <w:jc w:val="both"/>
-              <w:rPr>
-                <w:rFonts w:ascii="標楷體" w:eastAsia="標楷體" w:hAnsi="標楷體" w:cs="Arial Unicode MS"/>
-              </w:rPr>
-            </w:pPr>
-          </w:p>
-        </w:tc>
-        <w:tc>
-          <w:tcPr>
-            <w:tcW w:w="2131" w:type="dxa"/>
-            <w:vMerge/>
-            <w:tcBorders>
-              <w:top w:val="single" w:sz="4" w:space="0" w:color="000000"/>
-              <w:left w:val="single" w:sz="4" w:space="0" w:color="000000"/>
-              <w:bottom w:val="single" w:sz="4" w:space="0" w:color="000000"/>
-              <w:right w:val="single" w:sz="4" w:space="0" w:color="000000"/>
-            </w:tcBorders>
-            <w:vAlign w:val="center"/>
-          </w:tcPr>
-          <w:p>
-            <w:pPr>
-              <w:snapToGrid w:val="0"/>
-              <w:rPr>
-                <w:rFonts w:ascii="標楷體" w:eastAsia="標楷體" w:hAnsi="標楷體" w:cs="Arial Unicode MS"/>
-              </w:rPr>
-            </w:pPr>
-          </w:p>
-        </w:tc>
-      </w:tr>
-      <w:tr>
-        <w:trPr>
-          <w:cantSplit/>
-          <w:trHeight w:val="834"/>
-        </w:trPr>
-        <w:tc>
-          <w:tcPr>
-            <w:tcW w:w="1740" w:type="dxa"/>
-            <w:tcBorders>
-              <w:left w:val="single" w:sz="4" w:space="0" w:color="000000"/>
-              <w:bottom w:val="single" w:sz="4" w:space="0" w:color="000000"/>
-              <w:right w:val="single" w:sz="4" w:space="0" w:color="000000"/>
-            </w:tcBorders>
-            <w:vAlign w:val="center"/>
-          </w:tcPr>
-          <w:p>
-            <w:pPr>
-              <w:snapToGrid w:val="0"/>
-              <w:jc w:val="both"/>
-              <w:rPr>
-                <w:rFonts w:ascii="標楷體" w:eastAsia="標楷體" w:hAnsi="標楷體" w:cs="Arial Unicode MS"/>
-              </w:rPr>
-            </w:pPr>
-            <w:r>
-              <w:rPr>
-                <w:rFonts w:ascii="標楷體" w:eastAsia="標楷體" w:hAnsi="標楷體"/>
-              </w:rPr>
-              <w:t xml:space="preserve">　</w:t>
-            </w:r>
-          </w:p>
-        </w:tc>
-        <w:tc>
-          <w:tcPr>
-            <w:tcW w:w="1560" w:type="dxa"/>
-            <w:vMerge/>
-            <w:tcBorders>
-              <w:bottom w:val="single" w:sz="4" w:space="0" w:color="000000"/>
-              <w:right w:val="single" w:sz="4" w:space="0" w:color="000000"/>
-            </w:tcBorders>
-            <w:vAlign w:val="center"/>
-          </w:tcPr>
-          <w:p>
-            <w:pPr>
-              <w:snapToGrid w:val="0"/>
-              <w:jc w:val="both"/>
-              <w:rPr>
-                <w:rFonts w:ascii="標楷體" w:eastAsia="標楷體" w:hAnsi="標楷體" w:cs="Arial Unicode MS"/>
-                <w:color w:val="FF0000"/>
-              </w:rPr>
-            </w:pPr>
-          </w:p>
-        </w:tc>
-        <w:tc>
-          <w:tcPr>
-            <w:tcW w:w="1134" w:type="dxa"/>
-            <w:tcBorders>
-              <w:bottom w:val="single" w:sz="4" w:space="0" w:color="000000"/>
-              <w:right w:val="single" w:sz="4" w:space="0" w:color="000000"/>
-            </w:tcBorders>
-            <w:vAlign w:val="center"/>
-          </w:tcPr>
-          <w:p>
-            <w:pPr>
-              <w:snapToGrid w:val="0"/>
-              <w:jc w:val="both"/>
-              <w:rPr>
-                <w:rFonts w:ascii="標楷體" w:eastAsia="標楷體" w:hAnsi="標楷體" w:cs="Arial Unicode MS"/>
-                <w:color w:val="FF0000"/>
-              </w:rPr>
-            </w:pPr>
-          </w:p>
-        </w:tc>
-        <w:tc>
-          <w:tcPr>
-            <w:tcW w:w="1275" w:type="dxa"/>
-            <w:gridSpan w:val="2"/>
-            <w:tcBorders>
-              <w:top w:val="single" w:sz="4" w:space="0" w:color="000000"/>
-              <w:bottom w:val="single" w:sz="4" w:space="0" w:color="000000"/>
-              <w:right w:val="single" w:sz="4" w:space="0" w:color="000000"/>
-            </w:tcBorders>
-            <w:vAlign w:val="center"/>
-          </w:tcPr>
-          <w:p>
-            <w:pPr>
-              <w:snapToGrid w:val="0"/>
-              <w:jc w:val="both"/>
-              <w:rPr>
-                <w:rFonts w:ascii="標楷體" w:eastAsia="標楷體" w:hAnsi="標楷體" w:cs="Arial Unicode MS"/>
-                <w:color w:val="FF0000"/>
-              </w:rPr>
-            </w:pPr>
-          </w:p>
-        </w:tc>
-        <w:tc>
-          <w:tcPr>
-            <w:tcW w:w="1938" w:type="dxa"/>
-            <w:gridSpan w:val="2"/>
-            <w:tcBorders>
-              <w:top w:val="single" w:sz="4" w:space="0" w:color="000000"/>
-              <w:bottom w:val="single" w:sz="4" w:space="0" w:color="000000"/>
-              <w:right w:val="single" w:sz="4" w:space="0" w:color="000000"/>
-            </w:tcBorders>
-            <w:vAlign w:val="center"/>
-          </w:tcPr>
-          <w:p>
-            <w:pPr>
-              <w:snapToGrid w:val="0"/>
-              <w:jc w:val="both"/>
-              <w:rPr>
-                <w:rFonts w:ascii="標楷體" w:eastAsia="標楷體" w:hAnsi="標楷體" w:cs="Arial Unicode MS"/>
-              </w:rPr>
-            </w:pPr>
-          </w:p>
-        </w:tc>
-        <w:tc>
-          <w:tcPr>
-            <w:tcW w:w="2131" w:type="dxa"/>
-            <w:vMerge/>
-            <w:tcBorders>
-              <w:top w:val="single" w:sz="4" w:space="0" w:color="000000"/>
-              <w:left w:val="single" w:sz="4" w:space="0" w:color="000000"/>
-              <w:bottom w:val="single" w:sz="4" w:space="0" w:color="000000"/>
-              <w:right w:val="single" w:sz="4" w:space="0" w:color="000000"/>
-            </w:tcBorders>
-            <w:vAlign w:val="center"/>
-          </w:tcPr>
-          <w:p>
-            <w:pPr>
-              <w:snapToGrid w:val="0"/>
-              <w:rPr>
-                <w:rFonts w:ascii="標楷體" w:eastAsia="標楷體" w:hAnsi="標楷體" w:cs="Arial Unicode MS"/>
-              </w:rPr>
-            </w:pPr>
-          </w:p>
-        </w:tc>
-      </w:tr>
-      <w:tr>
-        <w:trPr>
-          <w:cantSplit/>
-          <w:trHeight w:val="690"/>
-        </w:trPr>
-        <w:tc>
-          <w:tcPr>
-            <w:tcW w:w="1740" w:type="dxa"/>
-            <w:tcBorders>
-              <w:top w:val="single" w:sz="4" w:space="0" w:color="000000"/>
-              <w:left w:val="single" w:sz="4" w:space="0" w:color="000000"/>
-              <w:bottom w:val="single" w:sz="4" w:space="0" w:color="000000"/>
-            </w:tcBorders>
-            <w:vAlign w:val="center"/>
-          </w:tcPr>
-          <w:p>
-            <w:pPr>
-              <w:snapToGrid w:val="0"/>
-              <w:ind w:left="240"/>
-              <w:jc w:val="right"/>
-              <w:rPr>
-                <w:rFonts w:ascii="標楷體" w:eastAsia="標楷體" w:hAnsi="標楷體" w:cs="Arial Unicode MS"/>
-              </w:rPr>
-            </w:pPr>
-            <w:r>
-              <w:rPr>
-                <w:rFonts w:ascii="標楷體" w:eastAsia="標楷體" w:hAnsi="標楷體"/>
-              </w:rPr>
-              <w:t xml:space="preserve">合計新台幣　</w:t>
-            </w:r>
-          </w:p>
-        </w:tc>
-        <w:tc>
-          <w:tcPr>
-            <w:tcW w:w="5907" w:type="dxa"/>
-            <w:gridSpan w:val="6"/>
-            <w:tcBorders>
-              <w:top w:val="single" w:sz="4" w:space="0" w:color="000000"/>
-              <w:bottom w:val="single" w:sz="4" w:space="0" w:color="000000"/>
-              <w:right w:val="single" w:sz="4" w:space="0" w:color="000000"/>
-            </w:tcBorders>
-            <w:vAlign w:val="center"/>
-          </w:tcPr>
-          <w:p>
-            <w:pPr>
-              <w:snapToGrid w:val="0"/>
-              <w:ind w:left="240"/>
-              <w:jc w:val="both"/>
-              <w:rPr>
-                <w:rFonts w:ascii="標楷體" w:eastAsia="標楷體" w:hAnsi="標楷體" w:cs="Arial Unicode MS"/>
-              </w:rPr>
-            </w:pPr>
-          </w:p>
-        </w:tc>
-        <w:tc>
-          <w:tcPr>
-            <w:tcW w:w="2131" w:type="dxa"/>
-            <w:tcBorders>
-              <w:top w:val="single" w:sz="4" w:space="0" w:color="000000"/>
-              <w:left w:val="single" w:sz="4" w:space="0" w:color="000000"/>
-              <w:bottom w:val="single" w:sz="4" w:space="0" w:color="000000"/>
-              <w:right w:val="single" w:sz="4" w:space="0" w:color="000000"/>
-            </w:tcBorders>
-            <w:vAlign w:val="center"/>
-          </w:tcPr>
-          <w:p>
-            <w:pPr>
-              <w:snapToGrid w:val="0"/>
-              <w:ind w:left="480"/>
-              <w:rPr>
-                <w:rFonts w:ascii="標楷體" w:eastAsia="標楷體" w:hAnsi="標楷體" w:cs="Arial Unicode MS"/>
-              </w:rPr>
-            </w:pPr>
-          </w:p>
-        </w:tc>
-      </w:tr>
-    </w:tbl>
-    <w:p>
-      <w:pPr>
-        <w:spacing w:line="360" w:lineRule="exact"/>
-      </w:pPr>
+                      </wps:txbx>
+                      <wps:bodyPr vert="eaVert" lIns="92075" tIns="46355" rIns="92075" bIns="46355" anchor="t">
+                        <a:noAutofit/>
+                      </wps:bodyPr>
+                    </wps:wsp>
+                  </a:graphicData>
+                </a:graphic>
+              </wp:anchor>
+            </w:drawing>
+          </mc:Choice>
+          <mc:Fallback>
+            <w:pict>
+              <v:shapetype w14:anchorId="013ACDD7" id="_x0000_t202" coordsize="21600,21600" o:spt="202" path="m,l,21600r21600,l21600,xe">
+                <v:stroke joinstyle="miter"/>
+                <v:path gradientshapeok="t" o:connecttype="rect"/>
+              </v:shapetype>
+              <v:shape id="Frame1" o:spid="_x0000_s1026" type="#_x0000_t202" style="position:absolute;margin-left:-16.15pt;margin-top:-260.2pt;width:36pt;height:243pt;z-index:2;visibility:visible;mso-wrap-style:square;mso-wrap-distance-left:9.05pt;mso-wrap-distance-top:0;mso-wrap-distance-right:9.05pt;mso-wrap-distance-bottom:0;mso-position-horizontal:absolute;mso-position-horizontal-relative:margin;mso-position-vertical:absolute;mso-position-vertical-relative:text;v-text-anchor:top" o:gfxdata="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" o:allowincell="f" stroked="f">
+                <v:fill opacity="0"/>
+                <v:textbox style="layout-flow:vertical-ideographic" inset="7.25pt,3.65pt,7.25pt,3.65pt">
+                  <w:txbxContent>
+                    <w:p>
+                      <w:r>
+                        <w:rPr>
+                          <w:rFonts w:ascii="標楷體" w:eastAsia="標楷體" w:hAnsi="標楷體"/>
+                        </w:rPr>
+                        <w:t>（格式三：本表使用A4紙張印製）</w:t>
+                      </w:r>
+                    </w:p>
+                  </w:txbxContent>
+                </v:textbox>
+                <w10:wrap anchorx="margin"/>
+              </v:shape>
+            </w:pict>
+          </mc:Fallback>
+        </mc:AlternateContent>
+      </w:r>
     </w:p>
     <w:p>
       <w:pPr>
@@ -1235,44 +1265,6 @@
     </w:sectPr>
   </w:body>
 </w:document>
-</file>
-
-<file path=word/endnotes.xml><?xml version="1.0" encoding="utf-8"?>
-<w:endnotes xmlns:wpc="http://schemas.microsoft.com/office/word/2010/wordprocessingCanvas" xmlns:cx="http://schemas.microsoft.com/office/drawing/2014/chartex" xmlns:cx1="http://schemas.microsoft.com/office/drawing/2015/9/8/chartex" xmlns:cx2="http://schemas.microsoft.com/office/drawing/2015/10/21/chartex" xmlns:cx3="http://schemas.microsoft.com/office/drawing/2016/5/9/chartex" xmlns:cx4="http://schemas.microsoft.com/office/drawing/2016/5/10/chartex" xmlns:cx5="http://schemas.microsoft.com/office/drawing/2016/5/11/chartex" xmlns:cx6="http://schemas.microsoft.com/office/drawing/2016/5/12/chartex" xmlns:cx7="http://schemas.microsoft.com/office/drawing/2016/5/13/chartex" xmlns:cx8="http://schemas.microsoft.com/office/drawing/2016/5/14/chartex" xmlns:mc="http://schemas.openxmlformats.org/markup-compatibility/2006" xmlns:aink="http://schemas.microsoft.com/office/drawing/2016/ink" xmlns:am3d="http://schemas.microsoft.com/office/drawing/2017/model3d" xmlns:o="urn:schemas-microsoft-com:office:office" xmlns:oel="http://schemas.microsoft.com/office/2019/extlst" xmlns:r="http://schemas.openxmlformats.org/officeDocument/2006/relationships" xmlns:m="http://schemas.openxmlformats.org/officeDocument/2006/math" xmlns:v="urn:schemas-microsoft-com:vml" xmlns:wp14="http://schemas.microsoft.com/office/word/2010/wordprocessingDrawing" xmlns:wp="http://schemas.openxmlformats.org/drawingml/2006/wordprocessingDrawing" xmlns:w10="urn:schemas-microsoft-com:office:word" xmlns:w="http://schemas.openxmlformats.org/wordprocessingml/2006/main" xmlns:w14="http://schemas.microsoft.com/office/word/2010/wordml" xmlns:w15="http://schemas.microsoft.com/office/word/2012/wordml" xmlns:w16cex="http://schemas.microsoft.com/office/word/2018/wordml/cex" xmlns:w16cid="http://schemas.microsoft.com/office/word/2016/wordml/cid" xmlns:w16="http://schemas.microsoft.com/office/word/2018/wordml" xmlns:w16du="http://schemas.microsoft.com/office/word/2023/wordml/word16du" xmlns:w16sdtdh="http://schemas.microsoft.com/office/word/2020/wordml/sdtdatahash" xmlns:w16sdtfl="http://schemas.microsoft.com/office/word/2024/wordml/sdtformatlock" xmlns:w16se="http://schemas.microsoft.com/office/word/2015/wordml/symex" xmlns:wpg="http://schemas.microsoft.com/office/word/2010/wordprocessingGroup" xmlns:wpi="http://schemas.microsoft.com/office/word/2010/wordprocessingInk" xmlns:wne="http://schemas.microsoft.com/office/word/2006/wordml" xmlns:wps="http://schemas.microsoft.com/office/word/2010/wordprocessingShape" mc:Ignorable="w14 w15 w16se w16cid w16 w16cex w16sdtdh w16sdtfl w16du wp14">
-  <w:endnote w:type="separator" w:id="-1">
-    <w:p>
-      <w:r>
-        <w:separator/>
-      </w:r>
-    </w:p>
-  </w:endnote>
-  <w:endnote w:type="continuationSeparator" w:id="0">
-    <w:p>
-      <w:r>
-        <w:continuationSeparator/>
-      </w:r>
-    </w:p>
-  </w:endnote>
-</w:endnotes>
-</file>
-
-<file path=word/footnotes.xml><?xml version="1.0" encoding="utf-8"?>
-<w:footnotes xmlns:wpc="http://schemas.microsoft.com/office/word/2010/wordprocessingCanvas" xmlns:cx="http://schemas.microsoft.com/office/drawing/2014/chartex" xmlns:cx1="http://schemas.microsoft.com/office/drawing/2015/9/8/chartex" xmlns:cx2="http://schemas.microsoft.com/office/drawing/2015/10/21/chartex" xmlns:cx3="http://schemas.microsoft.com/office/drawing/2016/5/9/chartex" xmlns:cx4="http://schemas.microsoft.com/office/drawing/2016/5/10/chartex" xmlns:cx5="http://schemas.microsoft.com/office/drawing/2016/5/11/chartex" xmlns:cx6="http://schemas.microsoft.com/office/drawing/2016/5/12/chartex" xmlns:cx7="http://schemas.microsoft.com/office/drawing/2016/5/13/chartex" xmlns:cx8="http://schemas.microsoft.com/office/drawing/2016/5/14/chartex" xmlns:mc="http://schemas.openxmlformats.org/markup-compatibility/2006" xmlns:aink="http://schemas.microsoft.com/office/drawing/2016/ink" xmlns:am3d="http://schemas.microsoft.com/office/drawing/2017/model3d" xmlns:o="urn:schemas-microsoft-com:office:office" xmlns:oel="http://schemas.microsoft.com/office/2019/extlst" xmlns:r="http://schemas.openxmlformats.org/officeDocument/2006/relationships" xmlns:m="http://schemas.openxmlformats.org/officeDocument/2006/math" xmlns:v="urn:schemas-microsoft-com:vml" xmlns:wp14="http://schemas.microsoft.com/office/word/2010/wordprocessingDrawing" xmlns:wp="http://schemas.openxmlformats.org/drawingml/2006/wordprocessingDrawing" xmlns:w10="urn:schemas-microsoft-com:office:word" xmlns:w="http://schemas.openxmlformats.org/wordprocessingml/2006/main" xmlns:w14="http://schemas.microsoft.com/office/word/2010/wordml" xmlns:w15="http://schemas.microsoft.com/office/word/2012/wordml" xmlns:w16cex="http://schemas.microsoft.com/office/word/2018/wordml/cex" xmlns:w16cid="http://schemas.microsoft.com/office/word/2016/wordml/cid" xmlns:w16="http://schemas.microsoft.com/office/word/2018/wordml" xmlns:w16du="http://schemas.microsoft.com/office/word/2023/wordml/word16du" xmlns:w16sdtdh="http://schemas.microsoft.com/office/word/2020/wordml/sdtdatahash" xmlns:w16sdtfl="http://schemas.microsoft.com/office/word/2024/wordml/sdtformatlock" xmlns:w16se="http://schemas.microsoft.com/office/word/2015/wordml/symex" xmlns:wpg="http://schemas.microsoft.com/office/word/2010/wordprocessingGroup" xmlns:wpi="http://schemas.microsoft.com/office/word/2010/wordprocessingInk" xmlns:wne="http://schemas.microsoft.com/office/word/2006/wordml" xmlns:wps="http://schemas.microsoft.com/office/word/2010/wordprocessingShape" mc:Ignorable="w14 w15 w16se w16cid w16 w16cex w16sdtdh w16sdtfl w16du wp14">
-  <w:footnote w:type="separator" w:id="-1">
-    <w:p>
-      <w:r>
-        <w:separator/>
-      </w:r>
-    </w:p>
-  </w:footnote>
-  <w:footnote w:type="continuationSeparator" w:id="0">
-    <w:p>
-      <w:r>
-        <w:continuationSeparator/>
-      </w:r>
-    </w:p>
-  </w:footnote>
-</w:footnotes>
 </file>
 
 <file path=word/styles.xml><?xml version="1.0" encoding="utf-8"?>
@@ -1788,72 +1780,6 @@
     <w:basedOn w:val="a"/>
     <w:qFormat/>
   </w:style>
-  <w:style w:type="paragraph" w:styleId="a6">
-    <w:name w:val="header"/>
-    <w:basedOn w:val="a"/>
-    <w:link w:val="a7"/>
-    <w:uiPriority w:val="99"/>
-    <w:unhideWhenUsed/>
-    <w:rsid w:val="000565EC"/>
-    <w:pPr>
-      <w:tabs>
-        <w:tab w:val="center" w:pos="4153"/>
-        <w:tab w:val="right" w:pos="8306"/>
-      </w:tabs>
-      <w:snapToGrid w:val="0"/>
-    </w:pPr>
-    <w:rPr>
-      <w:sz w:val="20"/>
-      <w:szCs w:val="20"/>
-    </w:rPr>
-  </w:style>
-  <w:style w:type="character" w:customStyle="1" w:styleId="a7">
-    <w:name w:val="頁首 字元"/>
-    <w:basedOn w:val="a0"/>
-    <w:link w:val="a6"/>
-    <w:uiPriority w:val="99"/>
-    <w:rsid w:val="000565EC"/>
-    <w:rPr>
-      <w:rFonts w:ascii="Times New Roman" w:eastAsia="新細明體;PMingLiU" w:hAnsi="Times New Roman" w:cs="Times New Roman"/>
-      <w:kern w:val="2"/>
-      <w:sz w:val="20"/>
-      <w:szCs w:val="20"/>
-      <w:lang w:eastAsia="zh-TW" w:bidi="ar-SA"/>
-    </w:rPr>
-  </w:style>
-  <w:style w:type="paragraph" w:styleId="a8">
-    <w:name w:val="footer"/>
-    <w:basedOn w:val="a"/>
-    <w:link w:val="a9"/>
-    <w:uiPriority w:val="99"/>
-    <w:unhideWhenUsed/>
-    <w:rsid w:val="000565EC"/>
-    <w:pPr>
-      <w:tabs>
-        <w:tab w:val="center" w:pos="4153"/>
-        <w:tab w:val="right" w:pos="8306"/>
-      </w:tabs>
-      <w:snapToGrid w:val="0"/>
-    </w:pPr>
-    <w:rPr>
-      <w:sz w:val="20"/>
-      <w:szCs w:val="20"/>
-    </w:rPr>
-  </w:style>
-  <w:style w:type="character" w:customStyle="1" w:styleId="a9">
-    <w:name w:val="頁尾 字元"/>
-    <w:basedOn w:val="a0"/>
-    <w:link w:val="a8"/>
-    <w:uiPriority w:val="99"/>
-    <w:rsid w:val="000565EC"/>
-    <w:rPr>
-      <w:rFonts w:ascii="Times New Roman" w:eastAsia="新細明體;PMingLiU" w:hAnsi="Times New Roman" w:cs="Times New Roman"/>
-      <w:kern w:val="2"/>
-      <w:sz w:val="20"/>
-      <w:szCs w:val="20"/>
-      <w:lang w:eastAsia="zh-TW" w:bidi="ar-SA"/>
-    </w:rPr>
-  </w:style>
 </w:styles>
 </file>
 

--- a/支出科目分攤表範本.docx
+++ b/支出科目分攤表範本.docx
@@ -195,7 +195,7 @@
               <w:ind w:firstLineChars="60" w:firstLine="144"/>
               <w:jc w:val="both"/>
               <w:rPr>
-                <w:rFonts w:ascii="標楷體" w:eastAsia="標楷體" w:hAnsi="標楷體" w:cs="Arial Unicode MS"/>
+                <w:rFonts w:asciiTheme="minorEastAsia" w:eastAsiaTheme="minorEastAsia" w:hAnsiTheme="minorEastAsia" w:cs="Arial Unicode MS"/>
               </w:rPr>
             </w:pPr>
           </w:p>
@@ -243,7 +243,7 @@
               <w:snapToGrid w:val="0"/>
               <w:ind w:firstLineChars="57" w:firstLine="137"/>
               <w:rPr>
-                <w:rFonts w:ascii="標楷體" w:eastAsia="標楷體" w:hAnsi="標楷體" w:cs="Arial Unicode MS"/>
+                <w:rFonts w:asciiTheme="minorEastAsia" w:eastAsiaTheme="minorEastAsia" w:hAnsiTheme="minorEastAsia" w:cs="Arial Unicode MS"/>
               </w:rPr>
             </w:pPr>
           </w:p>
@@ -529,21 +529,16 @@
               <w:bottom w:val="single" w:sz="4" w:space="0" w:color="000000"/>
               <w:right w:val="single" w:sz="4" w:space="0" w:color="000000"/>
             </w:tcBorders>
-            <w:vAlign w:val="bottom"/>
-          </w:tcPr>
-          <w:p>
-            <w:pPr>
-              <w:snapToGrid w:val="0"/>
-              <w:rPr>
-                <w:rFonts w:ascii="標楷體" w:eastAsia="標楷體" w:hAnsi="標楷體" w:cs="Arial Unicode MS"/>
-              </w:rPr>
-            </w:pPr>
-            <w:r>
-              <w:rPr>
-                <w:rFonts w:ascii="標楷體" w:eastAsia="標楷體" w:hAnsi="標楷體"/>
-              </w:rPr>
-              <w:t xml:space="preserve">　</w:t>
-            </w:r>
+            <w:vAlign w:val="center"/>
+          </w:tcPr>
+          <w:p>
+            <w:pPr>
+              <w:snapToGrid w:val="0"/>
+              <w:jc w:val="both"/>
+              <w:rPr>
+                <w:rFonts w:asciiTheme="minorEastAsia" w:eastAsiaTheme="minorEastAsia" w:hAnsiTheme="minorEastAsia" w:cs="Arial Unicode MS" w:hint="eastAsia"/>
+              </w:rPr>
+            </w:pPr>
           </w:p>
         </w:tc>
         <w:tc>
@@ -561,7 +556,7 @@
               <w:snapToGrid w:val="0"/>
               <w:jc w:val="both"/>
               <w:rPr>
-                <w:rFonts w:ascii="標楷體" w:eastAsia="標楷體" w:hAnsi="標楷體" w:cs="Arial Unicode MS"/>
+                <w:rFonts w:asciiTheme="minorEastAsia" w:eastAsiaTheme="minorEastAsia" w:hAnsiTheme="minorEastAsia" w:cs="Arial Unicode MS"/>
                 <w:color w:val="FF0000"/>
               </w:rPr>
             </w:pPr>
@@ -579,9 +574,9 @@
           <w:p>
             <w:pPr>
               <w:snapToGrid w:val="0"/>
-              <w:jc w:val="center"/>
-              <w:rPr>
-                <w:rFonts w:ascii="標楷體" w:eastAsia="標楷體" w:hAnsi="標楷體" w:cs="Arial Unicode MS"/>
+              <w:jc w:val="both"/>
+              <w:rPr>
+                <w:rFonts w:asciiTheme="minorEastAsia" w:eastAsiaTheme="minorEastAsia" w:hAnsiTheme="minorEastAsia" w:cs="Arial Unicode MS"/>
                 <w:color w:val="FF0000"/>
               </w:rPr>
             </w:pPr>
@@ -600,9 +595,9 @@
           <w:p>
             <w:pPr>
               <w:snapToGrid w:val="0"/>
-              <w:jc w:val="center"/>
-              <w:rPr>
-                <w:rFonts w:ascii="標楷體" w:eastAsia="標楷體" w:hAnsi="標楷體" w:cs="Arial Unicode MS"/>
+              <w:jc w:val="both"/>
+              <w:rPr>
+                <w:rFonts w:asciiTheme="minorEastAsia" w:eastAsiaTheme="minorEastAsia" w:hAnsiTheme="minorEastAsia" w:cs="Arial Unicode MS"/>
                 <w:color w:val="FF0000"/>
               </w:rPr>
             </w:pPr>
@@ -617,21 +612,16 @@
               <w:bottom w:val="single" w:sz="4" w:space="0" w:color="000000"/>
               <w:right w:val="single" w:sz="4" w:space="0" w:color="000000"/>
             </w:tcBorders>
-            <w:vAlign w:val="bottom"/>
-          </w:tcPr>
-          <w:p>
-            <w:pPr>
-              <w:snapToGrid w:val="0"/>
-              <w:rPr>
-                <w:rFonts w:ascii="標楷體" w:eastAsia="標楷體" w:hAnsi="標楷體" w:cs="Arial Unicode MS"/>
-              </w:rPr>
-            </w:pPr>
-            <w:r>
-              <w:rPr>
-                <w:rFonts w:ascii="標楷體" w:eastAsia="標楷體" w:hAnsi="標楷體"/>
-              </w:rPr>
-              <w:t xml:space="preserve">　</w:t>
-            </w:r>
+            <w:vAlign w:val="center"/>
+          </w:tcPr>
+          <w:p>
+            <w:pPr>
+              <w:snapToGrid w:val="0"/>
+              <w:jc w:val="both"/>
+              <w:rPr>
+                <w:rFonts w:asciiTheme="minorEastAsia" w:eastAsiaTheme="minorEastAsia" w:hAnsiTheme="minorEastAsia" w:cs="Arial Unicode MS" w:hint="eastAsia"/>
+              </w:rPr>
+            </w:pPr>
           </w:p>
         </w:tc>
         <w:tc>
@@ -675,21 +665,16 @@
               <w:bottom w:val="single" w:sz="4" w:space="0" w:color="000000"/>
               <w:right w:val="single" w:sz="4" w:space="0" w:color="000000"/>
             </w:tcBorders>
-            <w:vAlign w:val="bottom"/>
-          </w:tcPr>
-          <w:p>
-            <w:pPr>
-              <w:snapToGrid w:val="0"/>
-              <w:rPr>
-                <w:rFonts w:ascii="標楷體" w:eastAsia="標楷體" w:hAnsi="標楷體" w:cs="Arial Unicode MS"/>
-              </w:rPr>
-            </w:pPr>
-            <w:r>
-              <w:rPr>
-                <w:rFonts w:ascii="標楷體" w:eastAsia="標楷體" w:hAnsi="標楷體"/>
-              </w:rPr>
-              <w:t xml:space="preserve">　</w:t>
-            </w:r>
+            <w:vAlign w:val="center"/>
+          </w:tcPr>
+          <w:p>
+            <w:pPr>
+              <w:snapToGrid w:val="0"/>
+              <w:jc w:val="both"/>
+              <w:rPr>
+                <w:rFonts w:asciiTheme="minorEastAsia" w:eastAsiaTheme="minorEastAsia" w:hAnsiTheme="minorEastAsia" w:cs="Arial Unicode MS" w:hint="eastAsia"/>
+              </w:rPr>
+            </w:pPr>
           </w:p>
         </w:tc>
         <w:tc>
@@ -700,13 +685,14 @@
             <w:tcBorders>
               <w:right w:val="single" w:sz="4" w:space="0" w:color="000000"/>
             </w:tcBorders>
-            <w:vAlign w:val="bottom"/>
-          </w:tcPr>
-          <w:p>
-            <w:pPr>
-              <w:snapToGrid w:val="0"/>
-              <w:rPr>
-                <w:rFonts w:ascii="標楷體" w:eastAsia="標楷體" w:hAnsi="標楷體" w:cs="Arial Unicode MS"/>
+            <w:vAlign w:val="center"/>
+          </w:tcPr>
+          <w:p>
+            <w:pPr>
+              <w:snapToGrid w:val="0"/>
+              <w:jc w:val="both"/>
+              <w:rPr>
+                <w:rFonts w:asciiTheme="minorEastAsia" w:eastAsiaTheme="minorEastAsia" w:hAnsiTheme="minorEastAsia" w:cs="Arial Unicode MS"/>
                 <w:color w:val="FF0000"/>
               </w:rPr>
             </w:pPr>
@@ -724,9 +710,9 @@
           <w:p>
             <w:pPr>
               <w:snapToGrid w:val="0"/>
-              <w:jc w:val="center"/>
-              <w:rPr>
-                <w:rFonts w:ascii="標楷體" w:eastAsia="標楷體" w:hAnsi="標楷體" w:cs="Arial Unicode MS"/>
+              <w:jc w:val="both"/>
+              <w:rPr>
+                <w:rFonts w:asciiTheme="minorEastAsia" w:eastAsiaTheme="minorEastAsia" w:hAnsiTheme="minorEastAsia" w:cs="Arial Unicode MS"/>
                 <w:color w:val="FF0000"/>
               </w:rPr>
             </w:pPr>
@@ -745,9 +731,9 @@
           <w:p>
             <w:pPr>
               <w:snapToGrid w:val="0"/>
-              <w:jc w:val="center"/>
-              <w:rPr>
-                <w:rFonts w:ascii="標楷體" w:eastAsia="標楷體" w:hAnsi="標楷體" w:cs="Arial Unicode MS"/>
+              <w:jc w:val="both"/>
+              <w:rPr>
+                <w:rFonts w:asciiTheme="minorEastAsia" w:eastAsiaTheme="minorEastAsia" w:hAnsiTheme="minorEastAsia" w:cs="Arial Unicode MS"/>
                 <w:color w:val="FF0000"/>
               </w:rPr>
             </w:pPr>
@@ -762,21 +748,16 @@
               <w:bottom w:val="single" w:sz="4" w:space="0" w:color="000000"/>
               <w:right w:val="single" w:sz="4" w:space="0" w:color="000000"/>
             </w:tcBorders>
-            <w:vAlign w:val="bottom"/>
-          </w:tcPr>
-          <w:p>
-            <w:pPr>
-              <w:snapToGrid w:val="0"/>
-              <w:rPr>
-                <w:rFonts w:ascii="標楷體" w:eastAsia="標楷體" w:hAnsi="標楷體" w:cs="Arial Unicode MS"/>
-              </w:rPr>
-            </w:pPr>
-            <w:r>
-              <w:rPr>
-                <w:rFonts w:ascii="標楷體" w:eastAsia="標楷體" w:hAnsi="標楷體"/>
-              </w:rPr>
-              <w:t xml:space="preserve">　</w:t>
-            </w:r>
+            <w:vAlign w:val="center"/>
+          </w:tcPr>
+          <w:p>
+            <w:pPr>
+              <w:snapToGrid w:val="0"/>
+              <w:jc w:val="both"/>
+              <w:rPr>
+                <w:rFonts w:asciiTheme="minorEastAsia" w:eastAsiaTheme="minorEastAsia" w:hAnsiTheme="minorEastAsia" w:cs="Arial Unicode MS" w:hint="eastAsia"/>
+              </w:rPr>
+            </w:pPr>
           </w:p>
         </w:tc>
         <w:tc>
@@ -814,21 +795,16 @@
               <w:bottom w:val="single" w:sz="4" w:space="0" w:color="000000"/>
               <w:right w:val="single" w:sz="4" w:space="0" w:color="000000"/>
             </w:tcBorders>
-            <w:vAlign w:val="bottom"/>
-          </w:tcPr>
-          <w:p>
-            <w:pPr>
-              <w:snapToGrid w:val="0"/>
-              <w:rPr>
-                <w:rFonts w:ascii="標楷體" w:eastAsia="標楷體" w:hAnsi="標楷體" w:cs="Arial Unicode MS"/>
-              </w:rPr>
-            </w:pPr>
-            <w:r>
-              <w:rPr>
-                <w:rFonts w:ascii="標楷體" w:eastAsia="標楷體" w:hAnsi="標楷體"/>
-              </w:rPr>
-              <w:t xml:space="preserve">　</w:t>
-            </w:r>
+            <w:vAlign w:val="center"/>
+          </w:tcPr>
+          <w:p>
+            <w:pPr>
+              <w:snapToGrid w:val="0"/>
+              <w:jc w:val="both"/>
+              <w:rPr>
+                <w:rFonts w:asciiTheme="minorEastAsia" w:eastAsiaTheme="minorEastAsia" w:hAnsiTheme="minorEastAsia" w:cs="Arial Unicode MS" w:hint="eastAsia"/>
+              </w:rPr>
+            </w:pPr>
           </w:p>
         </w:tc>
         <w:tc>
@@ -840,13 +816,14 @@
               <w:bottom w:val="single" w:sz="4" w:space="0" w:color="000000"/>
               <w:right w:val="single" w:sz="4" w:space="0" w:color="000000"/>
             </w:tcBorders>
-            <w:vAlign w:val="bottom"/>
-          </w:tcPr>
-          <w:p>
-            <w:pPr>
-              <w:snapToGrid w:val="0"/>
-              <w:rPr>
-                <w:rFonts w:ascii="標楷體" w:eastAsia="標楷體" w:hAnsi="標楷體" w:cs="Arial Unicode MS"/>
+            <w:vAlign w:val="center"/>
+          </w:tcPr>
+          <w:p>
+            <w:pPr>
+              <w:snapToGrid w:val="0"/>
+              <w:jc w:val="both"/>
+              <w:rPr>
+                <w:rFonts w:asciiTheme="minorEastAsia" w:eastAsiaTheme="minorEastAsia" w:hAnsiTheme="minorEastAsia" w:cs="Arial Unicode MS"/>
                 <w:color w:val="FF0000"/>
               </w:rPr>
             </w:pPr>
@@ -864,9 +841,9 @@
           <w:p>
             <w:pPr>
               <w:snapToGrid w:val="0"/>
-              <w:jc w:val="center"/>
-              <w:rPr>
-                <w:rFonts w:ascii="標楷體" w:eastAsia="標楷體" w:hAnsi="標楷體" w:cs="Arial Unicode MS"/>
+              <w:jc w:val="both"/>
+              <w:rPr>
+                <w:rFonts w:asciiTheme="minorEastAsia" w:eastAsiaTheme="minorEastAsia" w:hAnsiTheme="minorEastAsia" w:cs="Arial Unicode MS"/>
                 <w:color w:val="FF0000"/>
               </w:rPr>
             </w:pPr>
@@ -885,9 +862,9 @@
           <w:p>
             <w:pPr>
               <w:snapToGrid w:val="0"/>
-              <w:jc w:val="center"/>
-              <w:rPr>
-                <w:rFonts w:ascii="標楷體" w:eastAsia="標楷體" w:hAnsi="標楷體" w:cs="Arial Unicode MS"/>
+              <w:jc w:val="both"/>
+              <w:rPr>
+                <w:rFonts w:asciiTheme="minorEastAsia" w:eastAsiaTheme="minorEastAsia" w:hAnsiTheme="minorEastAsia" w:cs="Arial Unicode MS"/>
                 <w:color w:val="FF0000"/>
               </w:rPr>
             </w:pPr>
@@ -902,21 +879,16 @@
               <w:bottom w:val="single" w:sz="4" w:space="0" w:color="000000"/>
               <w:right w:val="single" w:sz="4" w:space="0" w:color="000000"/>
             </w:tcBorders>
-            <w:vAlign w:val="bottom"/>
-          </w:tcPr>
-          <w:p>
-            <w:pPr>
-              <w:snapToGrid w:val="0"/>
-              <w:rPr>
-                <w:rFonts w:ascii="標楷體" w:eastAsia="標楷體" w:hAnsi="標楷體" w:cs="Arial Unicode MS"/>
-              </w:rPr>
-            </w:pPr>
-            <w:r>
-              <w:rPr>
-                <w:rFonts w:ascii="標楷體" w:eastAsia="標楷體" w:hAnsi="標楷體"/>
-              </w:rPr>
-              <w:t xml:space="preserve">　</w:t>
-            </w:r>
+            <w:vAlign w:val="center"/>
+          </w:tcPr>
+          <w:p>
+            <w:pPr>
+              <w:snapToGrid w:val="0"/>
+              <w:jc w:val="both"/>
+              <w:rPr>
+                <w:rFonts w:asciiTheme="minorEastAsia" w:eastAsiaTheme="minorEastAsia" w:hAnsiTheme="minorEastAsia" w:cs="Arial Unicode MS" w:hint="eastAsia"/>
+              </w:rPr>
+            </w:pPr>
           </w:p>
         </w:tc>
         <w:tc>
@@ -990,7 +962,7 @@
               <w:ind w:left="240"/>
               <w:jc w:val="both"/>
               <w:rPr>
-                <w:rFonts w:ascii="標楷體" w:eastAsia="標楷體" w:hAnsi="標楷體" w:cs="Arial Unicode MS"/>
+                <w:rFonts w:asciiTheme="minorEastAsia" w:eastAsiaTheme="minorEastAsia" w:hAnsiTheme="minorEastAsia" w:cs="Arial Unicode MS"/>
               </w:rPr>
             </w:pPr>
           </w:p>

--- a/支出科目分攤表範本.docx
+++ b/支出科目分攤表範本.docx
@@ -15,11 +15,12 @@
       </w:tblPr>
       <w:tblGrid>
         <w:gridCol w:w="1740"/>
-        <w:gridCol w:w="426"/>
+        <w:gridCol w:w="547"/>
+        <w:gridCol w:w="1013"/>
         <w:gridCol w:w="1134"/>
-        <w:gridCol w:w="1275"/>
-        <w:gridCol w:w="1276"/>
-        <w:gridCol w:w="709"/>
+        <w:gridCol w:w="141"/>
+        <w:gridCol w:w="1134"/>
+        <w:gridCol w:w="851"/>
         <w:gridCol w:w="1087"/>
         <w:gridCol w:w="2131"/>
       </w:tblGrid>
@@ -30,7 +31,7 @@
         <w:tc>
           <w:tcPr>
             <w:tcW w:w="9778" w:type="dxa"/>
-            <w:gridSpan w:val="8"/>
+            <w:gridSpan w:val="9"/>
             <w:vAlign w:val="bottom"/>
           </w:tcPr>
           <w:p>
@@ -59,7 +60,7 @@
         <w:tc>
           <w:tcPr>
             <w:tcW w:w="9778" w:type="dxa"/>
-            <w:gridSpan w:val="8"/>
+            <w:gridSpan w:val="9"/>
             <w:vAlign w:val="bottom"/>
           </w:tcPr>
           <w:p>
@@ -88,7 +89,7 @@
         <w:tc>
           <w:tcPr>
             <w:tcW w:w="9778" w:type="dxa"/>
-            <w:gridSpan w:val="8"/>
+            <w:gridSpan w:val="9"/>
             <w:tcBorders>
               <w:bottom w:val="single" w:sz="4" w:space="0" w:color="000000"/>
             </w:tcBorders>
@@ -147,7 +148,7 @@
         </w:trPr>
         <w:tc>
           <w:tcPr>
-            <w:tcW w:w="2166" w:type="dxa"/>
+            <w:tcW w:w="2287" w:type="dxa"/>
             <w:gridSpan w:val="2"/>
             <w:tcBorders>
               <w:top w:val="single" w:sz="4" w:space="0" w:color="000000"/>
@@ -159,7 +160,7 @@
           <w:p>
             <w:pPr>
               <w:snapToGrid w:val="0"/>
-              <w:ind w:firstLine="39"/>
+              <w:ind w:firstLineChars="60" w:firstLine="144"/>
               <w:jc w:val="right"/>
               <w:rPr>
                 <w:rFonts w:ascii="標楷體" w:eastAsia="標楷體" w:hAnsi="標楷體" w:cs="Arial Unicode MS"/>
@@ -181,8 +182,8 @@
         </w:tc>
         <w:tc>
           <w:tcPr>
-            <w:tcW w:w="2409" w:type="dxa"/>
-            <w:gridSpan w:val="2"/>
+            <w:tcW w:w="2288" w:type="dxa"/>
+            <w:gridSpan w:val="3"/>
             <w:tcBorders>
               <w:top w:val="single" w:sz="4" w:space="0" w:color="000000"/>
               <w:bottom w:val="single" w:sz="4" w:space="0" w:color="000000"/>
@@ -195,7 +196,8 @@
               <w:ind w:firstLineChars="60" w:firstLine="144"/>
               <w:jc w:val="both"/>
               <w:rPr>
-                <w:rFonts w:asciiTheme="minorEastAsia" w:eastAsiaTheme="minorEastAsia" w:hAnsiTheme="minorEastAsia" w:cs="Arial Unicode MS"/>
+                <w:rFonts w:ascii="標楷體" w:eastAsia="標楷體" w:hAnsi="標楷體" w:cs="Arial Unicode MS"/>
+                <w:color w:val="002060"/>
               </w:rPr>
             </w:pPr>
           </w:p>
@@ -243,7 +245,8 @@
               <w:snapToGrid w:val="0"/>
               <w:ind w:firstLineChars="57" w:firstLine="137"/>
               <w:rPr>
-                <w:rFonts w:asciiTheme="minorEastAsia" w:eastAsiaTheme="minorEastAsia" w:hAnsiTheme="minorEastAsia" w:cs="Arial Unicode MS"/>
+                <w:rFonts w:ascii="標楷體" w:eastAsia="標楷體" w:hAnsi="標楷體" w:cs="Arial Unicode MS"/>
+                <w:color w:val="002060"/>
               </w:rPr>
             </w:pPr>
           </w:p>
@@ -256,7 +259,7 @@
         </w:trPr>
         <w:tc>
           <w:tcPr>
-            <w:tcW w:w="4575" w:type="dxa"/>
+            <w:tcW w:w="4434" w:type="dxa"/>
             <w:gridSpan w:val="4"/>
             <w:tcBorders>
               <w:left w:val="single" w:sz="4" w:space="0" w:color="000000"/>
@@ -283,7 +286,8 @@
         </w:tc>
         <w:tc>
           <w:tcPr>
-            <w:tcW w:w="1276" w:type="dxa"/>
+            <w:tcW w:w="1275" w:type="dxa"/>
+            <w:gridSpan w:val="2"/>
             <w:vMerge w:val="restart"/>
             <w:tcBorders>
               <w:top w:val="single" w:sz="4" w:space="0" w:color="000000"/>
@@ -310,7 +314,7 @@
         </w:tc>
         <w:tc>
           <w:tcPr>
-            <w:tcW w:w="1796" w:type="dxa"/>
+            <w:tcW w:w="1938" w:type="dxa"/>
             <w:gridSpan w:val="2"/>
             <w:vMerge w:val="restart"/>
             <w:tcBorders>
@@ -423,7 +427,7 @@
         </w:tc>
         <w:tc>
           <w:tcPr>
-            <w:tcW w:w="1275" w:type="dxa"/>
+            <w:tcW w:w="1134" w:type="dxa"/>
             <w:tcBorders>
               <w:top w:val="single" w:sz="4" w:space="0" w:color="000000"/>
               <w:bottom w:val="single" w:sz="4" w:space="0" w:color="000000"/>
@@ -453,7 +457,8 @@
         </w:tc>
         <w:tc>
           <w:tcPr>
-            <w:tcW w:w="1276" w:type="dxa"/>
+            <w:tcW w:w="1275" w:type="dxa"/>
+            <w:gridSpan w:val="2"/>
             <w:vMerge/>
             <w:tcBorders>
               <w:top w:val="single" w:sz="4" w:space="0" w:color="000000"/>
@@ -473,7 +478,7 @@
         </w:tc>
         <w:tc>
           <w:tcPr>
-            <w:tcW w:w="1796" w:type="dxa"/>
+            <w:tcW w:w="1938" w:type="dxa"/>
             <w:gridSpan w:val="2"/>
             <w:vMerge/>
             <w:tcBorders>
@@ -536,9 +541,15 @@
               <w:snapToGrid w:val="0"/>
               <w:jc w:val="both"/>
               <w:rPr>
-                <w:rFonts w:asciiTheme="minorEastAsia" w:eastAsiaTheme="minorEastAsia" w:hAnsiTheme="minorEastAsia" w:cs="Arial Unicode MS" w:hint="eastAsia"/>
-              </w:rPr>
-            </w:pPr>
+                <w:rFonts w:ascii="標楷體" w:eastAsia="標楷體" w:hAnsi="標楷體" w:cs="Arial Unicode MS"/>
+              </w:rPr>
+            </w:pPr>
+            <w:r>
+              <w:rPr>
+                <w:rFonts w:ascii="標楷體" w:eastAsia="標楷體" w:hAnsi="標楷體"/>
+              </w:rPr>
+              <w:t xml:space="preserve">　</w:t>
+            </w:r>
           </w:p>
         </w:tc>
         <w:tc>
@@ -556,8 +567,28 @@
               <w:snapToGrid w:val="0"/>
               <w:jc w:val="both"/>
               <w:rPr>
-                <w:rFonts w:asciiTheme="minorEastAsia" w:eastAsiaTheme="minorEastAsia" w:hAnsiTheme="minorEastAsia" w:cs="Arial Unicode MS"/>
-                <w:color w:val="FF0000"/>
+                <w:rFonts w:ascii="標楷體" w:eastAsia="標楷體" w:hAnsi="標楷體" w:cs="Arial Unicode MS"/>
+                <w:color w:val="002060"/>
+              </w:rPr>
+            </w:pPr>
+          </w:p>
+        </w:tc>
+        <w:tc>
+          <w:tcPr>
+            <w:tcW w:w="1134" w:type="dxa"/>
+            <w:tcBorders>
+              <w:bottom w:val="single" w:sz="4" w:space="0" w:color="000000"/>
+              <w:right w:val="single" w:sz="4" w:space="0" w:color="000000"/>
+            </w:tcBorders>
+            <w:vAlign w:val="center"/>
+          </w:tcPr>
+          <w:p>
+            <w:pPr>
+              <w:snapToGrid w:val="0"/>
+              <w:jc w:val="both"/>
+              <w:rPr>
+                <w:rFonts w:ascii="標楷體" w:eastAsia="標楷體" w:hAnsi="標楷體" w:cs="Arial Unicode MS"/>
+                <w:color w:val="002060"/>
               </w:rPr>
             </w:pPr>
           </w:p>
@@ -565,47 +596,6 @@
         <w:tc>
           <w:tcPr>
             <w:tcW w:w="1275" w:type="dxa"/>
-            <w:tcBorders>
-              <w:bottom w:val="single" w:sz="4" w:space="0" w:color="000000"/>
-              <w:right w:val="single" w:sz="4" w:space="0" w:color="000000"/>
-            </w:tcBorders>
-            <w:vAlign w:val="center"/>
-          </w:tcPr>
-          <w:p>
-            <w:pPr>
-              <w:snapToGrid w:val="0"/>
-              <w:jc w:val="both"/>
-              <w:rPr>
-                <w:rFonts w:asciiTheme="minorEastAsia" w:eastAsiaTheme="minorEastAsia" w:hAnsiTheme="minorEastAsia" w:cs="Arial Unicode MS"/>
-                <w:color w:val="FF0000"/>
-              </w:rPr>
-            </w:pPr>
-          </w:p>
-        </w:tc>
-        <w:tc>
-          <w:tcPr>
-            <w:tcW w:w="1276" w:type="dxa"/>
-            <w:tcBorders>
-              <w:top w:val="single" w:sz="4" w:space="0" w:color="000000"/>
-              <w:bottom w:val="single" w:sz="4" w:space="0" w:color="000000"/>
-              <w:right w:val="single" w:sz="4" w:space="0" w:color="000000"/>
-            </w:tcBorders>
-            <w:vAlign w:val="center"/>
-          </w:tcPr>
-          <w:p>
-            <w:pPr>
-              <w:snapToGrid w:val="0"/>
-              <w:jc w:val="both"/>
-              <w:rPr>
-                <w:rFonts w:asciiTheme="minorEastAsia" w:eastAsiaTheme="minorEastAsia" w:hAnsiTheme="minorEastAsia" w:cs="Arial Unicode MS"/>
-                <w:color w:val="FF0000"/>
-              </w:rPr>
-            </w:pPr>
-          </w:p>
-        </w:tc>
-        <w:tc>
-          <w:tcPr>
-            <w:tcW w:w="1796" w:type="dxa"/>
             <w:gridSpan w:val="2"/>
             <w:tcBorders>
               <w:top w:val="single" w:sz="4" w:space="0" w:color="000000"/>
@@ -619,7 +609,29 @@
               <w:snapToGrid w:val="0"/>
               <w:jc w:val="both"/>
               <w:rPr>
-                <w:rFonts w:asciiTheme="minorEastAsia" w:eastAsiaTheme="minorEastAsia" w:hAnsiTheme="minorEastAsia" w:cs="Arial Unicode MS" w:hint="eastAsia"/>
+                <w:rFonts w:ascii="標楷體" w:eastAsia="標楷體" w:hAnsi="標楷體" w:cs="Arial Unicode MS"/>
+                <w:color w:val="002060"/>
+              </w:rPr>
+            </w:pPr>
+          </w:p>
+        </w:tc>
+        <w:tc>
+          <w:tcPr>
+            <w:tcW w:w="1938" w:type="dxa"/>
+            <w:gridSpan w:val="2"/>
+            <w:tcBorders>
+              <w:top w:val="single" w:sz="4" w:space="0" w:color="000000"/>
+              <w:bottom w:val="single" w:sz="4" w:space="0" w:color="000000"/>
+              <w:right w:val="single" w:sz="4" w:space="0" w:color="000000"/>
+            </w:tcBorders>
+            <w:vAlign w:val="center"/>
+          </w:tcPr>
+          <w:p>
+            <w:pPr>
+              <w:snapToGrid w:val="0"/>
+              <w:jc w:val="both"/>
+              <w:rPr>
+                <w:rFonts w:ascii="標楷體" w:eastAsia="標楷體" w:hAnsi="標楷體" w:cs="Arial Unicode MS"/>
               </w:rPr>
             </w:pPr>
           </w:p>
@@ -672,367 +684,77 @@
               <w:snapToGrid w:val="0"/>
               <w:jc w:val="both"/>
               <w:rPr>
-                <w:rFonts w:asciiTheme="minorEastAsia" w:eastAsiaTheme="minorEastAsia" w:hAnsiTheme="minorEastAsia" w:cs="Arial Unicode MS" w:hint="eastAsia"/>
-              </w:rPr>
-            </w:pPr>
-          </w:p>
-        </w:tc>
-        <w:tc>
-          <w:tcPr>
-            <w:tcW w:w="1560" w:type="dxa"/>
-            <w:gridSpan w:val="2"/>
-            <w:vMerge/>
-            <w:tcBorders>
-              <w:right w:val="single" w:sz="4" w:space="0" w:color="000000"/>
-            </w:tcBorders>
-            <w:vAlign w:val="center"/>
-          </w:tcPr>
-          <w:p>
-            <w:pPr>
-              <w:snapToGrid w:val="0"/>
-              <w:jc w:val="both"/>
-              <w:rPr>
-                <w:rFonts w:asciiTheme="minorEastAsia" w:eastAsiaTheme="minorEastAsia" w:hAnsiTheme="minorEastAsia" w:cs="Arial Unicode MS"/>
-                <w:color w:val="FF0000"/>
-              </w:rPr>
-            </w:pPr>
-          </w:p>
-        </w:tc>
-        <w:tc>
-          <w:tcPr>
-            <w:tcW w:w="1275" w:type="dxa"/>
-            <w:tcBorders>
-              <w:bottom w:val="single" w:sz="4" w:space="0" w:color="000000"/>
-              <w:right w:val="single" w:sz="4" w:space="0" w:color="000000"/>
-            </w:tcBorders>
-            <w:vAlign w:val="center"/>
-          </w:tcPr>
-          <w:p>
-            <w:pPr>
-              <w:snapToGrid w:val="0"/>
-              <w:jc w:val="both"/>
-              <w:rPr>
-                <w:rFonts w:asciiTheme="minorEastAsia" w:eastAsiaTheme="minorEastAsia" w:hAnsiTheme="minorEastAsia" w:cs="Arial Unicode MS"/>
-                <w:color w:val="FF0000"/>
-              </w:rPr>
-            </w:pPr>
-          </w:p>
-        </w:tc>
-        <w:tc>
-          <w:tcPr>
-            <w:tcW w:w="1276" w:type="dxa"/>
-            <w:tcBorders>
-              <w:top w:val="single" w:sz="4" w:space="0" w:color="000000"/>
-              <w:bottom w:val="single" w:sz="4" w:space="0" w:color="000000"/>
-              <w:right w:val="single" w:sz="4" w:space="0" w:color="000000"/>
-            </w:tcBorders>
-            <w:vAlign w:val="center"/>
-          </w:tcPr>
-          <w:p>
-            <w:pPr>
-              <w:snapToGrid w:val="0"/>
-              <w:jc w:val="both"/>
-              <w:rPr>
-                <w:rFonts w:asciiTheme="minorEastAsia" w:eastAsiaTheme="minorEastAsia" w:hAnsiTheme="minorEastAsia" w:cs="Arial Unicode MS"/>
-                <w:color w:val="FF0000"/>
-              </w:rPr>
-            </w:pPr>
-          </w:p>
-        </w:tc>
-        <w:tc>
-          <w:tcPr>
-            <w:tcW w:w="1796" w:type="dxa"/>
-            <w:gridSpan w:val="2"/>
-            <w:tcBorders>
-              <w:top w:val="single" w:sz="4" w:space="0" w:color="000000"/>
-              <w:bottom w:val="single" w:sz="4" w:space="0" w:color="000000"/>
-              <w:right w:val="single" w:sz="4" w:space="0" w:color="000000"/>
-            </w:tcBorders>
-            <w:vAlign w:val="center"/>
-          </w:tcPr>
-          <w:p>
-            <w:pPr>
-              <w:snapToGrid w:val="0"/>
-              <w:jc w:val="both"/>
-              <w:rPr>
-                <w:rFonts w:asciiTheme="minorEastAsia" w:eastAsiaTheme="minorEastAsia" w:hAnsiTheme="minorEastAsia" w:cs="Arial Unicode MS" w:hint="eastAsia"/>
-              </w:rPr>
-            </w:pPr>
-          </w:p>
-        </w:tc>
-        <w:tc>
-          <w:tcPr>
-            <w:tcW w:w="2131" w:type="dxa"/>
-            <w:vMerge/>
-            <w:tcBorders>
-              <w:top w:val="single" w:sz="4" w:space="0" w:color="000000"/>
-              <w:left w:val="single" w:sz="4" w:space="0" w:color="000000"/>
-              <w:bottom w:val="single" w:sz="4" w:space="0" w:color="000000"/>
-              <w:right w:val="single" w:sz="4" w:space="0" w:color="000000"/>
-            </w:tcBorders>
-            <w:vAlign w:val="center"/>
-          </w:tcPr>
-          <w:p>
-            <w:pPr>
-              <w:snapToGrid w:val="0"/>
-              <w:rPr>
-                <w:rFonts w:ascii="標楷體" w:eastAsia="標楷體" w:hAnsi="標楷體" w:cs="Arial Unicode MS"/>
-              </w:rPr>
-            </w:pPr>
-          </w:p>
-        </w:tc>
-      </w:tr>
-      <w:tr>
-        <w:trPr>
-          <w:cantSplit/>
-          <w:trHeight w:val="834"/>
-        </w:trPr>
-        <w:tc>
-          <w:tcPr>
-            <w:tcW w:w="1740" w:type="dxa"/>
-            <w:tcBorders>
-              <w:left w:val="single" w:sz="4" w:space="0" w:color="000000"/>
-              <w:bottom w:val="single" w:sz="4" w:space="0" w:color="000000"/>
-              <w:right w:val="single" w:sz="4" w:space="0" w:color="000000"/>
-            </w:tcBorders>
-            <w:vAlign w:val="center"/>
-          </w:tcPr>
-          <w:p>
-            <w:pPr>
-              <w:snapToGrid w:val="0"/>
-              <w:jc w:val="both"/>
-              <w:rPr>
-                <w:rFonts w:asciiTheme="minorEastAsia" w:eastAsiaTheme="minorEastAsia" w:hAnsiTheme="minorEastAsia" w:cs="Arial Unicode MS" w:hint="eastAsia"/>
-              </w:rPr>
-            </w:pPr>
-          </w:p>
-        </w:tc>
-        <w:tc>
-          <w:tcPr>
-            <w:tcW w:w="1560" w:type="dxa"/>
-            <w:gridSpan w:val="2"/>
-            <w:vMerge/>
-            <w:tcBorders>
-              <w:bottom w:val="single" w:sz="4" w:space="0" w:color="000000"/>
-              <w:right w:val="single" w:sz="4" w:space="0" w:color="000000"/>
-            </w:tcBorders>
-            <w:vAlign w:val="center"/>
-          </w:tcPr>
-          <w:p>
-            <w:pPr>
-              <w:snapToGrid w:val="0"/>
-              <w:jc w:val="both"/>
-              <w:rPr>
-                <w:rFonts w:asciiTheme="minorEastAsia" w:eastAsiaTheme="minorEastAsia" w:hAnsiTheme="minorEastAsia" w:cs="Arial Unicode MS"/>
-                <w:color w:val="FF0000"/>
-              </w:rPr>
-            </w:pPr>
-          </w:p>
-        </w:tc>
-        <w:tc>
-          <w:tcPr>
-            <w:tcW w:w="1275" w:type="dxa"/>
-            <w:tcBorders>
-              <w:bottom w:val="single" w:sz="4" w:space="0" w:color="000000"/>
-              <w:right w:val="single" w:sz="4" w:space="0" w:color="000000"/>
-            </w:tcBorders>
-            <w:vAlign w:val="center"/>
-          </w:tcPr>
-          <w:p>
-            <w:pPr>
-              <w:snapToGrid w:val="0"/>
-              <w:jc w:val="both"/>
-              <w:rPr>
-                <w:rFonts w:asciiTheme="minorEastAsia" w:eastAsiaTheme="minorEastAsia" w:hAnsiTheme="minorEastAsia" w:cs="Arial Unicode MS"/>
-                <w:color w:val="FF0000"/>
-              </w:rPr>
-            </w:pPr>
-          </w:p>
-        </w:tc>
-        <w:tc>
-          <w:tcPr>
-            <w:tcW w:w="1276" w:type="dxa"/>
-            <w:tcBorders>
-              <w:top w:val="single" w:sz="4" w:space="0" w:color="000000"/>
-              <w:bottom w:val="single" w:sz="4" w:space="0" w:color="000000"/>
-              <w:right w:val="single" w:sz="4" w:space="0" w:color="000000"/>
-            </w:tcBorders>
-            <w:vAlign w:val="center"/>
-          </w:tcPr>
-          <w:p>
-            <w:pPr>
-              <w:snapToGrid w:val="0"/>
-              <w:jc w:val="both"/>
-              <w:rPr>
-                <w:rFonts w:asciiTheme="minorEastAsia" w:eastAsiaTheme="minorEastAsia" w:hAnsiTheme="minorEastAsia" w:cs="Arial Unicode MS"/>
-                <w:color w:val="FF0000"/>
-              </w:rPr>
-            </w:pPr>
-          </w:p>
-        </w:tc>
-        <w:tc>
-          <w:tcPr>
-            <w:tcW w:w="1796" w:type="dxa"/>
-            <w:gridSpan w:val="2"/>
-            <w:tcBorders>
-              <w:top w:val="single" w:sz="4" w:space="0" w:color="000000"/>
-              <w:bottom w:val="single" w:sz="4" w:space="0" w:color="000000"/>
-              <w:right w:val="single" w:sz="4" w:space="0" w:color="000000"/>
-            </w:tcBorders>
-            <w:vAlign w:val="center"/>
-          </w:tcPr>
-          <w:p>
-            <w:pPr>
-              <w:snapToGrid w:val="0"/>
-              <w:jc w:val="both"/>
-              <w:rPr>
-                <w:rFonts w:asciiTheme="minorEastAsia" w:eastAsiaTheme="minorEastAsia" w:hAnsiTheme="minorEastAsia" w:cs="Arial Unicode MS" w:hint="eastAsia"/>
-              </w:rPr>
-            </w:pPr>
-          </w:p>
-        </w:tc>
-        <w:tc>
-          <w:tcPr>
-            <w:tcW w:w="2131" w:type="dxa"/>
-            <w:vMerge/>
-            <w:tcBorders>
-              <w:top w:val="single" w:sz="4" w:space="0" w:color="000000"/>
-              <w:left w:val="single" w:sz="4" w:space="0" w:color="000000"/>
-              <w:bottom w:val="single" w:sz="4" w:space="0" w:color="000000"/>
-              <w:right w:val="single" w:sz="4" w:space="0" w:color="000000"/>
-            </w:tcBorders>
-            <w:vAlign w:val="center"/>
-          </w:tcPr>
-          <w:p>
-            <w:pPr>
-              <w:snapToGrid w:val="0"/>
-              <w:rPr>
-                <w:rFonts w:ascii="標楷體" w:eastAsia="標楷體" w:hAnsi="標楷體" w:cs="Arial Unicode MS"/>
-              </w:rPr>
-            </w:pPr>
-          </w:p>
-        </w:tc>
-      </w:tr>
-      <w:tr>
-        <w:trPr>
-          <w:cantSplit/>
-          <w:trHeight w:val="690"/>
-        </w:trPr>
-        <w:tc>
-          <w:tcPr>
-            <w:tcW w:w="1740" w:type="dxa"/>
-            <w:tcBorders>
-              <w:top w:val="single" w:sz="4" w:space="0" w:color="000000"/>
-              <w:left w:val="single" w:sz="4" w:space="0" w:color="000000"/>
-              <w:bottom w:val="single" w:sz="4" w:space="0" w:color="000000"/>
-            </w:tcBorders>
-            <w:vAlign w:val="center"/>
-          </w:tcPr>
-          <w:p>
-            <w:pPr>
-              <w:snapToGrid w:val="0"/>
-              <w:ind w:left="240"/>
-              <w:jc w:val="right"/>
-              <w:rPr>
-                <w:rFonts w:ascii="標楷體" w:eastAsia="標楷體" w:hAnsi="標楷體" w:cs="Arial Unicode MS"/>
-              </w:rPr>
-            </w:pPr>
-            <w:r>
-              <w:rPr>
-                <w:rFonts w:ascii="標楷體" w:eastAsia="標楷體" w:hAnsi="標楷體"/>
-              </w:rPr>
-              <w:t xml:space="preserve">合計新台幣　</w:t>
-            </w:r>
-          </w:p>
-        </w:tc>
-        <w:tc>
-          <w:tcPr>
-            <w:tcW w:w="5907" w:type="dxa"/>
-            <w:gridSpan w:val="6"/>
-            <w:tcBorders>
-              <w:top w:val="single" w:sz="4" w:space="0" w:color="000000"/>
-              <w:bottom w:val="single" w:sz="4" w:space="0" w:color="000000"/>
-              <w:right w:val="single" w:sz="4" w:space="0" w:color="000000"/>
-            </w:tcBorders>
-            <w:vAlign w:val="center"/>
-          </w:tcPr>
-          <w:p>
-            <w:pPr>
-              <w:snapToGrid w:val="0"/>
-              <w:ind w:left="240"/>
-              <w:jc w:val="both"/>
-              <w:rPr>
-                <w:rFonts w:asciiTheme="minorEastAsia" w:eastAsiaTheme="minorEastAsia" w:hAnsiTheme="minorEastAsia" w:cs="Arial Unicode MS"/>
-              </w:rPr>
-            </w:pPr>
-          </w:p>
-        </w:tc>
-        <w:tc>
-          <w:tcPr>
-            <w:tcW w:w="2131" w:type="dxa"/>
-            <w:tcBorders>
-              <w:top w:val="single" w:sz="4" w:space="0" w:color="000000"/>
-              <w:left w:val="single" w:sz="4" w:space="0" w:color="000000"/>
-              <w:bottom w:val="single" w:sz="4" w:space="0" w:color="000000"/>
-              <w:right w:val="single" w:sz="4" w:space="0" w:color="000000"/>
-            </w:tcBorders>
-            <w:vAlign w:val="center"/>
-          </w:tcPr>
-          <w:p>
-            <w:pPr>
-              <w:snapToGrid w:val="0"/>
-              <w:ind w:left="480"/>
-              <w:rPr>
-                <w:rFonts w:ascii="標楷體" w:eastAsia="標楷體" w:hAnsi="標楷體" w:cs="Arial Unicode MS"/>
-              </w:rPr>
-            </w:pPr>
-          </w:p>
-        </w:tc>
-      </w:tr>
-    </w:tbl>
-    <w:p>
-      <w:pPr>
-        <w:spacing w:line="360" w:lineRule="exact"/>
-      </w:pPr>
-      <w:r>
-        <w:rPr>
-          <w:noProof/>
-        </w:rPr>
-        <mc:AlternateContent>
-          <mc:Choice Requires="wps">
-            <w:drawing>
-              <wp:anchor distT="0" distB="0" distL="114935" distR="114935" simplePos="0" relativeHeight="2" behindDoc="0" locked="0" layoutInCell="0" allowOverlap="1" wp14:anchorId="013ACDD7" wp14:editId="5BF99C22">
-                <wp:simplePos x="0" y="0"/>
-                <wp:positionH relativeFrom="margin">
-                  <wp:posOffset>-205105</wp:posOffset>
-                </wp:positionH>
-                <wp:positionV relativeFrom="paragraph">
-                  <wp:posOffset>-3304540</wp:posOffset>
-                </wp:positionV>
-                <wp:extent cx="457200" cy="3086100"/>
-                <wp:effectExtent l="0" t="0" r="0" b="0"/>
-                <wp:wrapNone/>
-                <wp:docPr id="1" name="Frame1"/>
-                <wp:cNvGraphicFramePr/>
-                <a:graphic xmlns:a="http://schemas.openxmlformats.org/drawingml/2006/main">
-                  <a:graphicData uri="http://schemas.microsoft.com/office/word/2010/wordprocessingShape">
-                    <wps:wsp>
-                      <wps:cNvSpPr txBox="1"/>
-                      <wps:spPr>
-                        <a:xfrm>
-                          <a:off x="0" y="0"/>
-                          <a:ext cx="457200" cy="3086100"/>
-                        </a:xfrm>
-                        <a:prstGeom prst="rect">
-                          <a:avLst/>
-                        </a:prstGeom>
-                        <a:solidFill>
-                          <a:srgbClr val="FFFFFF">
-                            <a:alpha val="0"/>
-                          </a:srgbClr>
-                        </a:solidFill>
-                      </wps:spPr>
-                      <wps:txbx>
+                <w:rFonts w:ascii="標楷體" w:eastAsia="標楷體" w:hAnsi="標楷體" w:cs="Arial Unicode MS"/>
+              </w:rPr>
+            </w:pPr>
+            <w:r>
+              <w:rPr>
+                <w:noProof/>
+              </w:rPr>
+              <mc:AlternateContent>
+                <mc:Choice Requires="wps">
+                  <w:drawing>
+                    <wp:anchor distT="0" distB="0" distL="114935" distR="114935" simplePos="0" relativeHeight="2" behindDoc="0" locked="0" layoutInCell="0" allowOverlap="1" wp14:anchorId="013ACDD7" wp14:editId="5A63C642">
+                      <wp:simplePos x="0" y="0"/>
+                      <wp:positionH relativeFrom="margin">
+                        <wp:posOffset>-584200</wp:posOffset>
+                      </wp:positionH>
+                      <wp:positionV relativeFrom="paragraph">
+                        <wp:posOffset>-1826895</wp:posOffset>
+                      </wp:positionV>
+                      <wp:extent cx="457200" cy="3086100"/>
+                      <wp:effectExtent l="0" t="0" r="0" b="0"/>
+                      <wp:wrapNone/>
+                      <wp:docPr id="1" name="Frame1"/>
+                      <wp:cNvGraphicFramePr/>
+                      <a:graphic xmlns:a="http://schemas.openxmlformats.org/drawingml/2006/main">
+                        <a:graphicData uri="http://schemas.microsoft.com/office/word/2010/wordprocessingShape">
+                          <wps:wsp>
+                            <wps:cNvSpPr txBox="1"/>
+                            <wps:spPr>
+                              <a:xfrm>
+                                <a:off x="0" y="0"/>
+                                <a:ext cx="457200" cy="3086100"/>
+                              </a:xfrm>
+                              <a:prstGeom prst="rect">
+                                <a:avLst/>
+                              </a:prstGeom>
+                              <a:solidFill>
+                                <a:srgbClr val="FFFFFF">
+                                  <a:alpha val="0"/>
+                                </a:srgbClr>
+                              </a:solidFill>
+                            </wps:spPr>
+                            <wps:txbx>
+                              <w:txbxContent>
+                                <w:p>
+                                  <w:r>
+                                    <w:rPr>
+                                      <w:rFonts w:ascii="標楷體" w:eastAsia="標楷體" w:hAnsi="標楷體"/>
+                                    </w:rPr>
+                                    <w:t>（格式三：本表使用A4紙張印製）</w:t>
+                                  </w:r>
+                                </w:p>
+                              </w:txbxContent>
+                            </wps:txbx>
+                            <wps:bodyPr vert="eaVert" lIns="92075" tIns="46355" rIns="92075" bIns="46355" anchor="t">
+                              <a:noAutofit/>
+                            </wps:bodyPr>
+                          </wps:wsp>
+                        </a:graphicData>
+                      </a:graphic>
+                    </wp:anchor>
+                  </w:drawing>
+                </mc:Choice>
+                <mc:Fallback>
+                  <w:pict>
+                    <v:shapetype w14:anchorId="013ACDD7" id="_x0000_t202" coordsize="21600,21600" o:spt="202" path="m,l,21600r21600,l21600,xe">
+                      <v:stroke joinstyle="miter"/>
+                      <v:path gradientshapeok="t" o:connecttype="rect"/>
+                    </v:shapetype>
+                    <v:shape id="Frame1" o:spid="_x0000_s1026" type="#_x0000_t202" style="position:absolute;left:0;text-align:left;margin-left:-46pt;margin-top:-143.85pt;width:36pt;height:243pt;z-index:2;visibility:visible;mso-wrap-style:square;mso-wrap-distance-left:9.05pt;mso-wrap-distance-top:0;mso-wrap-distance-right:9.05pt;mso-wrap-distance-bottom:0;mso-position-horizontal:absolute;mso-position-horizontal-relative:margin;mso-position-vertical:absolute;mso-position-vertical-relative:text;v-text-anchor:top" o:gfxdata="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" o:allowincell="f" stroked="f">
+                      <v:fill opacity="0"/>
+                      <v:textbox style="layout-flow:vertical-ideographic" inset="7.25pt,3.65pt,7.25pt,3.65pt">
                         <w:txbxContent>
                           <w:p>
                             <w:r>
@@ -1043,42 +765,355 @@
                             </w:r>
                           </w:p>
                         </w:txbxContent>
-                      </wps:txbx>
-                      <wps:bodyPr vert="eaVert" lIns="92075" tIns="46355" rIns="92075" bIns="46355" anchor="t">
-                        <a:noAutofit/>
-                      </wps:bodyPr>
-                    </wps:wsp>
-                  </a:graphicData>
-                </a:graphic>
-              </wp:anchor>
-            </w:drawing>
-          </mc:Choice>
-          <mc:Fallback>
-            <w:pict>
-              <v:shapetype w14:anchorId="013ACDD7" id="_x0000_t202" coordsize="21600,21600" o:spt="202" path="m,l,21600r21600,l21600,xe">
-                <v:stroke joinstyle="miter"/>
-                <v:path gradientshapeok="t" o:connecttype="rect"/>
-              </v:shapetype>
-              <v:shape id="Frame1" o:spid="_x0000_s1026" type="#_x0000_t202" style="position:absolute;margin-left:-16.15pt;margin-top:-260.2pt;width:36pt;height:243pt;z-index:2;visibility:visible;mso-wrap-style:square;mso-wrap-distance-left:9.05pt;mso-wrap-distance-top:0;mso-wrap-distance-right:9.05pt;mso-wrap-distance-bottom:0;mso-position-horizontal:absolute;mso-position-horizontal-relative:margin;mso-position-vertical:absolute;mso-position-vertical-relative:text;v-text-anchor:top" o:gfxdata="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" o:allowincell="f" stroked="f">
-                <v:fill opacity="0"/>
-                <v:textbox style="layout-flow:vertical-ideographic" inset="7.25pt,3.65pt,7.25pt,3.65pt">
-                  <w:txbxContent>
-                    <w:p>
-                      <w:r>
-                        <w:rPr>
-                          <w:rFonts w:ascii="標楷體" w:eastAsia="標楷體" w:hAnsi="標楷體"/>
-                        </w:rPr>
-                        <w:t>（格式三：本表使用A4紙張印製）</w:t>
-                      </w:r>
-                    </w:p>
-                  </w:txbxContent>
-                </v:textbox>
-                <w10:wrap anchorx="margin"/>
-              </v:shape>
-            </w:pict>
-          </mc:Fallback>
-        </mc:AlternateContent>
-      </w:r>
+                      </v:textbox>
+                      <w10:wrap anchorx="margin"/>
+                    </v:shape>
+                  </w:pict>
+                </mc:Fallback>
+              </mc:AlternateContent>
+            </w:r>
+            <w:r>
+              <w:rPr>
+                <w:rFonts w:ascii="標楷體" w:eastAsia="標楷體" w:hAnsi="標楷體"/>
+              </w:rPr>
+              <w:t xml:space="preserve">　</w:t>
+            </w:r>
+          </w:p>
+        </w:tc>
+        <w:tc>
+          <w:tcPr>
+            <w:tcW w:w="1560" w:type="dxa"/>
+            <w:gridSpan w:val="2"/>
+            <w:vMerge/>
+            <w:tcBorders>
+              <w:right w:val="single" w:sz="4" w:space="0" w:color="000000"/>
+            </w:tcBorders>
+            <w:vAlign w:val="center"/>
+          </w:tcPr>
+          <w:p>
+            <w:pPr>
+              <w:snapToGrid w:val="0"/>
+              <w:jc w:val="both"/>
+              <w:rPr>
+                <w:rFonts w:ascii="標楷體" w:eastAsia="標楷體" w:hAnsi="標楷體" w:cs="Arial Unicode MS"/>
+                <w:color w:val="002060"/>
+              </w:rPr>
+            </w:pPr>
+          </w:p>
+        </w:tc>
+        <w:tc>
+          <w:tcPr>
+            <w:tcW w:w="1134" w:type="dxa"/>
+            <w:tcBorders>
+              <w:bottom w:val="single" w:sz="4" w:space="0" w:color="000000"/>
+              <w:right w:val="single" w:sz="4" w:space="0" w:color="000000"/>
+            </w:tcBorders>
+            <w:vAlign w:val="center"/>
+          </w:tcPr>
+          <w:p>
+            <w:pPr>
+              <w:snapToGrid w:val="0"/>
+              <w:jc w:val="both"/>
+              <w:rPr>
+                <w:rFonts w:ascii="標楷體" w:eastAsia="標楷體" w:hAnsi="標楷體" w:cs="Arial Unicode MS"/>
+                <w:color w:val="002060"/>
+              </w:rPr>
+            </w:pPr>
+          </w:p>
+        </w:tc>
+        <w:tc>
+          <w:tcPr>
+            <w:tcW w:w="1275" w:type="dxa"/>
+            <w:gridSpan w:val="2"/>
+            <w:tcBorders>
+              <w:top w:val="single" w:sz="4" w:space="0" w:color="000000"/>
+              <w:bottom w:val="single" w:sz="4" w:space="0" w:color="000000"/>
+              <w:right w:val="single" w:sz="4" w:space="0" w:color="000000"/>
+            </w:tcBorders>
+            <w:vAlign w:val="center"/>
+          </w:tcPr>
+          <w:p>
+            <w:pPr>
+              <w:snapToGrid w:val="0"/>
+              <w:jc w:val="both"/>
+              <w:rPr>
+                <w:rFonts w:ascii="標楷體" w:eastAsia="標楷體" w:hAnsi="標楷體" w:cs="Arial Unicode MS"/>
+                <w:color w:val="002060"/>
+              </w:rPr>
+            </w:pPr>
+          </w:p>
+        </w:tc>
+        <w:tc>
+          <w:tcPr>
+            <w:tcW w:w="1938" w:type="dxa"/>
+            <w:gridSpan w:val="2"/>
+            <w:tcBorders>
+              <w:top w:val="single" w:sz="4" w:space="0" w:color="000000"/>
+              <w:bottom w:val="single" w:sz="4" w:space="0" w:color="000000"/>
+              <w:right w:val="single" w:sz="4" w:space="0" w:color="000000"/>
+            </w:tcBorders>
+            <w:vAlign w:val="center"/>
+          </w:tcPr>
+          <w:p>
+            <w:pPr>
+              <w:snapToGrid w:val="0"/>
+              <w:jc w:val="both"/>
+              <w:rPr>
+                <w:rFonts w:ascii="標楷體" w:eastAsia="標楷體" w:hAnsi="標楷體" w:cs="Arial Unicode MS"/>
+              </w:rPr>
+            </w:pPr>
+          </w:p>
+        </w:tc>
+        <w:tc>
+          <w:tcPr>
+            <w:tcW w:w="2131" w:type="dxa"/>
+            <w:vMerge/>
+            <w:tcBorders>
+              <w:top w:val="single" w:sz="4" w:space="0" w:color="000000"/>
+              <w:left w:val="single" w:sz="4" w:space="0" w:color="000000"/>
+              <w:bottom w:val="single" w:sz="4" w:space="0" w:color="000000"/>
+              <w:right w:val="single" w:sz="4" w:space="0" w:color="000000"/>
+            </w:tcBorders>
+            <w:vAlign w:val="center"/>
+          </w:tcPr>
+          <w:p>
+            <w:pPr>
+              <w:snapToGrid w:val="0"/>
+              <w:rPr>
+                <w:rFonts w:ascii="標楷體" w:eastAsia="標楷體" w:hAnsi="標楷體" w:cs="Arial Unicode MS"/>
+              </w:rPr>
+            </w:pPr>
+          </w:p>
+        </w:tc>
+      </w:tr>
+      <w:tr>
+        <w:trPr>
+          <w:cantSplit/>
+          <w:trHeight w:val="834"/>
+        </w:trPr>
+        <w:tc>
+          <w:tcPr>
+            <w:tcW w:w="1740" w:type="dxa"/>
+            <w:tcBorders>
+              <w:left w:val="single" w:sz="4" w:space="0" w:color="000000"/>
+              <w:bottom w:val="single" w:sz="4" w:space="0" w:color="000000"/>
+              <w:right w:val="single" w:sz="4" w:space="0" w:color="000000"/>
+            </w:tcBorders>
+            <w:vAlign w:val="center"/>
+          </w:tcPr>
+          <w:p>
+            <w:pPr>
+              <w:snapToGrid w:val="0"/>
+              <w:jc w:val="both"/>
+              <w:rPr>
+                <w:rFonts w:ascii="標楷體" w:eastAsia="標楷體" w:hAnsi="標楷體" w:cs="Arial Unicode MS"/>
+              </w:rPr>
+            </w:pPr>
+            <w:r>
+              <w:rPr>
+                <w:rFonts w:ascii="標楷體" w:eastAsia="標楷體" w:hAnsi="標楷體"/>
+              </w:rPr>
+              <w:t xml:space="preserve">　</w:t>
+            </w:r>
+          </w:p>
+        </w:tc>
+        <w:tc>
+          <w:tcPr>
+            <w:tcW w:w="1560" w:type="dxa"/>
+            <w:gridSpan w:val="2"/>
+            <w:vMerge/>
+            <w:tcBorders>
+              <w:bottom w:val="single" w:sz="4" w:space="0" w:color="000000"/>
+              <w:right w:val="single" w:sz="4" w:space="0" w:color="000000"/>
+            </w:tcBorders>
+            <w:vAlign w:val="center"/>
+          </w:tcPr>
+          <w:p>
+            <w:pPr>
+              <w:snapToGrid w:val="0"/>
+              <w:jc w:val="both"/>
+              <w:rPr>
+                <w:rFonts w:ascii="標楷體" w:eastAsia="標楷體" w:hAnsi="標楷體" w:cs="Arial Unicode MS"/>
+                <w:color w:val="002060"/>
+              </w:rPr>
+            </w:pPr>
+          </w:p>
+        </w:tc>
+        <w:tc>
+          <w:tcPr>
+            <w:tcW w:w="1134" w:type="dxa"/>
+            <w:tcBorders>
+              <w:bottom w:val="single" w:sz="4" w:space="0" w:color="000000"/>
+              <w:right w:val="single" w:sz="4" w:space="0" w:color="000000"/>
+            </w:tcBorders>
+            <w:vAlign w:val="center"/>
+          </w:tcPr>
+          <w:p>
+            <w:pPr>
+              <w:snapToGrid w:val="0"/>
+              <w:jc w:val="both"/>
+              <w:rPr>
+                <w:rFonts w:ascii="標楷體" w:eastAsia="標楷體" w:hAnsi="標楷體" w:cs="Arial Unicode MS"/>
+                <w:color w:val="002060"/>
+              </w:rPr>
+            </w:pPr>
+          </w:p>
+        </w:tc>
+        <w:tc>
+          <w:tcPr>
+            <w:tcW w:w="1275" w:type="dxa"/>
+            <w:gridSpan w:val="2"/>
+            <w:tcBorders>
+              <w:top w:val="single" w:sz="4" w:space="0" w:color="000000"/>
+              <w:bottom w:val="single" w:sz="4" w:space="0" w:color="000000"/>
+              <w:right w:val="single" w:sz="4" w:space="0" w:color="000000"/>
+            </w:tcBorders>
+            <w:vAlign w:val="center"/>
+          </w:tcPr>
+          <w:p>
+            <w:pPr>
+              <w:snapToGrid w:val="0"/>
+              <w:jc w:val="both"/>
+              <w:rPr>
+                <w:rFonts w:ascii="標楷體" w:eastAsia="標楷體" w:hAnsi="標楷體" w:cs="Arial Unicode MS"/>
+                <w:color w:val="002060"/>
+              </w:rPr>
+            </w:pPr>
+          </w:p>
+        </w:tc>
+        <w:tc>
+          <w:tcPr>
+            <w:tcW w:w="1938" w:type="dxa"/>
+            <w:gridSpan w:val="2"/>
+            <w:tcBorders>
+              <w:top w:val="single" w:sz="4" w:space="0" w:color="000000"/>
+              <w:bottom w:val="single" w:sz="4" w:space="0" w:color="000000"/>
+              <w:right w:val="single" w:sz="4" w:space="0" w:color="000000"/>
+            </w:tcBorders>
+            <w:vAlign w:val="center"/>
+          </w:tcPr>
+          <w:p>
+            <w:pPr>
+              <w:snapToGrid w:val="0"/>
+              <w:jc w:val="both"/>
+              <w:rPr>
+                <w:rFonts w:ascii="標楷體" w:eastAsia="標楷體" w:hAnsi="標楷體" w:cs="Arial Unicode MS"/>
+              </w:rPr>
+            </w:pPr>
+          </w:p>
+        </w:tc>
+        <w:tc>
+          <w:tcPr>
+            <w:tcW w:w="2131" w:type="dxa"/>
+            <w:vMerge/>
+            <w:tcBorders>
+              <w:top w:val="single" w:sz="4" w:space="0" w:color="000000"/>
+              <w:left w:val="single" w:sz="4" w:space="0" w:color="000000"/>
+              <w:bottom w:val="single" w:sz="4" w:space="0" w:color="000000"/>
+              <w:right w:val="single" w:sz="4" w:space="0" w:color="000000"/>
+            </w:tcBorders>
+            <w:vAlign w:val="center"/>
+          </w:tcPr>
+          <w:p>
+            <w:pPr>
+              <w:snapToGrid w:val="0"/>
+              <w:rPr>
+                <w:rFonts w:ascii="標楷體" w:eastAsia="標楷體" w:hAnsi="標楷體" w:cs="Arial Unicode MS"/>
+              </w:rPr>
+            </w:pPr>
+          </w:p>
+        </w:tc>
+      </w:tr>
+      <w:tr>
+        <w:trPr>
+          <w:cantSplit/>
+          <w:trHeight w:val="690"/>
+        </w:trPr>
+        <w:tc>
+          <w:tcPr>
+            <w:tcW w:w="1740" w:type="dxa"/>
+            <w:tcBorders>
+              <w:top w:val="single" w:sz="4" w:space="0" w:color="000000"/>
+              <w:left w:val="single" w:sz="4" w:space="0" w:color="000000"/>
+              <w:bottom w:val="single" w:sz="4" w:space="0" w:color="000000"/>
+            </w:tcBorders>
+            <w:vAlign w:val="center"/>
+          </w:tcPr>
+          <w:p>
+            <w:pPr>
+              <w:snapToGrid w:val="0"/>
+              <w:ind w:left="240"/>
+              <w:jc w:val="right"/>
+              <w:rPr>
+                <w:rFonts w:ascii="標楷體" w:eastAsia="標楷體" w:hAnsi="標楷體" w:cs="Arial Unicode MS"/>
+                <w:color w:val="002060"/>
+              </w:rPr>
+            </w:pPr>
+            <w:r>
+              <w:rPr>
+                <w:rFonts w:ascii="標楷體" w:eastAsia="標楷體" w:hAnsi="標楷體"/>
+              </w:rPr>
+              <w:t>合計新台幣</w:t>
+            </w:r>
+            <w:r>
+              <w:rPr>
+                <w:rFonts w:ascii="標楷體" w:eastAsia="標楷體" w:hAnsi="標楷體"/>
+                <w:color w:val="002060"/>
+              </w:rPr>
+              <w:t xml:space="preserve">　</w:t>
+            </w:r>
+          </w:p>
+        </w:tc>
+        <w:tc>
+          <w:tcPr>
+            <w:tcW w:w="5907" w:type="dxa"/>
+            <w:gridSpan w:val="7"/>
+            <w:tcBorders>
+              <w:top w:val="single" w:sz="4" w:space="0" w:color="000000"/>
+              <w:bottom w:val="single" w:sz="4" w:space="0" w:color="000000"/>
+              <w:right w:val="single" w:sz="4" w:space="0" w:color="000000"/>
+            </w:tcBorders>
+            <w:vAlign w:val="center"/>
+          </w:tcPr>
+          <w:p>
+            <w:pPr>
+              <w:snapToGrid w:val="0"/>
+              <w:ind w:left="240"/>
+              <w:jc w:val="both"/>
+              <w:rPr>
+                <w:rFonts w:ascii="標楷體" w:eastAsia="標楷體" w:hAnsi="標楷體" w:cs="Arial Unicode MS"/>
+                <w:color w:val="002060"/>
+              </w:rPr>
+            </w:pPr>
+          </w:p>
+        </w:tc>
+        <w:tc>
+          <w:tcPr>
+            <w:tcW w:w="2131" w:type="dxa"/>
+            <w:tcBorders>
+              <w:top w:val="single" w:sz="4" w:space="0" w:color="000000"/>
+              <w:left w:val="single" w:sz="4" w:space="0" w:color="000000"/>
+              <w:bottom w:val="single" w:sz="4" w:space="0" w:color="000000"/>
+              <w:right w:val="single" w:sz="4" w:space="0" w:color="000000"/>
+            </w:tcBorders>
+            <w:vAlign w:val="center"/>
+          </w:tcPr>
+          <w:p>
+            <w:pPr>
+              <w:snapToGrid w:val="0"/>
+              <w:ind w:left="480"/>
+              <w:rPr>
+                <w:rFonts w:ascii="標楷體" w:eastAsia="標楷體" w:hAnsi="標楷體" w:cs="Arial Unicode MS"/>
+              </w:rPr>
+            </w:pPr>
+          </w:p>
+        </w:tc>
+      </w:tr>
+    </w:tbl>
+    <w:p>
+      <w:pPr>
+        <w:spacing w:line="360" w:lineRule="exact"/>
+      </w:pPr>
     </w:p>
     <w:p>
       <w:pPr>
@@ -1237,6 +1272,44 @@
     </w:sectPr>
   </w:body>
 </w:document>
+</file>
+
+<file path=word/endnotes.xml><?xml version="1.0" encoding="utf-8"?>
+<w:endnotes xmlns:wpc="http://schemas.microsoft.com/office/word/2010/wordprocessingCanvas" xmlns:cx="http://schemas.microsoft.com/office/drawing/2014/chartex" xmlns:cx1="http://schemas.microsoft.com/office/drawing/2015/9/8/chartex" xmlns:cx2="http://schemas.microsoft.com/office/drawing/2015/10/21/chartex" xmlns:cx3="http://schemas.microsoft.com/office/drawing/2016/5/9/chartex" xmlns:cx4="http://schemas.microsoft.com/office/drawing/2016/5/10/chartex" xmlns:cx5="http://schemas.microsoft.com/office/drawing/2016/5/11/chartex" xmlns:cx6="http://schemas.microsoft.com/office/drawing/2016/5/12/chartex" xmlns:cx7="http://schemas.microsoft.com/office/drawing/2016/5/13/chartex" xmlns:cx8="http://schemas.microsoft.com/office/drawing/2016/5/14/chartex" xmlns:mc="http://schemas.openxmlformats.org/markup-compatibility/2006" xmlns:aink="http://schemas.microsoft.com/office/drawing/2016/ink" xmlns:am3d="http://schemas.microsoft.com/office/drawing/2017/model3d" xmlns:o="urn:schemas-microsoft-com:office:office" xmlns:oel="http://schemas.microsoft.com/office/2019/extlst" xmlns:r="http://schemas.openxmlformats.org/officeDocument/2006/relationships" xmlns:m="http://schemas.openxmlformats.org/officeDocument/2006/math" xmlns:v="urn:schemas-microsoft-com:vml" xmlns:wp14="http://schemas.microsoft.com/office/word/2010/wordprocessingDrawing" xmlns:wp="http://schemas.openxmlformats.org/drawingml/2006/wordprocessingDrawing" xmlns:w10="urn:schemas-microsoft-com:office:word" xmlns:w="http://schemas.openxmlformats.org/wordprocessingml/2006/main" xmlns:w14="http://schemas.microsoft.com/office/word/2010/wordml" xmlns:w15="http://schemas.microsoft.com/office/word/2012/wordml" xmlns:w16cex="http://schemas.microsoft.com/office/word/2018/wordml/cex" xmlns:w16cid="http://schemas.microsoft.com/office/word/2016/wordml/cid" xmlns:w16="http://schemas.microsoft.com/office/word/2018/wordml" xmlns:w16du="http://schemas.microsoft.com/office/word/2023/wordml/word16du" xmlns:w16sdtdh="http://schemas.microsoft.com/office/word/2020/wordml/sdtdatahash" xmlns:w16sdtfl="http://schemas.microsoft.com/office/word/2024/wordml/sdtformatlock" xmlns:w16se="http://schemas.microsoft.com/office/word/2015/wordml/symex" xmlns:wpg="http://schemas.microsoft.com/office/word/2010/wordprocessingGroup" xmlns:wpi="http://schemas.microsoft.com/office/word/2010/wordprocessingInk" xmlns:wne="http://schemas.microsoft.com/office/word/2006/wordml" xmlns:wps="http://schemas.microsoft.com/office/word/2010/wordprocessingShape" mc:Ignorable="w14 w15 w16se w16cid w16 w16cex w16sdtdh w16sdtfl w16du wp14">
+  <w:endnote w:type="separator" w:id="-1">
+    <w:p>
+      <w:r>
+        <w:separator/>
+      </w:r>
+    </w:p>
+  </w:endnote>
+  <w:endnote w:type="continuationSeparator" w:id="0">
+    <w:p>
+      <w:r>
+        <w:continuationSeparator/>
+      </w:r>
+    </w:p>
+  </w:endnote>
+</w:endnotes>
+</file>
+
+<file path=word/footnotes.xml><?xml version="1.0" encoding="utf-8"?>
+<w:footnotes xmlns:wpc="http://schemas.microsoft.com/office/word/2010/wordprocessingCanvas" xmlns:cx="http://schemas.microsoft.com/office/drawing/2014/chartex" xmlns:cx1="http://schemas.microsoft.com/office/drawing/2015/9/8/chartex" xmlns:cx2="http://schemas.microsoft.com/office/drawing/2015/10/21/chartex" xmlns:cx3="http://schemas.microsoft.com/office/drawing/2016/5/9/chartex" xmlns:cx4="http://schemas.microsoft.com/office/drawing/2016/5/10/chartex" xmlns:cx5="http://schemas.microsoft.com/office/drawing/2016/5/11/chartex" xmlns:cx6="http://schemas.microsoft.com/office/drawing/2016/5/12/chartex" xmlns:cx7="http://schemas.microsoft.com/office/drawing/2016/5/13/chartex" xmlns:cx8="http://schemas.microsoft.com/office/drawing/2016/5/14/chartex" xmlns:mc="http://schemas.openxmlformats.org/markup-compatibility/2006" xmlns:aink="http://schemas.microsoft.com/office/drawing/2016/ink" xmlns:am3d="http://schemas.microsoft.com/office/drawing/2017/model3d" xmlns:o="urn:schemas-microsoft-com:office:office" xmlns:oel="http://schemas.microsoft.com/office/2019/extlst" xmlns:r="http://schemas.openxmlformats.org/officeDocument/2006/relationships" xmlns:m="http://schemas.openxmlformats.org/officeDocument/2006/math" xmlns:v="urn:schemas-microsoft-com:vml" xmlns:wp14="http://schemas.microsoft.com/office/word/2010/wordprocessingDrawing" xmlns:wp="http://schemas.openxmlformats.org/drawingml/2006/wordprocessingDrawing" xmlns:w10="urn:schemas-microsoft-com:office:word" xmlns:w="http://schemas.openxmlformats.org/wordprocessingml/2006/main" xmlns:w14="http://schemas.microsoft.com/office/word/2010/wordml" xmlns:w15="http://schemas.microsoft.com/office/word/2012/wordml" xmlns:w16cex="http://schemas.microsoft.com/office/word/2018/wordml/cex" xmlns:w16cid="http://schemas.microsoft.com/office/word/2016/wordml/cid" xmlns:w16="http://schemas.microsoft.com/office/word/2018/wordml" xmlns:w16du="http://schemas.microsoft.com/office/word/2023/wordml/word16du" xmlns:w16sdtdh="http://schemas.microsoft.com/office/word/2020/wordml/sdtdatahash" xmlns:w16sdtfl="http://schemas.microsoft.com/office/word/2024/wordml/sdtformatlock" xmlns:w16se="http://schemas.microsoft.com/office/word/2015/wordml/symex" xmlns:wpg="http://schemas.microsoft.com/office/word/2010/wordprocessingGroup" xmlns:wpi="http://schemas.microsoft.com/office/word/2010/wordprocessingInk" xmlns:wne="http://schemas.microsoft.com/office/word/2006/wordml" xmlns:wps="http://schemas.microsoft.com/office/word/2010/wordprocessingShape" mc:Ignorable="w14 w15 w16se w16cid w16 w16cex w16sdtdh w16sdtfl w16du wp14">
+  <w:footnote w:type="separator" w:id="-1">
+    <w:p>
+      <w:r>
+        <w:separator/>
+      </w:r>
+    </w:p>
+  </w:footnote>
+  <w:footnote w:type="continuationSeparator" w:id="0">
+    <w:p>
+      <w:r>
+        <w:continuationSeparator/>
+      </w:r>
+    </w:p>
+  </w:footnote>
+</w:footnotes>
 </file>
 
 <file path=word/styles.xml><?xml version="1.0" encoding="utf-8"?>
@@ -1752,6 +1825,72 @@
     <w:basedOn w:val="a"/>
     <w:qFormat/>
   </w:style>
+  <w:style w:type="paragraph" w:styleId="a6">
+    <w:name w:val="header"/>
+    <w:basedOn w:val="a"/>
+    <w:link w:val="a7"/>
+    <w:uiPriority w:val="99"/>
+    <w:unhideWhenUsed/>
+    <w:rsid w:val="000565EC"/>
+    <w:pPr>
+      <w:tabs>
+        <w:tab w:val="center" w:pos="4153"/>
+        <w:tab w:val="right" w:pos="8306"/>
+      </w:tabs>
+      <w:snapToGrid w:val="0"/>
+    </w:pPr>
+    <w:rPr>
+      <w:sz w:val="20"/>
+      <w:szCs w:val="20"/>
+    </w:rPr>
+  </w:style>
+  <w:style w:type="character" w:customStyle="1" w:styleId="a7">
+    <w:name w:val="頁首 字元"/>
+    <w:basedOn w:val="a0"/>
+    <w:link w:val="a6"/>
+    <w:uiPriority w:val="99"/>
+    <w:rsid w:val="000565EC"/>
+    <w:rPr>
+      <w:rFonts w:ascii="Times New Roman" w:eastAsia="新細明體;PMingLiU" w:hAnsi="Times New Roman" w:cs="Times New Roman"/>
+      <w:kern w:val="2"/>
+      <w:sz w:val="20"/>
+      <w:szCs w:val="20"/>
+      <w:lang w:eastAsia="zh-TW" w:bidi="ar-SA"/>
+    </w:rPr>
+  </w:style>
+  <w:style w:type="paragraph" w:styleId="a8">
+    <w:name w:val="footer"/>
+    <w:basedOn w:val="a"/>
+    <w:link w:val="a9"/>
+    <w:uiPriority w:val="99"/>
+    <w:unhideWhenUsed/>
+    <w:rsid w:val="000565EC"/>
+    <w:pPr>
+      <w:tabs>
+        <w:tab w:val="center" w:pos="4153"/>
+        <w:tab w:val="right" w:pos="8306"/>
+      </w:tabs>
+      <w:snapToGrid w:val="0"/>
+    </w:pPr>
+    <w:rPr>
+      <w:sz w:val="20"/>
+      <w:szCs w:val="20"/>
+    </w:rPr>
+  </w:style>
+  <w:style w:type="character" w:customStyle="1" w:styleId="a9">
+    <w:name w:val="頁尾 字元"/>
+    <w:basedOn w:val="a0"/>
+    <w:link w:val="a8"/>
+    <w:uiPriority w:val="99"/>
+    <w:rsid w:val="000565EC"/>
+    <w:rPr>
+      <w:rFonts w:ascii="Times New Roman" w:eastAsia="新細明體;PMingLiU" w:hAnsi="Times New Roman" w:cs="Times New Roman"/>
+      <w:kern w:val="2"/>
+      <w:sz w:val="20"/>
+      <w:szCs w:val="20"/>
+      <w:lang w:eastAsia="zh-TW" w:bidi="ar-SA"/>
+    </w:rPr>
+  </w:style>
 </w:styles>
 </file>
 

--- a/支出科目分攤表範本.docx
+++ b/支出科目分攤表範本.docx
@@ -14,15 +14,20 @@
         <w:tblLook w:val="04A0" w:firstRow="1" w:lastRow="0" w:firstColumn="1" w:lastColumn="0" w:noHBand="0" w:noVBand="1"/>
       </w:tblPr>
       <w:tblGrid>
-        <w:gridCol w:w="1740"/>
+        <w:gridCol w:w="220"/>
+        <w:gridCol w:w="1520"/>
         <w:gridCol w:w="547"/>
-        <w:gridCol w:w="1013"/>
-        <w:gridCol w:w="1134"/>
+        <w:gridCol w:w="93"/>
+        <w:gridCol w:w="920"/>
+        <w:gridCol w:w="1060"/>
+        <w:gridCol w:w="74"/>
         <w:gridCol w:w="141"/>
         <w:gridCol w:w="1134"/>
         <w:gridCol w:w="851"/>
-        <w:gridCol w:w="1087"/>
-        <w:gridCol w:w="2131"/>
+        <w:gridCol w:w="140"/>
+        <w:gridCol w:w="947"/>
+        <w:gridCol w:w="1933"/>
+        <w:gridCol w:w="198"/>
       </w:tblGrid>
       <w:tr>
         <w:trPr>
@@ -31,7 +36,7 @@
         <w:tc>
           <w:tcPr>
             <w:tcW w:w="9778" w:type="dxa"/>
-            <w:gridSpan w:val="9"/>
+            <w:gridSpan w:val="14"/>
             <w:vAlign w:val="bottom"/>
           </w:tcPr>
           <w:p>
@@ -60,7 +65,7 @@
         <w:tc>
           <w:tcPr>
             <w:tcW w:w="9778" w:type="dxa"/>
-            <w:gridSpan w:val="9"/>
+            <w:gridSpan w:val="14"/>
             <w:vAlign w:val="bottom"/>
           </w:tcPr>
           <w:p>
@@ -89,7 +94,7 @@
         <w:tc>
           <w:tcPr>
             <w:tcW w:w="9778" w:type="dxa"/>
-            <w:gridSpan w:val="9"/>
+            <w:gridSpan w:val="14"/>
             <w:tcBorders>
               <w:bottom w:val="single" w:sz="4" w:space="0" w:color="000000"/>
             </w:tcBorders>
@@ -97,45 +102,51 @@
           </w:tcPr>
           <w:p>
             <w:pPr>
-              <w:spacing w:line="520" w:lineRule="exact"/>
+              <w:snapToGrid w:val="0"/>
               <w:jc w:val="right"/>
               <w:rPr>
                 <w:rFonts w:ascii="標楷體" w:eastAsia="標楷體" w:hAnsi="標楷體" w:cs="Arial Unicode MS"/>
-                <w:sz w:val="32"/>
-              </w:rPr>
-            </w:pPr>
-            <w:r>
-              <w:rPr>
-                <w:rFonts w:ascii="標楷體" w:eastAsia="標楷體" w:hAnsi="標楷體"/>
-                <w:sz w:val="32"/>
+                <w:sz w:val="28"/>
+                <w:szCs w:val="28"/>
+              </w:rPr>
+            </w:pPr>
+            <w:r>
+              <w:rPr>
+                <w:rFonts w:ascii="標楷體" w:eastAsia="標楷體" w:hAnsi="標楷體"/>
+                <w:sz w:val="28"/>
+                <w:szCs w:val="28"/>
               </w:rPr>
               <w:t>年</w:t>
             </w:r>
             <w:r>
               <w:rPr>
                 <w:rFonts w:ascii="標楷體" w:eastAsia="標楷體" w:hAnsi="標楷體" w:hint="eastAsia"/>
-                <w:sz w:val="32"/>
+                <w:sz w:val="28"/>
+                <w:szCs w:val="28"/>
               </w:rPr>
               <w:t xml:space="preserve">　　</w:t>
             </w:r>
             <w:r>
               <w:rPr>
                 <w:rFonts w:ascii="標楷體" w:eastAsia="標楷體" w:hAnsi="標楷體"/>
-                <w:sz w:val="32"/>
+                <w:sz w:val="28"/>
+                <w:szCs w:val="28"/>
               </w:rPr>
               <w:t>月</w:t>
             </w:r>
             <w:r>
               <w:rPr>
                 <w:rFonts w:ascii="標楷體" w:eastAsia="標楷體" w:hAnsi="標楷體" w:hint="eastAsia"/>
-                <w:sz w:val="32"/>
+                <w:sz w:val="28"/>
+                <w:szCs w:val="28"/>
               </w:rPr>
               <w:t xml:space="preserve">　　</w:t>
             </w:r>
             <w:r>
               <w:rPr>
                 <w:rFonts w:ascii="標楷體" w:eastAsia="標楷體" w:hAnsi="標楷體"/>
-                <w:sz w:val="32"/>
+                <w:sz w:val="28"/>
+                <w:szCs w:val="28"/>
               </w:rPr>
               <w:t>日</w:t>
             </w:r>
@@ -149,7 +160,7 @@
         <w:tc>
           <w:tcPr>
             <w:tcW w:w="2287" w:type="dxa"/>
-            <w:gridSpan w:val="2"/>
+            <w:gridSpan w:val="3"/>
             <w:tcBorders>
               <w:top w:val="single" w:sz="4" w:space="0" w:color="000000"/>
               <w:left w:val="single" w:sz="4" w:space="0" w:color="000000"/>
@@ -183,7 +194,7 @@
         <w:tc>
           <w:tcPr>
             <w:tcW w:w="2288" w:type="dxa"/>
-            <w:gridSpan w:val="3"/>
+            <w:gridSpan w:val="5"/>
             <w:tcBorders>
               <w:top w:val="single" w:sz="4" w:space="0" w:color="000000"/>
               <w:bottom w:val="single" w:sz="4" w:space="0" w:color="000000"/>
@@ -232,7 +243,7 @@
         <w:tc>
           <w:tcPr>
             <w:tcW w:w="3218" w:type="dxa"/>
-            <w:gridSpan w:val="2"/>
+            <w:gridSpan w:val="4"/>
             <w:tcBorders>
               <w:top w:val="single" w:sz="4" w:space="0" w:color="000000"/>
               <w:bottom w:val="single" w:sz="4" w:space="0" w:color="000000"/>
@@ -255,12 +266,12 @@
       <w:tr>
         <w:trPr>
           <w:cantSplit/>
-          <w:trHeight w:val="561"/>
+          <w:trHeight w:val="434"/>
         </w:trPr>
         <w:tc>
           <w:tcPr>
             <w:tcW w:w="4434" w:type="dxa"/>
-            <w:gridSpan w:val="4"/>
+            <w:gridSpan w:val="7"/>
             <w:tcBorders>
               <w:left w:val="single" w:sz="4" w:space="0" w:color="000000"/>
               <w:bottom w:val="single" w:sz="4" w:space="0" w:color="000000"/>
@@ -315,7 +326,7 @@
         <w:tc>
           <w:tcPr>
             <w:tcW w:w="1938" w:type="dxa"/>
-            <w:gridSpan w:val="2"/>
+            <w:gridSpan w:val="3"/>
             <w:vMerge w:val="restart"/>
             <w:tcBorders>
               <w:top w:val="single" w:sz="4" w:space="0" w:color="000000"/>
@@ -343,6 +354,7 @@
         <w:tc>
           <w:tcPr>
             <w:tcW w:w="2131" w:type="dxa"/>
+            <w:gridSpan w:val="2"/>
             <w:vMerge w:val="restart"/>
             <w:tcBorders>
               <w:top w:val="single" w:sz="4" w:space="0" w:color="000000"/>
@@ -377,6 +389,7 @@
         <w:tc>
           <w:tcPr>
             <w:tcW w:w="1740" w:type="dxa"/>
+            <w:gridSpan w:val="2"/>
             <w:tcBorders>
               <w:top w:val="single" w:sz="4" w:space="0" w:color="000000"/>
               <w:left w:val="single" w:sz="4" w:space="0" w:color="000000"/>
@@ -404,7 +417,7 @@
         <w:tc>
           <w:tcPr>
             <w:tcW w:w="1560" w:type="dxa"/>
-            <w:gridSpan w:val="2"/>
+            <w:gridSpan w:val="3"/>
             <w:tcBorders>
               <w:top w:val="single" w:sz="4" w:space="0" w:color="000000"/>
               <w:bottom w:val="single" w:sz="4" w:space="0" w:color="000000"/>
@@ -428,6 +441,7 @@
         <w:tc>
           <w:tcPr>
             <w:tcW w:w="1134" w:type="dxa"/>
+            <w:gridSpan w:val="2"/>
             <w:tcBorders>
               <w:top w:val="single" w:sz="4" w:space="0" w:color="000000"/>
               <w:bottom w:val="single" w:sz="4" w:space="0" w:color="000000"/>
@@ -479,7 +493,7 @@
         <w:tc>
           <w:tcPr>
             <w:tcW w:w="1938" w:type="dxa"/>
-            <w:gridSpan w:val="2"/>
+            <w:gridSpan w:val="3"/>
             <w:vMerge/>
             <w:tcBorders>
               <w:top w:val="single" w:sz="4" w:space="0" w:color="000000"/>
@@ -501,6 +515,7 @@
         <w:tc>
           <w:tcPr>
             <w:tcW w:w="2131" w:type="dxa"/>
+            <w:gridSpan w:val="2"/>
             <w:vMerge/>
             <w:tcBorders>
               <w:top w:val="single" w:sz="4" w:space="0" w:color="000000"/>
@@ -529,6 +544,7 @@
         <w:tc>
           <w:tcPr>
             <w:tcW w:w="1740" w:type="dxa"/>
+            <w:gridSpan w:val="2"/>
             <w:tcBorders>
               <w:left w:val="single" w:sz="4" w:space="0" w:color="000000"/>
               <w:bottom w:val="single" w:sz="4" w:space="0" w:color="000000"/>
@@ -555,7 +571,7 @@
         <w:tc>
           <w:tcPr>
             <w:tcW w:w="1560" w:type="dxa"/>
-            <w:gridSpan w:val="2"/>
+            <w:gridSpan w:val="3"/>
             <w:vMerge w:val="restart"/>
             <w:tcBorders>
               <w:right w:val="single" w:sz="4" w:space="0" w:color="000000"/>
@@ -576,6 +592,7 @@
         <w:tc>
           <w:tcPr>
             <w:tcW w:w="1134" w:type="dxa"/>
+            <w:gridSpan w:val="2"/>
             <w:tcBorders>
               <w:bottom w:val="single" w:sz="4" w:space="0" w:color="000000"/>
               <w:right w:val="single" w:sz="4" w:space="0" w:color="000000"/>
@@ -618,7 +635,7 @@
         <w:tc>
           <w:tcPr>
             <w:tcW w:w="1938" w:type="dxa"/>
-            <w:gridSpan w:val="2"/>
+            <w:gridSpan w:val="3"/>
             <w:tcBorders>
               <w:top w:val="single" w:sz="4" w:space="0" w:color="000000"/>
               <w:bottom w:val="single" w:sz="4" w:space="0" w:color="000000"/>
@@ -639,6 +656,7 @@
         <w:tc>
           <w:tcPr>
             <w:tcW w:w="2131" w:type="dxa"/>
+            <w:gridSpan w:val="2"/>
             <w:vMerge w:val="restart"/>
             <w:tcBorders>
               <w:top w:val="single" w:sz="4" w:space="0" w:color="000000"/>
@@ -672,6 +690,7 @@
         <w:tc>
           <w:tcPr>
             <w:tcW w:w="1740" w:type="dxa"/>
+            <w:gridSpan w:val="2"/>
             <w:tcBorders>
               <w:left w:val="single" w:sz="4" w:space="0" w:color="000000"/>
               <w:bottom w:val="single" w:sz="4" w:space="0" w:color="000000"/>
@@ -783,7 +802,7 @@
         <w:tc>
           <w:tcPr>
             <w:tcW w:w="1560" w:type="dxa"/>
-            <w:gridSpan w:val="2"/>
+            <w:gridSpan w:val="3"/>
             <w:vMerge/>
             <w:tcBorders>
               <w:right w:val="single" w:sz="4" w:space="0" w:color="000000"/>
@@ -804,6 +823,7 @@
         <w:tc>
           <w:tcPr>
             <w:tcW w:w="1134" w:type="dxa"/>
+            <w:gridSpan w:val="2"/>
             <w:tcBorders>
               <w:bottom w:val="single" w:sz="4" w:space="0" w:color="000000"/>
               <w:right w:val="single" w:sz="4" w:space="0" w:color="000000"/>
@@ -846,7 +866,7 @@
         <w:tc>
           <w:tcPr>
             <w:tcW w:w="1938" w:type="dxa"/>
-            <w:gridSpan w:val="2"/>
+            <w:gridSpan w:val="3"/>
             <w:tcBorders>
               <w:top w:val="single" w:sz="4" w:space="0" w:color="000000"/>
               <w:bottom w:val="single" w:sz="4" w:space="0" w:color="000000"/>
@@ -867,6 +887,7 @@
         <w:tc>
           <w:tcPr>
             <w:tcW w:w="2131" w:type="dxa"/>
+            <w:gridSpan w:val="2"/>
             <w:vMerge/>
             <w:tcBorders>
               <w:top w:val="single" w:sz="4" w:space="0" w:color="000000"/>
@@ -894,6 +915,7 @@
         <w:tc>
           <w:tcPr>
             <w:tcW w:w="1740" w:type="dxa"/>
+            <w:gridSpan w:val="2"/>
             <w:tcBorders>
               <w:left w:val="single" w:sz="4" w:space="0" w:color="000000"/>
               <w:bottom w:val="single" w:sz="4" w:space="0" w:color="000000"/>
@@ -920,7 +942,7 @@
         <w:tc>
           <w:tcPr>
             <w:tcW w:w="1560" w:type="dxa"/>
-            <w:gridSpan w:val="2"/>
+            <w:gridSpan w:val="3"/>
             <w:vMerge/>
             <w:tcBorders>
               <w:bottom w:val="single" w:sz="4" w:space="0" w:color="000000"/>
@@ -942,6 +964,7 @@
         <w:tc>
           <w:tcPr>
             <w:tcW w:w="1134" w:type="dxa"/>
+            <w:gridSpan w:val="2"/>
             <w:tcBorders>
               <w:bottom w:val="single" w:sz="4" w:space="0" w:color="000000"/>
               <w:right w:val="single" w:sz="4" w:space="0" w:color="000000"/>
@@ -984,7 +1007,7 @@
         <w:tc>
           <w:tcPr>
             <w:tcW w:w="1938" w:type="dxa"/>
-            <w:gridSpan w:val="2"/>
+            <w:gridSpan w:val="3"/>
             <w:tcBorders>
               <w:top w:val="single" w:sz="4" w:space="0" w:color="000000"/>
               <w:bottom w:val="single" w:sz="4" w:space="0" w:color="000000"/>
@@ -1005,6 +1028,7 @@
         <w:tc>
           <w:tcPr>
             <w:tcW w:w="2131" w:type="dxa"/>
+            <w:gridSpan w:val="2"/>
             <w:vMerge/>
             <w:tcBorders>
               <w:top w:val="single" w:sz="4" w:space="0" w:color="000000"/>
@@ -1027,11 +1051,12 @@
       <w:tr>
         <w:trPr>
           <w:cantSplit/>
-          <w:trHeight w:val="690"/>
+          <w:trHeight w:val="560"/>
         </w:trPr>
         <w:tc>
           <w:tcPr>
             <w:tcW w:w="1740" w:type="dxa"/>
+            <w:gridSpan w:val="2"/>
             <w:tcBorders>
               <w:top w:val="single" w:sz="4" w:space="0" w:color="000000"/>
               <w:left w:val="single" w:sz="4" w:space="0" w:color="000000"/>
@@ -1067,7 +1092,7 @@
         <w:tc>
           <w:tcPr>
             <w:tcW w:w="5907" w:type="dxa"/>
-            <w:gridSpan w:val="7"/>
+            <w:gridSpan w:val="10"/>
             <w:tcBorders>
               <w:top w:val="single" w:sz="4" w:space="0" w:color="000000"/>
               <w:bottom w:val="single" w:sz="4" w:space="0" w:color="000000"/>
@@ -1090,6 +1115,7 @@
         <w:tc>
           <w:tcPr>
             <w:tcW w:w="2131" w:type="dxa"/>
+            <w:gridSpan w:val="2"/>
             <w:tcBorders>
               <w:top w:val="single" w:sz="4" w:space="0" w:color="000000"/>
               <w:left w:val="single" w:sz="4" w:space="0" w:color="000000"/>
@@ -1109,42 +1135,25 @@
           </w:p>
         </w:tc>
       </w:tr>
-    </w:tbl>
-    <w:p>
-      <w:pPr>
-        <w:spacing w:line="360" w:lineRule="exact"/>
-      </w:pPr>
-    </w:p>
-    <w:p>
-      <w:pPr>
-        <w:spacing w:line="360" w:lineRule="exact"/>
-      </w:pPr>
-    </w:p>
-    <w:tbl>
-      <w:tblPr>
-        <w:tblW w:w="9360" w:type="dxa"/>
-        <w:tblInd w:w="748" w:type="dxa"/>
-        <w:tblLayout w:type="fixed"/>
-        <w:tblCellMar>
-          <w:left w:w="28" w:type="dxa"/>
-          <w:right w:w="28" w:type="dxa"/>
-        </w:tblCellMar>
-        <w:tblLook w:val="04A0" w:firstRow="1" w:lastRow="0" w:firstColumn="1" w:lastColumn="0" w:noHBand="0" w:noVBand="1"/>
-      </w:tblPr>
-      <w:tblGrid>
-        <w:gridCol w:w="2160"/>
-        <w:gridCol w:w="1980"/>
-        <w:gridCol w:w="2340"/>
-        <w:gridCol w:w="2880"/>
-      </w:tblGrid>
       <w:tr>
+        <w:tblPrEx>
+          <w:tblCellMar>
+            <w:left w:w="28" w:type="dxa"/>
+            <w:right w:w="28" w:type="dxa"/>
+          </w:tblCellMar>
+        </w:tblPrEx>
         <w:trPr>
+          <w:gridBefore w:val="1"/>
+          <w:gridAfter w:val="1"/>
+          <w:wBefore w:w="220" w:type="dxa"/>
+          <w:wAfter w:w="198" w:type="dxa"/>
           <w:cantSplit/>
           <w:trHeight w:val="1110"/>
         </w:trPr>
         <w:tc>
           <w:tcPr>
             <w:tcW w:w="2160" w:type="dxa"/>
+            <w:gridSpan w:val="3"/>
             <w:vAlign w:val="center"/>
           </w:tcPr>
           <w:p>
@@ -1166,6 +1175,7 @@
         <w:tc>
           <w:tcPr>
             <w:tcW w:w="1980" w:type="dxa"/>
+            <w:gridSpan w:val="2"/>
             <w:vAlign w:val="center"/>
           </w:tcPr>
           <w:p>
@@ -1187,6 +1197,7 @@
         <w:tc>
           <w:tcPr>
             <w:tcW w:w="2340" w:type="dxa"/>
+            <w:gridSpan w:val="5"/>
             <w:vAlign w:val="center"/>
           </w:tcPr>
           <w:p>
@@ -1223,6 +1234,7 @@
         <w:tc>
           <w:tcPr>
             <w:tcW w:w="2880" w:type="dxa"/>
+            <w:gridSpan w:val="2"/>
             <w:vAlign w:val="center"/>
           </w:tcPr>
           <w:p>
@@ -1265,7 +1277,7 @@
     </w:p>
     <w:sectPr>
       <w:pgSz w:w="11906" w:h="16838"/>
-      <w:pgMar w:top="851" w:right="851" w:bottom="851" w:left="851" w:header="0" w:footer="0" w:gutter="0"/>
+      <w:pgMar w:top="680" w:right="851" w:bottom="567" w:left="851" w:header="0" w:footer="0" w:gutter="0"/>
       <w:cols w:space="720"/>
       <w:formProt w:val="0"/>
       <w:docGrid w:type="lines" w:linePitch="360"/>

--- a/支出科目分攤表範本.docx
+++ b/支出科目分攤表範本.docx
@@ -5,7 +5,7 @@
     <w:tbl>
       <w:tblPr>
         <w:tblW w:w="9778" w:type="dxa"/>
-        <w:tblInd w:w="528" w:type="dxa"/>
+        <w:tblInd w:w="284" w:type="dxa"/>
         <w:tblLayout w:type="fixed"/>
         <w:tblCellMar>
           <w:left w:w="0" w:type="dxa"/>
@@ -14,20 +14,20 @@
         <w:tblLook w:val="04A0" w:firstRow="1" w:lastRow="0" w:firstColumn="1" w:lastColumn="0" w:noHBand="0" w:noVBand="1"/>
       </w:tblPr>
       <w:tblGrid>
-        <w:gridCol w:w="220"/>
-        <w:gridCol w:w="1520"/>
+        <w:gridCol w:w="226"/>
+        <w:gridCol w:w="1514"/>
         <w:gridCol w:w="547"/>
-        <w:gridCol w:w="93"/>
-        <w:gridCol w:w="920"/>
-        <w:gridCol w:w="1060"/>
-        <w:gridCol w:w="74"/>
+        <w:gridCol w:w="99"/>
+        <w:gridCol w:w="914"/>
+        <w:gridCol w:w="1066"/>
+        <w:gridCol w:w="68"/>
         <w:gridCol w:w="141"/>
         <w:gridCol w:w="1134"/>
         <w:gridCol w:w="851"/>
-        <w:gridCol w:w="140"/>
-        <w:gridCol w:w="947"/>
-        <w:gridCol w:w="1933"/>
-        <w:gridCol w:w="198"/>
+        <w:gridCol w:w="146"/>
+        <w:gridCol w:w="941"/>
+        <w:gridCol w:w="1939"/>
+        <w:gridCol w:w="192"/>
       </w:tblGrid>
       <w:tr>
         <w:trPr>
@@ -282,7 +282,8 @@
           <w:p>
             <w:pPr>
               <w:snapToGrid w:val="0"/>
-              <w:jc w:val="center"/>
+              <w:ind w:rightChars="411" w:right="986" w:firstLineChars="430" w:firstLine="1032"/>
+              <w:jc w:val="distribute"/>
               <w:rPr>
                 <w:rFonts w:ascii="標楷體" w:eastAsia="標楷體" w:hAnsi="標楷體" w:cs="Arial Unicode MS"/>
               </w:rPr>
@@ -384,7 +385,7 @@
       <w:tr>
         <w:trPr>
           <w:cantSplit/>
-          <w:trHeight w:val="840"/>
+          <w:trHeight w:val="696"/>
         </w:trPr>
         <w:tc>
           <w:tcPr>
@@ -668,16 +669,58 @@
           </w:tcPr>
           <w:p>
             <w:pPr>
-              <w:snapToGrid w:val="0"/>
-              <w:rPr>
-                <w:rFonts w:ascii="標楷體" w:eastAsia="標楷體" w:hAnsi="標楷體" w:cs="Arial Unicode MS"/>
-              </w:rPr>
-            </w:pPr>
-            <w:r>
-              <w:rPr>
-                <w:rFonts w:ascii="標楷體" w:eastAsia="標楷體" w:hAnsi="標楷體"/>
-              </w:rPr>
-              <w:t>原始憑證　　張黏附於　　　計畫支出憑證簿第　  冊第　　　號。</w:t>
+              <w:spacing w:line="520" w:lineRule="exact"/>
+              <w:rPr>
+                <w:rFonts w:ascii="標楷體" w:eastAsia="標楷體" w:hAnsi="標楷體"/>
+              </w:rPr>
+            </w:pPr>
+            <w:r>
+              <w:rPr>
+                <w:rFonts w:ascii="標楷體" w:eastAsia="標楷體" w:hAnsi="標楷體"/>
+              </w:rPr>
+              <w:t>原始憑證張黏附</w:t>
+            </w:r>
+          </w:p>
+          <w:p>
+            <w:pPr>
+              <w:spacing w:line="520" w:lineRule="exact"/>
+              <w:rPr>
+                <w:rFonts w:ascii="標楷體" w:eastAsia="標楷體" w:hAnsi="標楷體"/>
+              </w:rPr>
+            </w:pPr>
+            <w:r>
+              <w:rPr>
+                <w:rFonts w:ascii="標楷體" w:eastAsia="標楷體" w:hAnsi="標楷體"/>
+              </w:rPr>
+              <w:t>於計畫支出憑證簿</w:t>
+            </w:r>
+          </w:p>
+          <w:p>
+            <w:pPr>
+              <w:spacing w:line="520" w:lineRule="exact"/>
+              <w:rPr>
+                <w:rFonts w:ascii="標楷體" w:eastAsia="標楷體" w:hAnsi="標楷體"/>
+              </w:rPr>
+            </w:pPr>
+            <w:r>
+              <w:rPr>
+                <w:rFonts w:ascii="標楷體" w:eastAsia="標楷體" w:hAnsi="標楷體"/>
+              </w:rPr>
+              <w:t>第　    冊</w:t>
+            </w:r>
+          </w:p>
+          <w:p>
+            <w:pPr>
+              <w:snapToGrid w:val="0"/>
+              <w:rPr>
+                <w:rFonts w:ascii="標楷體" w:eastAsia="標楷體" w:hAnsi="標楷體" w:cs="Arial Unicode MS"/>
+              </w:rPr>
+            </w:pPr>
+            <w:r>
+              <w:rPr>
+                <w:rFonts w:ascii="標楷體" w:eastAsia="標楷體" w:hAnsi="標楷體"/>
+              </w:rPr>
+              <w:t>第　　　號。</w:t>
             </w:r>
           </w:p>
         </w:tc>
@@ -706,91 +749,6 @@
                 <w:rFonts w:ascii="標楷體" w:eastAsia="標楷體" w:hAnsi="標楷體" w:cs="Arial Unicode MS"/>
               </w:rPr>
             </w:pPr>
-            <w:r>
-              <w:rPr>
-                <w:noProof/>
-              </w:rPr>
-              <mc:AlternateContent>
-                <mc:Choice Requires="wps">
-                  <w:drawing>
-                    <wp:anchor distT="0" distB="0" distL="114935" distR="114935" simplePos="0" relativeHeight="2" behindDoc="0" locked="0" layoutInCell="0" allowOverlap="1" wp14:anchorId="013ACDD7" wp14:editId="5A63C642">
-                      <wp:simplePos x="0" y="0"/>
-                      <wp:positionH relativeFrom="margin">
-                        <wp:posOffset>-584200</wp:posOffset>
-                      </wp:positionH>
-                      <wp:positionV relativeFrom="paragraph">
-                        <wp:posOffset>-1826895</wp:posOffset>
-                      </wp:positionV>
-                      <wp:extent cx="457200" cy="3086100"/>
-                      <wp:effectExtent l="0" t="0" r="0" b="0"/>
-                      <wp:wrapNone/>
-                      <wp:docPr id="1" name="Frame1"/>
-                      <wp:cNvGraphicFramePr/>
-                      <a:graphic xmlns:a="http://schemas.openxmlformats.org/drawingml/2006/main">
-                        <a:graphicData uri="http://schemas.microsoft.com/office/word/2010/wordprocessingShape">
-                          <wps:wsp>
-                            <wps:cNvSpPr txBox="1"/>
-                            <wps:spPr>
-                              <a:xfrm>
-                                <a:off x="0" y="0"/>
-                                <a:ext cx="457200" cy="3086100"/>
-                              </a:xfrm>
-                              <a:prstGeom prst="rect">
-                                <a:avLst/>
-                              </a:prstGeom>
-                              <a:solidFill>
-                                <a:srgbClr val="FFFFFF">
-                                  <a:alpha val="0"/>
-                                </a:srgbClr>
-                              </a:solidFill>
-                            </wps:spPr>
-                            <wps:txbx>
-                              <w:txbxContent>
-                                <w:p>
-                                  <w:r>
-                                    <w:rPr>
-                                      <w:rFonts w:ascii="標楷體" w:eastAsia="標楷體" w:hAnsi="標楷體"/>
-                                    </w:rPr>
-                                    <w:t>（格式三：本表使用A4紙張印製）</w:t>
-                                  </w:r>
-                                </w:p>
-                              </w:txbxContent>
-                            </wps:txbx>
-                            <wps:bodyPr vert="eaVert" lIns="92075" tIns="46355" rIns="92075" bIns="46355" anchor="t">
-                              <a:noAutofit/>
-                            </wps:bodyPr>
-                          </wps:wsp>
-                        </a:graphicData>
-                      </a:graphic>
-                    </wp:anchor>
-                  </w:drawing>
-                </mc:Choice>
-                <mc:Fallback>
-                  <w:pict>
-                    <v:shapetype w14:anchorId="013ACDD7" id="_x0000_t202" coordsize="21600,21600" o:spt="202" path="m,l,21600r21600,l21600,xe">
-                      <v:stroke joinstyle="miter"/>
-                      <v:path gradientshapeok="t" o:connecttype="rect"/>
-                    </v:shapetype>
-                    <v:shape id="Frame1" o:spid="_x0000_s1026" type="#_x0000_t202" style="position:absolute;left:0;text-align:left;margin-left:-46pt;margin-top:-143.85pt;width:36pt;height:243pt;z-index:2;visibility:visible;mso-wrap-style:square;mso-wrap-distance-left:9.05pt;mso-wrap-distance-top:0;mso-wrap-distance-right:9.05pt;mso-wrap-distance-bottom:0;mso-position-horizontal:absolute;mso-position-horizontal-relative:margin;mso-position-vertical:absolute;mso-position-vertical-relative:text;v-text-anchor:top" o:gfxdata="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" o:allowincell="f" stroked="f">
-                      <v:fill opacity="0"/>
-                      <v:textbox style="layout-flow:vertical-ideographic" inset="7.25pt,3.65pt,7.25pt,3.65pt">
-                        <w:txbxContent>
-                          <w:p>
-                            <w:r>
-                              <w:rPr>
-                                <w:rFonts w:ascii="標楷體" w:eastAsia="標楷體" w:hAnsi="標楷體"/>
-                              </w:rPr>
-                              <w:t>（格式三：本表使用A4紙張印製）</w:t>
-                            </w:r>
-                          </w:p>
-                        </w:txbxContent>
-                      </v:textbox>
-                      <w10:wrap anchorx="margin"/>
-                    </v:shape>
-                  </w:pict>
-                </mc:Fallback>
-              </mc:AlternateContent>
-            </w:r>
             <w:r>
               <w:rPr>
                 <w:rFonts w:ascii="標楷體" w:eastAsia="標楷體" w:hAnsi="標楷體"/>
@@ -1145,8 +1103,8 @@
         <w:trPr>
           <w:gridBefore w:val="1"/>
           <w:gridAfter w:val="1"/>
-          <w:wBefore w:w="220" w:type="dxa"/>
-          <w:wAfter w:w="198" w:type="dxa"/>
+          <w:wBefore w:w="226" w:type="dxa"/>
+          <w:wAfter w:w="192" w:type="dxa"/>
           <w:cantSplit/>
           <w:trHeight w:val="1110"/>
         </w:trPr>
@@ -1274,10 +1232,95 @@
       <w:pPr>
         <w:spacing w:line="360" w:lineRule="exact"/>
       </w:pPr>
+      <w:r>
+        <w:rPr>
+          <w:noProof/>
+        </w:rPr>
+        <mc:AlternateContent>
+          <mc:Choice Requires="wps">
+            <w:drawing>
+              <wp:anchor distT="0" distB="0" distL="114935" distR="114935" simplePos="0" relativeHeight="2" behindDoc="0" locked="0" layoutInCell="0" allowOverlap="1" wp14:anchorId="013ACDD7" wp14:editId="76FA8FC4">
+                <wp:simplePos x="0" y="0"/>
+                <wp:positionH relativeFrom="margin">
+                  <wp:posOffset>-339725</wp:posOffset>
+                </wp:positionH>
+                <wp:positionV relativeFrom="paragraph">
+                  <wp:posOffset>-3762375</wp:posOffset>
+                </wp:positionV>
+                <wp:extent cx="457200" cy="3086100"/>
+                <wp:effectExtent l="0" t="0" r="0" b="0"/>
+                <wp:wrapNone/>
+                <wp:docPr id="1" name="Frame1"/>
+                <wp:cNvGraphicFramePr/>
+                <a:graphic xmlns:a="http://schemas.openxmlformats.org/drawingml/2006/main">
+                  <a:graphicData uri="http://schemas.microsoft.com/office/word/2010/wordprocessingShape">
+                    <wps:wsp>
+                      <wps:cNvSpPr txBox="1"/>
+                      <wps:spPr>
+                        <a:xfrm>
+                          <a:off x="0" y="0"/>
+                          <a:ext cx="457200" cy="3086100"/>
+                        </a:xfrm>
+                        <a:prstGeom prst="rect">
+                          <a:avLst/>
+                        </a:prstGeom>
+                        <a:solidFill>
+                          <a:srgbClr val="FFFFFF">
+                            <a:alpha val="0"/>
+                          </a:srgbClr>
+                        </a:solidFill>
+                      </wps:spPr>
+                      <wps:txbx>
+                        <w:txbxContent>
+                          <w:p>
+                            <w:r>
+                              <w:rPr>
+                                <w:rFonts w:ascii="標楷體" w:eastAsia="標楷體" w:hAnsi="標楷體"/>
+                              </w:rPr>
+                              <w:t>（格式三：本表使用A4紙張印製）</w:t>
+                            </w:r>
+                          </w:p>
+                        </w:txbxContent>
+                      </wps:txbx>
+                      <wps:bodyPr vert="eaVert" lIns="92075" tIns="46355" rIns="92075" bIns="46355" anchor="t">
+                        <a:noAutofit/>
+                      </wps:bodyPr>
+                    </wps:wsp>
+                  </a:graphicData>
+                </a:graphic>
+              </wp:anchor>
+            </w:drawing>
+          </mc:Choice>
+          <mc:Fallback>
+            <w:pict>
+              <v:shapetype w14:anchorId="013ACDD7" id="_x0000_t202" coordsize="21600,21600" o:spt="202" path="m,l,21600r21600,l21600,xe">
+                <v:stroke joinstyle="miter"/>
+                <v:path gradientshapeok="t" o:connecttype="rect"/>
+              </v:shapetype>
+              <v:shape id="Frame1" o:spid="_x0000_s1026" type="#_x0000_t202" style="position:absolute;margin-left:-26.75pt;margin-top:-296.25pt;width:36pt;height:243pt;z-index:2;visibility:visible;mso-wrap-style:square;mso-wrap-distance-left:9.05pt;mso-wrap-distance-top:0;mso-wrap-distance-right:9.05pt;mso-wrap-distance-bottom:0;mso-position-horizontal:absolute;mso-position-horizontal-relative:margin;mso-position-vertical:absolute;mso-position-vertical-relative:text;v-text-anchor:top" o:gfxdata="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" o:allowincell="f" stroked="f">
+                <v:fill opacity="0"/>
+                <v:textbox style="layout-flow:vertical-ideographic" inset="7.25pt,3.65pt,7.25pt,3.65pt">
+                  <w:txbxContent>
+                    <w:p>
+                      <w:r>
+                        <w:rPr>
+                          <w:rFonts w:ascii="標楷體" w:eastAsia="標楷體" w:hAnsi="標楷體"/>
+                        </w:rPr>
+                        <w:t>（格式三：本表使用A4紙張印製）</w:t>
+                      </w:r>
+                    </w:p>
+                  </w:txbxContent>
+                </v:textbox>
+                <w10:wrap anchorx="margin"/>
+              </v:shape>
+            </w:pict>
+          </mc:Fallback>
+        </mc:AlternateContent>
+      </w:r>
     </w:p>
     <w:sectPr>
       <w:pgSz w:w="11906" w:h="16838"/>
-      <w:pgMar w:top="680" w:right="851" w:bottom="567" w:left="851" w:header="0" w:footer="0" w:gutter="0"/>
+      <w:pgMar w:top="680" w:right="851" w:bottom="142" w:left="851" w:header="0" w:footer="0" w:gutter="0"/>
       <w:cols w:space="720"/>
       <w:formProt w:val="0"/>
       <w:docGrid w:type="lines" w:linePitch="360"/>

--- a/支出科目分攤表範本.docx
+++ b/支出科目分攤表範本.docx
@@ -4,8 +4,7 @@
   <w:body>
     <w:tbl>
       <w:tblPr>
-        <w:tblW w:w="9778" w:type="dxa"/>
-        <w:tblInd w:w="284" w:type="dxa"/>
+        <w:tblW w:w="10165" w:type="dxa"/>
         <w:tblLayout w:type="fixed"/>
         <w:tblCellMar>
           <w:left w:w="0" w:type="dxa"/>
@@ -14,20 +13,20 @@
         <w:tblLook w:val="04A0" w:firstRow="1" w:lastRow="0" w:firstColumn="1" w:lastColumn="0" w:noHBand="0" w:noVBand="1"/>
       </w:tblPr>
       <w:tblGrid>
-        <w:gridCol w:w="226"/>
-        <w:gridCol w:w="1514"/>
-        <w:gridCol w:w="547"/>
-        <w:gridCol w:w="99"/>
-        <w:gridCol w:w="914"/>
-        <w:gridCol w:w="1066"/>
-        <w:gridCol w:w="68"/>
-        <w:gridCol w:w="141"/>
-        <w:gridCol w:w="1134"/>
-        <w:gridCol w:w="851"/>
-        <w:gridCol w:w="146"/>
-        <w:gridCol w:w="941"/>
-        <w:gridCol w:w="1939"/>
-        <w:gridCol w:w="192"/>
+        <w:gridCol w:w="228"/>
+        <w:gridCol w:w="1615"/>
+        <w:gridCol w:w="549"/>
+        <w:gridCol w:w="101"/>
+        <w:gridCol w:w="1051"/>
+        <w:gridCol w:w="1071"/>
+        <w:gridCol w:w="205"/>
+        <w:gridCol w:w="142"/>
+        <w:gridCol w:w="1133"/>
+        <w:gridCol w:w="852"/>
+        <w:gridCol w:w="148"/>
+        <w:gridCol w:w="939"/>
+        <w:gridCol w:w="1941"/>
+        <w:gridCol w:w="190"/>
       </w:tblGrid>
       <w:tr>
         <w:trPr>
@@ -35,7 +34,7 @@
         </w:trPr>
         <w:tc>
           <w:tcPr>
-            <w:tcW w:w="9778" w:type="dxa"/>
+            <w:tcW w:w="10165" w:type="dxa"/>
             <w:gridSpan w:val="14"/>
             <w:vAlign w:val="bottom"/>
           </w:tcPr>
@@ -64,7 +63,7 @@
         </w:trPr>
         <w:tc>
           <w:tcPr>
-            <w:tcW w:w="9778" w:type="dxa"/>
+            <w:tcW w:w="10165" w:type="dxa"/>
             <w:gridSpan w:val="14"/>
             <w:vAlign w:val="bottom"/>
           </w:tcPr>
@@ -93,7 +92,7 @@
         </w:trPr>
         <w:tc>
           <w:tcPr>
-            <w:tcW w:w="9778" w:type="dxa"/>
+            <w:tcW w:w="10165" w:type="dxa"/>
             <w:gridSpan w:val="14"/>
             <w:tcBorders>
               <w:bottom w:val="single" w:sz="4" w:space="0" w:color="000000"/>
@@ -159,7 +158,7 @@
         </w:trPr>
         <w:tc>
           <w:tcPr>
-            <w:tcW w:w="2287" w:type="dxa"/>
+            <w:tcW w:w="2392" w:type="dxa"/>
             <w:gridSpan w:val="3"/>
             <w:tcBorders>
               <w:top w:val="single" w:sz="4" w:space="0" w:color="000000"/>
@@ -193,7 +192,7 @@
         </w:tc>
         <w:tc>
           <w:tcPr>
-            <w:tcW w:w="2288" w:type="dxa"/>
+            <w:tcW w:w="2570" w:type="dxa"/>
             <w:gridSpan w:val="5"/>
             <w:tcBorders>
               <w:top w:val="single" w:sz="4" w:space="0" w:color="000000"/>
@@ -270,7 +269,7 @@
         </w:trPr>
         <w:tc>
           <w:tcPr>
-            <w:tcW w:w="4434" w:type="dxa"/>
+            <w:tcW w:w="4820" w:type="dxa"/>
             <w:gridSpan w:val="7"/>
             <w:tcBorders>
               <w:left w:val="single" w:sz="4" w:space="0" w:color="000000"/>
@@ -389,7 +388,7 @@
         </w:trPr>
         <w:tc>
           <w:tcPr>
-            <w:tcW w:w="1740" w:type="dxa"/>
+            <w:tcW w:w="1843" w:type="dxa"/>
             <w:gridSpan w:val="2"/>
             <w:tcBorders>
               <w:top w:val="single" w:sz="4" w:space="0" w:color="000000"/>
@@ -417,7 +416,7 @@
         </w:tc>
         <w:tc>
           <w:tcPr>
-            <w:tcW w:w="1560" w:type="dxa"/>
+            <w:tcW w:w="1701" w:type="dxa"/>
             <w:gridSpan w:val="3"/>
             <w:tcBorders>
               <w:top w:val="single" w:sz="4" w:space="0" w:color="000000"/>
@@ -441,7 +440,7 @@
         </w:tc>
         <w:tc>
           <w:tcPr>
-            <w:tcW w:w="1134" w:type="dxa"/>
+            <w:tcW w:w="1276" w:type="dxa"/>
             <w:gridSpan w:val="2"/>
             <w:tcBorders>
               <w:top w:val="single" w:sz="4" w:space="0" w:color="000000"/>
@@ -544,7 +543,7 @@
         </w:trPr>
         <w:tc>
           <w:tcPr>
-            <w:tcW w:w="1740" w:type="dxa"/>
+            <w:tcW w:w="1843" w:type="dxa"/>
             <w:gridSpan w:val="2"/>
             <w:tcBorders>
               <w:left w:val="single" w:sz="4" w:space="0" w:color="000000"/>
@@ -571,7 +570,7 @@
         </w:tc>
         <w:tc>
           <w:tcPr>
-            <w:tcW w:w="1560" w:type="dxa"/>
+            <w:tcW w:w="1701" w:type="dxa"/>
             <w:gridSpan w:val="3"/>
             <w:vMerge w:val="restart"/>
             <w:tcBorders>
@@ -592,7 +591,7 @@
         </w:tc>
         <w:tc>
           <w:tcPr>
-            <w:tcW w:w="1134" w:type="dxa"/>
+            <w:tcW w:w="1276" w:type="dxa"/>
             <w:gridSpan w:val="2"/>
             <w:tcBorders>
               <w:bottom w:val="single" w:sz="4" w:space="0" w:color="000000"/>
@@ -732,7 +731,7 @@
         </w:trPr>
         <w:tc>
           <w:tcPr>
-            <w:tcW w:w="1740" w:type="dxa"/>
+            <w:tcW w:w="1843" w:type="dxa"/>
             <w:gridSpan w:val="2"/>
             <w:tcBorders>
               <w:left w:val="single" w:sz="4" w:space="0" w:color="000000"/>
@@ -759,7 +758,7 @@
         </w:tc>
         <w:tc>
           <w:tcPr>
-            <w:tcW w:w="1560" w:type="dxa"/>
+            <w:tcW w:w="1701" w:type="dxa"/>
             <w:gridSpan w:val="3"/>
             <w:vMerge/>
             <w:tcBorders>
@@ -780,7 +779,7 @@
         </w:tc>
         <w:tc>
           <w:tcPr>
-            <w:tcW w:w="1134" w:type="dxa"/>
+            <w:tcW w:w="1276" w:type="dxa"/>
             <w:gridSpan w:val="2"/>
             <w:tcBorders>
               <w:bottom w:val="single" w:sz="4" w:space="0" w:color="000000"/>
@@ -872,7 +871,7 @@
         </w:trPr>
         <w:tc>
           <w:tcPr>
-            <w:tcW w:w="1740" w:type="dxa"/>
+            <w:tcW w:w="1843" w:type="dxa"/>
             <w:gridSpan w:val="2"/>
             <w:tcBorders>
               <w:left w:val="single" w:sz="4" w:space="0" w:color="000000"/>
@@ -899,7 +898,7 @@
         </w:tc>
         <w:tc>
           <w:tcPr>
-            <w:tcW w:w="1560" w:type="dxa"/>
+            <w:tcW w:w="1701" w:type="dxa"/>
             <w:gridSpan w:val="3"/>
             <w:vMerge/>
             <w:tcBorders>
@@ -921,7 +920,7 @@
         </w:tc>
         <w:tc>
           <w:tcPr>
-            <w:tcW w:w="1134" w:type="dxa"/>
+            <w:tcW w:w="1276" w:type="dxa"/>
             <w:gridSpan w:val="2"/>
             <w:tcBorders>
               <w:bottom w:val="single" w:sz="4" w:space="0" w:color="000000"/>
@@ -1013,7 +1012,7 @@
         </w:trPr>
         <w:tc>
           <w:tcPr>
-            <w:tcW w:w="1740" w:type="dxa"/>
+            <w:tcW w:w="1843" w:type="dxa"/>
             <w:gridSpan w:val="2"/>
             <w:tcBorders>
               <w:top w:val="single" w:sz="4" w:space="0" w:color="000000"/>
@@ -1049,7 +1048,7 @@
         </w:tc>
         <w:tc>
           <w:tcPr>
-            <w:tcW w:w="5907" w:type="dxa"/>
+            <w:tcW w:w="6191" w:type="dxa"/>
             <w:gridSpan w:val="10"/>
             <w:tcBorders>
               <w:top w:val="single" w:sz="4" w:space="0" w:color="000000"/>
@@ -1103,14 +1102,14 @@
         <w:trPr>
           <w:gridBefore w:val="1"/>
           <w:gridAfter w:val="1"/>
-          <w:wBefore w:w="226" w:type="dxa"/>
-          <w:wAfter w:w="192" w:type="dxa"/>
+          <w:wBefore w:w="228" w:type="dxa"/>
+          <w:wAfter w:w="190" w:type="dxa"/>
           <w:cantSplit/>
           <w:trHeight w:val="1110"/>
         </w:trPr>
         <w:tc>
           <w:tcPr>
-            <w:tcW w:w="2160" w:type="dxa"/>
+            <w:tcW w:w="2265" w:type="dxa"/>
             <w:gridSpan w:val="3"/>
             <w:vAlign w:val="center"/>
           </w:tcPr>
@@ -1132,7 +1131,7 @@
         </w:tc>
         <w:tc>
           <w:tcPr>
-            <w:tcW w:w="1980" w:type="dxa"/>
+            <w:tcW w:w="2122" w:type="dxa"/>
             <w:gridSpan w:val="2"/>
             <w:vAlign w:val="center"/>
           </w:tcPr>
@@ -1154,7 +1153,7 @@
         </w:tc>
         <w:tc>
           <w:tcPr>
-            <w:tcW w:w="2340" w:type="dxa"/>
+            <w:tcW w:w="2480" w:type="dxa"/>
             <w:gridSpan w:val="5"/>
             <w:vAlign w:val="center"/>
           </w:tcPr>
@@ -1232,91 +1231,6 @@
       <w:pPr>
         <w:spacing w:line="360" w:lineRule="exact"/>
       </w:pPr>
-      <w:r>
-        <w:rPr>
-          <w:noProof/>
-        </w:rPr>
-        <mc:AlternateContent>
-          <mc:Choice Requires="wps">
-            <w:drawing>
-              <wp:anchor distT="0" distB="0" distL="114935" distR="114935" simplePos="0" relativeHeight="2" behindDoc="0" locked="0" layoutInCell="0" allowOverlap="1" wp14:anchorId="013ACDD7" wp14:editId="76FA8FC4">
-                <wp:simplePos x="0" y="0"/>
-                <wp:positionH relativeFrom="margin">
-                  <wp:posOffset>-339725</wp:posOffset>
-                </wp:positionH>
-                <wp:positionV relativeFrom="paragraph">
-                  <wp:posOffset>-3762375</wp:posOffset>
-                </wp:positionV>
-                <wp:extent cx="457200" cy="3086100"/>
-                <wp:effectExtent l="0" t="0" r="0" b="0"/>
-                <wp:wrapNone/>
-                <wp:docPr id="1" name="Frame1"/>
-                <wp:cNvGraphicFramePr/>
-                <a:graphic xmlns:a="http://schemas.openxmlformats.org/drawingml/2006/main">
-                  <a:graphicData uri="http://schemas.microsoft.com/office/word/2010/wordprocessingShape">
-                    <wps:wsp>
-                      <wps:cNvSpPr txBox="1"/>
-                      <wps:spPr>
-                        <a:xfrm>
-                          <a:off x="0" y="0"/>
-                          <a:ext cx="457200" cy="3086100"/>
-                        </a:xfrm>
-                        <a:prstGeom prst="rect">
-                          <a:avLst/>
-                        </a:prstGeom>
-                        <a:solidFill>
-                          <a:srgbClr val="FFFFFF">
-                            <a:alpha val="0"/>
-                          </a:srgbClr>
-                        </a:solidFill>
-                      </wps:spPr>
-                      <wps:txbx>
-                        <w:txbxContent>
-                          <w:p>
-                            <w:r>
-                              <w:rPr>
-                                <w:rFonts w:ascii="標楷體" w:eastAsia="標楷體" w:hAnsi="標楷體"/>
-                              </w:rPr>
-                              <w:t>（格式三：本表使用A4紙張印製）</w:t>
-                            </w:r>
-                          </w:p>
-                        </w:txbxContent>
-                      </wps:txbx>
-                      <wps:bodyPr vert="eaVert" lIns="92075" tIns="46355" rIns="92075" bIns="46355" anchor="t">
-                        <a:noAutofit/>
-                      </wps:bodyPr>
-                    </wps:wsp>
-                  </a:graphicData>
-                </a:graphic>
-              </wp:anchor>
-            </w:drawing>
-          </mc:Choice>
-          <mc:Fallback>
-            <w:pict>
-              <v:shapetype w14:anchorId="013ACDD7" id="_x0000_t202" coordsize="21600,21600" o:spt="202" path="m,l,21600r21600,l21600,xe">
-                <v:stroke joinstyle="miter"/>
-                <v:path gradientshapeok="t" o:connecttype="rect"/>
-              </v:shapetype>
-              <v:shape id="Frame1" o:spid="_x0000_s1026" type="#_x0000_t202" style="position:absolute;margin-left:-26.75pt;margin-top:-296.25pt;width:36pt;height:243pt;z-index:2;visibility:visible;mso-wrap-style:square;mso-wrap-distance-left:9.05pt;mso-wrap-distance-top:0;mso-wrap-distance-right:9.05pt;mso-wrap-distance-bottom:0;mso-position-horizontal:absolute;mso-position-horizontal-relative:margin;mso-position-vertical:absolute;mso-position-vertical-relative:text;v-text-anchor:top" o:gfxdata="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" o:allowincell="f" stroked="f">
-                <v:fill opacity="0"/>
-                <v:textbox style="layout-flow:vertical-ideographic" inset="7.25pt,3.65pt,7.25pt,3.65pt">
-                  <w:txbxContent>
-                    <w:p>
-                      <w:r>
-                        <w:rPr>
-                          <w:rFonts w:ascii="標楷體" w:eastAsia="標楷體" w:hAnsi="標楷體"/>
-                        </w:rPr>
-                        <w:t>（格式三：本表使用A4紙張印製）</w:t>
-                      </w:r>
-                    </w:p>
-                  </w:txbxContent>
-                </v:textbox>
-                <w10:wrap anchorx="margin"/>
-              </v:shape>
-            </w:pict>
-          </mc:Fallback>
-        </mc:AlternateContent>
-      </w:r>
     </w:p>
     <w:sectPr>
       <w:pgSz w:w="11906" w:h="16838"/>

--- a/支出科目分攤表範本.docx
+++ b/支出科目分攤表範本.docx
@@ -1,6 +1,6 @@
 
 <file path=word/document.xml><?xml version="1.0" encoding="utf-8"?>
-<w:document xmlns:wpc="http://schemas.microsoft.com/office/word/2010/wordprocessingCanvas" xmlns:cx="http://schemas.microsoft.com/office/drawing/2014/chartex" xmlns:cx1="http://schemas.microsoft.com/office/drawing/2015/9/8/chartex" xmlns:cx2="http://schemas.microsoft.com/office/drawing/2015/10/21/chartex" xmlns:cx3="http://schemas.microsoft.com/office/drawing/2016/5/9/chartex" xmlns:cx4="http://schemas.microsoft.com/office/drawing/2016/5/10/chartex" xmlns:cx5="http://schemas.microsoft.com/office/drawing/2016/5/11/chartex" xmlns:cx6="http://schemas.microsoft.com/office/drawing/2016/5/12/chartex" xmlns:cx7="http://schemas.microsoft.com/office/drawing/2016/5/13/chartex" xmlns:cx8="http://schemas.microsoft.com/office/drawing/2016/5/14/chartex" xmlns:mc="http://schemas.openxmlformats.org/markup-compatibility/2006" xmlns:aink="http://schemas.microsoft.com/office/drawing/2016/ink" xmlns:am3d="http://schemas.microsoft.com/office/drawing/2017/model3d" xmlns:o="urn:schemas-microsoft-com:office:office" xmlns:oel="http://schemas.microsoft.com/office/2019/extlst" xmlns:r="http://schemas.openxmlformats.org/officeDocument/2006/relationships" xmlns:m="http://schemas.openxmlformats.org/officeDocument/2006/math" xmlns:v="urn:schemas-microsoft-com:vml" xmlns:wp14="http://schemas.microsoft.com/office/word/2010/wordprocessingDrawing" xmlns:wp="http://schemas.openxmlformats.org/drawingml/2006/wordprocessingDrawing" xmlns:w10="urn:schemas-microsoft-com:office:word" xmlns:w="http://schemas.openxmlformats.org/wordprocessingml/2006/main" xmlns:w14="http://schemas.microsoft.com/office/word/2010/wordml" xmlns:w15="http://schemas.microsoft.com/office/word/2012/wordml" xmlns:w16cex="http://schemas.microsoft.com/office/word/2018/wordml/cex" xmlns:w16cid="http://schemas.microsoft.com/office/word/2016/wordml/cid" xmlns:w16="http://schemas.microsoft.com/office/word/2018/wordml" xmlns:w16du="http://schemas.microsoft.com/office/word/2023/wordml/word16du" xmlns:w16sdtdh="http://schemas.microsoft.com/office/word/2020/wordml/sdtdatahash" xmlns:w16sdtfl="http://schemas.microsoft.com/office/word/2024/wordml/sdtformatlock" xmlns:w16se="http://schemas.microsoft.com/office/word/2015/wordml/symex" xmlns:wpg="http://schemas.microsoft.com/office/word/2010/wordprocessingGroup" xmlns:wpi="http://schemas.microsoft.com/office/word/2010/wordprocessingInk" xmlns:wne="http://schemas.microsoft.com/office/word/2006/wordml" xmlns:wps="http://schemas.microsoft.com/office/word/2010/wordprocessingShape" mc:Ignorable="w14 w15 w16se w16cid w16 w16cex w16sdtdh w16sdtfl w16du wp14">
+<w:document xmlns:wpc="http://schemas.microsoft.com/office/word/2010/wordprocessingCanvas" xmlns:cx="http://schemas.microsoft.com/office/drawing/2014/chartex" xmlns:cx1="http://schemas.microsoft.com/office/drawing/2015/9/8/chartex" xmlns:cx2="http://schemas.microsoft.com/office/drawing/2015/10/21/chartex" xmlns:cx3="http://schemas.microsoft.com/office/drawing/2016/5/9/chartex" xmlns:cx4="http://schemas.microsoft.com/office/drawing/2016/5/10/chartex" xmlns:cx5="http://schemas.microsoft.com/office/drawing/2016/5/11/chartex" xmlns:cx6="http://schemas.microsoft.com/office/drawing/2016/5/12/chartex" xmlns:cx7="http://schemas.microsoft.com/office/drawing/2016/5/13/chartex" xmlns:cx8="http://schemas.microsoft.com/office/drawing/2016/5/14/chartex" xmlns:mc="http://schemas.openxmlformats.org/markup-compatibility/2006" xmlns:aink="http://schemas.microsoft.com/office/drawing/2016/ink" xmlns:am3d="http://schemas.microsoft.com/office/drawing/2017/model3d" xmlns:o="urn:schemas-microsoft-com:office:office" xmlns:r="http://schemas.openxmlformats.org/officeDocument/2006/relationships" xmlns:m="http://schemas.openxmlformats.org/officeDocument/2006/math" xmlns:v="urn:schemas-microsoft-com:vml" xmlns:wp14="http://schemas.microsoft.com/office/word/2010/wordprocessingDrawing" xmlns:wp="http://schemas.openxmlformats.org/drawingml/2006/wordprocessingDrawing" xmlns:w10="urn:schemas-microsoft-com:office:word" xmlns:w="http://schemas.openxmlformats.org/wordprocessingml/2006/main" xmlns:w14="http://schemas.microsoft.com/office/word/2010/wordml" xmlns:w15="http://schemas.microsoft.com/office/word/2012/wordml" xmlns:w16cex="http://schemas.microsoft.com/office/word/2018/wordml/cex" xmlns:w16cid="http://schemas.microsoft.com/office/word/2016/wordml/cid" xmlns:w16="http://schemas.microsoft.com/office/word/2018/wordml" xmlns:w16sdtdh="http://schemas.microsoft.com/office/word/2020/wordml/sdtdatahash" xmlns:w16se="http://schemas.microsoft.com/office/word/2015/wordml/symex" xmlns:wpg="http://schemas.microsoft.com/office/word/2010/wordprocessingGroup" xmlns:wpi="http://schemas.microsoft.com/office/word/2010/wordprocessingInk" xmlns:wne="http://schemas.microsoft.com/office/word/2006/wordml" xmlns:wps="http://schemas.microsoft.com/office/word/2010/wordprocessingShape" mc:Ignorable="w14 w15 w16se w16cid w16 w16cex w16sdtdh wp14">
   <w:body>
     <w:tbl>
       <w:tblPr>
@@ -560,12 +560,6 @@
                 <w:rFonts w:ascii="標楷體" w:eastAsia="標楷體" w:hAnsi="標楷體" w:cs="Arial Unicode MS"/>
               </w:rPr>
             </w:pPr>
-            <w:r>
-              <w:rPr>
-                <w:rFonts w:ascii="標楷體" w:eastAsia="標楷體" w:hAnsi="標楷體"/>
-              </w:rPr>
-              <w:t xml:space="preserve">　</w:t>
-            </w:r>
           </w:p>
         </w:tc>
         <w:tc>
@@ -602,7 +596,7 @@
           <w:p>
             <w:pPr>
               <w:snapToGrid w:val="0"/>
-              <w:jc w:val="both"/>
+              <w:jc w:val="center"/>
               <w:rPr>
                 <w:rFonts w:ascii="標楷體" w:eastAsia="標楷體" w:hAnsi="標楷體" w:cs="Arial Unicode MS"/>
                 <w:color w:val="002060"/>
@@ -624,7 +618,7 @@
           <w:p>
             <w:pPr>
               <w:snapToGrid w:val="0"/>
-              <w:jc w:val="both"/>
+              <w:jc w:val="center"/>
               <w:rPr>
                 <w:rFonts w:ascii="標楷體" w:eastAsia="標楷體" w:hAnsi="標楷體" w:cs="Arial Unicode MS"/>
                 <w:color w:val="002060"/>
@@ -748,12 +742,6 @@
                 <w:rFonts w:ascii="標楷體" w:eastAsia="標楷體" w:hAnsi="標楷體" w:cs="Arial Unicode MS"/>
               </w:rPr>
             </w:pPr>
-            <w:r>
-              <w:rPr>
-                <w:rFonts w:ascii="標楷體" w:eastAsia="標楷體" w:hAnsi="標楷體"/>
-              </w:rPr>
-              <w:t xml:space="preserve">　</w:t>
-            </w:r>
           </w:p>
         </w:tc>
         <w:tc>
@@ -790,7 +778,7 @@
           <w:p>
             <w:pPr>
               <w:snapToGrid w:val="0"/>
-              <w:jc w:val="both"/>
+              <w:jc w:val="center"/>
               <w:rPr>
                 <w:rFonts w:ascii="標楷體" w:eastAsia="標楷體" w:hAnsi="標楷體" w:cs="Arial Unicode MS"/>
                 <w:color w:val="002060"/>
@@ -812,7 +800,7 @@
           <w:p>
             <w:pPr>
               <w:snapToGrid w:val="0"/>
-              <w:jc w:val="both"/>
+              <w:jc w:val="center"/>
               <w:rPr>
                 <w:rFonts w:ascii="標楷體" w:eastAsia="標楷體" w:hAnsi="標楷體" w:cs="Arial Unicode MS"/>
                 <w:color w:val="002060"/>
@@ -888,12 +876,6 @@
                 <w:rFonts w:ascii="標楷體" w:eastAsia="標楷體" w:hAnsi="標楷體" w:cs="Arial Unicode MS"/>
               </w:rPr>
             </w:pPr>
-            <w:r>
-              <w:rPr>
-                <w:rFonts w:ascii="標楷體" w:eastAsia="標楷體" w:hAnsi="標楷體"/>
-              </w:rPr>
-              <w:t xml:space="preserve">　</w:t>
-            </w:r>
           </w:p>
         </w:tc>
         <w:tc>
@@ -931,7 +913,7 @@
           <w:p>
             <w:pPr>
               <w:snapToGrid w:val="0"/>
-              <w:jc w:val="both"/>
+              <w:jc w:val="center"/>
               <w:rPr>
                 <w:rFonts w:ascii="標楷體" w:eastAsia="標楷體" w:hAnsi="標楷體" w:cs="Arial Unicode MS"/>
                 <w:color w:val="002060"/>
@@ -953,7 +935,7 @@
           <w:p>
             <w:pPr>
               <w:snapToGrid w:val="0"/>
-              <w:jc w:val="both"/>
+              <w:jc w:val="center"/>
               <w:rPr>
                 <w:rFonts w:ascii="標楷體" w:eastAsia="標楷體" w:hAnsi="標楷體" w:cs="Arial Unicode MS"/>
                 <w:color w:val="002060"/>
@@ -1244,7 +1226,7 @@
 </file>
 
 <file path=word/endnotes.xml><?xml version="1.0" encoding="utf-8"?>
-<w:endnotes xmlns:wpc="http://schemas.microsoft.com/office/word/2010/wordprocessingCanvas" xmlns:cx="http://schemas.microsoft.com/office/drawing/2014/chartex" xmlns:cx1="http://schemas.microsoft.com/office/drawing/2015/9/8/chartex" xmlns:cx2="http://schemas.microsoft.com/office/drawing/2015/10/21/chartex" xmlns:cx3="http://schemas.microsoft.com/office/drawing/2016/5/9/chartex" xmlns:cx4="http://schemas.microsoft.com/office/drawing/2016/5/10/chartex" xmlns:cx5="http://schemas.microsoft.com/office/drawing/2016/5/11/chartex" xmlns:cx6="http://schemas.microsoft.com/office/drawing/2016/5/12/chartex" xmlns:cx7="http://schemas.microsoft.com/office/drawing/2016/5/13/chartex" xmlns:cx8="http://schemas.microsoft.com/office/drawing/2016/5/14/chartex" xmlns:mc="http://schemas.openxmlformats.org/markup-compatibility/2006" xmlns:aink="http://schemas.microsoft.com/office/drawing/2016/ink" xmlns:am3d="http://schemas.microsoft.com/office/drawing/2017/model3d" xmlns:o="urn:schemas-microsoft-com:office:office" xmlns:oel="http://schemas.microsoft.com/office/2019/extlst" xmlns:r="http://schemas.openxmlformats.org/officeDocument/2006/relationships" xmlns:m="http://schemas.openxmlformats.org/officeDocument/2006/math" xmlns:v="urn:schemas-microsoft-com:vml" xmlns:wp14="http://schemas.microsoft.com/office/word/2010/wordprocessingDrawing" xmlns:wp="http://schemas.openxmlformats.org/drawingml/2006/wordprocessingDrawing" xmlns:w10="urn:schemas-microsoft-com:office:word" xmlns:w="http://schemas.openxmlformats.org/wordprocessingml/2006/main" xmlns:w14="http://schemas.microsoft.com/office/word/2010/wordml" xmlns:w15="http://schemas.microsoft.com/office/word/2012/wordml" xmlns:w16cex="http://schemas.microsoft.com/office/word/2018/wordml/cex" xmlns:w16cid="http://schemas.microsoft.com/office/word/2016/wordml/cid" xmlns:w16="http://schemas.microsoft.com/office/word/2018/wordml" xmlns:w16du="http://schemas.microsoft.com/office/word/2023/wordml/word16du" xmlns:w16sdtdh="http://schemas.microsoft.com/office/word/2020/wordml/sdtdatahash" xmlns:w16sdtfl="http://schemas.microsoft.com/office/word/2024/wordml/sdtformatlock" xmlns:w16se="http://schemas.microsoft.com/office/word/2015/wordml/symex" xmlns:wpg="http://schemas.microsoft.com/office/word/2010/wordprocessingGroup" xmlns:wpi="http://schemas.microsoft.com/office/word/2010/wordprocessingInk" xmlns:wne="http://schemas.microsoft.com/office/word/2006/wordml" xmlns:wps="http://schemas.microsoft.com/office/word/2010/wordprocessingShape" mc:Ignorable="w14 w15 w16se w16cid w16 w16cex w16sdtdh w16sdtfl w16du wp14">
+<w:endnotes xmlns:wpc="http://schemas.microsoft.com/office/word/2010/wordprocessingCanvas" xmlns:cx="http://schemas.microsoft.com/office/drawing/2014/chartex" xmlns:cx1="http://schemas.microsoft.com/office/drawing/2015/9/8/chartex" xmlns:cx2="http://schemas.microsoft.com/office/drawing/2015/10/21/chartex" xmlns:cx3="http://schemas.microsoft.com/office/drawing/2016/5/9/chartex" xmlns:cx4="http://schemas.microsoft.com/office/drawing/2016/5/10/chartex" xmlns:cx5="http://schemas.microsoft.com/office/drawing/2016/5/11/chartex" xmlns:cx6="http://schemas.microsoft.com/office/drawing/2016/5/12/chartex" xmlns:cx7="http://schemas.microsoft.com/office/drawing/2016/5/13/chartex" xmlns:cx8="http://schemas.microsoft.com/office/drawing/2016/5/14/chartex" xmlns:mc="http://schemas.openxmlformats.org/markup-compatibility/2006" xmlns:aink="http://schemas.microsoft.com/office/drawing/2016/ink" xmlns:am3d="http://schemas.microsoft.com/office/drawing/2017/model3d" xmlns:o="urn:schemas-microsoft-com:office:office" xmlns:r="http://schemas.openxmlformats.org/officeDocument/2006/relationships" xmlns:m="http://schemas.openxmlformats.org/officeDocument/2006/math" xmlns:v="urn:schemas-microsoft-com:vml" xmlns:wp14="http://schemas.microsoft.com/office/word/2010/wordprocessingDrawing" xmlns:wp="http://schemas.openxmlformats.org/drawingml/2006/wordprocessingDrawing" xmlns:w10="urn:schemas-microsoft-com:office:word" xmlns:w="http://schemas.openxmlformats.org/wordprocessingml/2006/main" xmlns:w14="http://schemas.microsoft.com/office/word/2010/wordml" xmlns:w15="http://schemas.microsoft.com/office/word/2012/wordml" xmlns:w16cex="http://schemas.microsoft.com/office/word/2018/wordml/cex" xmlns:w16cid="http://schemas.microsoft.com/office/word/2016/wordml/cid" xmlns:w16="http://schemas.microsoft.com/office/word/2018/wordml" xmlns:w16sdtdh="http://schemas.microsoft.com/office/word/2020/wordml/sdtdatahash" xmlns:w16se="http://schemas.microsoft.com/office/word/2015/wordml/symex" xmlns:wpg="http://schemas.microsoft.com/office/word/2010/wordprocessingGroup" xmlns:wpi="http://schemas.microsoft.com/office/word/2010/wordprocessingInk" xmlns:wne="http://schemas.microsoft.com/office/word/2006/wordml" xmlns:wps="http://schemas.microsoft.com/office/word/2010/wordprocessingShape" mc:Ignorable="w14 w15 w16se w16cid w16 w16cex w16sdtdh wp14">
   <w:endnote w:type="separator" w:id="-1">
     <w:p>
       <w:r>
@@ -1263,7 +1245,7 @@
 </file>
 
 <file path=word/footnotes.xml><?xml version="1.0" encoding="utf-8"?>
-<w:footnotes xmlns:wpc="http://schemas.microsoft.com/office/word/2010/wordprocessingCanvas" xmlns:cx="http://schemas.microsoft.com/office/drawing/2014/chartex" xmlns:cx1="http://schemas.microsoft.com/office/drawing/2015/9/8/chartex" xmlns:cx2="http://schemas.microsoft.com/office/drawing/2015/10/21/chartex" xmlns:cx3="http://schemas.microsoft.com/office/drawing/2016/5/9/chartex" xmlns:cx4="http://schemas.microsoft.com/office/drawing/2016/5/10/chartex" xmlns:cx5="http://schemas.microsoft.com/office/drawing/2016/5/11/chartex" xmlns:cx6="http://schemas.microsoft.com/office/drawing/2016/5/12/chartex" xmlns:cx7="http://schemas.microsoft.com/office/drawing/2016/5/13/chartex" xmlns:cx8="http://schemas.microsoft.com/office/drawing/2016/5/14/chartex" xmlns:mc="http://schemas.openxmlformats.org/markup-compatibility/2006" xmlns:aink="http://schemas.microsoft.com/office/drawing/2016/ink" xmlns:am3d="http://schemas.microsoft.com/office/drawing/2017/model3d" xmlns:o="urn:schemas-microsoft-com:office:office" xmlns:oel="http://schemas.microsoft.com/office/2019/extlst" xmlns:r="http://schemas.openxmlformats.org/officeDocument/2006/relationships" xmlns:m="http://schemas.openxmlformats.org/officeDocument/2006/math" xmlns:v="urn:schemas-microsoft-com:vml" xmlns:wp14="http://schemas.microsoft.com/office/word/2010/wordprocessingDrawing" xmlns:wp="http://schemas.openxmlformats.org/drawingml/2006/wordprocessingDrawing" xmlns:w10="urn:schemas-microsoft-com:office:word" xmlns:w="http://schemas.openxmlformats.org/wordprocessingml/2006/main" xmlns:w14="http://schemas.microsoft.com/office/word/2010/wordml" xmlns:w15="http://schemas.microsoft.com/office/word/2012/wordml" xmlns:w16cex="http://schemas.microsoft.com/office/word/2018/wordml/cex" xmlns:w16cid="http://schemas.microsoft.com/office/word/2016/wordml/cid" xmlns:w16="http://schemas.microsoft.com/office/word/2018/wordml" xmlns:w16du="http://schemas.microsoft.com/office/word/2023/wordml/word16du" xmlns:w16sdtdh="http://schemas.microsoft.com/office/word/2020/wordml/sdtdatahash" xmlns:w16sdtfl="http://schemas.microsoft.com/office/word/2024/wordml/sdtformatlock" xmlns:w16se="http://schemas.microsoft.com/office/word/2015/wordml/symex" xmlns:wpg="http://schemas.microsoft.com/office/word/2010/wordprocessingGroup" xmlns:wpi="http://schemas.microsoft.com/office/word/2010/wordprocessingInk" xmlns:wne="http://schemas.microsoft.com/office/word/2006/wordml" xmlns:wps="http://schemas.microsoft.com/office/word/2010/wordprocessingShape" mc:Ignorable="w14 w15 w16se w16cid w16 w16cex w16sdtdh w16sdtfl w16du wp14">
+<w:footnotes xmlns:wpc="http://schemas.microsoft.com/office/word/2010/wordprocessingCanvas" xmlns:cx="http://schemas.microsoft.com/office/drawing/2014/chartex" xmlns:cx1="http://schemas.microsoft.com/office/drawing/2015/9/8/chartex" xmlns:cx2="http://schemas.microsoft.com/office/drawing/2015/10/21/chartex" xmlns:cx3="http://schemas.microsoft.com/office/drawing/2016/5/9/chartex" xmlns:cx4="http://schemas.microsoft.com/office/drawing/2016/5/10/chartex" xmlns:cx5="http://schemas.microsoft.com/office/drawing/2016/5/11/chartex" xmlns:cx6="http://schemas.microsoft.com/office/drawing/2016/5/12/chartex" xmlns:cx7="http://schemas.microsoft.com/office/drawing/2016/5/13/chartex" xmlns:cx8="http://schemas.microsoft.com/office/drawing/2016/5/14/chartex" xmlns:mc="http://schemas.openxmlformats.org/markup-compatibility/2006" xmlns:aink="http://schemas.microsoft.com/office/drawing/2016/ink" xmlns:am3d="http://schemas.microsoft.com/office/drawing/2017/model3d" xmlns:o="urn:schemas-microsoft-com:office:office" xmlns:r="http://schemas.openxmlformats.org/officeDocument/2006/relationships" xmlns:m="http://schemas.openxmlformats.org/officeDocument/2006/math" xmlns:v="urn:schemas-microsoft-com:vml" xmlns:wp14="http://schemas.microsoft.com/office/word/2010/wordprocessingDrawing" xmlns:wp="http://schemas.openxmlformats.org/drawingml/2006/wordprocessingDrawing" xmlns:w10="urn:schemas-microsoft-com:office:word" xmlns:w="http://schemas.openxmlformats.org/wordprocessingml/2006/main" xmlns:w14="http://schemas.microsoft.com/office/word/2010/wordml" xmlns:w15="http://schemas.microsoft.com/office/word/2012/wordml" xmlns:w16cex="http://schemas.microsoft.com/office/word/2018/wordml/cex" xmlns:w16cid="http://schemas.microsoft.com/office/word/2016/wordml/cid" xmlns:w16="http://schemas.microsoft.com/office/word/2018/wordml" xmlns:w16sdtdh="http://schemas.microsoft.com/office/word/2020/wordml/sdtdatahash" xmlns:w16se="http://schemas.microsoft.com/office/word/2015/wordml/symex" xmlns:wpg="http://schemas.microsoft.com/office/word/2010/wordprocessingGroup" xmlns:wpi="http://schemas.microsoft.com/office/word/2010/wordprocessingInk" xmlns:wne="http://schemas.microsoft.com/office/word/2006/wordml" xmlns:wps="http://schemas.microsoft.com/office/word/2010/wordprocessingShape" mc:Ignorable="w14 w15 w16se w16cid w16 w16cex w16sdtdh wp14">
   <w:footnote w:type="separator" w:id="-1">
     <w:p>
       <w:r>
@@ -1282,7 +1264,7 @@
 </file>
 
 <file path=word/styles.xml><?xml version="1.0" encoding="utf-8"?>
-<w:styles xmlns:mc="http://schemas.openxmlformats.org/markup-compatibility/2006" xmlns:r="http://schemas.openxmlformats.org/officeDocument/2006/relationships" xmlns:w="http://schemas.openxmlformats.org/wordprocessingml/2006/main" xmlns:w14="http://schemas.microsoft.com/office/word/2010/wordml" xmlns:w15="http://schemas.microsoft.com/office/word/2012/wordml" xmlns:w16cex="http://schemas.microsoft.com/office/word/2018/wordml/cex" xmlns:w16cid="http://schemas.microsoft.com/office/word/2016/wordml/cid" xmlns:w16="http://schemas.microsoft.com/office/word/2018/wordml" xmlns:w16du="http://schemas.microsoft.com/office/word/2023/wordml/word16du" xmlns:w16sdtdh="http://schemas.microsoft.com/office/word/2020/wordml/sdtdatahash" xmlns:w16sdtfl="http://schemas.microsoft.com/office/word/2024/wordml/sdtformatlock" xmlns:w16se="http://schemas.microsoft.com/office/word/2015/wordml/symex" mc:Ignorable="w14 w15 w16se w16cid w16 w16cex w16sdtdh w16sdtfl w16du">
+<w:styles xmlns:mc="http://schemas.openxmlformats.org/markup-compatibility/2006" xmlns:r="http://schemas.openxmlformats.org/officeDocument/2006/relationships" xmlns:w="http://schemas.openxmlformats.org/wordprocessingml/2006/main" xmlns:w14="http://schemas.microsoft.com/office/word/2010/wordml" xmlns:w15="http://schemas.microsoft.com/office/word/2012/wordml" xmlns:w16cex="http://schemas.microsoft.com/office/word/2018/wordml/cex" xmlns:w16cid="http://schemas.microsoft.com/office/word/2016/wordml/cid" xmlns:w16="http://schemas.microsoft.com/office/word/2018/wordml" xmlns:w16sdtdh="http://schemas.microsoft.com/office/word/2020/wordml/sdtdatahash" xmlns:w16se="http://schemas.microsoft.com/office/word/2015/wordml/symex" mc:Ignorable="w14 w15 w16se w16cid w16 w16cex w16sdtdh">
   <w:docDefaults>
     <w:rPrDefault>
       <w:rPr>
